--- a/PRDs/CBM-PRD-CRM.docx
+++ b/PRDs/CBM-PRD-CRM.docx
@@ -46,7 +46,7 @@
           <w:sz w:val="22"/>
           <w:szCs w:val="22"/>
         </w:rPr>
-        <w:t xml:space="preserve">Version 0.2  |  Platform Selected  |  2025</w:t>
+        <w:t xml:space="preserve">Version 0.3  |  Scheduling &amp; Video Added  |  2025</w:t>
       </w:r>
     </w:p>
     <w:p>
@@ -77,7 +77,7 @@
         <w:spacing w:after="120"/>
       </w:pPr>
       <w:r>
-        <w:t xml:space="preserve">The CRM is the operational heart of Cleveland Business Mentors. It manages client intake, volunteer profiles, mentor-client matching, session tracking, all communications, workshop registration, NPS tracking, inactivity monitoring, and impact reporting.</w:t>
+        <w:t xml:space="preserve">The CRM is the operational heart of Cleveland Business Mentors. It manages client intake, volunteer profiles, mentor-client matching, session scheduling, all communications, workshop registration, NPS tracking, inactivity monitoring, and impact reporting.</w:t>
       </w:r>
     </w:p>
     <w:p>
@@ -85,7 +85,7 @@
         <w:spacing w:after="120"/>
       </w:pPr>
       <w:r>
-        <w:t xml:space="preserve">All client and mentor communications flow through the CRM — it is the single source of truth for all organizational data. External tools may integrate with the CRM but must feed data back into it.</w:t>
+        <w:t xml:space="preserve">All client and mentor communications flow through the CRM — it is the single source of truth for all organizational data. External tools integrate with the CRM but feed all data back into it.</w:t>
       </w:r>
     </w:p>
     <w:p>
@@ -401,7 +401,7 @@
                 <w:sz w:val="20"/>
                 <w:szCs w:val="20"/>
               </w:rPr>
-              <w:t xml:space="preserve">40% nonprofit discount available but still significant cost. Not FOSS, not self-hosted. Designed for sales/marketing, not mentoring workflows. Volunteer familiarity assessed as minimal (spec knowledge only, not hands-on). Documented as evaluated alternative.</w:t>
+              <w:t xml:space="preserve">40% nonprofit discount available but still significant cost. Not FOSS, not self-hosted. Designed for sales/marketing, not mentoring workflows. Volunteer familiarity assessed as minimal (spec knowledge only, not hands-on).</w:t>
             </w:r>
           </w:p>
         </w:tc>
@@ -606,10 +606,145 @@
     </w:p>
     <w:p>
       <w:pPr>
-        <w:spacing w:after="120"/>
-      </w:pPr>
-      <w:r>
-        <w:t xml:space="preserve">The core workflow the CRM must support:</w:t>
+        <w:pStyle w:val="ListParagraph"/>
+        <w:numPr>
+          <w:ilvl w:val="0"/>
+          <w:numId w:val="3"/>
+        </w:numPr>
+        <w:spacing w:after="80"/>
+      </w:pPr>
+      <w:r>
+        <w:t xml:space="preserve">Client discovers CBM via website</w:t>
+      </w:r>
+    </w:p>
+    <w:p>
+      <w:pPr>
+        <w:pStyle w:val="ListParagraph"/>
+        <w:numPr>
+          <w:ilvl w:val="0"/>
+          <w:numId w:val="3"/>
+        </w:numPr>
+        <w:spacing w:after="80"/>
+      </w:pPr>
+      <w:r>
+        <w:t xml:space="preserve">Client submits intake request via CRM-native form embedded on website</w:t>
+      </w:r>
+    </w:p>
+    <w:p>
+      <w:pPr>
+        <w:pStyle w:val="ListParagraph"/>
+        <w:numPr>
+          <w:ilvl w:val="0"/>
+          <w:numId w:val="3"/>
+        </w:numPr>
+        <w:spacing w:after="80"/>
+      </w:pPr>
+      <w:r>
+        <w:t xml:space="preserve">Admin reviews request and assigns primary mentor (with optional co-mentor)</w:t>
+      </w:r>
+    </w:p>
+    <w:p>
+      <w:pPr>
+        <w:pStyle w:val="ListParagraph"/>
+        <w:numPr>
+          <w:ilvl w:val="0"/>
+          <w:numId w:val="3"/>
+        </w:numPr>
+        <w:spacing w:after="80"/>
+      </w:pPr>
+      <w:r>
+        <w:t xml:space="preserve">Mentor and client are introduced via CRM-generated email</w:t>
+      </w:r>
+    </w:p>
+    <w:p>
+      <w:pPr>
+        <w:pStyle w:val="ListParagraph"/>
+        <w:numPr>
+          <w:ilvl w:val="0"/>
+          <w:numId w:val="3"/>
+        </w:numPr>
+        <w:spacing w:after="80"/>
+      </w:pPr>
+      <w:r>
+        <w:t xml:space="preserve">Sessions scheduled via EspoCRM (mentor-proposed) or Cal.com (client self-schedule)</w:t>
+      </w:r>
+    </w:p>
+    <w:p>
+      <w:pPr>
+        <w:pStyle w:val="ListParagraph"/>
+        <w:numPr>
+          <w:ilvl w:val="0"/>
+          <w:numId w:val="3"/>
+        </w:numPr>
+        <w:spacing w:after="80"/>
+      </w:pPr>
+      <w:r>
+        <w:t xml:space="preserve">Video session conducted via Google Meet link included in scheduling invite</w:t>
+      </w:r>
+    </w:p>
+    <w:p>
+      <w:pPr>
+        <w:pStyle w:val="ListParagraph"/>
+        <w:numPr>
+          <w:ilvl w:val="0"/>
+          <w:numId w:val="3"/>
+        </w:numPr>
+        <w:spacing w:after="80"/>
+      </w:pPr>
+      <w:r>
+        <w:t xml:space="preserve">Mentor logs session notes and outcomes in CRM</w:t>
+      </w:r>
+    </w:p>
+    <w:p>
+      <w:pPr>
+        <w:pStyle w:val="ListParagraph"/>
+        <w:numPr>
+          <w:ilvl w:val="0"/>
+          <w:numId w:val="3"/>
+        </w:numPr>
+        <w:spacing w:after="80"/>
+      </w:pPr>
+      <w:r>
+        <w:t xml:space="preserve">CRM monitors inactivity — flags and triggers follow-up if no activity within threshold</w:t>
+      </w:r>
+    </w:p>
+    <w:p>
+      <w:pPr>
+        <w:pStyle w:val="ListParagraph"/>
+        <w:numPr>
+          <w:ilvl w:val="0"/>
+          <w:numId w:val="3"/>
+        </w:numPr>
+        <w:spacing w:after="80"/>
+      </w:pPr>
+      <w:r>
+        <w:t xml:space="preserve">SME requests initiated by mentor if specialist input needed — SME accepts or declines</w:t>
+      </w:r>
+    </w:p>
+    <w:p>
+      <w:pPr>
+        <w:pStyle w:val="ListParagraph"/>
+        <w:numPr>
+          <w:ilvl w:val="0"/>
+          <w:numId w:val="3"/>
+        </w:numPr>
+        <w:spacing w:after="80"/>
+      </w:pPr>
+      <w:r>
+        <w:t xml:space="preserve">Engagement concludes — NPS survey triggered automatically to client</w:t>
+      </w:r>
+    </w:p>
+    <w:p>
+      <w:pPr>
+        <w:pStyle w:val="ListParagraph"/>
+        <w:numPr>
+          <w:ilvl w:val="0"/>
+          <w:numId w:val="3"/>
+        </w:numPr>
+        <w:spacing w:after="80"/>
+      </w:pPr>
+      <w:r>
+        <w:t xml:space="preserve">Outcome recorded — milestone data captured for impact reporting</w:t>
       </w:r>
     </w:p>
     <w:p>
@@ -619,145 +754,10 @@
     </w:p>
     <w:p>
       <w:pPr>
-        <w:pStyle w:val="ListParagraph"/>
-        <w:numPr>
-          <w:ilvl w:val="0"/>
-          <w:numId w:val="3"/>
-        </w:numPr>
-        <w:spacing w:after="80"/>
-      </w:pPr>
-      <w:r>
-        <w:t xml:space="preserve">Client discovers CBM via website</w:t>
-      </w:r>
-    </w:p>
-    <w:p>
-      <w:pPr>
-        <w:pStyle w:val="ListParagraph"/>
-        <w:numPr>
-          <w:ilvl w:val="0"/>
-          <w:numId w:val="3"/>
-        </w:numPr>
-        <w:spacing w:after="80"/>
-      </w:pPr>
-      <w:r>
-        <w:t xml:space="preserve">Client submits intake request via CRM-native form embedded on website</w:t>
-      </w:r>
-    </w:p>
-    <w:p>
-      <w:pPr>
-        <w:pStyle w:val="ListParagraph"/>
-        <w:numPr>
-          <w:ilvl w:val="0"/>
-          <w:numId w:val="3"/>
-        </w:numPr>
-        <w:spacing w:after="80"/>
-      </w:pPr>
-      <w:r>
-        <w:t xml:space="preserve">Admin reviews request and assigns primary mentor (with optional co-mentor)</w:t>
-      </w:r>
-    </w:p>
-    <w:p>
-      <w:pPr>
-        <w:pStyle w:val="ListParagraph"/>
-        <w:numPr>
-          <w:ilvl w:val="0"/>
-          <w:numId w:val="3"/>
-        </w:numPr>
-        <w:spacing w:after="80"/>
-      </w:pPr>
-      <w:r>
-        <w:t xml:space="preserve">Mentor and client are introduced via CRM-generated email</w:t>
-      </w:r>
-    </w:p>
-    <w:p>
-      <w:pPr>
-        <w:pStyle w:val="ListParagraph"/>
-        <w:numPr>
-          <w:ilvl w:val="0"/>
-          <w:numId w:val="3"/>
-        </w:numPr>
-        <w:spacing w:after="80"/>
-      </w:pPr>
-      <w:r>
-        <w:t xml:space="preserve">Sessions occur — mentor logs notes and outcomes in CRM</w:t>
-      </w:r>
-    </w:p>
-    <w:p>
-      <w:pPr>
-        <w:pStyle w:val="ListParagraph"/>
-        <w:numPr>
-          <w:ilvl w:val="0"/>
-          <w:numId w:val="3"/>
-        </w:numPr>
-        <w:spacing w:after="80"/>
-      </w:pPr>
-      <w:r>
-        <w:t xml:space="preserve">CRM monitors inactivity — flags and triggers follow-up if no activity within threshold</w:t>
-      </w:r>
-    </w:p>
-    <w:p>
-      <w:pPr>
-        <w:pStyle w:val="ListParagraph"/>
-        <w:numPr>
-          <w:ilvl w:val="0"/>
-          <w:numId w:val="3"/>
-        </w:numPr>
-        <w:spacing w:after="80"/>
-      </w:pPr>
-      <w:r>
-        <w:t xml:space="preserve">SME requests initiated by mentor if specialist input needed — SME accepts or declines</w:t>
-      </w:r>
-    </w:p>
-    <w:p>
-      <w:pPr>
-        <w:pStyle w:val="ListParagraph"/>
-        <w:numPr>
-          <w:ilvl w:val="0"/>
-          <w:numId w:val="3"/>
-        </w:numPr>
-        <w:spacing w:after="80"/>
-      </w:pPr>
-      <w:r>
-        <w:t xml:space="preserve">Engagement concludes — NPS survey triggered automatically to client</w:t>
-      </w:r>
-    </w:p>
-    <w:p>
-      <w:pPr>
-        <w:pStyle w:val="ListParagraph"/>
-        <w:numPr>
-          <w:ilvl w:val="0"/>
-          <w:numId w:val="3"/>
-        </w:numPr>
-        <w:spacing w:after="80"/>
-      </w:pPr>
-      <w:r>
-        <w:t xml:space="preserve">Outcome recorded — milestone data captured for impact reporting</w:t>
-      </w:r>
-    </w:p>
-    <w:p>
-      <w:r>
-        <w:t xml:space="preserve"/>
-      </w:r>
-    </w:p>
-    <w:p>
-      <w:pPr>
         <w:pStyle w:val="Heading1"/>
       </w:pPr>
       <w:r>
         <w:t xml:space="preserve">5. Volunteer Role Model</w:t>
-      </w:r>
-    </w:p>
-    <w:p>
-      <w:pPr>
-        <w:spacing w:after="120"/>
-      </w:pPr>
-      <w:r>
-        <w:t xml:space="preserve">A single volunteer profile supports multiple concurrent roles:</w:t>
-      </w:r>
-    </w:p>
-    <w:p>
-      <w:r>
-        <w:t xml:space="preserve"/>
       </w:r>
     </w:p>
     <w:tbl>
@@ -1596,7 +1596,417 @@
         <w:pStyle w:val="Heading1"/>
       </w:pPr>
       <w:r>
-        <w:t xml:space="preserve">7. Communication Requirements</w:t>
+        <w:t xml:space="preserve">7. Scheduling</w:t>
+      </w:r>
+    </w:p>
+    <w:p>
+      <w:pPr>
+        <w:pStyle w:val="Heading2"/>
+      </w:pPr>
+      <w:r>
+        <w:t xml:space="preserve">7.1 Scheduling Modes</w:t>
+      </w:r>
+    </w:p>
+    <w:p>
+      <w:pPr>
+        <w:spacing w:after="120"/>
+      </w:pPr>
+      <w:r>
+        <w:t xml:space="preserve">Two scheduling modes are supported, both logging sessions back to EspoCRM:</w:t>
+      </w:r>
+    </w:p>
+    <w:p>
+      <w:r>
+        <w:t xml:space="preserve"/>
+      </w:r>
+    </w:p>
+    <w:tbl>
+      <w:tblPr>
+        <w:tblW w:type="dxa" w:w="9360"/>
+        <w:tblBorders>
+          <w:top w:val="single" w:color="auto" w:sz="4"/>
+          <w:left w:val="single" w:color="auto" w:sz="4"/>
+          <w:bottom w:val="single" w:color="auto" w:sz="4"/>
+          <w:right w:val="single" w:color="auto" w:sz="4"/>
+          <w:insideH w:val="single" w:color="auto" w:sz="4"/>
+          <w:insideV w:val="single" w:color="auto" w:sz="4"/>
+        </w:tblBorders>
+      </w:tblPr>
+      <w:tblGrid>
+        <w:gridCol w:w="2200"/>
+        <w:gridCol w:w="1800"/>
+        <w:gridCol w:w="3000"/>
+        <w:gridCol w:w="2360"/>
+      </w:tblGrid>
+      <w:tr>
+        <w:trPr>
+          <w:tblHeader/>
+        </w:trPr>
+        <w:tc>
+          <w:tcPr>
+            <w:tcW w:type="dxa" w:w="2200"/>
+            <w:tcBorders>
+              <w:top w:val="single" w:color="CCCCCC" w:sz="1"/>
+              <w:left w:val="single" w:color="CCCCCC" w:sz="1"/>
+              <w:bottom w:val="single" w:color="CCCCCC" w:sz="1"/>
+              <w:right w:val="single" w:color="CCCCCC" w:sz="1"/>
+            </w:tcBorders>
+            <w:shd w:fill="1F4E79" w:val="clear"/>
+            <w:tcMar>
+              <w:top w:type="dxa" w:w="80"/>
+              <w:left w:type="dxa" w:w="120"/>
+              <w:bottom w:type="dxa" w:w="80"/>
+              <w:right w:type="dxa" w:w="120"/>
+            </w:tcMar>
+          </w:tcPr>
+          <w:p>
+            <w:r>
+              <w:rPr>
+                <w:rFonts w:ascii="Arial" w:cs="Arial" w:eastAsia="Arial" w:hAnsi="Arial"/>
+                <w:b/>
+                <w:bCs/>
+                <w:color w:val="FFFFFF"/>
+                <w:sz w:val="20"/>
+                <w:szCs w:val="20"/>
+              </w:rPr>
+              <w:t xml:space="preserve">Mode</w:t>
+            </w:r>
+          </w:p>
+        </w:tc>
+        <w:tc>
+          <w:tcPr>
+            <w:tcW w:type="dxa" w:w="1800"/>
+            <w:tcBorders>
+              <w:top w:val="single" w:color="CCCCCC" w:sz="1"/>
+              <w:left w:val="single" w:color="CCCCCC" w:sz="1"/>
+              <w:bottom w:val="single" w:color="CCCCCC" w:sz="1"/>
+              <w:right w:val="single" w:color="CCCCCC" w:sz="1"/>
+            </w:tcBorders>
+            <w:shd w:fill="1F4E79" w:val="clear"/>
+            <w:tcMar>
+              <w:top w:type="dxa" w:w="80"/>
+              <w:left w:type="dxa" w:w="120"/>
+              <w:bottom w:type="dxa" w:w="80"/>
+              <w:right w:type="dxa" w:w="120"/>
+            </w:tcMar>
+          </w:tcPr>
+          <w:p>
+            <w:r>
+              <w:rPr>
+                <w:rFonts w:ascii="Arial" w:cs="Arial" w:eastAsia="Arial" w:hAnsi="Arial"/>
+                <w:b/>
+                <w:bCs/>
+                <w:color w:val="FFFFFF"/>
+                <w:sz w:val="20"/>
+                <w:szCs w:val="20"/>
+              </w:rPr>
+              <w:t xml:space="preserve">Tool</w:t>
+            </w:r>
+          </w:p>
+        </w:tc>
+        <w:tc>
+          <w:tcPr>
+            <w:tcW w:type="dxa" w:w="3000"/>
+            <w:tcBorders>
+              <w:top w:val="single" w:color="CCCCCC" w:sz="1"/>
+              <w:left w:val="single" w:color="CCCCCC" w:sz="1"/>
+              <w:bottom w:val="single" w:color="CCCCCC" w:sz="1"/>
+              <w:right w:val="single" w:color="CCCCCC" w:sz="1"/>
+            </w:tcBorders>
+            <w:shd w:fill="1F4E79" w:val="clear"/>
+            <w:tcMar>
+              <w:top w:type="dxa" w:w="80"/>
+              <w:left w:type="dxa" w:w="120"/>
+              <w:bottom w:type="dxa" w:w="80"/>
+              <w:right w:type="dxa" w:w="120"/>
+            </w:tcMar>
+          </w:tcPr>
+          <w:p>
+            <w:r>
+              <w:rPr>
+                <w:rFonts w:ascii="Arial" w:cs="Arial" w:eastAsia="Arial" w:hAnsi="Arial"/>
+                <w:b/>
+                <w:bCs/>
+                <w:color w:val="FFFFFF"/>
+                <w:sz w:val="20"/>
+                <w:szCs w:val="20"/>
+              </w:rPr>
+              <w:t xml:space="preserve">How It Works</w:t>
+            </w:r>
+          </w:p>
+        </w:tc>
+        <w:tc>
+          <w:tcPr>
+            <w:tcW w:type="dxa" w:w="2360"/>
+            <w:tcBorders>
+              <w:top w:val="single" w:color="CCCCCC" w:sz="1"/>
+              <w:left w:val="single" w:color="CCCCCC" w:sz="1"/>
+              <w:bottom w:val="single" w:color="CCCCCC" w:sz="1"/>
+              <w:right w:val="single" w:color="CCCCCC" w:sz="1"/>
+            </w:tcBorders>
+            <w:shd w:fill="1F4E79" w:val="clear"/>
+            <w:tcMar>
+              <w:top w:type="dxa" w:w="80"/>
+              <w:left w:type="dxa" w:w="120"/>
+              <w:bottom w:type="dxa" w:w="80"/>
+              <w:right w:type="dxa" w:w="120"/>
+            </w:tcMar>
+          </w:tcPr>
+          <w:p>
+            <w:r>
+              <w:rPr>
+                <w:rFonts w:ascii="Arial" w:cs="Arial" w:eastAsia="Arial" w:hAnsi="Arial"/>
+                <w:b/>
+                <w:bCs/>
+                <w:color w:val="FFFFFF"/>
+                <w:sz w:val="20"/>
+                <w:szCs w:val="20"/>
+              </w:rPr>
+              <w:t xml:space="preserve">When Used</w:t>
+            </w:r>
+          </w:p>
+        </w:tc>
+      </w:tr>
+      <w:tr>
+        <w:tc>
+          <w:tcPr>
+            <w:tcW w:type="dxa" w:w="2200"/>
+            <w:tcBorders>
+              <w:top w:val="single" w:color="CCCCCC" w:sz="1"/>
+              <w:left w:val="single" w:color="CCCCCC" w:sz="1"/>
+              <w:bottom w:val="single" w:color="CCCCCC" w:sz="1"/>
+              <w:right w:val="single" w:color="CCCCCC" w:sz="1"/>
+            </w:tcBorders>
+            <w:shd w:fill="FFFFFF" w:val="clear"/>
+            <w:tcMar>
+              <w:top w:type="dxa" w:w="80"/>
+              <w:left w:type="dxa" w:w="120"/>
+              <w:bottom w:type="dxa" w:w="80"/>
+              <w:right w:type="dxa" w:w="120"/>
+            </w:tcMar>
+          </w:tcPr>
+          <w:p>
+            <w:r>
+              <w:rPr>
+                <w:rFonts w:ascii="Arial" w:cs="Arial" w:eastAsia="Arial" w:hAnsi="Arial"/>
+                <w:sz w:val="20"/>
+                <w:szCs w:val="20"/>
+              </w:rPr>
+              <w:t xml:space="preserve">Mode 1 — Mentor-Proposed</w:t>
+            </w:r>
+          </w:p>
+        </w:tc>
+        <w:tc>
+          <w:tcPr>
+            <w:tcW w:type="dxa" w:w="1800"/>
+            <w:tcBorders>
+              <w:top w:val="single" w:color="CCCCCC" w:sz="1"/>
+              <w:left w:val="single" w:color="CCCCCC" w:sz="1"/>
+              <w:bottom w:val="single" w:color="CCCCCC" w:sz="1"/>
+              <w:right w:val="single" w:color="CCCCCC" w:sz="1"/>
+            </w:tcBorders>
+            <w:shd w:fill="FFFFFF" w:val="clear"/>
+            <w:tcMar>
+              <w:top w:type="dxa" w:w="80"/>
+              <w:left w:type="dxa" w:w="120"/>
+              <w:bottom w:type="dxa" w:w="80"/>
+              <w:right w:type="dxa" w:w="120"/>
+            </w:tcMar>
+          </w:tcPr>
+          <w:p>
+            <w:r>
+              <w:rPr>
+                <w:rFonts w:ascii="Arial" w:cs="Arial" w:eastAsia="Arial" w:hAnsi="Arial"/>
+                <w:sz w:val="20"/>
+                <w:szCs w:val="20"/>
+              </w:rPr>
+              <w:t xml:space="preserve">EspoCRM native</w:t>
+            </w:r>
+          </w:p>
+        </w:tc>
+        <w:tc>
+          <w:tcPr>
+            <w:tcW w:type="dxa" w:w="3000"/>
+            <w:tcBorders>
+              <w:top w:val="single" w:color="CCCCCC" w:sz="1"/>
+              <w:left w:val="single" w:color="CCCCCC" w:sz="1"/>
+              <w:bottom w:val="single" w:color="CCCCCC" w:sz="1"/>
+              <w:right w:val="single" w:color="CCCCCC" w:sz="1"/>
+            </w:tcBorders>
+            <w:shd w:fill="FFFFFF" w:val="clear"/>
+            <w:tcMar>
+              <w:top w:type="dxa" w:w="80"/>
+              <w:left w:type="dxa" w:w="120"/>
+              <w:bottom w:type="dxa" w:w="80"/>
+              <w:right w:type="dxa" w:w="120"/>
+            </w:tcMar>
+          </w:tcPr>
+          <w:p>
+            <w:r>
+              <w:rPr>
+                <w:rFonts w:ascii="Arial" w:cs="Arial" w:eastAsia="Arial" w:hAnsi="Arial"/>
+                <w:sz w:val="20"/>
+                <w:szCs w:val="20"/>
+              </w:rPr>
+              <w:t xml:space="preserve">Mentor proposes a time from within CRM. Client receives email invite and confirms or requests alternative.</w:t>
+            </w:r>
+          </w:p>
+        </w:tc>
+        <w:tc>
+          <w:tcPr>
+            <w:tcW w:type="dxa" w:w="2360"/>
+            <w:tcBorders>
+              <w:top w:val="single" w:color="CCCCCC" w:sz="1"/>
+              <w:left w:val="single" w:color="CCCCCC" w:sz="1"/>
+              <w:bottom w:val="single" w:color="CCCCCC" w:sz="1"/>
+              <w:right w:val="single" w:color="CCCCCC" w:sz="1"/>
+            </w:tcBorders>
+            <w:shd w:fill="FFFFFF" w:val="clear"/>
+            <w:tcMar>
+              <w:top w:type="dxa" w:w="80"/>
+              <w:left w:type="dxa" w:w="120"/>
+              <w:bottom w:type="dxa" w:w="80"/>
+              <w:right w:type="dxa" w:w="120"/>
+            </w:tcMar>
+          </w:tcPr>
+          <w:p>
+            <w:r>
+              <w:rPr>
+                <w:rFonts w:ascii="Arial" w:cs="Arial" w:eastAsia="Arial" w:hAnsi="Arial"/>
+                <w:sz w:val="20"/>
+                <w:szCs w:val="20"/>
+              </w:rPr>
+              <w:t xml:space="preserve">Default — all mentors</w:t>
+            </w:r>
+          </w:p>
+        </w:tc>
+      </w:tr>
+      <w:tr>
+        <w:tc>
+          <w:tcPr>
+            <w:tcW w:type="dxa" w:w="2200"/>
+            <w:tcBorders>
+              <w:top w:val="single" w:color="CCCCCC" w:sz="1"/>
+              <w:left w:val="single" w:color="CCCCCC" w:sz="1"/>
+              <w:bottom w:val="single" w:color="CCCCCC" w:sz="1"/>
+              <w:right w:val="single" w:color="CCCCCC" w:sz="1"/>
+            </w:tcBorders>
+            <w:shd w:fill="F2F2F2" w:val="clear"/>
+            <w:tcMar>
+              <w:top w:type="dxa" w:w="80"/>
+              <w:left w:type="dxa" w:w="120"/>
+              <w:bottom w:type="dxa" w:w="80"/>
+              <w:right w:type="dxa" w:w="120"/>
+            </w:tcMar>
+          </w:tcPr>
+          <w:p>
+            <w:r>
+              <w:rPr>
+                <w:rFonts w:ascii="Arial" w:cs="Arial" w:eastAsia="Arial" w:hAnsi="Arial"/>
+                <w:sz w:val="20"/>
+                <w:szCs w:val="20"/>
+              </w:rPr>
+              <w:t xml:space="preserve">Mode 2 — Client Self-Schedule</w:t>
+            </w:r>
+          </w:p>
+        </w:tc>
+        <w:tc>
+          <w:tcPr>
+            <w:tcW w:type="dxa" w:w="1800"/>
+            <w:tcBorders>
+              <w:top w:val="single" w:color="CCCCCC" w:sz="1"/>
+              <w:left w:val="single" w:color="CCCCCC" w:sz="1"/>
+              <w:bottom w:val="single" w:color="CCCCCC" w:sz="1"/>
+              <w:right w:val="single" w:color="CCCCCC" w:sz="1"/>
+            </w:tcBorders>
+            <w:shd w:fill="F2F2F2" w:val="clear"/>
+            <w:tcMar>
+              <w:top w:type="dxa" w:w="80"/>
+              <w:left w:type="dxa" w:w="120"/>
+              <w:bottom w:type="dxa" w:w="80"/>
+              <w:right w:type="dxa" w:w="120"/>
+            </w:tcMar>
+          </w:tcPr>
+          <w:p>
+            <w:r>
+              <w:rPr>
+                <w:rFonts w:ascii="Arial" w:cs="Arial" w:eastAsia="Arial" w:hAnsi="Arial"/>
+                <w:sz w:val="20"/>
+                <w:szCs w:val="20"/>
+              </w:rPr>
+              <w:t xml:space="preserve">Cal.com (self-hosted)</w:t>
+            </w:r>
+          </w:p>
+        </w:tc>
+        <w:tc>
+          <w:tcPr>
+            <w:tcW w:type="dxa" w:w="3000"/>
+            <w:tcBorders>
+              <w:top w:val="single" w:color="CCCCCC" w:sz="1"/>
+              <w:left w:val="single" w:color="CCCCCC" w:sz="1"/>
+              <w:bottom w:val="single" w:color="CCCCCC" w:sz="1"/>
+              <w:right w:val="single" w:color="CCCCCC" w:sz="1"/>
+            </w:tcBorders>
+            <w:shd w:fill="F2F2F2" w:val="clear"/>
+            <w:tcMar>
+              <w:top w:type="dxa" w:w="80"/>
+              <w:left w:type="dxa" w:w="120"/>
+              <w:bottom w:type="dxa" w:w="80"/>
+              <w:right w:type="dxa" w:w="120"/>
+            </w:tcMar>
+          </w:tcPr>
+          <w:p>
+            <w:r>
+              <w:rPr>
+                <w:rFonts w:ascii="Arial" w:cs="Arial" w:eastAsia="Arial" w:hAnsi="Arial"/>
+                <w:sz w:val="20"/>
+                <w:szCs w:val="20"/>
+              </w:rPr>
+              <w:t xml:space="preserve">Mentor shares scheduling link. Client picks available time slot. Booking syncs back to EspoCRM.</w:t>
+            </w:r>
+          </w:p>
+        </w:tc>
+        <w:tc>
+          <w:tcPr>
+            <w:tcW w:type="dxa" w:w="2360"/>
+            <w:tcBorders>
+              <w:top w:val="single" w:color="CCCCCC" w:sz="1"/>
+              <w:left w:val="single" w:color="CCCCCC" w:sz="1"/>
+              <w:bottom w:val="single" w:color="CCCCCC" w:sz="1"/>
+              <w:right w:val="single" w:color="CCCCCC" w:sz="1"/>
+            </w:tcBorders>
+            <w:shd w:fill="F2F2F2" w:val="clear"/>
+            <w:tcMar>
+              <w:top w:type="dxa" w:w="80"/>
+              <w:left w:type="dxa" w:w="120"/>
+              <w:bottom w:type="dxa" w:w="80"/>
+              <w:right w:type="dxa" w:w="120"/>
+            </w:tcMar>
+          </w:tcPr>
+          <w:p>
+            <w:r>
+              <w:rPr>
+                <w:rFonts w:ascii="Arial" w:cs="Arial" w:eastAsia="Arial" w:hAnsi="Arial"/>
+                <w:sz w:val="20"/>
+                <w:szCs w:val="20"/>
+              </w:rPr>
+              <w:t xml:space="preserve">Optional — mentor preference</w:t>
+            </w:r>
+          </w:p>
+        </w:tc>
+      </w:tr>
+    </w:tbl>
+    <w:p>
+      <w:r>
+        <w:t xml:space="preserve"/>
+      </w:r>
+    </w:p>
+    <w:p>
+      <w:pPr>
+        <w:pStyle w:val="Heading2"/>
+      </w:pPr>
+      <w:r>
+        <w:t xml:space="preserve">7.2 Cal.com Integration</w:t>
       </w:r>
     </w:p>
     <w:p>
@@ -1613,7 +2023,7 @@
           <w:b w:val="false"/>
           <w:bCs w:val="false"/>
         </w:rPr>
-        <w:t xml:space="preserve">All mentor-client communication flows through CRM — no personal email accounts</w:t>
+        <w:t xml:space="preserve">Cal.com self-hosted on AWS</w:t>
       </w:r>
     </w:p>
     <w:p>
@@ -1630,7 +2040,7 @@
           <w:b w:val="false"/>
           <w:bCs w:val="false"/>
         </w:rPr>
-        <w:t xml:space="preserve">Outbound emails sent from CRM with unique reply-to address per engagement</w:t>
+        <w:t xml:space="preserve">Mentor configures available time slots and buffer times in Cal.com</w:t>
       </w:r>
     </w:p>
     <w:p>
@@ -1647,7 +2057,7 @@
           <w:b w:val="false"/>
           <w:bCs w:val="false"/>
         </w:rPr>
-        <w:t xml:space="preserve">Inbound client replies captured automatically against engagement record (email threading)</w:t>
+        <w:t xml:space="preserve">Booking confirmation triggers webhook to EspoCRM — creates scheduled activity record</w:t>
       </w:r>
     </w:p>
     <w:p>
@@ -1664,7 +2074,7 @@
           <w:b w:val="false"/>
           <w:bCs w:val="false"/>
         </w:rPr>
-        <w:t xml:space="preserve">Clients interact via normal email reply or email link to CRM form — no login required</w:t>
+        <w:t xml:space="preserve">Google Meet link auto-generated and included in booking confirmation email</w:t>
       </w:r>
     </w:p>
     <w:p>
@@ -1681,7 +2091,329 @@
           <w:b w:val="false"/>
           <w:bCs w:val="false"/>
         </w:rPr>
-        <w:t xml:space="preserve">Full communication history visible to assigned mentor and admin</w:t>
+        <w:t xml:space="preserve">Mentor controls whether self-scheduling is enabled — opt-in per mentor</w:t>
+      </w:r>
+    </w:p>
+    <w:p>
+      <w:r>
+        <w:t xml:space="preserve"/>
+      </w:r>
+    </w:p>
+    <w:p>
+      <w:pPr>
+        <w:pStyle w:val="Heading1"/>
+      </w:pPr>
+      <w:r>
+        <w:t xml:space="preserve">8. Video Platform</w:t>
+      </w:r>
+    </w:p>
+    <w:p>
+      <w:pPr>
+        <w:pStyle w:val="Heading2"/>
+      </w:pPr>
+      <w:r>
+        <w:t xml:space="preserve">8.1 Platform Split by Use Case</w:t>
+      </w:r>
+    </w:p>
+    <w:tbl>
+      <w:tblPr>
+        <w:tblW w:type="dxa" w:w="9360"/>
+        <w:tblBorders>
+          <w:top w:val="single" w:color="auto" w:sz="4"/>
+          <w:left w:val="single" w:color="auto" w:sz="4"/>
+          <w:bottom w:val="single" w:color="auto" w:sz="4"/>
+          <w:right w:val="single" w:color="auto" w:sz="4"/>
+          <w:insideH w:val="single" w:color="auto" w:sz="4"/>
+          <w:insideV w:val="single" w:color="auto" w:sz="4"/>
+        </w:tblBorders>
+      </w:tblPr>
+      <w:tblGrid>
+        <w:gridCol w:w="2500"/>
+        <w:gridCol w:w="2000"/>
+        <w:gridCol w:w="4860"/>
+      </w:tblGrid>
+      <w:tr>
+        <w:trPr>
+          <w:tblHeader/>
+        </w:trPr>
+        <w:tc>
+          <w:tcPr>
+            <w:tcW w:type="dxa" w:w="2500"/>
+            <w:tcBorders>
+              <w:top w:val="single" w:color="CCCCCC" w:sz="1"/>
+              <w:left w:val="single" w:color="CCCCCC" w:sz="1"/>
+              <w:bottom w:val="single" w:color="CCCCCC" w:sz="1"/>
+              <w:right w:val="single" w:color="CCCCCC" w:sz="1"/>
+            </w:tcBorders>
+            <w:shd w:fill="1F4E79" w:val="clear"/>
+            <w:tcMar>
+              <w:top w:type="dxa" w:w="80"/>
+              <w:left w:type="dxa" w:w="120"/>
+              <w:bottom w:type="dxa" w:w="80"/>
+              <w:right w:type="dxa" w:w="120"/>
+            </w:tcMar>
+          </w:tcPr>
+          <w:p>
+            <w:r>
+              <w:rPr>
+                <w:rFonts w:ascii="Arial" w:cs="Arial" w:eastAsia="Arial" w:hAnsi="Arial"/>
+                <w:b/>
+                <w:bCs/>
+                <w:color w:val="FFFFFF"/>
+                <w:sz w:val="20"/>
+                <w:szCs w:val="20"/>
+              </w:rPr>
+              <w:t xml:space="preserve">Use Case</w:t>
+            </w:r>
+          </w:p>
+        </w:tc>
+        <w:tc>
+          <w:tcPr>
+            <w:tcW w:type="dxa" w:w="2000"/>
+            <w:tcBorders>
+              <w:top w:val="single" w:color="CCCCCC" w:sz="1"/>
+              <w:left w:val="single" w:color="CCCCCC" w:sz="1"/>
+              <w:bottom w:val="single" w:color="CCCCCC" w:sz="1"/>
+              <w:right w:val="single" w:color="CCCCCC" w:sz="1"/>
+            </w:tcBorders>
+            <w:shd w:fill="1F4E79" w:val="clear"/>
+            <w:tcMar>
+              <w:top w:type="dxa" w:w="80"/>
+              <w:left w:type="dxa" w:w="120"/>
+              <w:bottom w:type="dxa" w:w="80"/>
+              <w:right w:type="dxa" w:w="120"/>
+            </w:tcMar>
+          </w:tcPr>
+          <w:p>
+            <w:r>
+              <w:rPr>
+                <w:rFonts w:ascii="Arial" w:cs="Arial" w:eastAsia="Arial" w:hAnsi="Arial"/>
+                <w:b/>
+                <w:bCs/>
+                <w:color w:val="FFFFFF"/>
+                <w:sz w:val="20"/>
+                <w:szCs w:val="20"/>
+              </w:rPr>
+              <w:t xml:space="preserve">Platform</w:t>
+            </w:r>
+          </w:p>
+        </w:tc>
+        <w:tc>
+          <w:tcPr>
+            <w:tcW w:type="dxa" w:w="4860"/>
+            <w:tcBorders>
+              <w:top w:val="single" w:color="CCCCCC" w:sz="1"/>
+              <w:left w:val="single" w:color="CCCCCC" w:sz="1"/>
+              <w:bottom w:val="single" w:color="CCCCCC" w:sz="1"/>
+              <w:right w:val="single" w:color="CCCCCC" w:sz="1"/>
+            </w:tcBorders>
+            <w:shd w:fill="1F4E79" w:val="clear"/>
+            <w:tcMar>
+              <w:top w:type="dxa" w:w="80"/>
+              <w:left w:type="dxa" w:w="120"/>
+              <w:bottom w:type="dxa" w:w="80"/>
+              <w:right w:type="dxa" w:w="120"/>
+            </w:tcMar>
+          </w:tcPr>
+          <w:p>
+            <w:r>
+              <w:rPr>
+                <w:rFonts w:ascii="Arial" w:cs="Arial" w:eastAsia="Arial" w:hAnsi="Arial"/>
+                <w:b/>
+                <w:bCs/>
+                <w:color w:val="FFFFFF"/>
+                <w:sz w:val="20"/>
+                <w:szCs w:val="20"/>
+              </w:rPr>
+              <w:t xml:space="preserve">Rationale</w:t>
+            </w:r>
+          </w:p>
+        </w:tc>
+      </w:tr>
+      <w:tr>
+        <w:tc>
+          <w:tcPr>
+            <w:tcW w:type="dxa" w:w="2500"/>
+            <w:tcBorders>
+              <w:top w:val="single" w:color="CCCCCC" w:sz="1"/>
+              <w:left w:val="single" w:color="CCCCCC" w:sz="1"/>
+              <w:bottom w:val="single" w:color="CCCCCC" w:sz="1"/>
+              <w:right w:val="single" w:color="CCCCCC" w:sz="1"/>
+            </w:tcBorders>
+            <w:shd w:fill="FFFFFF" w:val="clear"/>
+            <w:tcMar>
+              <w:top w:type="dxa" w:w="80"/>
+              <w:left w:type="dxa" w:w="120"/>
+              <w:bottom w:type="dxa" w:w="80"/>
+              <w:right w:type="dxa" w:w="120"/>
+            </w:tcMar>
+          </w:tcPr>
+          <w:p>
+            <w:r>
+              <w:rPr>
+                <w:rFonts w:ascii="Arial" w:cs="Arial" w:eastAsia="Arial" w:hAnsi="Arial"/>
+                <w:sz w:val="20"/>
+                <w:szCs w:val="20"/>
+              </w:rPr>
+              <w:t xml:space="preserve">Client-facing mentoring sessions (1:1 and small group)</w:t>
+            </w:r>
+          </w:p>
+        </w:tc>
+        <w:tc>
+          <w:tcPr>
+            <w:tcW w:type="dxa" w:w="2000"/>
+            <w:tcBorders>
+              <w:top w:val="single" w:color="CCCCCC" w:sz="1"/>
+              <w:left w:val="single" w:color="CCCCCC" w:sz="1"/>
+              <w:bottom w:val="single" w:color="CCCCCC" w:sz="1"/>
+              <w:right w:val="single" w:color="CCCCCC" w:sz="1"/>
+            </w:tcBorders>
+            <w:shd w:fill="FFFFFF" w:val="clear"/>
+            <w:tcMar>
+              <w:top w:type="dxa" w:w="80"/>
+              <w:left w:type="dxa" w:w="120"/>
+              <w:bottom w:type="dxa" w:w="80"/>
+              <w:right w:type="dxa" w:w="120"/>
+            </w:tcMar>
+          </w:tcPr>
+          <w:p>
+            <w:r>
+              <w:rPr>
+                <w:rFonts w:ascii="Arial" w:cs="Arial" w:eastAsia="Arial" w:hAnsi="Arial"/>
+                <w:sz w:val="20"/>
+                <w:szCs w:val="20"/>
+              </w:rPr>
+              <w:t xml:space="preserve">Google Meet</w:t>
+            </w:r>
+          </w:p>
+        </w:tc>
+        <w:tc>
+          <w:tcPr>
+            <w:tcW w:type="dxa" w:w="4860"/>
+            <w:tcBorders>
+              <w:top w:val="single" w:color="CCCCCC" w:sz="1"/>
+              <w:left w:val="single" w:color="CCCCCC" w:sz="1"/>
+              <w:bottom w:val="single" w:color="CCCCCC" w:sz="1"/>
+              <w:right w:val="single" w:color="CCCCCC" w:sz="1"/>
+            </w:tcBorders>
+            <w:shd w:fill="FFFFFF" w:val="clear"/>
+            <w:tcMar>
+              <w:top w:type="dxa" w:w="80"/>
+              <w:left w:type="dxa" w:w="120"/>
+              <w:bottom w:type="dxa" w:w="80"/>
+              <w:right w:type="dxa" w:w="120"/>
+            </w:tcMar>
+          </w:tcPr>
+          <w:p>
+            <w:r>
+              <w:rPr>
+                <w:rFonts w:ascii="Arial" w:cs="Arial" w:eastAsia="Arial" w:hAnsi="Arial"/>
+                <w:sz w:val="20"/>
+                <w:szCs w:val="20"/>
+              </w:rPr>
+              <w:t xml:space="preserve">Included in Google Workspace for Nonprofits. Familiar to clients and senior mentors. No client login required. No time limit for 1:1 sessions. 1,000 participant capacity on nonprofit tier.</w:t>
+            </w:r>
+          </w:p>
+        </w:tc>
+      </w:tr>
+      <w:tr>
+        <w:tc>
+          <w:tcPr>
+            <w:tcW w:type="dxa" w:w="2500"/>
+            <w:tcBorders>
+              <w:top w:val="single" w:color="CCCCCC" w:sz="1"/>
+              <w:left w:val="single" w:color="CCCCCC" w:sz="1"/>
+              <w:bottom w:val="single" w:color="CCCCCC" w:sz="1"/>
+              <w:right w:val="single" w:color="CCCCCC" w:sz="1"/>
+            </w:tcBorders>
+            <w:shd w:fill="F2F2F2" w:val="clear"/>
+            <w:tcMar>
+              <w:top w:type="dxa" w:w="80"/>
+              <w:left w:type="dxa" w:w="120"/>
+              <w:bottom w:type="dxa" w:w="80"/>
+              <w:right w:type="dxa" w:w="120"/>
+            </w:tcMar>
+          </w:tcPr>
+          <w:p>
+            <w:r>
+              <w:rPr>
+                <w:rFonts w:ascii="Arial" w:cs="Arial" w:eastAsia="Arial" w:hAnsi="Arial"/>
+                <w:sz w:val="20"/>
+                <w:szCs w:val="20"/>
+              </w:rPr>
+              <w:t xml:space="preserve">Internal meetings (board, mentor training, all-hands, committees)</w:t>
+            </w:r>
+          </w:p>
+        </w:tc>
+        <w:tc>
+          <w:tcPr>
+            <w:tcW w:type="dxa" w:w="2000"/>
+            <w:tcBorders>
+              <w:top w:val="single" w:color="CCCCCC" w:sz="1"/>
+              <w:left w:val="single" w:color="CCCCCC" w:sz="1"/>
+              <w:bottom w:val="single" w:color="CCCCCC" w:sz="1"/>
+              <w:right w:val="single" w:color="CCCCCC" w:sz="1"/>
+            </w:tcBorders>
+            <w:shd w:fill="F2F2F2" w:val="clear"/>
+            <w:tcMar>
+              <w:top w:type="dxa" w:w="80"/>
+              <w:left w:type="dxa" w:w="120"/>
+              <w:bottom w:type="dxa" w:w="80"/>
+              <w:right w:type="dxa" w:w="120"/>
+            </w:tcMar>
+          </w:tcPr>
+          <w:p>
+            <w:r>
+              <w:rPr>
+                <w:rFonts w:ascii="Arial" w:cs="Arial" w:eastAsia="Arial" w:hAnsi="Arial"/>
+                <w:sz w:val="20"/>
+                <w:szCs w:val="20"/>
+              </w:rPr>
+              <w:t xml:space="preserve">Jitsi Meet (self-hosted)</w:t>
+            </w:r>
+          </w:p>
+        </w:tc>
+        <w:tc>
+          <w:tcPr>
+            <w:tcW w:type="dxa" w:w="4860"/>
+            <w:tcBorders>
+              <w:top w:val="single" w:color="CCCCCC" w:sz="1"/>
+              <w:left w:val="single" w:color="CCCCCC" w:sz="1"/>
+              <w:bottom w:val="single" w:color="CCCCCC" w:sz="1"/>
+              <w:right w:val="single" w:color="CCCCCC" w:sz="1"/>
+            </w:tcBorders>
+            <w:shd w:fill="F2F2F2" w:val="clear"/>
+            <w:tcMar>
+              <w:top w:type="dxa" w:w="80"/>
+              <w:left w:type="dxa" w:w="120"/>
+              <w:bottom w:type="dxa" w:w="80"/>
+              <w:right w:type="dxa" w:w="120"/>
+            </w:tcMar>
+          </w:tcPr>
+          <w:p>
+            <w:r>
+              <w:rPr>
+                <w:rFonts w:ascii="Arial" w:cs="Arial" w:eastAsia="Arial" w:hAnsi="Arial"/>
+                <w:sz w:val="20"/>
+                <w:szCs w:val="20"/>
+              </w:rPr>
+              <w:t xml:space="preserve">Fully FOSS. Self-hosted on AWS. No time limits. No per-seat costs. No participant caps. Internal audience can be coached to use it.</w:t>
+            </w:r>
+          </w:p>
+        </w:tc>
+      </w:tr>
+    </w:tbl>
+    <w:p>
+      <w:r>
+        <w:t xml:space="preserve"/>
+      </w:r>
+    </w:p>
+    <w:p>
+      <w:pPr>
+        <w:pStyle w:val="Heading2"/>
+      </w:pPr>
+      <w:r>
+        <w:t xml:space="preserve">8.2 Google Meet Notes</w:t>
       </w:r>
     </w:p>
     <w:p>
@@ -1698,20 +2430,7 @@
           <w:b w:val="false"/>
           <w:bCs w:val="false"/>
         </w:rPr>
-        <w:t xml:space="preserve">Mentor access scoped to own clients only — cannot see other engagements</w:t>
-      </w:r>
-    </w:p>
-    <w:p>
-      <w:r>
-        <w:t xml:space="preserve"/>
-      </w:r>
-    </w:p>
-    <w:p>
-      <w:pPr>
-        <w:pStyle w:val="Heading1"/>
-      </w:pPr>
-      <w:r>
-        <w:t xml:space="preserve">8. Inactivity Tracking &amp; Follow-Up</w:t>
+        <w:t xml:space="preserve">Included in Google Workspace for Nonprofits — no additional cost</w:t>
       </w:r>
     </w:p>
     <w:p>
@@ -1728,7 +2447,7 @@
           <w:b w:val="false"/>
           <w:bCs w:val="false"/>
         </w:rPr>
-        <w:t xml:space="preserve">Last contact date tracked as visible field on every active engagement</w:t>
+        <w:t xml:space="preserve">1:1 mentoring sessions have no time limit</w:t>
       </w:r>
     </w:p>
     <w:p>
@@ -1745,7 +2464,7 @@
           <w:b w:val="false"/>
           <w:bCs w:val="false"/>
         </w:rPr>
-        <w:t xml:space="preserve">CRM workflow triggers alert when no communication logged for configurable threshold (e.g., 14 days)</w:t>
+        <w:t xml:space="preserve">Group sessions (3+ participants, e.g., co-mentor or SME present) — verify time limit under nonprofit tier</w:t>
       </w:r>
     </w:p>
     <w:p>
@@ -1762,7 +2481,7 @@
           <w:b w:val="false"/>
           <w:bCs w:val="false"/>
         </w:rPr>
-        <w:t xml:space="preserve">Admin can trigger manual or automated follow-up reminder to mentor</w:t>
+        <w:t xml:space="preserve">Google Meet link generated automatically when session scheduled in EspoCRM or Cal.com</w:t>
       </w:r>
     </w:p>
     <w:p>
@@ -1779,239 +2498,7 @@
           <w:b w:val="false"/>
           <w:bCs w:val="false"/>
         </w:rPr>
-        <w:t xml:space="preserve">Inactivity report available on admin dashboard</w:t>
-      </w:r>
-    </w:p>
-    <w:p>
-      <w:r>
-        <w:t xml:space="preserve"/>
-      </w:r>
-    </w:p>
-    <w:p>
-      <w:pPr>
-        <w:pStyle w:val="Heading1"/>
-      </w:pPr>
-      <w:r>
-        <w:t xml:space="preserve">9. SME Request Workflow</w:t>
-      </w:r>
-    </w:p>
-    <w:p>
-      <w:pPr>
-        <w:pStyle w:val="ListParagraph"/>
-        <w:numPr>
-          <w:ilvl w:val="0"/>
-          <w:numId w:val="3"/>
-        </w:numPr>
-        <w:spacing w:after="80"/>
-      </w:pPr>
-      <w:r>
-        <w:t xml:space="preserve">Primary mentor identifies need for specialist input during client engagement</w:t>
-      </w:r>
-    </w:p>
-    <w:p>
-      <w:pPr>
-        <w:pStyle w:val="ListParagraph"/>
-        <w:numPr>
-          <w:ilvl w:val="0"/>
-          <w:numId w:val="3"/>
-        </w:numPr>
-        <w:spacing w:after="80"/>
-      </w:pPr>
-      <w:r>
-        <w:t xml:space="preserve">Mentor browses SME pool by skill/topic tags within CRM</w:t>
-      </w:r>
-    </w:p>
-    <w:p>
-      <w:pPr>
-        <w:pStyle w:val="ListParagraph"/>
-        <w:numPr>
-          <w:ilvl w:val="0"/>
-          <w:numId w:val="3"/>
-        </w:numPr>
-        <w:spacing w:after="80"/>
-      </w:pPr>
-      <w:r>
-        <w:t xml:space="preserve">Mentor submits SME request — specifies topic and context</w:t>
-      </w:r>
-    </w:p>
-    <w:p>
-      <w:pPr>
-        <w:pStyle w:val="ListParagraph"/>
-        <w:numPr>
-          <w:ilvl w:val="0"/>
-          <w:numId w:val="3"/>
-        </w:numPr>
-        <w:spacing w:after="80"/>
-      </w:pPr>
-      <w:r>
-        <w:t xml:space="preserve">SME receives notification and reviews request</w:t>
-      </w:r>
-    </w:p>
-    <w:p>
-      <w:pPr>
-        <w:pStyle w:val="ListParagraph"/>
-        <w:numPr>
-          <w:ilvl w:val="0"/>
-          <w:numId w:val="3"/>
-        </w:numPr>
-        <w:spacing w:after="80"/>
-      </w:pPr>
-      <w:r>
-        <w:t xml:space="preserve">SME accepts or declines — declining requires no explanation</w:t>
-      </w:r>
-    </w:p>
-    <w:p>
-      <w:pPr>
-        <w:pStyle w:val="ListParagraph"/>
-        <w:numPr>
-          <w:ilvl w:val="0"/>
-          <w:numId w:val="3"/>
-        </w:numPr>
-        <w:spacing w:after="80"/>
-      </w:pPr>
-      <w:r>
-        <w:t xml:space="preserve">If accepted: SME gains scoped access to relevant client record</w:t>
-      </w:r>
-    </w:p>
-    <w:p>
-      <w:pPr>
-        <w:pStyle w:val="ListParagraph"/>
-        <w:numPr>
-          <w:ilvl w:val="0"/>
-          <w:numId w:val="3"/>
-        </w:numPr>
-        <w:spacing w:after="80"/>
-      </w:pPr>
-      <w:r>
-        <w:t xml:space="preserve">SME session logged against engagement record</w:t>
-      </w:r>
-    </w:p>
-    <w:p>
-      <w:pPr>
-        <w:pStyle w:val="ListParagraph"/>
-        <w:numPr>
-          <w:ilvl w:val="0"/>
-          <w:numId w:val="3"/>
-        </w:numPr>
-        <w:spacing w:after="80"/>
-      </w:pPr>
-      <w:r>
-        <w:t xml:space="preserve">SME engagement concludes — access revoked, outcome recorded</w:t>
-      </w:r>
-    </w:p>
-    <w:p>
-      <w:r>
-        <w:t xml:space="preserve"/>
-      </w:r>
-    </w:p>
-    <w:p>
-      <w:pPr>
-        <w:pStyle w:val="Heading1"/>
-      </w:pPr>
-      <w:r>
-        <w:t xml:space="preserve">10. NPS Tracking</w:t>
-      </w:r>
-    </w:p>
-    <w:p>
-      <w:pPr>
-        <w:pStyle w:val="ListParagraph"/>
-        <w:numPr>
-          <w:ilvl w:val="0"/>
-          <w:numId w:val="2"/>
-        </w:numPr>
-        <w:spacing w:after="80"/>
-      </w:pPr>
-      <w:r>
-        <w:rPr>
-          <w:b w:val="false"/>
-          <w:bCs w:val="false"/>
-        </w:rPr>
-        <w:t xml:space="preserve">NPS survey triggered automatically at engagement close</w:t>
-      </w:r>
-    </w:p>
-    <w:p>
-      <w:pPr>
-        <w:pStyle w:val="ListParagraph"/>
-        <w:numPr>
-          <w:ilvl w:val="0"/>
-          <w:numId w:val="2"/>
-        </w:numPr>
-        <w:spacing w:after="80"/>
-      </w:pPr>
-      <w:r>
-        <w:rPr>
-          <w:b w:val="false"/>
-          <w:bCs w:val="false"/>
-        </w:rPr>
-        <w:t xml:space="preserve">Optional mid-engagement trigger for longer engagements (configurable threshold)</w:t>
-      </w:r>
-    </w:p>
-    <w:p>
-      <w:pPr>
-        <w:pStyle w:val="ListParagraph"/>
-        <w:numPr>
-          <w:ilvl w:val="0"/>
-          <w:numId w:val="2"/>
-        </w:numPr>
-        <w:spacing w:after="80"/>
-      </w:pPr>
-      <w:r>
-        <w:rPr>
-          <w:b w:val="false"/>
-          <w:bCs w:val="false"/>
-        </w:rPr>
-        <w:t xml:space="preserve">Survey delivered via CRM-generated email with link to embedded form</w:t>
-      </w:r>
-    </w:p>
-    <w:p>
-      <w:pPr>
-        <w:pStyle w:val="ListParagraph"/>
-        <w:numPr>
-          <w:ilvl w:val="0"/>
-          <w:numId w:val="2"/>
-        </w:numPr>
-        <w:spacing w:after="80"/>
-      </w:pPr>
-      <w:r>
-        <w:rPr>
-          <w:b w:val="false"/>
-          <w:bCs w:val="false"/>
-        </w:rPr>
-        <w:t xml:space="preserve">Client submits score (0–10) and optional comment — no login required</w:t>
-      </w:r>
-    </w:p>
-    <w:p>
-      <w:pPr>
-        <w:pStyle w:val="ListParagraph"/>
-        <w:numPr>
-          <w:ilvl w:val="0"/>
-          <w:numId w:val="2"/>
-        </w:numPr>
-        <w:spacing w:after="80"/>
-      </w:pPr>
-      <w:r>
-        <w:rPr>
-          <w:b w:val="false"/>
-          <w:bCs w:val="false"/>
-        </w:rPr>
-        <w:t xml:space="preserve">Score recorded against client record in CRM</w:t>
-      </w:r>
-    </w:p>
-    <w:p>
-      <w:pPr>
-        <w:pStyle w:val="ListParagraph"/>
-        <w:numPr>
-          <w:ilvl w:val="0"/>
-          <w:numId w:val="2"/>
-        </w:numPr>
-        <w:spacing w:after="80"/>
-      </w:pPr>
-      <w:r>
-        <w:rPr>
-          <w:b w:val="false"/>
-          <w:bCs w:val="false"/>
-        </w:rPr>
-        <w:t xml:space="preserve">Aggregate NPS scores available in impact reporting dashboard</w:t>
+        <w:t xml:space="preserve">Recording capability included in nonprofit tier — useful for workshop delivery</w:t>
       </w:r>
     </w:p>
     <w:p>
@@ -2024,7 +2511,7 @@
           <w:iCs/>
           <w:color w:val="595959"/>
         </w:rPr>
-        <w:t xml:space="preserve">Note: If CRM-native NPS is insufficient, a lightweight survey tool integration (e.g., LimeSurvey — FOSS) will post results back to CRM via API.</w:t>
+        <w:t xml:space="preserve">Note: Verify with Google that the free nonprofit tier removes the 60-minute group meeting limit before launch. If not, upgrade one admin seat to Business Starter ($7/user/month) to host all internal group meetings without limit.</w:t>
       </w:r>
     </w:p>
     <w:p>
@@ -2034,10 +2521,10 @@
     </w:p>
     <w:p>
       <w:pPr>
-        <w:pStyle w:val="Heading1"/>
-      </w:pPr>
-      <w:r>
-        <w:t xml:space="preserve">11. Workshop &amp; Event Management</w:t>
+        <w:pStyle w:val="Heading2"/>
+      </w:pPr>
+      <w:r>
+        <w:t xml:space="preserve">8.3 Jitsi Meet Notes</w:t>
       </w:r>
     </w:p>
     <w:p>
@@ -2054,7 +2541,7 @@
           <w:b w:val="false"/>
           <w:bCs w:val="false"/>
         </w:rPr>
-        <w:t xml:space="preserve">All workshop and event registration managed within CRM</w:t>
+        <w:t xml:space="preserve">Self-hosted on AWS — consistent with overall hosting strategy</w:t>
       </w:r>
     </w:p>
     <w:p>
@@ -2071,7 +2558,7 @@
           <w:b w:val="false"/>
           <w:bCs w:val="false"/>
         </w:rPr>
-        <w:t xml:space="preserve">CRM-native event registration forms embedded on website</w:t>
+        <w:t xml:space="preserve">No time limits, no participant caps, no per-seat costs</w:t>
       </w:r>
     </w:p>
     <w:p>
@@ -2088,7 +2575,7 @@
           <w:b w:val="false"/>
           <w:bCs w:val="false"/>
         </w:rPr>
-        <w:t xml:space="preserve">Attendance tracked against contact records</w:t>
+        <w:t xml:space="preserve">Browser-based — no app download required</w:t>
       </w:r>
     </w:p>
     <w:p>
@@ -2105,7 +2592,7 @@
           <w:b w:val="false"/>
           <w:bCs w:val="false"/>
         </w:rPr>
-        <w:t xml:space="preserve">Post-event follow-up automated via CRM workflow</w:t>
+        <w:t xml:space="preserve">Requires AWS server resources and ongoing maintenance by tech admin</w:t>
       </w:r>
     </w:p>
     <w:p>
@@ -2122,6 +2609,562 @@
           <w:b w:val="false"/>
           <w:bCs w:val="false"/>
         </w:rPr>
+        <w:t xml:space="preserve">Used exclusively for internal meetings — not exposed to clients</w:t>
+      </w:r>
+    </w:p>
+    <w:p>
+      <w:r>
+        <w:t xml:space="preserve"/>
+      </w:r>
+    </w:p>
+    <w:p>
+      <w:pPr>
+        <w:pStyle w:val="Heading1"/>
+      </w:pPr>
+      <w:r>
+        <w:t xml:space="preserve">9. Communication Requirements</w:t>
+      </w:r>
+    </w:p>
+    <w:p>
+      <w:pPr>
+        <w:pStyle w:val="ListParagraph"/>
+        <w:numPr>
+          <w:ilvl w:val="0"/>
+          <w:numId w:val="2"/>
+        </w:numPr>
+        <w:spacing w:after="80"/>
+      </w:pPr>
+      <w:r>
+        <w:rPr>
+          <w:b w:val="false"/>
+          <w:bCs w:val="false"/>
+        </w:rPr>
+        <w:t xml:space="preserve">All mentor-client communication flows through CRM — no personal email accounts</w:t>
+      </w:r>
+    </w:p>
+    <w:p>
+      <w:pPr>
+        <w:pStyle w:val="ListParagraph"/>
+        <w:numPr>
+          <w:ilvl w:val="0"/>
+          <w:numId w:val="2"/>
+        </w:numPr>
+        <w:spacing w:after="80"/>
+      </w:pPr>
+      <w:r>
+        <w:rPr>
+          <w:b w:val="false"/>
+          <w:bCs w:val="false"/>
+        </w:rPr>
+        <w:t xml:space="preserve">Outbound emails sent from CRM with unique reply-to address per engagement</w:t>
+      </w:r>
+    </w:p>
+    <w:p>
+      <w:pPr>
+        <w:pStyle w:val="ListParagraph"/>
+        <w:numPr>
+          <w:ilvl w:val="0"/>
+          <w:numId w:val="2"/>
+        </w:numPr>
+        <w:spacing w:after="80"/>
+      </w:pPr>
+      <w:r>
+        <w:rPr>
+          <w:b w:val="false"/>
+          <w:bCs w:val="false"/>
+        </w:rPr>
+        <w:t xml:space="preserve">Inbound client replies captured automatically against engagement record (email threading)</w:t>
+      </w:r>
+    </w:p>
+    <w:p>
+      <w:pPr>
+        <w:pStyle w:val="ListParagraph"/>
+        <w:numPr>
+          <w:ilvl w:val="0"/>
+          <w:numId w:val="2"/>
+        </w:numPr>
+        <w:spacing w:after="80"/>
+      </w:pPr>
+      <w:r>
+        <w:rPr>
+          <w:b w:val="false"/>
+          <w:bCs w:val="false"/>
+        </w:rPr>
+        <w:t xml:space="preserve">Clients interact via normal email reply or email link to CRM form — no login required</w:t>
+      </w:r>
+    </w:p>
+    <w:p>
+      <w:pPr>
+        <w:pStyle w:val="ListParagraph"/>
+        <w:numPr>
+          <w:ilvl w:val="0"/>
+          <w:numId w:val="2"/>
+        </w:numPr>
+        <w:spacing w:after="80"/>
+      </w:pPr>
+      <w:r>
+        <w:rPr>
+          <w:b w:val="false"/>
+          <w:bCs w:val="false"/>
+        </w:rPr>
+        <w:t xml:space="preserve">Full communication history visible to assigned mentor and admin</w:t>
+      </w:r>
+    </w:p>
+    <w:p>
+      <w:pPr>
+        <w:pStyle w:val="ListParagraph"/>
+        <w:numPr>
+          <w:ilvl w:val="0"/>
+          <w:numId w:val="2"/>
+        </w:numPr>
+        <w:spacing w:after="80"/>
+      </w:pPr>
+      <w:r>
+        <w:rPr>
+          <w:b w:val="false"/>
+          <w:bCs w:val="false"/>
+        </w:rPr>
+        <w:t xml:space="preserve">Mentor access scoped to own clients only — cannot see other engagements</w:t>
+      </w:r>
+    </w:p>
+    <w:p>
+      <w:r>
+        <w:t xml:space="preserve"/>
+      </w:r>
+    </w:p>
+    <w:p>
+      <w:pPr>
+        <w:pStyle w:val="Heading1"/>
+      </w:pPr>
+      <w:r>
+        <w:t xml:space="preserve">10. Inactivity Tracking &amp; Follow-Up</w:t>
+      </w:r>
+    </w:p>
+    <w:p>
+      <w:pPr>
+        <w:pStyle w:val="ListParagraph"/>
+        <w:numPr>
+          <w:ilvl w:val="0"/>
+          <w:numId w:val="2"/>
+        </w:numPr>
+        <w:spacing w:after="80"/>
+      </w:pPr>
+      <w:r>
+        <w:rPr>
+          <w:b w:val="false"/>
+          <w:bCs w:val="false"/>
+        </w:rPr>
+        <w:t xml:space="preserve">Last contact date tracked as visible field on every active engagement</w:t>
+      </w:r>
+    </w:p>
+    <w:p>
+      <w:pPr>
+        <w:pStyle w:val="ListParagraph"/>
+        <w:numPr>
+          <w:ilvl w:val="0"/>
+          <w:numId w:val="2"/>
+        </w:numPr>
+        <w:spacing w:after="80"/>
+      </w:pPr>
+      <w:r>
+        <w:rPr>
+          <w:b w:val="false"/>
+          <w:bCs w:val="false"/>
+        </w:rPr>
+        <w:t xml:space="preserve">CRM workflow triggers alert when no communication logged for configurable threshold (e.g., 14 days)</w:t>
+      </w:r>
+    </w:p>
+    <w:p>
+      <w:pPr>
+        <w:pStyle w:val="ListParagraph"/>
+        <w:numPr>
+          <w:ilvl w:val="0"/>
+          <w:numId w:val="2"/>
+        </w:numPr>
+        <w:spacing w:after="80"/>
+      </w:pPr>
+      <w:r>
+        <w:rPr>
+          <w:b w:val="false"/>
+          <w:bCs w:val="false"/>
+        </w:rPr>
+        <w:t xml:space="preserve">Admin can trigger manual or automated follow-up reminder to mentor</w:t>
+      </w:r>
+    </w:p>
+    <w:p>
+      <w:pPr>
+        <w:pStyle w:val="ListParagraph"/>
+        <w:numPr>
+          <w:ilvl w:val="0"/>
+          <w:numId w:val="2"/>
+        </w:numPr>
+        <w:spacing w:after="80"/>
+      </w:pPr>
+      <w:r>
+        <w:rPr>
+          <w:b w:val="false"/>
+          <w:bCs w:val="false"/>
+        </w:rPr>
+        <w:t xml:space="preserve">Inactivity report available on admin dashboard</w:t>
+      </w:r>
+    </w:p>
+    <w:p>
+      <w:r>
+        <w:t xml:space="preserve"/>
+      </w:r>
+    </w:p>
+    <w:p>
+      <w:pPr>
+        <w:pStyle w:val="Heading1"/>
+      </w:pPr>
+      <w:r>
+        <w:t xml:space="preserve">11. SME Request Workflow</w:t>
+      </w:r>
+    </w:p>
+    <w:p>
+      <w:pPr>
+        <w:pStyle w:val="ListParagraph"/>
+        <w:numPr>
+          <w:ilvl w:val="0"/>
+          <w:numId w:val="3"/>
+        </w:numPr>
+        <w:spacing w:after="80"/>
+      </w:pPr>
+      <w:r>
+        <w:t xml:space="preserve">Primary mentor identifies need for specialist input during client engagement</w:t>
+      </w:r>
+    </w:p>
+    <w:p>
+      <w:pPr>
+        <w:pStyle w:val="ListParagraph"/>
+        <w:numPr>
+          <w:ilvl w:val="0"/>
+          <w:numId w:val="3"/>
+        </w:numPr>
+        <w:spacing w:after="80"/>
+      </w:pPr>
+      <w:r>
+        <w:t xml:space="preserve">Mentor browses SME pool by skill/topic tags within CRM</w:t>
+      </w:r>
+    </w:p>
+    <w:p>
+      <w:pPr>
+        <w:pStyle w:val="ListParagraph"/>
+        <w:numPr>
+          <w:ilvl w:val="0"/>
+          <w:numId w:val="3"/>
+        </w:numPr>
+        <w:spacing w:after="80"/>
+      </w:pPr>
+      <w:r>
+        <w:t xml:space="preserve">Mentor submits SME request — specifies topic and context</w:t>
+      </w:r>
+    </w:p>
+    <w:p>
+      <w:pPr>
+        <w:pStyle w:val="ListParagraph"/>
+        <w:numPr>
+          <w:ilvl w:val="0"/>
+          <w:numId w:val="3"/>
+        </w:numPr>
+        <w:spacing w:after="80"/>
+      </w:pPr>
+      <w:r>
+        <w:t xml:space="preserve">SME receives notification and reviews request</w:t>
+      </w:r>
+    </w:p>
+    <w:p>
+      <w:pPr>
+        <w:pStyle w:val="ListParagraph"/>
+        <w:numPr>
+          <w:ilvl w:val="0"/>
+          <w:numId w:val="3"/>
+        </w:numPr>
+        <w:spacing w:after="80"/>
+      </w:pPr>
+      <w:r>
+        <w:t xml:space="preserve">SME accepts or declines — declining requires no explanation</w:t>
+      </w:r>
+    </w:p>
+    <w:p>
+      <w:pPr>
+        <w:pStyle w:val="ListParagraph"/>
+        <w:numPr>
+          <w:ilvl w:val="0"/>
+          <w:numId w:val="3"/>
+        </w:numPr>
+        <w:spacing w:after="80"/>
+      </w:pPr>
+      <w:r>
+        <w:t xml:space="preserve">If accepted: SME gains scoped access to relevant client record</w:t>
+      </w:r>
+    </w:p>
+    <w:p>
+      <w:pPr>
+        <w:pStyle w:val="ListParagraph"/>
+        <w:numPr>
+          <w:ilvl w:val="0"/>
+          <w:numId w:val="3"/>
+        </w:numPr>
+        <w:spacing w:after="80"/>
+      </w:pPr>
+      <w:r>
+        <w:t xml:space="preserve">SME session logged against engagement record</w:t>
+      </w:r>
+    </w:p>
+    <w:p>
+      <w:pPr>
+        <w:pStyle w:val="ListParagraph"/>
+        <w:numPr>
+          <w:ilvl w:val="0"/>
+          <w:numId w:val="3"/>
+        </w:numPr>
+        <w:spacing w:after="80"/>
+      </w:pPr>
+      <w:r>
+        <w:t xml:space="preserve">SME engagement concludes — access revoked, outcome recorded</w:t>
+      </w:r>
+    </w:p>
+    <w:p>
+      <w:r>
+        <w:t xml:space="preserve"/>
+      </w:r>
+    </w:p>
+    <w:p>
+      <w:pPr>
+        <w:pStyle w:val="Heading1"/>
+      </w:pPr>
+      <w:r>
+        <w:t xml:space="preserve">12. NPS Tracking</w:t>
+      </w:r>
+    </w:p>
+    <w:p>
+      <w:pPr>
+        <w:pStyle w:val="ListParagraph"/>
+        <w:numPr>
+          <w:ilvl w:val="0"/>
+          <w:numId w:val="2"/>
+        </w:numPr>
+        <w:spacing w:after="80"/>
+      </w:pPr>
+      <w:r>
+        <w:rPr>
+          <w:b w:val="false"/>
+          <w:bCs w:val="false"/>
+        </w:rPr>
+        <w:t xml:space="preserve">NPS survey triggered automatically at engagement close</w:t>
+      </w:r>
+    </w:p>
+    <w:p>
+      <w:pPr>
+        <w:pStyle w:val="ListParagraph"/>
+        <w:numPr>
+          <w:ilvl w:val="0"/>
+          <w:numId w:val="2"/>
+        </w:numPr>
+        <w:spacing w:after="80"/>
+      </w:pPr>
+      <w:r>
+        <w:rPr>
+          <w:b w:val="false"/>
+          <w:bCs w:val="false"/>
+        </w:rPr>
+        <w:t xml:space="preserve">Optional mid-engagement trigger for longer engagements (configurable threshold)</w:t>
+      </w:r>
+    </w:p>
+    <w:p>
+      <w:pPr>
+        <w:pStyle w:val="ListParagraph"/>
+        <w:numPr>
+          <w:ilvl w:val="0"/>
+          <w:numId w:val="2"/>
+        </w:numPr>
+        <w:spacing w:after="80"/>
+      </w:pPr>
+      <w:r>
+        <w:rPr>
+          <w:b w:val="false"/>
+          <w:bCs w:val="false"/>
+        </w:rPr>
+        <w:t xml:space="preserve">Survey delivered via CRM-generated email with link to embedded form</w:t>
+      </w:r>
+    </w:p>
+    <w:p>
+      <w:pPr>
+        <w:pStyle w:val="ListParagraph"/>
+        <w:numPr>
+          <w:ilvl w:val="0"/>
+          <w:numId w:val="2"/>
+        </w:numPr>
+        <w:spacing w:after="80"/>
+      </w:pPr>
+      <w:r>
+        <w:rPr>
+          <w:b w:val="false"/>
+          <w:bCs w:val="false"/>
+        </w:rPr>
+        <w:t xml:space="preserve">Client submits score (0–10) and optional comment — no login required</w:t>
+      </w:r>
+    </w:p>
+    <w:p>
+      <w:pPr>
+        <w:pStyle w:val="ListParagraph"/>
+        <w:numPr>
+          <w:ilvl w:val="0"/>
+          <w:numId w:val="2"/>
+        </w:numPr>
+        <w:spacing w:after="80"/>
+      </w:pPr>
+      <w:r>
+        <w:rPr>
+          <w:b w:val="false"/>
+          <w:bCs w:val="false"/>
+        </w:rPr>
+        <w:t xml:space="preserve">Score recorded against client record in CRM</w:t>
+      </w:r>
+    </w:p>
+    <w:p>
+      <w:pPr>
+        <w:pStyle w:val="ListParagraph"/>
+        <w:numPr>
+          <w:ilvl w:val="0"/>
+          <w:numId w:val="2"/>
+        </w:numPr>
+        <w:spacing w:after="80"/>
+      </w:pPr>
+      <w:r>
+        <w:rPr>
+          <w:b w:val="false"/>
+          <w:bCs w:val="false"/>
+        </w:rPr>
+        <w:t xml:space="preserve">Aggregate NPS scores available in impact reporting dashboard</w:t>
+      </w:r>
+    </w:p>
+    <w:p>
+      <w:pPr>
+        <w:spacing w:after="120"/>
+      </w:pPr>
+      <w:r>
+        <w:rPr>
+          <w:i/>
+          <w:iCs/>
+          <w:color w:val="595959"/>
+        </w:rPr>
+        <w:t xml:space="preserve">Note: If CRM-native NPS is insufficient, integrate LimeSurvey (FOSS) to post results back to CRM via API.</w:t>
+      </w:r>
+    </w:p>
+    <w:p>
+      <w:r>
+        <w:t xml:space="preserve"/>
+      </w:r>
+    </w:p>
+    <w:p>
+      <w:pPr>
+        <w:pStyle w:val="Heading1"/>
+      </w:pPr>
+      <w:r>
+        <w:t xml:space="preserve">13. Workshop &amp; Event Management</w:t>
+      </w:r>
+    </w:p>
+    <w:p>
+      <w:pPr>
+        <w:pStyle w:val="ListParagraph"/>
+        <w:numPr>
+          <w:ilvl w:val="0"/>
+          <w:numId w:val="2"/>
+        </w:numPr>
+        <w:spacing w:after="80"/>
+      </w:pPr>
+      <w:r>
+        <w:rPr>
+          <w:b w:val="false"/>
+          <w:bCs w:val="false"/>
+        </w:rPr>
+        <w:t xml:space="preserve">All workshop and event registration managed within CRM</w:t>
+      </w:r>
+    </w:p>
+    <w:p>
+      <w:pPr>
+        <w:pStyle w:val="ListParagraph"/>
+        <w:numPr>
+          <w:ilvl w:val="0"/>
+          <w:numId w:val="2"/>
+        </w:numPr>
+        <w:spacing w:after="80"/>
+      </w:pPr>
+      <w:r>
+        <w:rPr>
+          <w:b w:val="false"/>
+          <w:bCs w:val="false"/>
+        </w:rPr>
+        <w:t xml:space="preserve">CRM-native event registration forms embedded on website</w:t>
+      </w:r>
+    </w:p>
+    <w:p>
+      <w:pPr>
+        <w:pStyle w:val="ListParagraph"/>
+        <w:numPr>
+          <w:ilvl w:val="0"/>
+          <w:numId w:val="2"/>
+        </w:numPr>
+        <w:spacing w:after="80"/>
+      </w:pPr>
+      <w:r>
+        <w:rPr>
+          <w:b w:val="false"/>
+          <w:bCs w:val="false"/>
+        </w:rPr>
+        <w:t xml:space="preserve">Attendance tracked against contact records</w:t>
+      </w:r>
+    </w:p>
+    <w:p>
+      <w:pPr>
+        <w:pStyle w:val="ListParagraph"/>
+        <w:numPr>
+          <w:ilvl w:val="0"/>
+          <w:numId w:val="2"/>
+        </w:numPr>
+        <w:spacing w:after="80"/>
+      </w:pPr>
+      <w:r>
+        <w:rPr>
+          <w:b w:val="false"/>
+          <w:bCs w:val="false"/>
+        </w:rPr>
+        <w:t xml:space="preserve">Post-event follow-up automated via CRM workflow</w:t>
+      </w:r>
+    </w:p>
+    <w:p>
+      <w:pPr>
+        <w:pStyle w:val="ListParagraph"/>
+        <w:numPr>
+          <w:ilvl w:val="0"/>
+          <w:numId w:val="2"/>
+        </w:numPr>
+        <w:spacing w:after="80"/>
+      </w:pPr>
+      <w:r>
+        <w:rPr>
+          <w:b w:val="false"/>
+          <w:bCs w:val="false"/>
+        </w:rPr>
+        <w:t xml:space="preserve">Workshop sessions delivered via Google Meet (recorded for later use on learning platform)</w:t>
+      </w:r>
+    </w:p>
+    <w:p>
+      <w:pPr>
+        <w:pStyle w:val="ListParagraph"/>
+        <w:numPr>
+          <w:ilvl w:val="0"/>
+          <w:numId w:val="2"/>
+        </w:numPr>
+        <w:spacing w:after="80"/>
+      </w:pPr>
+      <w:r>
+        <w:rPr>
+          <w:b w:val="false"/>
+          <w:bCs w:val="false"/>
+        </w:rPr>
         <w:t xml:space="preserve">Workshop attendance feeds into impact reporting</w:t>
       </w:r>
     </w:p>
@@ -2135,7 +3178,7 @@
         <w:pStyle w:val="Heading1"/>
       </w:pPr>
       <w:r>
-        <w:t xml:space="preserve">12. Functional Requirements Summary</w:t>
+        <w:t xml:space="preserve">14. Functional Requirements Summary</w:t>
       </w:r>
     </w:p>
     <w:tbl>
@@ -2248,7 +3291,7 @@
                 <w:sz w:val="20"/>
                 <w:szCs w:val="20"/>
               </w:rPr>
-              <w:t xml:space="preserve">Native or Integration</w:t>
+              <w:t xml:space="preserve">Tool / Approach</w:t>
             </w:r>
           </w:p>
         </w:tc>
@@ -2334,7 +3377,7 @@
                 <w:sz w:val="20"/>
                 <w:szCs w:val="20"/>
               </w:rPr>
-              <w:t xml:space="preserve">Native — EspoCRM</w:t>
+              <w:t xml:space="preserve">EspoCRM native</w:t>
             </w:r>
           </w:p>
         </w:tc>
@@ -2420,7 +3463,7 @@
                 <w:sz w:val="20"/>
                 <w:szCs w:val="20"/>
               </w:rPr>
-              <w:t xml:space="preserve">Native — custom entities</w:t>
+              <w:t xml:space="preserve">EspoCRM custom entities</w:t>
             </w:r>
           </w:p>
         </w:tc>
@@ -2506,7 +3549,7 @@
                 <w:sz w:val="20"/>
                 <w:szCs w:val="20"/>
               </w:rPr>
-              <w:t xml:space="preserve">Native — custom fields</w:t>
+              <w:t xml:space="preserve">EspoCRM custom fields</w:t>
             </w:r>
           </w:p>
         </w:tc>
@@ -2592,7 +3635,7 @@
                 <w:sz w:val="20"/>
                 <w:szCs w:val="20"/>
               </w:rPr>
-              <w:t xml:space="preserve">Native — relationship model</w:t>
+              <w:t xml:space="preserve">EspoCRM relationship model</w:t>
             </w:r>
           </w:p>
         </w:tc>
@@ -2764,7 +3807,7 @@
                 <w:sz w:val="20"/>
                 <w:szCs w:val="20"/>
               </w:rPr>
-              <w:t xml:space="preserve">Native — EspoCRM</w:t>
+              <w:t xml:space="preserve">EspoCRM native</w:t>
             </w:r>
           </w:p>
         </w:tc>
@@ -2850,7 +3893,7 @@
                 <w:sz w:val="20"/>
                 <w:szCs w:val="20"/>
               </w:rPr>
-              <w:t xml:space="preserve">Native — workflow automation</w:t>
+              <w:t xml:space="preserve">EspoCRM workflow automation</w:t>
             </w:r>
           </w:p>
         </w:tc>
@@ -2936,7 +3979,7 @@
                 <w:sz w:val="20"/>
                 <w:szCs w:val="20"/>
               </w:rPr>
-              <w:t xml:space="preserve">Native — custom workflow</w:t>
+              <w:t xml:space="preserve">EspoCRM custom workflow</w:t>
             </w:r>
           </w:p>
         </w:tc>
@@ -3022,7 +4065,7 @@
                 <w:sz w:val="20"/>
                 <w:szCs w:val="20"/>
               </w:rPr>
-              <w:t xml:space="preserve">Native or integration (LimeSurvey)</w:t>
+              <w:t xml:space="preserve">EspoCRM native or LimeSurvey integration</w:t>
             </w:r>
           </w:p>
         </w:tc>
@@ -3108,7 +4151,7 @@
                 <w:sz w:val="20"/>
                 <w:szCs w:val="20"/>
               </w:rPr>
-              <w:t xml:space="preserve">Native — EspoCRM</w:t>
+              <w:t xml:space="preserve">EspoCRM native</w:t>
             </w:r>
           </w:p>
         </w:tc>
@@ -3138,7 +4181,7 @@
                 <w:sz w:val="20"/>
                 <w:szCs w:val="20"/>
               </w:rPr>
-              <w:t xml:space="preserve">Role-based access control</w:t>
+              <w:t xml:space="preserve">Mentor-proposed scheduling</w:t>
             </w:r>
           </w:p>
         </w:tc>
@@ -3194,7 +4237,7 @@
                 <w:sz w:val="20"/>
                 <w:szCs w:val="20"/>
               </w:rPr>
-              <w:t xml:space="preserve">Native — EspoCRM</w:t>
+              <w:t xml:space="preserve">EspoCRM native calendar/activities</w:t>
             </w:r>
           </w:p>
         </w:tc>
@@ -3224,7 +4267,7 @@
                 <w:sz w:val="20"/>
                 <w:szCs w:val="20"/>
               </w:rPr>
-              <w:t xml:space="preserve">Impact reporting &amp; dashboards</w:t>
+              <w:t xml:space="preserve">Client self-scheduling</w:t>
             </w:r>
           </w:p>
         </w:tc>
@@ -3252,7 +4295,7 @@
                 <w:sz w:val="20"/>
                 <w:szCs w:val="20"/>
               </w:rPr>
-              <w:t xml:space="preserve">Must Have</w:t>
+              <w:t xml:space="preserve">Optional</w:t>
             </w:r>
           </w:p>
         </w:tc>
@@ -3280,7 +4323,7 @@
                 <w:sz w:val="20"/>
                 <w:szCs w:val="20"/>
               </w:rPr>
-              <w:t xml:space="preserve">Native — EspoCRM</w:t>
+              <w:t xml:space="preserve">Cal.com self-hosted — syncs to EspoCRM</w:t>
             </w:r>
           </w:p>
         </w:tc>
@@ -3310,7 +4353,7 @@
                 <w:sz w:val="20"/>
                 <w:szCs w:val="20"/>
               </w:rPr>
-              <w:t xml:space="preserve">Data export</w:t>
+              <w:t xml:space="preserve">Video — client sessions</w:t>
             </w:r>
           </w:p>
         </w:tc>
@@ -3366,7 +4409,7 @@
                 <w:sz w:val="20"/>
                 <w:szCs w:val="20"/>
               </w:rPr>
-              <w:t xml:space="preserve">Native — EspoCRM</w:t>
+              <w:t xml:space="preserve">Google Meet (Google Workspace for Nonprofits)</w:t>
             </w:r>
           </w:p>
         </w:tc>
@@ -3396,7 +4439,7 @@
                 <w:sz w:val="20"/>
                 <w:szCs w:val="20"/>
               </w:rPr>
-              <w:t xml:space="preserve">REST API for integrations</w:t>
+              <w:t xml:space="preserve">Video — internal meetings</w:t>
             </w:r>
           </w:p>
         </w:tc>
@@ -3452,7 +4495,7 @@
                 <w:sz w:val="20"/>
                 <w:szCs w:val="20"/>
               </w:rPr>
-              <w:t xml:space="preserve">Native — EspoCRM</w:t>
+              <w:t xml:space="preserve">Jitsi Meet (self-hosted on AWS)</w:t>
             </w:r>
           </w:p>
         </w:tc>
@@ -3482,7 +4525,7 @@
                 <w:sz w:val="20"/>
                 <w:szCs w:val="20"/>
               </w:rPr>
-              <w:t xml:space="preserve">Donor management</w:t>
+              <w:t xml:space="preserve">Role-based access control</w:t>
             </w:r>
           </w:p>
         </w:tc>
@@ -3510,7 +4553,7 @@
                 <w:sz w:val="20"/>
                 <w:szCs w:val="20"/>
               </w:rPr>
-              <w:t xml:space="preserve">Nice to Have</w:t>
+              <w:t xml:space="preserve">Must Have</w:t>
             </w:r>
           </w:p>
         </w:tc>
@@ -3538,7 +4581,7 @@
                 <w:sz w:val="20"/>
                 <w:szCs w:val="20"/>
               </w:rPr>
-              <w:t xml:space="preserve">Evaluate EspoCRM capability</w:t>
+              <w:t xml:space="preserve">EspoCRM native</w:t>
             </w:r>
           </w:p>
         </w:tc>
@@ -3568,6 +4611,350 @@
                 <w:sz w:val="20"/>
                 <w:szCs w:val="20"/>
               </w:rPr>
+              <w:t xml:space="preserve">Impact reporting &amp; dashboards</w:t>
+            </w:r>
+          </w:p>
+        </w:tc>
+        <w:tc>
+          <w:tcPr>
+            <w:tcW w:type="dxa" w:w="1800"/>
+            <w:tcBorders>
+              <w:top w:val="single" w:color="CCCCCC" w:sz="1"/>
+              <w:left w:val="single" w:color="CCCCCC" w:sz="1"/>
+              <w:bottom w:val="single" w:color="CCCCCC" w:sz="1"/>
+              <w:right w:val="single" w:color="CCCCCC" w:sz="1"/>
+            </w:tcBorders>
+            <w:shd w:fill="F2F2F2" w:val="clear"/>
+            <w:tcMar>
+              <w:top w:type="dxa" w:w="80"/>
+              <w:left w:type="dxa" w:w="120"/>
+              <w:bottom w:type="dxa" w:w="80"/>
+              <w:right w:type="dxa" w:w="120"/>
+            </w:tcMar>
+          </w:tcPr>
+          <w:p>
+            <w:r>
+              <w:rPr>
+                <w:rFonts w:ascii="Arial" w:cs="Arial" w:eastAsia="Arial" w:hAnsi="Arial"/>
+                <w:sz w:val="20"/>
+                <w:szCs w:val="20"/>
+              </w:rPr>
+              <w:t xml:space="preserve">Must Have</w:t>
+            </w:r>
+          </w:p>
+        </w:tc>
+        <w:tc>
+          <w:tcPr>
+            <w:tcW w:type="dxa" w:w="3560"/>
+            <w:tcBorders>
+              <w:top w:val="single" w:color="CCCCCC" w:sz="1"/>
+              <w:left w:val="single" w:color="CCCCCC" w:sz="1"/>
+              <w:bottom w:val="single" w:color="CCCCCC" w:sz="1"/>
+              <w:right w:val="single" w:color="CCCCCC" w:sz="1"/>
+            </w:tcBorders>
+            <w:shd w:fill="F2F2F2" w:val="clear"/>
+            <w:tcMar>
+              <w:top w:type="dxa" w:w="80"/>
+              <w:left w:type="dxa" w:w="120"/>
+              <w:bottom w:type="dxa" w:w="80"/>
+              <w:right w:type="dxa" w:w="120"/>
+            </w:tcMar>
+          </w:tcPr>
+          <w:p>
+            <w:r>
+              <w:rPr>
+                <w:rFonts w:ascii="Arial" w:cs="Arial" w:eastAsia="Arial" w:hAnsi="Arial"/>
+                <w:sz w:val="20"/>
+                <w:szCs w:val="20"/>
+              </w:rPr>
+              <w:t xml:space="preserve">EspoCRM native</w:t>
+            </w:r>
+          </w:p>
+        </w:tc>
+      </w:tr>
+      <w:tr>
+        <w:tc>
+          <w:tcPr>
+            <w:tcW w:type="dxa" w:w="4000"/>
+            <w:tcBorders>
+              <w:top w:val="single" w:color="CCCCCC" w:sz="1"/>
+              <w:left w:val="single" w:color="CCCCCC" w:sz="1"/>
+              <w:bottom w:val="single" w:color="CCCCCC" w:sz="1"/>
+              <w:right w:val="single" w:color="CCCCCC" w:sz="1"/>
+            </w:tcBorders>
+            <w:shd w:fill="FFFFFF" w:val="clear"/>
+            <w:tcMar>
+              <w:top w:type="dxa" w:w="80"/>
+              <w:left w:type="dxa" w:w="120"/>
+              <w:bottom w:type="dxa" w:w="80"/>
+              <w:right w:type="dxa" w:w="120"/>
+            </w:tcMar>
+          </w:tcPr>
+          <w:p>
+            <w:r>
+              <w:rPr>
+                <w:rFonts w:ascii="Arial" w:cs="Arial" w:eastAsia="Arial" w:hAnsi="Arial"/>
+                <w:sz w:val="20"/>
+                <w:szCs w:val="20"/>
+              </w:rPr>
+              <w:t xml:space="preserve">Data export</w:t>
+            </w:r>
+          </w:p>
+        </w:tc>
+        <w:tc>
+          <w:tcPr>
+            <w:tcW w:type="dxa" w:w="1800"/>
+            <w:tcBorders>
+              <w:top w:val="single" w:color="CCCCCC" w:sz="1"/>
+              <w:left w:val="single" w:color="CCCCCC" w:sz="1"/>
+              <w:bottom w:val="single" w:color="CCCCCC" w:sz="1"/>
+              <w:right w:val="single" w:color="CCCCCC" w:sz="1"/>
+            </w:tcBorders>
+            <w:shd w:fill="FFFFFF" w:val="clear"/>
+            <w:tcMar>
+              <w:top w:type="dxa" w:w="80"/>
+              <w:left w:type="dxa" w:w="120"/>
+              <w:bottom w:type="dxa" w:w="80"/>
+              <w:right w:type="dxa" w:w="120"/>
+            </w:tcMar>
+          </w:tcPr>
+          <w:p>
+            <w:r>
+              <w:rPr>
+                <w:rFonts w:ascii="Arial" w:cs="Arial" w:eastAsia="Arial" w:hAnsi="Arial"/>
+                <w:sz w:val="20"/>
+                <w:szCs w:val="20"/>
+              </w:rPr>
+              <w:t xml:space="preserve">Must Have</w:t>
+            </w:r>
+          </w:p>
+        </w:tc>
+        <w:tc>
+          <w:tcPr>
+            <w:tcW w:type="dxa" w:w="3560"/>
+            <w:tcBorders>
+              <w:top w:val="single" w:color="CCCCCC" w:sz="1"/>
+              <w:left w:val="single" w:color="CCCCCC" w:sz="1"/>
+              <w:bottom w:val="single" w:color="CCCCCC" w:sz="1"/>
+              <w:right w:val="single" w:color="CCCCCC" w:sz="1"/>
+            </w:tcBorders>
+            <w:shd w:fill="FFFFFF" w:val="clear"/>
+            <w:tcMar>
+              <w:top w:type="dxa" w:w="80"/>
+              <w:left w:type="dxa" w:w="120"/>
+              <w:bottom w:type="dxa" w:w="80"/>
+              <w:right w:type="dxa" w:w="120"/>
+            </w:tcMar>
+          </w:tcPr>
+          <w:p>
+            <w:r>
+              <w:rPr>
+                <w:rFonts w:ascii="Arial" w:cs="Arial" w:eastAsia="Arial" w:hAnsi="Arial"/>
+                <w:sz w:val="20"/>
+                <w:szCs w:val="20"/>
+              </w:rPr>
+              <w:t xml:space="preserve">EspoCRM native</w:t>
+            </w:r>
+          </w:p>
+        </w:tc>
+      </w:tr>
+      <w:tr>
+        <w:tc>
+          <w:tcPr>
+            <w:tcW w:type="dxa" w:w="4000"/>
+            <w:tcBorders>
+              <w:top w:val="single" w:color="CCCCCC" w:sz="1"/>
+              <w:left w:val="single" w:color="CCCCCC" w:sz="1"/>
+              <w:bottom w:val="single" w:color="CCCCCC" w:sz="1"/>
+              <w:right w:val="single" w:color="CCCCCC" w:sz="1"/>
+            </w:tcBorders>
+            <w:shd w:fill="F2F2F2" w:val="clear"/>
+            <w:tcMar>
+              <w:top w:type="dxa" w:w="80"/>
+              <w:left w:type="dxa" w:w="120"/>
+              <w:bottom w:type="dxa" w:w="80"/>
+              <w:right w:type="dxa" w:w="120"/>
+            </w:tcMar>
+          </w:tcPr>
+          <w:p>
+            <w:r>
+              <w:rPr>
+                <w:rFonts w:ascii="Arial" w:cs="Arial" w:eastAsia="Arial" w:hAnsi="Arial"/>
+                <w:sz w:val="20"/>
+                <w:szCs w:val="20"/>
+              </w:rPr>
+              <w:t xml:space="preserve">REST API for integrations</w:t>
+            </w:r>
+          </w:p>
+        </w:tc>
+        <w:tc>
+          <w:tcPr>
+            <w:tcW w:type="dxa" w:w="1800"/>
+            <w:tcBorders>
+              <w:top w:val="single" w:color="CCCCCC" w:sz="1"/>
+              <w:left w:val="single" w:color="CCCCCC" w:sz="1"/>
+              <w:bottom w:val="single" w:color="CCCCCC" w:sz="1"/>
+              <w:right w:val="single" w:color="CCCCCC" w:sz="1"/>
+            </w:tcBorders>
+            <w:shd w:fill="F2F2F2" w:val="clear"/>
+            <w:tcMar>
+              <w:top w:type="dxa" w:w="80"/>
+              <w:left w:type="dxa" w:w="120"/>
+              <w:bottom w:type="dxa" w:w="80"/>
+              <w:right w:type="dxa" w:w="120"/>
+            </w:tcMar>
+          </w:tcPr>
+          <w:p>
+            <w:r>
+              <w:rPr>
+                <w:rFonts w:ascii="Arial" w:cs="Arial" w:eastAsia="Arial" w:hAnsi="Arial"/>
+                <w:sz w:val="20"/>
+                <w:szCs w:val="20"/>
+              </w:rPr>
+              <w:t xml:space="preserve">Must Have</w:t>
+            </w:r>
+          </w:p>
+        </w:tc>
+        <w:tc>
+          <w:tcPr>
+            <w:tcW w:type="dxa" w:w="3560"/>
+            <w:tcBorders>
+              <w:top w:val="single" w:color="CCCCCC" w:sz="1"/>
+              <w:left w:val="single" w:color="CCCCCC" w:sz="1"/>
+              <w:bottom w:val="single" w:color="CCCCCC" w:sz="1"/>
+              <w:right w:val="single" w:color="CCCCCC" w:sz="1"/>
+            </w:tcBorders>
+            <w:shd w:fill="F2F2F2" w:val="clear"/>
+            <w:tcMar>
+              <w:top w:type="dxa" w:w="80"/>
+              <w:left w:type="dxa" w:w="120"/>
+              <w:bottom w:type="dxa" w:w="80"/>
+              <w:right w:type="dxa" w:w="120"/>
+            </w:tcMar>
+          </w:tcPr>
+          <w:p>
+            <w:r>
+              <w:rPr>
+                <w:rFonts w:ascii="Arial" w:cs="Arial" w:eastAsia="Arial" w:hAnsi="Arial"/>
+                <w:sz w:val="20"/>
+                <w:szCs w:val="20"/>
+              </w:rPr>
+              <w:t xml:space="preserve">EspoCRM native</w:t>
+            </w:r>
+          </w:p>
+        </w:tc>
+      </w:tr>
+      <w:tr>
+        <w:tc>
+          <w:tcPr>
+            <w:tcW w:type="dxa" w:w="4000"/>
+            <w:tcBorders>
+              <w:top w:val="single" w:color="CCCCCC" w:sz="1"/>
+              <w:left w:val="single" w:color="CCCCCC" w:sz="1"/>
+              <w:bottom w:val="single" w:color="CCCCCC" w:sz="1"/>
+              <w:right w:val="single" w:color="CCCCCC" w:sz="1"/>
+            </w:tcBorders>
+            <w:shd w:fill="FFFFFF" w:val="clear"/>
+            <w:tcMar>
+              <w:top w:type="dxa" w:w="80"/>
+              <w:left w:type="dxa" w:w="120"/>
+              <w:bottom w:type="dxa" w:w="80"/>
+              <w:right w:type="dxa" w:w="120"/>
+            </w:tcMar>
+          </w:tcPr>
+          <w:p>
+            <w:r>
+              <w:rPr>
+                <w:rFonts w:ascii="Arial" w:cs="Arial" w:eastAsia="Arial" w:hAnsi="Arial"/>
+                <w:sz w:val="20"/>
+                <w:szCs w:val="20"/>
+              </w:rPr>
+              <w:t xml:space="preserve">Donor management</w:t>
+            </w:r>
+          </w:p>
+        </w:tc>
+        <w:tc>
+          <w:tcPr>
+            <w:tcW w:type="dxa" w:w="1800"/>
+            <w:tcBorders>
+              <w:top w:val="single" w:color="CCCCCC" w:sz="1"/>
+              <w:left w:val="single" w:color="CCCCCC" w:sz="1"/>
+              <w:bottom w:val="single" w:color="CCCCCC" w:sz="1"/>
+              <w:right w:val="single" w:color="CCCCCC" w:sz="1"/>
+            </w:tcBorders>
+            <w:shd w:fill="FFFFFF" w:val="clear"/>
+            <w:tcMar>
+              <w:top w:type="dxa" w:w="80"/>
+              <w:left w:type="dxa" w:w="120"/>
+              <w:bottom w:type="dxa" w:w="80"/>
+              <w:right w:type="dxa" w:w="120"/>
+            </w:tcMar>
+          </w:tcPr>
+          <w:p>
+            <w:r>
+              <w:rPr>
+                <w:rFonts w:ascii="Arial" w:cs="Arial" w:eastAsia="Arial" w:hAnsi="Arial"/>
+                <w:sz w:val="20"/>
+                <w:szCs w:val="20"/>
+              </w:rPr>
+              <w:t xml:space="preserve">Nice to Have</w:t>
+            </w:r>
+          </w:p>
+        </w:tc>
+        <w:tc>
+          <w:tcPr>
+            <w:tcW w:type="dxa" w:w="3560"/>
+            <w:tcBorders>
+              <w:top w:val="single" w:color="CCCCCC" w:sz="1"/>
+              <w:left w:val="single" w:color="CCCCCC" w:sz="1"/>
+              <w:bottom w:val="single" w:color="CCCCCC" w:sz="1"/>
+              <w:right w:val="single" w:color="CCCCCC" w:sz="1"/>
+            </w:tcBorders>
+            <w:shd w:fill="FFFFFF" w:val="clear"/>
+            <w:tcMar>
+              <w:top w:type="dxa" w:w="80"/>
+              <w:left w:type="dxa" w:w="120"/>
+              <w:bottom w:type="dxa" w:w="80"/>
+              <w:right w:type="dxa" w:w="120"/>
+            </w:tcMar>
+          </w:tcPr>
+          <w:p>
+            <w:r>
+              <w:rPr>
+                <w:rFonts w:ascii="Arial" w:cs="Arial" w:eastAsia="Arial" w:hAnsi="Arial"/>
+                <w:sz w:val="20"/>
+                <w:szCs w:val="20"/>
+              </w:rPr>
+              <w:t xml:space="preserve">Evaluate EspoCRM capability</w:t>
+            </w:r>
+          </w:p>
+        </w:tc>
+      </w:tr>
+      <w:tr>
+        <w:tc>
+          <w:tcPr>
+            <w:tcW w:type="dxa" w:w="4000"/>
+            <w:tcBorders>
+              <w:top w:val="single" w:color="CCCCCC" w:sz="1"/>
+              <w:left w:val="single" w:color="CCCCCC" w:sz="1"/>
+              <w:bottom w:val="single" w:color="CCCCCC" w:sz="1"/>
+              <w:right w:val="single" w:color="CCCCCC" w:sz="1"/>
+            </w:tcBorders>
+            <w:shd w:fill="F2F2F2" w:val="clear"/>
+            <w:tcMar>
+              <w:top w:type="dxa" w:w="80"/>
+              <w:left w:type="dxa" w:w="120"/>
+              <w:bottom w:type="dxa" w:w="80"/>
+              <w:right w:type="dxa" w:w="120"/>
+            </w:tcMar>
+          </w:tcPr>
+          <w:p>
+            <w:r>
+              <w:rPr>
+                <w:rFonts w:ascii="Arial" w:cs="Arial" w:eastAsia="Arial" w:hAnsi="Arial"/>
+                <w:sz w:val="20"/>
+                <w:szCs w:val="20"/>
+              </w:rPr>
               <w:t xml:space="preserve">Dues tracking</w:t>
             </w:r>
           </w:p>
@@ -3624,7 +5011,7 @@
                 <w:sz w:val="20"/>
                 <w:szCs w:val="20"/>
               </w:rPr>
-              <w:t xml:space="preserve">Native — custom entity</w:t>
+              <w:t xml:space="preserve">EspoCRM custom entity</w:t>
             </w:r>
           </w:p>
         </w:tc>
@@ -3640,7 +5027,7 @@
         <w:pStyle w:val="Heading1"/>
       </w:pPr>
       <w:r>
-        <w:t xml:space="preserve">13. Open Questions</w:t>
+        <w:t xml:space="preserve">15. Open Questions</w:t>
       </w:r>
     </w:p>
     <w:p>
@@ -3653,7 +5040,7 @@
           <w:iCs/>
           <w:color w:val="B8860B"/>
         </w:rPr>
-        <w:t xml:space="preserve">○ OPEN: Scheduling — will EspoCRM native calendar/activity features suffice, or is a dedicated scheduling tool (e.g., Cal.com) required? Deferred to Section 5 — Scheduling.</w:t>
+        <w:t xml:space="preserve">○ OPEN: Verify Google Workspace for Nonprofits free tier removes 60-minute group meeting limit.</w:t>
       </w:r>
     </w:p>
     <w:p>
@@ -3666,7 +5053,7 @@
           <w:iCs/>
           <w:color w:val="B8860B"/>
         </w:rPr>
-        <w:t xml:space="preserve">○ OPEN: Donor management — evaluate whether EspoCRM can handle donor tracking natively or if a separate tool is needed.</w:t>
+        <w:t xml:space="preserve">○ OPEN: Donor management — evaluate whether EspoCRM handles donor tracking natively.</w:t>
       </w:r>
     </w:p>
     <w:p>
@@ -3679,7 +5066,7 @@
           <w:iCs/>
           <w:color w:val="B8860B"/>
         </w:rPr>
-        <w:t xml:space="preserve">○ OPEN: Dues payment processing — determine PCI-compliant payment integration for annual volunteer dues.</w:t>
+        <w:t xml:space="preserve">○ OPEN: Dues payment processing — PCI-compliant payment integration for annual volunteer dues.</w:t>
       </w:r>
     </w:p>
     <w:p>
@@ -3692,7 +5079,7 @@
           <w:iCs/>
           <w:color w:val="B8860B"/>
         </w:rPr>
-        <w:t xml:space="preserve">○ OPEN: Video/virtual meeting integration — how are virtual mentoring sessions initiated and logged? (e.g., Jitsi Meet, Google Meet integration)</w:t>
+        <w:t xml:space="preserve">○ OPEN: Backup and recovery strategy for self-hosted EspoCRM on AWS.</w:t>
       </w:r>
     </w:p>
     <w:p>
@@ -3705,7 +5092,7 @@
           <w:iCs/>
           <w:color w:val="B8860B"/>
         </w:rPr>
-        <w:t xml:space="preserve">○ OPEN: Backup and recovery strategy for self-hosted EspoCRM on AWS.</w:t>
+        <w:t xml:space="preserve">○ OPEN: Virtual meeting link auto-generation — confirm EspoCRM + Cal.com can auto-attach Google Meet links to scheduled sessions.</w:t>
       </w:r>
     </w:p>
     <w:p>
@@ -3718,7 +5105,7 @@
         <w:pStyle w:val="Heading1"/>
       </w:pPr>
       <w:r>
-        <w:t xml:space="preserve">14. Document Control</w:t>
+        <w:t xml:space="preserve">16. Document Control</w:t>
       </w:r>
     </w:p>
     <w:tbl>
@@ -3857,7 +5244,7 @@
                 <w:sz w:val="20"/>
                 <w:szCs w:val="20"/>
               </w:rPr>
-              <w:t xml:space="preserve">0.2</w:t>
+              <w:t xml:space="preserve">0.3</w:t>
             </w:r>
           </w:p>
         </w:tc>
@@ -3915,7 +5302,7 @@
                 <w:sz w:val="20"/>
                 <w:szCs w:val="20"/>
               </w:rPr>
-              <w:t xml:space="preserve">Platform Selected — Implementation Details Pending</w:t>
+              <w:t xml:space="preserve">Platform Selected — Scheduling &amp; Video Decisions Added</w:t>
             </w:r>
           </w:p>
         </w:tc>

--- a/PRDs/CBM-PRD-CRM.docx
+++ b/PRDs/CBM-PRD-CRM.docx
@@ -1265,70 +1265,479 @@
     </w:p>
     <w:p>
       <w:pPr>
-        <w:pStyle w:val="ListParagraph"/>
-        <w:numPr>
-          <w:ilvl w:val="0"/>
-          <w:numId w:val="2"/>
-        </w:numPr>
-        <w:spacing w:after="80"/>
-      </w:pPr>
-      <w:r>
-        <w:rPr>
-          <w:b w:val="false"/>
-          <w:bCs w:val="false"/>
-        </w:rPr>
-        <w:t xml:space="preserve">Single profile per volunteer regardless of roles held</w:t>
-      </w:r>
-    </w:p>
-    <w:p>
-      <w:pPr>
-        <w:pStyle w:val="ListParagraph"/>
-        <w:numPr>
-          <w:ilvl w:val="0"/>
-          <w:numId w:val="2"/>
-        </w:numPr>
-        <w:spacing w:after="80"/>
-      </w:pPr>
-      <w:r>
-        <w:rPr>
-          <w:b w:val="false"/>
-          <w:bCs w:val="false"/>
-        </w:rPr>
-        <w:t xml:space="preserve">Roles are additive — mentor, co-mentor, SME, or any combination</w:t>
-      </w:r>
-    </w:p>
-    <w:p>
-      <w:pPr>
-        <w:pStyle w:val="ListParagraph"/>
-        <w:numPr>
-          <w:ilvl w:val="0"/>
-          <w:numId w:val="2"/>
-        </w:numPr>
-        <w:spacing w:after="80"/>
-      </w:pPr>
-      <w:r>
-        <w:rPr>
-          <w:b w:val="false"/>
-          <w:bCs w:val="false"/>
-        </w:rPr>
-        <w:t xml:space="preserve">Industry expertise tags (e.g., retail, manufacturing, nonprofit, tech, food service)</w:t>
-      </w:r>
-    </w:p>
-    <w:p>
-      <w:pPr>
-        <w:pStyle w:val="ListParagraph"/>
-        <w:numPr>
-          <w:ilvl w:val="0"/>
-          <w:numId w:val="2"/>
-        </w:numPr>
-        <w:spacing w:after="80"/>
-      </w:pPr>
-      <w:r>
-        <w:rPr>
-          <w:b w:val="false"/>
-          <w:bCs w:val="false"/>
-        </w:rPr>
-        <w:t xml:space="preserve">Functional skill tags (e.g., marketing, finance, operations, HR, fundraising, governance)</w:t>
+        <w:spacing w:after="120"/>
+      </w:pPr>
+      <w:r>
+        <w:t xml:space="preserve">Single profile per volunteer regardless of roles held. Roles are additive — mentor, co-mentor, SME, or any combination.</w:t>
+      </w:r>
+    </w:p>
+    <w:p>
+      <w:r>
+        <w:t xml:space="preserve"/>
+      </w:r>
+    </w:p>
+    <w:p>
+      <w:pPr>
+        <w:pStyle w:val="Heading3"/>
+      </w:pPr>
+      <w:r>
+        <w:t xml:space="preserve">Identity &amp; Contact</w:t>
+      </w:r>
+    </w:p>
+    <w:p>
+      <w:pPr>
+        <w:pStyle w:val="ListParagraph"/>
+        <w:numPr>
+          <w:ilvl w:val="0"/>
+          <w:numId w:val="2"/>
+        </w:numPr>
+        <w:spacing w:after="80"/>
+      </w:pPr>
+      <w:r>
+        <w:rPr>
+          <w:b w:val="false"/>
+          <w:bCs w:val="false"/>
+        </w:rPr>
+        <w:t xml:space="preserve">First name, last name</w:t>
+      </w:r>
+    </w:p>
+    <w:p>
+      <w:pPr>
+        <w:pStyle w:val="ListParagraph"/>
+        <w:numPr>
+          <w:ilvl w:val="0"/>
+          <w:numId w:val="2"/>
+        </w:numPr>
+        <w:spacing w:after="80"/>
+      </w:pPr>
+      <w:r>
+        <w:rPr>
+          <w:b w:val="false"/>
+          <w:bCs w:val="false"/>
+        </w:rPr>
+        <w:t xml:space="preserve">Preferred name / nickname</w:t>
+      </w:r>
+    </w:p>
+    <w:p>
+      <w:pPr>
+        <w:pStyle w:val="ListParagraph"/>
+        <w:numPr>
+          <w:ilvl w:val="0"/>
+          <w:numId w:val="2"/>
+        </w:numPr>
+        <w:spacing w:after="80"/>
+      </w:pPr>
+      <w:r>
+        <w:rPr>
+          <w:b w:val="false"/>
+          <w:bCs w:val="false"/>
+        </w:rPr>
+        <w:t xml:space="preserve">Email address (primary)</w:t>
+      </w:r>
+    </w:p>
+    <w:p>
+      <w:pPr>
+        <w:pStyle w:val="ListParagraph"/>
+        <w:numPr>
+          <w:ilvl w:val="0"/>
+          <w:numId w:val="2"/>
+        </w:numPr>
+        <w:spacing w:after="80"/>
+      </w:pPr>
+      <w:r>
+        <w:rPr>
+          <w:b w:val="false"/>
+          <w:bCs w:val="false"/>
+        </w:rPr>
+        <w:t xml:space="preserve">Phone number</w:t>
+      </w:r>
+    </w:p>
+    <w:p>
+      <w:pPr>
+        <w:pStyle w:val="ListParagraph"/>
+        <w:numPr>
+          <w:ilvl w:val="0"/>
+          <w:numId w:val="2"/>
+        </w:numPr>
+        <w:spacing w:after="80"/>
+      </w:pPr>
+      <w:r>
+        <w:rPr>
+          <w:b w:val="false"/>
+          <w:bCs w:val="false"/>
+        </w:rPr>
+        <w:t xml:space="preserve">City / zip code</w:t>
+      </w:r>
+    </w:p>
+    <w:p>
+      <w:pPr>
+        <w:pStyle w:val="ListParagraph"/>
+        <w:numPr>
+          <w:ilvl w:val="0"/>
+          <w:numId w:val="2"/>
+        </w:numPr>
+        <w:spacing w:after="80"/>
+      </w:pPr>
+      <w:r>
+        <w:rPr>
+          <w:b w:val="false"/>
+          <w:bCs w:val="false"/>
+        </w:rPr>
+        <w:t xml:space="preserve">LinkedIn profile URL</w:t>
+      </w:r>
+    </w:p>
+    <w:p>
+      <w:pPr>
+        <w:pStyle w:val="ListParagraph"/>
+        <w:numPr>
+          <w:ilvl w:val="0"/>
+          <w:numId w:val="2"/>
+        </w:numPr>
+        <w:spacing w:after="80"/>
+      </w:pPr>
+      <w:r>
+        <w:rPr>
+          <w:b w:val="false"/>
+          <w:bCs w:val="false"/>
+        </w:rPr>
+        <w:t xml:space="preserve">Photo</w:t>
+      </w:r>
+    </w:p>
+    <w:p>
+      <w:r>
+        <w:t xml:space="preserve"/>
+      </w:r>
+    </w:p>
+    <w:p>
+      <w:pPr>
+        <w:pStyle w:val="Heading3"/>
+      </w:pPr>
+      <w:r>
+        <w:t xml:space="preserve">Biographical</w:t>
+      </w:r>
+    </w:p>
+    <w:p>
+      <w:pPr>
+        <w:pStyle w:val="ListParagraph"/>
+        <w:numPr>
+          <w:ilvl w:val="0"/>
+          <w:numId w:val="2"/>
+        </w:numPr>
+        <w:spacing w:after="80"/>
+      </w:pPr>
+      <w:r>
+        <w:rPr>
+          <w:b w:val="false"/>
+          <w:bCs w:val="false"/>
+        </w:rPr>
+        <w:t xml:space="preserve">Birthdate</w:t>
+      </w:r>
+    </w:p>
+    <w:p>
+      <w:pPr>
+        <w:pStyle w:val="ListParagraph"/>
+        <w:numPr>
+          <w:ilvl w:val="0"/>
+          <w:numId w:val="2"/>
+        </w:numPr>
+        <w:spacing w:after="80"/>
+      </w:pPr>
+      <w:r>
+        <w:rPr>
+          <w:b w:val="false"/>
+          <w:bCs w:val="false"/>
+        </w:rPr>
+        <w:t xml:space="preserve">Date joined CBM</w:t>
+      </w:r>
+    </w:p>
+    <w:p>
+      <w:pPr>
+        <w:pStyle w:val="ListParagraph"/>
+        <w:numPr>
+          <w:ilvl w:val="0"/>
+          <w:numId w:val="2"/>
+        </w:numPr>
+        <w:spacing w:after="80"/>
+      </w:pPr>
+      <w:r>
+        <w:rPr>
+          <w:b w:val="false"/>
+          <w:bCs w:val="false"/>
+        </w:rPr>
+        <w:t xml:space="preserve">How they heard about CBM</w:t>
+      </w:r>
+    </w:p>
+    <w:p>
+      <w:r>
+        <w:t xml:space="preserve"/>
+      </w:r>
+    </w:p>
+    <w:p>
+      <w:pPr>
+        <w:pStyle w:val="Heading3"/>
+      </w:pPr>
+      <w:r>
+        <w:t xml:space="preserve">Professional Background</w:t>
+      </w:r>
+    </w:p>
+    <w:p>
+      <w:pPr>
+        <w:pStyle w:val="ListParagraph"/>
+        <w:numPr>
+          <w:ilvl w:val="0"/>
+          <w:numId w:val="2"/>
+        </w:numPr>
+        <w:spacing w:after="80"/>
+      </w:pPr>
+      <w:r>
+        <w:rPr>
+          <w:b w:val="false"/>
+          <w:bCs w:val="false"/>
+        </w:rPr>
+        <w:t xml:space="preserve">Current employer / company</w:t>
+      </w:r>
+    </w:p>
+    <w:p>
+      <w:pPr>
+        <w:pStyle w:val="ListParagraph"/>
+        <w:numPr>
+          <w:ilvl w:val="0"/>
+          <w:numId w:val="2"/>
+        </w:numPr>
+        <w:spacing w:after="80"/>
+      </w:pPr>
+      <w:r>
+        <w:rPr>
+          <w:b w:val="false"/>
+          <w:bCs w:val="false"/>
+        </w:rPr>
+        <w:t xml:space="preserve">Current job title</w:t>
+      </w:r>
+    </w:p>
+    <w:p>
+      <w:pPr>
+        <w:pStyle w:val="ListParagraph"/>
+        <w:numPr>
+          <w:ilvl w:val="0"/>
+          <w:numId w:val="2"/>
+        </w:numPr>
+        <w:spacing w:after="80"/>
+      </w:pPr>
+      <w:r>
+        <w:rPr>
+          <w:b w:val="false"/>
+          <w:bCs w:val="false"/>
+        </w:rPr>
+        <w:t xml:space="preserve">Industry (primary)</w:t>
+      </w:r>
+    </w:p>
+    <w:p>
+      <w:pPr>
+        <w:pStyle w:val="ListParagraph"/>
+        <w:numPr>
+          <w:ilvl w:val="0"/>
+          <w:numId w:val="2"/>
+        </w:numPr>
+        <w:spacing w:after="80"/>
+      </w:pPr>
+      <w:r>
+        <w:rPr>
+          <w:b w:val="false"/>
+          <w:bCs w:val="false"/>
+        </w:rPr>
+        <w:t xml:space="preserve">Years of professional experience</w:t>
+      </w:r>
+    </w:p>
+    <w:p>
+      <w:pPr>
+        <w:pStyle w:val="ListParagraph"/>
+        <w:numPr>
+          <w:ilvl w:val="0"/>
+          <w:numId w:val="2"/>
+        </w:numPr>
+        <w:spacing w:after="80"/>
+      </w:pPr>
+      <w:r>
+        <w:rPr>
+          <w:b w:val="false"/>
+          <w:bCs w:val="false"/>
+        </w:rPr>
+        <w:t xml:space="preserve">Brief bio (free text — used for public profile and funder storytelling)</w:t>
+      </w:r>
+    </w:p>
+    <w:p>
+      <w:r>
+        <w:t xml:space="preserve"/>
+      </w:r>
+    </w:p>
+    <w:p>
+      <w:pPr>
+        <w:pStyle w:val="Heading3"/>
+      </w:pPr>
+      <w:r>
+        <w:t xml:space="preserve">Skills &amp; Expertise (for matching)</w:t>
+      </w:r>
+    </w:p>
+    <w:p>
+      <w:pPr>
+        <w:pStyle w:val="ListParagraph"/>
+        <w:numPr>
+          <w:ilvl w:val="0"/>
+          <w:numId w:val="2"/>
+        </w:numPr>
+        <w:spacing w:after="80"/>
+      </w:pPr>
+      <w:r>
+        <w:rPr>
+          <w:b w:val="false"/>
+          <w:bCs w:val="false"/>
+        </w:rPr>
+        <w:t xml:space="preserve">Industry expertise tags (e.g., retail, manufacturing, nonprofit, tech, food service, healthcare, real estate, legal)</w:t>
+      </w:r>
+    </w:p>
+    <w:p>
+      <w:pPr>
+        <w:pStyle w:val="ListParagraph"/>
+        <w:numPr>
+          <w:ilvl w:val="0"/>
+          <w:numId w:val="2"/>
+        </w:numPr>
+        <w:spacing w:after="80"/>
+      </w:pPr>
+      <w:r>
+        <w:rPr>
+          <w:b w:val="false"/>
+          <w:bCs w:val="false"/>
+        </w:rPr>
+        <w:t xml:space="preserve">Functional skill tags (e.g., marketing, finance, operations, HR, fundraising, governance, legal, technology, sales)</w:t>
+      </w:r>
+    </w:p>
+    <w:p>
+      <w:pPr>
+        <w:pStyle w:val="ListParagraph"/>
+        <w:numPr>
+          <w:ilvl w:val="0"/>
+          <w:numId w:val="2"/>
+        </w:numPr>
+        <w:spacing w:after="80"/>
+      </w:pPr>
+      <w:r>
+        <w:rPr>
+          <w:b w:val="false"/>
+          <w:bCs w:val="false"/>
+        </w:rPr>
+        <w:t xml:space="preserve">SME topic/skill tags — granular areas of deep expertise</w:t>
+      </w:r>
+    </w:p>
+    <w:p>
+      <w:r>
+        <w:t xml:space="preserve"/>
+      </w:r>
+    </w:p>
+    <w:p>
+      <w:pPr>
+        <w:pStyle w:val="Heading3"/>
+      </w:pPr>
+      <w:r>
+        <w:t xml:space="preserve">Interests</w:t>
+      </w:r>
+    </w:p>
+    <w:p>
+      <w:pPr>
+        <w:pStyle w:val="ListParagraph"/>
+        <w:numPr>
+          <w:ilvl w:val="0"/>
+          <w:numId w:val="2"/>
+        </w:numPr>
+        <w:spacing w:after="80"/>
+      </w:pPr>
+      <w:r>
+        <w:rPr>
+          <w:b w:val="false"/>
+          <w:bCs w:val="false"/>
+        </w:rPr>
+        <w:t xml:space="preserve">Personal interests / hobbies (free text or tags)</w:t>
+      </w:r>
+    </w:p>
+    <w:p>
+      <w:pPr>
+        <w:pStyle w:val="ListParagraph"/>
+        <w:numPr>
+          <w:ilvl w:val="0"/>
+          <w:numId w:val="2"/>
+        </w:numPr>
+        <w:spacing w:after="80"/>
+      </w:pPr>
+      <w:r>
+        <w:rPr>
+          <w:b w:val="false"/>
+          <w:bCs w:val="false"/>
+        </w:rPr>
+        <w:t xml:space="preserve">Causes they care about</w:t>
+      </w:r>
+    </w:p>
+    <w:p>
+      <w:pPr>
+        <w:pStyle w:val="ListParagraph"/>
+        <w:numPr>
+          <w:ilvl w:val="0"/>
+          <w:numId w:val="2"/>
+        </w:numPr>
+        <w:spacing w:after="80"/>
+      </w:pPr>
+      <w:r>
+        <w:rPr>
+          <w:b w:val="false"/>
+          <w:bCs w:val="false"/>
+        </w:rPr>
+        <w:t xml:space="preserve">Willingness to speak at events (yes/no toggle)</w:t>
+      </w:r>
+    </w:p>
+    <w:p>
+      <w:pPr>
+        <w:pStyle w:val="ListParagraph"/>
+        <w:numPr>
+          <w:ilvl w:val="0"/>
+          <w:numId w:val="2"/>
+        </w:numPr>
+        <w:spacing w:after="80"/>
+      </w:pPr>
+      <w:r>
+        <w:rPr>
+          <w:b w:val="false"/>
+          <w:bCs w:val="false"/>
+        </w:rPr>
+        <w:t xml:space="preserve">Willingness to be featured in marketing/funder materials (yes/no toggle)</w:t>
+      </w:r>
+    </w:p>
+    <w:p>
+      <w:r>
+        <w:t xml:space="preserve"/>
+      </w:r>
+    </w:p>
+    <w:p>
+      <w:pPr>
+        <w:pStyle w:val="Heading3"/>
+      </w:pPr>
+      <w:r>
+        <w:t xml:space="preserve">Role &amp; Capacity</w:t>
+      </w:r>
+    </w:p>
+    <w:p>
+      <w:pPr>
+        <w:pStyle w:val="ListParagraph"/>
+        <w:numPr>
+          <w:ilvl w:val="0"/>
+          <w:numId w:val="2"/>
+        </w:numPr>
+        <w:spacing w:after="80"/>
+      </w:pPr>
+      <w:r>
+        <w:rPr>
+          <w:b w:val="false"/>
+          <w:bCs w:val="false"/>
+        </w:rPr>
+        <w:t xml:space="preserve">Role(s) — mentor, co-mentor, SME (additive)</w:t>
       </w:r>
     </w:p>
     <w:p>
@@ -1396,24 +1805,203 @@
           <w:b w:val="false"/>
           <w:bCs w:val="false"/>
         </w:rPr>
-        <w:t xml:space="preserve">SME availability toggle with topic/skill tags</w:t>
-      </w:r>
-    </w:p>
-    <w:p>
-      <w:pPr>
-        <w:pStyle w:val="ListParagraph"/>
-        <w:numPr>
-          <w:ilvl w:val="0"/>
-          <w:numId w:val="2"/>
-        </w:numPr>
-        <w:spacing w:after="80"/>
-      </w:pPr>
-      <w:r>
-        <w:rPr>
-          <w:b w:val="false"/>
-          <w:bCs w:val="false"/>
-        </w:rPr>
-        <w:t xml:space="preserve">Membership dues status</w:t>
+        <w:t xml:space="preserve">SME availability toggle</w:t>
+      </w:r>
+    </w:p>
+    <w:p>
+      <w:r>
+        <w:t xml:space="preserve"/>
+      </w:r>
+    </w:p>
+    <w:p>
+      <w:pPr>
+        <w:pStyle w:val="Heading3"/>
+      </w:pPr>
+      <w:r>
+        <w:t xml:space="preserve">Administrative</w:t>
+      </w:r>
+    </w:p>
+    <w:p>
+      <w:pPr>
+        <w:pStyle w:val="ListParagraph"/>
+        <w:numPr>
+          <w:ilvl w:val="0"/>
+          <w:numId w:val="2"/>
+        </w:numPr>
+        <w:spacing w:after="80"/>
+      </w:pPr>
+      <w:r>
+        <w:rPr>
+          <w:b w:val="false"/>
+          <w:bCs w:val="false"/>
+        </w:rPr>
+        <w:t xml:space="preserve">Membership dues status — current / waived / unpaid</w:t>
+      </w:r>
+    </w:p>
+    <w:p>
+      <w:pPr>
+        <w:pStyle w:val="ListParagraph"/>
+        <w:numPr>
+          <w:ilvl w:val="0"/>
+          <w:numId w:val="2"/>
+        </w:numPr>
+        <w:spacing w:after="80"/>
+      </w:pPr>
+      <w:r>
+        <w:rPr>
+          <w:b w:val="false"/>
+          <w:bCs w:val="false"/>
+        </w:rPr>
+        <w:t xml:space="preserve">Moodle onboarding completion date (system-populated)</w:t>
+      </w:r>
+    </w:p>
+    <w:p>
+      <w:pPr>
+        <w:pStyle w:val="ListParagraph"/>
+        <w:numPr>
+          <w:ilvl w:val="0"/>
+          <w:numId w:val="2"/>
+        </w:numPr>
+        <w:spacing w:after="80"/>
+      </w:pPr>
+      <w:r>
+        <w:rPr>
+          <w:b w:val="false"/>
+          <w:bCs w:val="false"/>
+        </w:rPr>
+        <w:t xml:space="preserve">Ethics sign-off date (system-populated from Moodle)</w:t>
+      </w:r>
+    </w:p>
+    <w:p>
+      <w:pPr>
+        <w:pStyle w:val="ListParagraph"/>
+        <w:numPr>
+          <w:ilvl w:val="0"/>
+          <w:numId w:val="2"/>
+        </w:numPr>
+        <w:spacing w:after="80"/>
+      </w:pPr>
+      <w:r>
+        <w:rPr>
+          <w:b w:val="false"/>
+          <w:bCs w:val="false"/>
+        </w:rPr>
+        <w:t xml:space="preserve">Volunteer status — active / inactive / departed</w:t>
+      </w:r>
+    </w:p>
+    <w:p>
+      <w:pPr>
+        <w:pStyle w:val="ListParagraph"/>
+        <w:numPr>
+          <w:ilvl w:val="0"/>
+          <w:numId w:val="2"/>
+        </w:numPr>
+        <w:spacing w:after="80"/>
+      </w:pPr>
+      <w:r>
+        <w:rPr>
+          <w:b w:val="false"/>
+          <w:bCs w:val="false"/>
+        </w:rPr>
+        <w:t xml:space="preserve">Departure date and reason (if applicable)</w:t>
+      </w:r>
+    </w:p>
+    <w:p>
+      <w:r>
+        <w:t xml:space="preserve"/>
+      </w:r>
+    </w:p>
+    <w:p>
+      <w:pPr>
+        <w:pStyle w:val="Heading3"/>
+      </w:pPr>
+      <w:r>
+        <w:t xml:space="preserve">KPIs (system-calculated)</w:t>
+      </w:r>
+    </w:p>
+    <w:p>
+      <w:pPr>
+        <w:pStyle w:val="ListParagraph"/>
+        <w:numPr>
+          <w:ilvl w:val="0"/>
+          <w:numId w:val="2"/>
+        </w:numPr>
+        <w:spacing w:after="80"/>
+      </w:pPr>
+      <w:r>
+        <w:rPr>
+          <w:b w:val="false"/>
+          <w:bCs w:val="false"/>
+        </w:rPr>
+        <w:t xml:space="preserve">Total clients served — lifetime and per year</w:t>
+      </w:r>
+    </w:p>
+    <w:p>
+      <w:pPr>
+        <w:pStyle w:val="ListParagraph"/>
+        <w:numPr>
+          <w:ilvl w:val="0"/>
+          <w:numId w:val="2"/>
+        </w:numPr>
+        <w:spacing w:after="80"/>
+      </w:pPr>
+      <w:r>
+        <w:rPr>
+          <w:b w:val="false"/>
+          <w:bCs w:val="false"/>
+        </w:rPr>
+        <w:t xml:space="preserve">Total mentoring hours contributed</w:t>
+      </w:r>
+    </w:p>
+    <w:p>
+      <w:pPr>
+        <w:pStyle w:val="ListParagraph"/>
+        <w:numPr>
+          <w:ilvl w:val="0"/>
+          <w:numId w:val="2"/>
+        </w:numPr>
+        <w:spacing w:after="80"/>
+      </w:pPr>
+      <w:r>
+        <w:rPr>
+          <w:b w:val="false"/>
+          <w:bCs w:val="false"/>
+        </w:rPr>
+        <w:t xml:space="preserve">Workshop presentations delivered</w:t>
+      </w:r>
+    </w:p>
+    <w:p>
+      <w:pPr>
+        <w:pStyle w:val="ListParagraph"/>
+        <w:numPr>
+          <w:ilvl w:val="0"/>
+          <w:numId w:val="2"/>
+        </w:numPr>
+        <w:spacing w:after="80"/>
+      </w:pPr>
+      <w:r>
+        <w:rPr>
+          <w:b w:val="false"/>
+          <w:bCs w:val="false"/>
+        </w:rPr>
+        <w:t xml:space="preserve">Years of service with CBM</w:t>
+      </w:r>
+    </w:p>
+    <w:p>
+      <w:pPr>
+        <w:pStyle w:val="ListParagraph"/>
+        <w:numPr>
+          <w:ilvl w:val="0"/>
+          <w:numId w:val="2"/>
+        </w:numPr>
+        <w:spacing w:after="80"/>
+      </w:pPr>
+      <w:r>
+        <w:rPr>
+          <w:b w:val="false"/>
+          <w:bCs w:val="false"/>
+        </w:rPr>
+        <w:t xml:space="preserve">NPS scores received from clients</w:t>
       </w:r>
     </w:p>
     <w:p>

--- a/PRDs/CBM-PRD-CRM.docx
+++ b/PRDs/CBM-PRD-CRM.docx
@@ -3528,104 +3528,134 @@
     </w:p>
     <w:p>
       <w:pPr>
-        <w:pStyle w:val="ListParagraph"/>
-        <w:numPr>
-          <w:ilvl w:val="0"/>
-          <w:numId w:val="2"/>
-        </w:numPr>
-        <w:spacing w:after="80"/>
-      </w:pPr>
-      <w:r>
-        <w:rPr>
-          <w:b w:val="false"/>
-          <w:bCs w:val="false"/>
-        </w:rPr>
-        <w:t xml:space="preserve">NPS survey triggered automatically at engagement close</w:t>
-      </w:r>
-    </w:p>
-    <w:p>
-      <w:pPr>
-        <w:pStyle w:val="ListParagraph"/>
-        <w:numPr>
-          <w:ilvl w:val="0"/>
-          <w:numId w:val="2"/>
-        </w:numPr>
-        <w:spacing w:after="80"/>
-      </w:pPr>
-      <w:r>
-        <w:rPr>
-          <w:b w:val="false"/>
-          <w:bCs w:val="false"/>
-        </w:rPr>
-        <w:t xml:space="preserve">Optional mid-engagement trigger for longer engagements (configurable threshold)</w:t>
-      </w:r>
-    </w:p>
-    <w:p>
-      <w:pPr>
-        <w:pStyle w:val="ListParagraph"/>
-        <w:numPr>
-          <w:ilvl w:val="0"/>
-          <w:numId w:val="2"/>
-        </w:numPr>
-        <w:spacing w:after="80"/>
-      </w:pPr>
-      <w:r>
-        <w:rPr>
-          <w:b w:val="false"/>
-          <w:bCs w:val="false"/>
-        </w:rPr>
-        <w:t xml:space="preserve">Survey delivered via CRM-generated email with link to embedded form</w:t>
-      </w:r>
-    </w:p>
-    <w:p>
-      <w:pPr>
-        <w:pStyle w:val="ListParagraph"/>
-        <w:numPr>
-          <w:ilvl w:val="0"/>
-          <w:numId w:val="2"/>
-        </w:numPr>
-        <w:spacing w:after="80"/>
-      </w:pPr>
-      <w:r>
-        <w:rPr>
-          <w:b w:val="false"/>
-          <w:bCs w:val="false"/>
-        </w:rPr>
-        <w:t xml:space="preserve">Client submits score (0–10) and optional comment — no login required</w:t>
-      </w:r>
-    </w:p>
-    <w:p>
-      <w:pPr>
-        <w:pStyle w:val="ListParagraph"/>
-        <w:numPr>
-          <w:ilvl w:val="0"/>
-          <w:numId w:val="2"/>
-        </w:numPr>
-        <w:spacing w:after="80"/>
-      </w:pPr>
-      <w:r>
-        <w:rPr>
-          <w:b w:val="false"/>
-          <w:bCs w:val="false"/>
-        </w:rPr>
-        <w:t xml:space="preserve">Score recorded against client record in CRM</w:t>
-      </w:r>
-    </w:p>
-    <w:p>
-      <w:pPr>
-        <w:pStyle w:val="ListParagraph"/>
-        <w:numPr>
-          <w:ilvl w:val="0"/>
-          <w:numId w:val="2"/>
-        </w:numPr>
-        <w:spacing w:after="80"/>
-      </w:pPr>
-      <w:r>
-        <w:rPr>
-          <w:b w:val="false"/>
-          <w:bCs w:val="false"/>
-        </w:rPr>
-        <w:t xml:space="preserve">Aggregate NPS scores available in impact reporting dashboard</w:t>
+        <w:spacing w:after="120"/>
+      </w:pPr>
+      <w:r>
+        <w:t xml:space="preserve">NPS surveys are triggered automatically by EspoCRM workflow based on session count per engagement. This provides ongoing feedback throughout the relationship rather than a single end-point data point.</w:t>
+      </w:r>
+    </w:p>
+    <w:p>
+      <w:r>
+        <w:t xml:space="preserve"/>
+      </w:r>
+    </w:p>
+    <w:p>
+      <w:pPr>
+        <w:pStyle w:val="ListParagraph"/>
+        <w:numPr>
+          <w:ilvl w:val="0"/>
+          <w:numId w:val="2"/>
+        </w:numPr>
+        <w:spacing w:after="80"/>
+      </w:pPr>
+      <w:r>
+        <w:rPr>
+          <w:b w:val="false"/>
+          <w:bCs w:val="false"/>
+        </w:rPr>
+        <w:t xml:space="preserve">After 2nd session — first NPS survey triggered (sufficient sessions to form a meaningful impression)</w:t>
+      </w:r>
+    </w:p>
+    <w:p>
+      <w:pPr>
+        <w:pStyle w:val="ListParagraph"/>
+        <w:numPr>
+          <w:ilvl w:val="0"/>
+          <w:numId w:val="2"/>
+        </w:numPr>
+        <w:spacing w:after="80"/>
+      </w:pPr>
+      <w:r>
+        <w:rPr>
+          <w:b w:val="false"/>
+          <w:bCs w:val="false"/>
+        </w:rPr>
+        <w:t xml:space="preserve">Every 5 sessions thereafter — recurring pulse check (sessions 7, 12, 17, etc.)</w:t>
+      </w:r>
+    </w:p>
+    <w:p>
+      <w:pPr>
+        <w:pStyle w:val="ListParagraph"/>
+        <w:numPr>
+          <w:ilvl w:val="0"/>
+          <w:numId w:val="2"/>
+        </w:numPr>
+        <w:spacing w:after="80"/>
+      </w:pPr>
+      <w:r>
+        <w:rPr>
+          <w:b w:val="false"/>
+          <w:bCs w:val="false"/>
+        </w:rPr>
+        <w:t xml:space="preserve">At engagement close — final NPS survey</w:t>
+      </w:r>
+    </w:p>
+    <w:p>
+      <w:pPr>
+        <w:pStyle w:val="ListParagraph"/>
+        <w:numPr>
+          <w:ilvl w:val="0"/>
+          <w:numId w:val="2"/>
+        </w:numPr>
+        <w:spacing w:after="80"/>
+      </w:pPr>
+      <w:r>
+        <w:rPr>
+          <w:b w:val="false"/>
+          <w:bCs w:val="false"/>
+        </w:rPr>
+        <w:t xml:space="preserve">Survey delivered via CRM-generated email with link to embedded form — no client login required</w:t>
+      </w:r>
+    </w:p>
+    <w:p>
+      <w:pPr>
+        <w:pStyle w:val="ListParagraph"/>
+        <w:numPr>
+          <w:ilvl w:val="0"/>
+          <w:numId w:val="2"/>
+        </w:numPr>
+        <w:spacing w:after="80"/>
+      </w:pPr>
+      <w:r>
+        <w:rPr>
+          <w:b w:val="false"/>
+          <w:bCs w:val="false"/>
+        </w:rPr>
+        <w:t xml:space="preserve">Client submits score (0–10) and optional comment</w:t>
+      </w:r>
+    </w:p>
+    <w:p>
+      <w:pPr>
+        <w:pStyle w:val="ListParagraph"/>
+        <w:numPr>
+          <w:ilvl w:val="0"/>
+          <w:numId w:val="2"/>
+        </w:numPr>
+        <w:spacing w:after="80"/>
+      </w:pPr>
+      <w:r>
+        <w:rPr>
+          <w:b w:val="false"/>
+          <w:bCs w:val="false"/>
+        </w:rPr>
+        <w:t xml:space="preserve">Score and comment recorded against client engagement record in CRM</w:t>
+      </w:r>
+    </w:p>
+    <w:p>
+      <w:pPr>
+        <w:pStyle w:val="ListParagraph"/>
+        <w:numPr>
+          <w:ilvl w:val="0"/>
+          <w:numId w:val="2"/>
+        </w:numPr>
+        <w:spacing w:after="80"/>
+      </w:pPr>
+      <w:r>
+        <w:rPr>
+          <w:b w:val="false"/>
+          <w:bCs w:val="false"/>
+        </w:rPr>
+        <w:t xml:space="preserve">Aggregate NPS scores and trends available in impact reporting dashboard</w:t>
       </w:r>
     </w:p>
     <w:p>
@@ -3638,7 +3668,7 @@
           <w:iCs/>
           <w:color w:val="595959"/>
         </w:rPr>
-        <w:t xml:space="preserve">Note: If CRM-native NPS is insufficient, integrate LimeSurvey (FOSS) to post results back to CRM via API.</w:t>
+        <w:t xml:space="preserve">Note: If CRM-native NPS workflow is insufficient, integrate LimeSurvey (FOSS) to post results back to CRM via API.</w:t>
       </w:r>
     </w:p>
     <w:p>

--- a/PRDs/CBM-PRD-CRM.docx
+++ b/PRDs/CBM-PRD-CRM.docx
@@ -3215,87 +3215,244 @@
     </w:p>
     <w:p>
       <w:pPr>
-        <w:pStyle w:val="ListParagraph"/>
-        <w:numPr>
-          <w:ilvl w:val="0"/>
-          <w:numId w:val="2"/>
-        </w:numPr>
-        <w:spacing w:after="80"/>
-      </w:pPr>
-      <w:r>
-        <w:rPr>
-          <w:b w:val="false"/>
-          <w:bCs w:val="false"/>
-        </w:rPr>
-        <w:t xml:space="preserve">All mentor-client communication flows through CRM — no personal email accounts</w:t>
-      </w:r>
-    </w:p>
-    <w:p>
-      <w:pPr>
-        <w:pStyle w:val="ListParagraph"/>
-        <w:numPr>
-          <w:ilvl w:val="0"/>
-          <w:numId w:val="2"/>
-        </w:numPr>
-        <w:spacing w:after="80"/>
-      </w:pPr>
-      <w:r>
-        <w:rPr>
-          <w:b w:val="false"/>
-          <w:bCs w:val="false"/>
-        </w:rPr>
-        <w:t xml:space="preserve">Outbound emails sent from CRM with unique reply-to address per engagement</w:t>
-      </w:r>
-    </w:p>
-    <w:p>
-      <w:pPr>
-        <w:pStyle w:val="ListParagraph"/>
-        <w:numPr>
-          <w:ilvl w:val="0"/>
-          <w:numId w:val="2"/>
-        </w:numPr>
-        <w:spacing w:after="80"/>
-      </w:pPr>
-      <w:r>
-        <w:rPr>
-          <w:b w:val="false"/>
-          <w:bCs w:val="false"/>
-        </w:rPr>
-        <w:t xml:space="preserve">Inbound client replies captured automatically against engagement record (email threading)</w:t>
-      </w:r>
-    </w:p>
-    <w:p>
-      <w:pPr>
-        <w:pStyle w:val="ListParagraph"/>
-        <w:numPr>
-          <w:ilvl w:val="0"/>
-          <w:numId w:val="2"/>
-        </w:numPr>
-        <w:spacing w:after="80"/>
-      </w:pPr>
-      <w:r>
-        <w:rPr>
-          <w:b w:val="false"/>
-          <w:bCs w:val="false"/>
-        </w:rPr>
-        <w:t xml:space="preserve">Clients interact via normal email reply or email link to CRM form — no login required</w:t>
-      </w:r>
-    </w:p>
-    <w:p>
-      <w:pPr>
-        <w:pStyle w:val="ListParagraph"/>
-        <w:numPr>
-          <w:ilvl w:val="0"/>
-          <w:numId w:val="2"/>
-        </w:numPr>
-        <w:spacing w:after="80"/>
-      </w:pPr>
-      <w:r>
-        <w:rPr>
-          <w:b w:val="false"/>
-          <w:bCs w:val="false"/>
-        </w:rPr>
-        <w:t xml:space="preserve">Full communication history visible to assigned mentor and admin</w:t>
+        <w:pStyle w:val="Heading2"/>
+      </w:pPr>
+      <w:r>
+        <w:t xml:space="preserve">9.1 Mentor Email Architecture</w:t>
+      </w:r>
+    </w:p>
+    <w:p>
+      <w:pPr>
+        <w:spacing w:after="120"/>
+      </w:pPr>
+      <w:r>
+        <w:t xml:space="preserve">Each mentor is provisioned a personalized CBM email address (e.g., john.smith@clevelandbusinessmentors.org) via Google Workspace for Nonprofits. This address is connected to EspoCRM via OAuth using EspoCRM's official Google Integration extension, enabling bidirectional email sync while maintaining full privacy isolation between mentors.</w:t>
+      </w:r>
+    </w:p>
+    <w:p>
+      <w:r>
+        <w:t xml:space="preserve"/>
+      </w:r>
+    </w:p>
+    <w:p>
+      <w:pPr>
+        <w:pStyle w:val="Heading3"/>
+      </w:pPr>
+      <w:r>
+        <w:t xml:space="preserve">Provisioning</w:t>
+      </w:r>
+    </w:p>
+    <w:p>
+      <w:pPr>
+        <w:pStyle w:val="ListParagraph"/>
+        <w:numPr>
+          <w:ilvl w:val="0"/>
+          <w:numId w:val="2"/>
+        </w:numPr>
+        <w:spacing w:after="80"/>
+      </w:pPr>
+      <w:r>
+        <w:rPr>
+          <w:b w:val="false"/>
+          <w:bCs w:val="false"/>
+        </w:rPr>
+        <w:t xml:space="preserve">Each mentor receives a personalized john.smith@clevelandbusinessmentors.org Gmail account via Google Workspace for Nonprofits</w:t>
+      </w:r>
+    </w:p>
+    <w:p>
+      <w:pPr>
+        <w:pStyle w:val="ListParagraph"/>
+        <w:numPr>
+          <w:ilvl w:val="0"/>
+          <w:numId w:val="2"/>
+        </w:numPr>
+        <w:spacing w:after="80"/>
+      </w:pPr>
+      <w:r>
+        <w:rPr>
+          <w:b w:val="false"/>
+          <w:bCs w:val="false"/>
+        </w:rPr>
+        <w:t xml:space="preserve">EspoCRM Google Integration extension installed and configured by admin at setup</w:t>
+      </w:r>
+    </w:p>
+    <w:p>
+      <w:pPr>
+        <w:pStyle w:val="ListParagraph"/>
+        <w:numPr>
+          <w:ilvl w:val="0"/>
+          <w:numId w:val="2"/>
+        </w:numPr>
+        <w:spacing w:after="80"/>
+      </w:pPr>
+      <w:r>
+        <w:rPr>
+          <w:b w:val="false"/>
+          <w:bCs w:val="false"/>
+        </w:rPr>
+        <w:t xml:space="preserve">Each mentor completes OAuth connection during onboarding — connects their Gmail account to their EspoCRM Personal Email Account</w:t>
+      </w:r>
+    </w:p>
+    <w:p>
+      <w:pPr>
+        <w:pStyle w:val="ListParagraph"/>
+        <w:numPr>
+          <w:ilvl w:val="0"/>
+          <w:numId w:val="2"/>
+        </w:numPr>
+        <w:spacing w:after="80"/>
+      </w:pPr>
+      <w:r>
+        <w:rPr>
+          <w:b w:val="false"/>
+          <w:bCs w:val="false"/>
+        </w:rPr>
+        <w:t xml:space="preserve">Personalized signature block configured in both Gmail preferences and EspoCRM preferences during onboarding</w:t>
+      </w:r>
+    </w:p>
+    <w:p>
+      <w:r>
+        <w:t xml:space="preserve"/>
+      </w:r>
+    </w:p>
+    <w:p>
+      <w:pPr>
+        <w:pStyle w:val="Heading3"/>
+      </w:pPr>
+      <w:r>
+        <w:t xml:space="preserve">Email Flow</w:t>
+      </w:r>
+    </w:p>
+    <w:p>
+      <w:pPr>
+        <w:pStyle w:val="ListParagraph"/>
+        <w:numPr>
+          <w:ilvl w:val="0"/>
+          <w:numId w:val="2"/>
+        </w:numPr>
+        <w:spacing w:after="80"/>
+      </w:pPr>
+      <w:r>
+        <w:rPr>
+          <w:b w:val="false"/>
+          <w:bCs w:val="false"/>
+        </w:rPr>
+        <w:t xml:space="preserve">Mentors may compose and reply from either Gmail or EspoCRM — both are valid interfaces</w:t>
+      </w:r>
+    </w:p>
+    <w:p>
+      <w:pPr>
+        <w:pStyle w:val="ListParagraph"/>
+        <w:numPr>
+          <w:ilvl w:val="0"/>
+          <w:numId w:val="2"/>
+        </w:numPr>
+        <w:spacing w:after="80"/>
+      </w:pPr>
+      <w:r>
+        <w:rPr>
+          <w:b w:val="false"/>
+          <w:bCs w:val="false"/>
+        </w:rPr>
+        <w:t xml:space="preserve">All mentor-client emails automatically synced into EspoCRM and linked to the client engagement record</w:t>
+      </w:r>
+    </w:p>
+    <w:p>
+      <w:pPr>
+        <w:pStyle w:val="ListParagraph"/>
+        <w:numPr>
+          <w:ilvl w:val="0"/>
+          <w:numId w:val="2"/>
+        </w:numPr>
+        <w:spacing w:after="80"/>
+      </w:pPr>
+      <w:r>
+        <w:rPr>
+          <w:b w:val="false"/>
+          <w:bCs w:val="false"/>
+        </w:rPr>
+        <w:t xml:space="preserve">Inbound client replies captured automatically against the engagement record</w:t>
+      </w:r>
+    </w:p>
+    <w:p>
+      <w:pPr>
+        <w:pStyle w:val="ListParagraph"/>
+        <w:numPr>
+          <w:ilvl w:val="0"/>
+          <w:numId w:val="2"/>
+        </w:numPr>
+        <w:spacing w:after="80"/>
+      </w:pPr>
+      <w:r>
+        <w:rPr>
+          <w:b w:val="false"/>
+          <w:bCs w:val="false"/>
+        </w:rPr>
+        <w:t xml:space="preserve">Clients interact via normal email reply — no login required</w:t>
+      </w:r>
+    </w:p>
+    <w:p>
+      <w:pPr>
+        <w:pStyle w:val="ListParagraph"/>
+        <w:numPr>
+          <w:ilvl w:val="0"/>
+          <w:numId w:val="2"/>
+        </w:numPr>
+        <w:spacing w:after="80"/>
+      </w:pPr>
+      <w:r>
+        <w:rPr>
+          <w:b w:val="false"/>
+          <w:bCs w:val="false"/>
+        </w:rPr>
+        <w:t xml:space="preserve">Full communication history maintained in EspoCRM against each engagement record — single source of truth</w:t>
+      </w:r>
+    </w:p>
+    <w:p>
+      <w:r>
+        <w:t xml:space="preserve"/>
+      </w:r>
+    </w:p>
+    <w:p>
+      <w:pPr>
+        <w:pStyle w:val="Heading3"/>
+      </w:pPr>
+      <w:r>
+        <w:t xml:space="preserve">Privacy &amp; Access</w:t>
+      </w:r>
+    </w:p>
+    <w:p>
+      <w:pPr>
+        <w:pStyle w:val="ListParagraph"/>
+        <w:numPr>
+          <w:ilvl w:val="0"/>
+          <w:numId w:val="2"/>
+        </w:numPr>
+        <w:spacing w:after="80"/>
+      </w:pPr>
+      <w:r>
+        <w:rPr>
+          <w:b w:val="false"/>
+          <w:bCs w:val="false"/>
+        </w:rPr>
+        <w:t xml:space="preserve">Each mentor's inbox is fully isolated — Personal Email Accounts are per-user by design</w:t>
+      </w:r>
+    </w:p>
+    <w:p>
+      <w:pPr>
+        <w:pStyle w:val="ListParagraph"/>
+        <w:numPr>
+          <w:ilvl w:val="0"/>
+          <w:numId w:val="2"/>
+        </w:numPr>
+        <w:spacing w:after="80"/>
+      </w:pPr>
+      <w:r>
+        <w:rPr>
+          <w:b w:val="false"/>
+          <w:bCs w:val="false"/>
+        </w:rPr>
+        <w:t xml:space="preserve">Role permissions prevent mentors from viewing other mentors' emails</w:t>
       </w:r>
     </w:p>
     <w:p>
@@ -3313,6 +3470,87 @@
           <w:bCs w:val="false"/>
         </w:rPr>
         <w:t xml:space="preserve">Mentor access scoped to own clients only — cannot see other engagements</w:t>
+      </w:r>
+    </w:p>
+    <w:p>
+      <w:pPr>
+        <w:pStyle w:val="ListParagraph"/>
+        <w:numPr>
+          <w:ilvl w:val="0"/>
+          <w:numId w:val="2"/>
+        </w:numPr>
+        <w:spacing w:after="80"/>
+      </w:pPr>
+      <w:r>
+        <w:rPr>
+          <w:b w:val="false"/>
+          <w:bCs w:val="false"/>
+        </w:rPr>
+        <w:t xml:space="preserve">Admin retains visibility into all communications via elevated role permissions for oversight</w:t>
+      </w:r>
+    </w:p>
+    <w:p>
+      <w:r>
+        <w:t xml:space="preserve"/>
+      </w:r>
+    </w:p>
+    <w:p>
+      <w:pPr>
+        <w:pStyle w:val="Heading3"/>
+      </w:pPr>
+      <w:r>
+        <w:t xml:space="preserve">Onboarding Checklist Addition</w:t>
+      </w:r>
+    </w:p>
+    <w:p>
+      <w:pPr>
+        <w:pStyle w:val="ListParagraph"/>
+        <w:numPr>
+          <w:ilvl w:val="0"/>
+          <w:numId w:val="2"/>
+        </w:numPr>
+        <w:spacing w:after="80"/>
+      </w:pPr>
+      <w:r>
+        <w:rPr>
+          <w:b w:val="false"/>
+          <w:bCs w:val="false"/>
+        </w:rPr>
+        <w:t xml:space="preserve">Gmail account provisioned and Google Workspace setup completed</w:t>
+      </w:r>
+    </w:p>
+    <w:p>
+      <w:pPr>
+        <w:pStyle w:val="ListParagraph"/>
+        <w:numPr>
+          <w:ilvl w:val="0"/>
+          <w:numId w:val="2"/>
+        </w:numPr>
+        <w:spacing w:after="80"/>
+      </w:pPr>
+      <w:r>
+        <w:rPr>
+          <w:b w:val="false"/>
+          <w:bCs w:val="false"/>
+        </w:rPr>
+        <w:t xml:space="preserve">OAuth connection between Gmail and EspoCRM completed by mentor during onboarding</w:t>
+      </w:r>
+    </w:p>
+    <w:p>
+      <w:pPr>
+        <w:pStyle w:val="ListParagraph"/>
+        <w:numPr>
+          <w:ilvl w:val="0"/>
+          <w:numId w:val="2"/>
+        </w:numPr>
+        <w:spacing w:after="80"/>
+      </w:pPr>
+      <w:r>
+        <w:rPr>
+          <w:b w:val="false"/>
+          <w:bCs w:val="false"/>
+        </w:rPr>
+        <w:t xml:space="preserve">Personalized signature block configured in Gmail and EspoCRM</w:t>
       </w:r>
     </w:p>
     <w:p>

--- a/PRDs/CBM-PRD-CRM.docx
+++ b/PRDs/CBM-PRD-CRM.docx
@@ -1886,7 +1886,7 @@
           <w:b w:val="false"/>
           <w:bCs w:val="false"/>
         </w:rPr>
-        <w:t xml:space="preserve">Volunteer status — active / inactive / departed</w:t>
+        <w:t xml:space="preserve">Volunteer status — provisional / active / inactive / departed</w:t>
       </w:r>
     </w:p>
     <w:p>
@@ -2014,7 +2014,485 @@
         <w:pStyle w:val="Heading1"/>
       </w:pPr>
       <w:r>
-        <w:t xml:space="preserve">6. Mentor-Client Matching</w:t>
+        <w:t xml:space="preserve">6. Volunteer Status Lifecycle</w:t>
+      </w:r>
+    </w:p>
+    <w:p>
+      <w:pPr>
+        <w:spacing w:after="120"/>
+      </w:pPr>
+      <w:r>
+        <w:t xml:space="preserve">Volunteer status progresses through four states. Only Active mentors are eligible for client assignment.</w:t>
+      </w:r>
+    </w:p>
+    <w:p>
+      <w:r>
+        <w:t xml:space="preserve"/>
+      </w:r>
+    </w:p>
+    <w:tbl>
+      <w:tblPr>
+        <w:tblW w:type="dxa" w:w="8000"/>
+        <w:tblBorders>
+          <w:top w:val="single" w:color="auto" w:sz="4"/>
+          <w:left w:val="single" w:color="auto" w:sz="4"/>
+          <w:bottom w:val="single" w:color="auto" w:sz="4"/>
+          <w:right w:val="single" w:color="auto" w:sz="4"/>
+          <w:insideH w:val="single" w:color="auto" w:sz="4"/>
+          <w:insideV w:val="single" w:color="auto" w:sz="4"/>
+        </w:tblBorders>
+      </w:tblPr>
+      <w:tblGrid>
+        <w:gridCol w:w="1800"/>
+        <w:gridCol w:w="3800"/>
+        <w:gridCol w:w="2400"/>
+      </w:tblGrid>
+      <w:tr>
+        <w:trPr>
+          <w:tblHeader/>
+        </w:trPr>
+        <w:tc>
+          <w:tcPr>
+            <w:tcW w:type="dxa" w:w="1800"/>
+            <w:tcBorders>
+              <w:top w:val="single" w:color="CCCCCC" w:sz="1"/>
+              <w:left w:val="single" w:color="CCCCCC" w:sz="1"/>
+              <w:bottom w:val="single" w:color="CCCCCC" w:sz="1"/>
+              <w:right w:val="single" w:color="CCCCCC" w:sz="1"/>
+            </w:tcBorders>
+            <w:shd w:fill="1F4E79" w:val="clear"/>
+            <w:tcMar>
+              <w:top w:type="dxa" w:w="80"/>
+              <w:left w:type="dxa" w:w="120"/>
+              <w:bottom w:type="dxa" w:w="80"/>
+              <w:right w:type="dxa" w:w="120"/>
+            </w:tcMar>
+          </w:tcPr>
+          <w:p>
+            <w:r>
+              <w:rPr>
+                <w:rFonts w:ascii="Arial" w:cs="Arial" w:eastAsia="Arial" w:hAnsi="Arial"/>
+                <w:b/>
+                <w:bCs/>
+                <w:color w:val="FFFFFF"/>
+                <w:sz w:val="20"/>
+                <w:szCs w:val="20"/>
+              </w:rPr>
+              <w:t xml:space="preserve">Status</w:t>
+            </w:r>
+          </w:p>
+        </w:tc>
+        <w:tc>
+          <w:tcPr>
+            <w:tcW w:type="dxa" w:w="3800"/>
+            <w:tcBorders>
+              <w:top w:val="single" w:color="CCCCCC" w:sz="1"/>
+              <w:left w:val="single" w:color="CCCCCC" w:sz="1"/>
+              <w:bottom w:val="single" w:color="CCCCCC" w:sz="1"/>
+              <w:right w:val="single" w:color="CCCCCC" w:sz="1"/>
+            </w:tcBorders>
+            <w:shd w:fill="1F4E79" w:val="clear"/>
+            <w:tcMar>
+              <w:top w:type="dxa" w:w="80"/>
+              <w:left w:type="dxa" w:w="120"/>
+              <w:bottom w:type="dxa" w:w="80"/>
+              <w:right w:type="dxa" w:w="120"/>
+            </w:tcMar>
+          </w:tcPr>
+          <w:p>
+            <w:r>
+              <w:rPr>
+                <w:rFonts w:ascii="Arial" w:cs="Arial" w:eastAsia="Arial" w:hAnsi="Arial"/>
+                <w:b/>
+                <w:bCs/>
+                <w:color w:val="FFFFFF"/>
+                <w:sz w:val="20"/>
+                <w:szCs w:val="20"/>
+              </w:rPr>
+              <w:t xml:space="preserve">Description</w:t>
+            </w:r>
+          </w:p>
+        </w:tc>
+        <w:tc>
+          <w:tcPr>
+            <w:tcW w:type="dxa" w:w="2400"/>
+            <w:tcBorders>
+              <w:top w:val="single" w:color="CCCCCC" w:sz="1"/>
+              <w:left w:val="single" w:color="CCCCCC" w:sz="1"/>
+              <w:bottom w:val="single" w:color="CCCCCC" w:sz="1"/>
+              <w:right w:val="single" w:color="CCCCCC" w:sz="1"/>
+            </w:tcBorders>
+            <w:shd w:fill="1F4E79" w:val="clear"/>
+            <w:tcMar>
+              <w:top w:type="dxa" w:w="80"/>
+              <w:left w:type="dxa" w:w="120"/>
+              <w:bottom w:type="dxa" w:w="80"/>
+              <w:right w:type="dxa" w:w="120"/>
+            </w:tcMar>
+          </w:tcPr>
+          <w:p>
+            <w:r>
+              <w:rPr>
+                <w:rFonts w:ascii="Arial" w:cs="Arial" w:eastAsia="Arial" w:hAnsi="Arial"/>
+                <w:b/>
+                <w:bCs/>
+                <w:color w:val="FFFFFF"/>
+                <w:sz w:val="20"/>
+                <w:szCs w:val="20"/>
+              </w:rPr>
+              <w:t xml:space="preserve">Client Assignment Eligible?</w:t>
+            </w:r>
+          </w:p>
+        </w:tc>
+      </w:tr>
+      <w:tr>
+        <w:tc>
+          <w:tcPr>
+            <w:tcW w:type="dxa" w:w="1800"/>
+            <w:tcBorders>
+              <w:top w:val="single" w:color="CCCCCC" w:sz="1"/>
+              <w:left w:val="single" w:color="CCCCCC" w:sz="1"/>
+              <w:bottom w:val="single" w:color="CCCCCC" w:sz="1"/>
+              <w:right w:val="single" w:color="CCCCCC" w:sz="1"/>
+            </w:tcBorders>
+            <w:shd w:fill="FFFFFF" w:val="clear"/>
+            <w:tcMar>
+              <w:top w:type="dxa" w:w="80"/>
+              <w:left w:type="dxa" w:w="120"/>
+              <w:bottom w:type="dxa" w:w="80"/>
+              <w:right w:type="dxa" w:w="120"/>
+            </w:tcMar>
+          </w:tcPr>
+          <w:p>
+            <w:r>
+              <w:rPr>
+                <w:rFonts w:ascii="Arial" w:cs="Arial" w:eastAsia="Arial" w:hAnsi="Arial"/>
+                <w:sz w:val="20"/>
+                <w:szCs w:val="20"/>
+              </w:rPr>
+              <w:t xml:space="preserve">Provisional</w:t>
+            </w:r>
+          </w:p>
+        </w:tc>
+        <w:tc>
+          <w:tcPr>
+            <w:tcW w:type="dxa" w:w="3800"/>
+            <w:tcBorders>
+              <w:top w:val="single" w:color="CCCCCC" w:sz="1"/>
+              <w:left w:val="single" w:color="CCCCCC" w:sz="1"/>
+              <w:bottom w:val="single" w:color="CCCCCC" w:sz="1"/>
+              <w:right w:val="single" w:color="CCCCCC" w:sz="1"/>
+            </w:tcBorders>
+            <w:shd w:fill="FFFFFF" w:val="clear"/>
+            <w:tcMar>
+              <w:top w:type="dxa" w:w="80"/>
+              <w:left w:type="dxa" w:w="120"/>
+              <w:bottom w:type="dxa" w:w="80"/>
+              <w:right w:type="dxa" w:w="120"/>
+            </w:tcMar>
+          </w:tcPr>
+          <w:p>
+            <w:r>
+              <w:rPr>
+                <w:rFonts w:ascii="Arial" w:cs="Arial" w:eastAsia="Arial" w:hAnsi="Arial"/>
+                <w:sz w:val="20"/>
+                <w:szCs w:val="20"/>
+              </w:rPr>
+              <w:t xml:space="preserve">Registered but training not yet complete. Awaiting admin approval.</w:t>
+            </w:r>
+          </w:p>
+        </w:tc>
+        <w:tc>
+          <w:tcPr>
+            <w:tcW w:type="dxa" w:w="2400"/>
+            <w:tcBorders>
+              <w:top w:val="single" w:color="CCCCCC" w:sz="1"/>
+              <w:left w:val="single" w:color="CCCCCC" w:sz="1"/>
+              <w:bottom w:val="single" w:color="CCCCCC" w:sz="1"/>
+              <w:right w:val="single" w:color="CCCCCC" w:sz="1"/>
+            </w:tcBorders>
+            <w:shd w:fill="FFFFFF" w:val="clear"/>
+            <w:tcMar>
+              <w:top w:type="dxa" w:w="80"/>
+              <w:left w:type="dxa" w:w="120"/>
+              <w:bottom w:type="dxa" w:w="80"/>
+              <w:right w:type="dxa" w:w="120"/>
+            </w:tcMar>
+          </w:tcPr>
+          <w:p>
+            <w:r>
+              <w:rPr>
+                <w:rFonts w:ascii="Arial" w:cs="Arial" w:eastAsia="Arial" w:hAnsi="Arial"/>
+                <w:sz w:val="20"/>
+                <w:szCs w:val="20"/>
+              </w:rPr>
+              <w:t xml:space="preserve">No</w:t>
+            </w:r>
+          </w:p>
+        </w:tc>
+      </w:tr>
+      <w:tr>
+        <w:tc>
+          <w:tcPr>
+            <w:tcW w:type="dxa" w:w="1800"/>
+            <w:tcBorders>
+              <w:top w:val="single" w:color="CCCCCC" w:sz="1"/>
+              <w:left w:val="single" w:color="CCCCCC" w:sz="1"/>
+              <w:bottom w:val="single" w:color="CCCCCC" w:sz="1"/>
+              <w:right w:val="single" w:color="CCCCCC" w:sz="1"/>
+            </w:tcBorders>
+            <w:shd w:fill="F2F2F2" w:val="clear"/>
+            <w:tcMar>
+              <w:top w:type="dxa" w:w="80"/>
+              <w:left w:type="dxa" w:w="120"/>
+              <w:bottom w:type="dxa" w:w="80"/>
+              <w:right w:type="dxa" w:w="120"/>
+            </w:tcMar>
+          </w:tcPr>
+          <w:p>
+            <w:r>
+              <w:rPr>
+                <w:rFonts w:ascii="Arial" w:cs="Arial" w:eastAsia="Arial" w:hAnsi="Arial"/>
+                <w:sz w:val="20"/>
+                <w:szCs w:val="20"/>
+              </w:rPr>
+              <w:t xml:space="preserve">Active</w:t>
+            </w:r>
+          </w:p>
+        </w:tc>
+        <w:tc>
+          <w:tcPr>
+            <w:tcW w:type="dxa" w:w="3800"/>
+            <w:tcBorders>
+              <w:top w:val="single" w:color="CCCCCC" w:sz="1"/>
+              <w:left w:val="single" w:color="CCCCCC" w:sz="1"/>
+              <w:bottom w:val="single" w:color="CCCCCC" w:sz="1"/>
+              <w:right w:val="single" w:color="CCCCCC" w:sz="1"/>
+            </w:tcBorders>
+            <w:shd w:fill="F2F2F2" w:val="clear"/>
+            <w:tcMar>
+              <w:top w:type="dxa" w:w="80"/>
+              <w:left w:type="dxa" w:w="120"/>
+              <w:bottom w:type="dxa" w:w="80"/>
+              <w:right w:type="dxa" w:w="120"/>
+            </w:tcMar>
+          </w:tcPr>
+          <w:p>
+            <w:r>
+              <w:rPr>
+                <w:rFonts w:ascii="Arial" w:cs="Arial" w:eastAsia="Arial" w:hAnsi="Arial"/>
+                <w:sz w:val="20"/>
+                <w:szCs w:val="20"/>
+              </w:rPr>
+              <w:t xml:space="preserve">Training complete, ethics sign-off recorded, admin approved. Eligible for clients.</w:t>
+            </w:r>
+          </w:p>
+        </w:tc>
+        <w:tc>
+          <w:tcPr>
+            <w:tcW w:type="dxa" w:w="2400"/>
+            <w:tcBorders>
+              <w:top w:val="single" w:color="CCCCCC" w:sz="1"/>
+              <w:left w:val="single" w:color="CCCCCC" w:sz="1"/>
+              <w:bottom w:val="single" w:color="CCCCCC" w:sz="1"/>
+              <w:right w:val="single" w:color="CCCCCC" w:sz="1"/>
+            </w:tcBorders>
+            <w:shd w:fill="F2F2F2" w:val="clear"/>
+            <w:tcMar>
+              <w:top w:type="dxa" w:w="80"/>
+              <w:left w:type="dxa" w:w="120"/>
+              <w:bottom w:type="dxa" w:w="80"/>
+              <w:right w:type="dxa" w:w="120"/>
+            </w:tcMar>
+          </w:tcPr>
+          <w:p>
+            <w:r>
+              <w:rPr>
+                <w:rFonts w:ascii="Arial" w:cs="Arial" w:eastAsia="Arial" w:hAnsi="Arial"/>
+                <w:sz w:val="20"/>
+                <w:szCs w:val="20"/>
+              </w:rPr>
+              <w:t xml:space="preserve">Yes</w:t>
+            </w:r>
+          </w:p>
+        </w:tc>
+      </w:tr>
+      <w:tr>
+        <w:tc>
+          <w:tcPr>
+            <w:tcW w:type="dxa" w:w="1800"/>
+            <w:tcBorders>
+              <w:top w:val="single" w:color="CCCCCC" w:sz="1"/>
+              <w:left w:val="single" w:color="CCCCCC" w:sz="1"/>
+              <w:bottom w:val="single" w:color="CCCCCC" w:sz="1"/>
+              <w:right w:val="single" w:color="CCCCCC" w:sz="1"/>
+            </w:tcBorders>
+            <w:shd w:fill="FFFFFF" w:val="clear"/>
+            <w:tcMar>
+              <w:top w:type="dxa" w:w="80"/>
+              <w:left w:type="dxa" w:w="120"/>
+              <w:bottom w:type="dxa" w:w="80"/>
+              <w:right w:type="dxa" w:w="120"/>
+            </w:tcMar>
+          </w:tcPr>
+          <w:p>
+            <w:r>
+              <w:rPr>
+                <w:rFonts w:ascii="Arial" w:cs="Arial" w:eastAsia="Arial" w:hAnsi="Arial"/>
+                <w:sz w:val="20"/>
+                <w:szCs w:val="20"/>
+              </w:rPr>
+              <w:t xml:space="preserve">Inactive</w:t>
+            </w:r>
+          </w:p>
+        </w:tc>
+        <w:tc>
+          <w:tcPr>
+            <w:tcW w:type="dxa" w:w="3800"/>
+            <w:tcBorders>
+              <w:top w:val="single" w:color="CCCCCC" w:sz="1"/>
+              <w:left w:val="single" w:color="CCCCCC" w:sz="1"/>
+              <w:bottom w:val="single" w:color="CCCCCC" w:sz="1"/>
+              <w:right w:val="single" w:color="CCCCCC" w:sz="1"/>
+            </w:tcBorders>
+            <w:shd w:fill="FFFFFF" w:val="clear"/>
+            <w:tcMar>
+              <w:top w:type="dxa" w:w="80"/>
+              <w:left w:type="dxa" w:w="120"/>
+              <w:bottom w:type="dxa" w:w="80"/>
+              <w:right w:type="dxa" w:w="120"/>
+            </w:tcMar>
+          </w:tcPr>
+          <w:p>
+            <w:r>
+              <w:rPr>
+                <w:rFonts w:ascii="Arial" w:cs="Arial" w:eastAsia="Arial" w:hAnsi="Arial"/>
+                <w:sz w:val="20"/>
+                <w:szCs w:val="20"/>
+              </w:rPr>
+              <w:t xml:space="preserve">Temporarily not accepting clients but still affiliated with CBM.</w:t>
+            </w:r>
+          </w:p>
+        </w:tc>
+        <w:tc>
+          <w:tcPr>
+            <w:tcW w:type="dxa" w:w="2400"/>
+            <w:tcBorders>
+              <w:top w:val="single" w:color="CCCCCC" w:sz="1"/>
+              <w:left w:val="single" w:color="CCCCCC" w:sz="1"/>
+              <w:bottom w:val="single" w:color="CCCCCC" w:sz="1"/>
+              <w:right w:val="single" w:color="CCCCCC" w:sz="1"/>
+            </w:tcBorders>
+            <w:shd w:fill="FFFFFF" w:val="clear"/>
+            <w:tcMar>
+              <w:top w:type="dxa" w:w="80"/>
+              <w:left w:type="dxa" w:w="120"/>
+              <w:bottom w:type="dxa" w:w="80"/>
+              <w:right w:type="dxa" w:w="120"/>
+            </w:tcMar>
+          </w:tcPr>
+          <w:p>
+            <w:r>
+              <w:rPr>
+                <w:rFonts w:ascii="Arial" w:cs="Arial" w:eastAsia="Arial" w:hAnsi="Arial"/>
+                <w:sz w:val="20"/>
+                <w:szCs w:val="20"/>
+              </w:rPr>
+              <w:t xml:space="preserve">No</w:t>
+            </w:r>
+          </w:p>
+        </w:tc>
+      </w:tr>
+      <w:tr>
+        <w:tc>
+          <w:tcPr>
+            <w:tcW w:type="dxa" w:w="1800"/>
+            <w:tcBorders>
+              <w:top w:val="single" w:color="CCCCCC" w:sz="1"/>
+              <w:left w:val="single" w:color="CCCCCC" w:sz="1"/>
+              <w:bottom w:val="single" w:color="CCCCCC" w:sz="1"/>
+              <w:right w:val="single" w:color="CCCCCC" w:sz="1"/>
+            </w:tcBorders>
+            <w:shd w:fill="F2F2F2" w:val="clear"/>
+            <w:tcMar>
+              <w:top w:type="dxa" w:w="80"/>
+              <w:left w:type="dxa" w:w="120"/>
+              <w:bottom w:type="dxa" w:w="80"/>
+              <w:right w:type="dxa" w:w="120"/>
+            </w:tcMar>
+          </w:tcPr>
+          <w:p>
+            <w:r>
+              <w:rPr>
+                <w:rFonts w:ascii="Arial" w:cs="Arial" w:eastAsia="Arial" w:hAnsi="Arial"/>
+                <w:sz w:val="20"/>
+                <w:szCs w:val="20"/>
+              </w:rPr>
+              <w:t xml:space="preserve">Departed</w:t>
+            </w:r>
+          </w:p>
+        </w:tc>
+        <w:tc>
+          <w:tcPr>
+            <w:tcW w:type="dxa" w:w="3800"/>
+            <w:tcBorders>
+              <w:top w:val="single" w:color="CCCCCC" w:sz="1"/>
+              <w:left w:val="single" w:color="CCCCCC" w:sz="1"/>
+              <w:bottom w:val="single" w:color="CCCCCC" w:sz="1"/>
+              <w:right w:val="single" w:color="CCCCCC" w:sz="1"/>
+            </w:tcBorders>
+            <w:shd w:fill="F2F2F2" w:val="clear"/>
+            <w:tcMar>
+              <w:top w:type="dxa" w:w="80"/>
+              <w:left w:type="dxa" w:w="120"/>
+              <w:bottom w:type="dxa" w:w="80"/>
+              <w:right w:type="dxa" w:w="120"/>
+            </w:tcMar>
+          </w:tcPr>
+          <w:p>
+            <w:r>
+              <w:rPr>
+                <w:rFonts w:ascii="Arial" w:cs="Arial" w:eastAsia="Arial" w:hAnsi="Arial"/>
+                <w:sz w:val="20"/>
+                <w:szCs w:val="20"/>
+              </w:rPr>
+              <w:t xml:space="preserve">No longer with CBM. Profile retained per data retention policy.</w:t>
+            </w:r>
+          </w:p>
+        </w:tc>
+        <w:tc>
+          <w:tcPr>
+            <w:tcW w:type="dxa" w:w="2400"/>
+            <w:tcBorders>
+              <w:top w:val="single" w:color="CCCCCC" w:sz="1"/>
+              <w:left w:val="single" w:color="CCCCCC" w:sz="1"/>
+              <w:bottom w:val="single" w:color="CCCCCC" w:sz="1"/>
+              <w:right w:val="single" w:color="CCCCCC" w:sz="1"/>
+            </w:tcBorders>
+            <w:shd w:fill="F2F2F2" w:val="clear"/>
+            <w:tcMar>
+              <w:top w:type="dxa" w:w="80"/>
+              <w:left w:type="dxa" w:w="120"/>
+              <w:bottom w:type="dxa" w:w="80"/>
+              <w:right w:type="dxa" w:w="120"/>
+            </w:tcMar>
+          </w:tcPr>
+          <w:p>
+            <w:r>
+              <w:rPr>
+                <w:rFonts w:ascii="Arial" w:cs="Arial" w:eastAsia="Arial" w:hAnsi="Arial"/>
+                <w:sz w:val="20"/>
+                <w:szCs w:val="20"/>
+              </w:rPr>
+              <w:t xml:space="preserve">No</w:t>
+            </w:r>
+          </w:p>
+        </w:tc>
+      </w:tr>
+    </w:tbl>
+    <w:p>
+      <w:r>
+        <w:t xml:space="preserve"/>
       </w:r>
     </w:p>
     <w:p>
@@ -2022,7 +2500,137 @@
         <w:pStyle w:val="Heading2"/>
       </w:pPr>
       <w:r>
-        <w:t xml:space="preserve">6.1 Phase 1 — Manual Assignment (Launch)</w:t>
+        <w:t xml:space="preserve">6.1 Provisional → Active Activation Workflow</w:t>
+      </w:r>
+    </w:p>
+    <w:p>
+      <w:pPr>
+        <w:pStyle w:val="ListParagraph"/>
+        <w:numPr>
+          <w:ilvl w:val="0"/>
+          <w:numId w:val="3"/>
+        </w:numPr>
+        <w:spacing w:after="80"/>
+      </w:pPr>
+      <w:r>
+        <w:t xml:space="preserve">Mentor submits registration — EspoCRM profile created with status set to Provisional automatically</w:t>
+      </w:r>
+    </w:p>
+    <w:p>
+      <w:pPr>
+        <w:pStyle w:val="ListParagraph"/>
+        <w:numPr>
+          <w:ilvl w:val="0"/>
+          <w:numId w:val="3"/>
+        </w:numPr>
+        <w:spacing w:after="80"/>
+      </w:pPr>
+      <w:r>
+        <w:t xml:space="preserve">Mentor enrolled in Moodle onboarding curriculum — required modules assigned</w:t>
+      </w:r>
+    </w:p>
+    <w:p>
+      <w:pPr>
+        <w:pStyle w:val="ListParagraph"/>
+        <w:numPr>
+          <w:ilvl w:val="0"/>
+          <w:numId w:val="3"/>
+        </w:numPr>
+        <w:spacing w:after="80"/>
+      </w:pPr>
+      <w:r>
+        <w:t xml:space="preserve">Mentor completes all required modules including ethics sign-off checkbox</w:t>
+      </w:r>
+    </w:p>
+    <w:p>
+      <w:pPr>
+        <w:pStyle w:val="ListParagraph"/>
+        <w:numPr>
+          <w:ilvl w:val="0"/>
+          <w:numId w:val="3"/>
+        </w:numPr>
+        <w:spacing w:after="80"/>
+      </w:pPr>
+      <w:r>
+        <w:t xml:space="preserve">Moodle completion triggers notification to admin — status does NOT change automatically</w:t>
+      </w:r>
+    </w:p>
+    <w:p>
+      <w:pPr>
+        <w:pStyle w:val="ListParagraph"/>
+        <w:numPr>
+          <w:ilvl w:val="0"/>
+          <w:numId w:val="3"/>
+        </w:numPr>
+        <w:spacing w:after="80"/>
+      </w:pPr>
+      <w:r>
+        <w:t xml:space="preserve">Admin reviews completion record, conducts any final vetting</w:t>
+      </w:r>
+    </w:p>
+    <w:p>
+      <w:pPr>
+        <w:pStyle w:val="ListParagraph"/>
+        <w:numPr>
+          <w:ilvl w:val="0"/>
+          <w:numId w:val="3"/>
+        </w:numPr>
+        <w:spacing w:after="80"/>
+      </w:pPr>
+      <w:r>
+        <w:t xml:space="preserve">Admin manually sets status to Active in EspoCRM</w:t>
+      </w:r>
+    </w:p>
+    <w:p>
+      <w:pPr>
+        <w:pStyle w:val="ListParagraph"/>
+        <w:numPr>
+          <w:ilvl w:val="0"/>
+          <w:numId w:val="3"/>
+        </w:numPr>
+        <w:spacing w:after="80"/>
+      </w:pPr>
+      <w:r>
+        <w:t xml:space="preserve">Mentor profile becomes eligible for client assignment — accepting clients toggle becomes available</w:t>
+      </w:r>
+    </w:p>
+    <w:p>
+      <w:r>
+        <w:t xml:space="preserve"/>
+      </w:r>
+    </w:p>
+    <w:p>
+      <w:pPr>
+        <w:spacing w:after="120"/>
+      </w:pPr>
+      <w:r>
+        <w:rPr>
+          <w:i/>
+          <w:iCs/>
+          <w:color w:val="595959"/>
+        </w:rPr>
+        <w:t xml:space="preserve">Note: The manual activation step ensures CBM retains control over who represents the organization as a mentor. Automated activation may be considered in a future phase once processes are mature.</w:t>
+      </w:r>
+    </w:p>
+    <w:p>
+      <w:r>
+        <w:t xml:space="preserve"/>
+      </w:r>
+    </w:p>
+    <w:p>
+      <w:pPr>
+        <w:pStyle w:val="Heading1"/>
+      </w:pPr>
+      <w:r>
+        <w:t xml:space="preserve">7. Mentor-Client Matching</w:t>
+      </w:r>
+    </w:p>
+    <w:p>
+      <w:pPr>
+        <w:pStyle w:val="Heading2"/>
+      </w:pPr>
+      <w:r>
+        <w:t xml:space="preserve">7.1 Phase 1 — Manual Assignment (Launch)</w:t>
       </w:r>
     </w:p>
     <w:p>
@@ -2103,7 +2711,7 @@
         <w:pStyle w:val="Heading2"/>
       </w:pPr>
       <w:r>
-        <w:t xml:space="preserve">6.2 Phase 2 — Automated Suggestion (Future)</w:t>
+        <w:t xml:space="preserve">7.2 Phase 2 — Automated Suggestion (Future)</w:t>
       </w:r>
     </w:p>
     <w:p>
@@ -2184,7 +2792,7 @@
         <w:pStyle w:val="Heading1"/>
       </w:pPr>
       <w:r>
-        <w:t xml:space="preserve">7. Scheduling</w:t>
+        <w:t xml:space="preserve">8. Scheduling</w:t>
       </w:r>
     </w:p>
     <w:p>
@@ -2192,7 +2800,7 @@
         <w:pStyle w:val="Heading2"/>
       </w:pPr>
       <w:r>
-        <w:t xml:space="preserve">7.1 Scheduling Modes</w:t>
+        <w:t xml:space="preserve">8.1 Scheduling Modes</w:t>
       </w:r>
     </w:p>
     <w:p>
@@ -2594,7 +3202,7 @@
         <w:pStyle w:val="Heading2"/>
       </w:pPr>
       <w:r>
-        <w:t xml:space="preserve">7.2 Cal.com Integration</w:t>
+        <w:t xml:space="preserve">8.2 Cal.com Integration</w:t>
       </w:r>
     </w:p>
     <w:p>
@@ -2692,7 +3300,7 @@
         <w:pStyle w:val="Heading1"/>
       </w:pPr>
       <w:r>
-        <w:t xml:space="preserve">8. Video Platform</w:t>
+        <w:t xml:space="preserve">9. Video Platform</w:t>
       </w:r>
     </w:p>
     <w:p>
@@ -2700,7 +3308,7 @@
         <w:pStyle w:val="Heading2"/>
       </w:pPr>
       <w:r>
-        <w:t xml:space="preserve">8.1 Platform Split by Use Case</w:t>
+        <w:t xml:space="preserve">9.1 Platform Split by Use Case</w:t>
       </w:r>
     </w:p>
     <w:tbl>
@@ -3001,7 +3609,7 @@
         <w:pStyle w:val="Heading2"/>
       </w:pPr>
       <w:r>
-        <w:t xml:space="preserve">8.2 Google Meet Notes</w:t>
+        <w:t xml:space="preserve">9.2 Google Meet Notes</w:t>
       </w:r>
     </w:p>
     <w:p>
@@ -3112,7 +3720,7 @@
         <w:pStyle w:val="Heading2"/>
       </w:pPr>
       <w:r>
-        <w:t xml:space="preserve">8.3 Jitsi Meet Notes</w:t>
+        <w:t xml:space="preserve">9.3 Jitsi Meet Notes</w:t>
       </w:r>
     </w:p>
     <w:p>
@@ -3210,7 +3818,7 @@
         <w:pStyle w:val="Heading1"/>
       </w:pPr>
       <w:r>
-        <w:t xml:space="preserve">9. Communication Requirements</w:t>
+        <w:t xml:space="preserve">10. Communication Requirements</w:t>
       </w:r>
     </w:p>
     <w:p>
@@ -3218,7 +3826,7 @@
         <w:pStyle w:val="Heading2"/>
       </w:pPr>
       <w:r>
-        <w:t xml:space="preserve">9.1 Mentor Email Architecture</w:t>
+        <w:t xml:space="preserve">10.1 Mentor Email Architecture</w:t>
       </w:r>
     </w:p>
     <w:p>
@@ -3563,7 +4171,7 @@
         <w:pStyle w:val="Heading1"/>
       </w:pPr>
       <w:r>
-        <w:t xml:space="preserve">10. Inactivity Tracking &amp; Follow-Up</w:t>
+        <w:t xml:space="preserve">11. Inactivity Tracking &amp; Follow-Up</w:t>
       </w:r>
     </w:p>
     <w:p>
@@ -3644,7 +4252,7 @@
         <w:pStyle w:val="Heading1"/>
       </w:pPr>
       <w:r>
-        <w:t xml:space="preserve">11. SME Request Workflow</w:t>
+        <w:t xml:space="preserve">12. SME Request Workflow</w:t>
       </w:r>
     </w:p>
     <w:p>
@@ -3761,7 +4369,7 @@
         <w:pStyle w:val="Heading1"/>
       </w:pPr>
       <w:r>
-        <w:t xml:space="preserve">12. NPS Tracking</w:t>
+        <w:t xml:space="preserve">13. NPS Tracking</w:t>
       </w:r>
     </w:p>
     <w:p>
@@ -3919,7 +4527,7 @@
         <w:pStyle w:val="Heading1"/>
       </w:pPr>
       <w:r>
-        <w:t xml:space="preserve">13. Workshop &amp; Event Management</w:t>
+        <w:t xml:space="preserve">14. Workshop &amp; Event Management</w:t>
       </w:r>
     </w:p>
     <w:p>
@@ -4034,7 +4642,7 @@
         <w:pStyle w:val="Heading1"/>
       </w:pPr>
       <w:r>
-        <w:t xml:space="preserve">14. Functional Requirements Summary</w:t>
+        <w:t xml:space="preserve">15. Functional Requirements Summary</w:t>
       </w:r>
     </w:p>
     <w:tbl>
@@ -5883,7 +6491,7 @@
         <w:pStyle w:val="Heading1"/>
       </w:pPr>
       <w:r>
-        <w:t xml:space="preserve">15. Open Questions</w:t>
+        <w:t xml:space="preserve">16. Open Questions</w:t>
       </w:r>
     </w:p>
     <w:p>
@@ -5961,7 +6569,7 @@
         <w:pStyle w:val="Heading1"/>
       </w:pPr>
       <w:r>
-        <w:t xml:space="preserve">16. Document Control</w:t>
+        <w:t xml:space="preserve">17. Document Control</w:t>
       </w:r>
     </w:p>
     <w:tbl>

--- a/PRDs/CBM-PRD-CRM.docx
+++ b/PRDs/CBM-PRD-CRM.docx
@@ -6569,7 +6569,2562 @@
         <w:pStyle w:val="Heading1"/>
       </w:pPr>
       <w:r>
-        <w:t xml:space="preserve">17. Document Control</w:t>
+        <w:t xml:space="preserve">17. Glossary</w:t>
+      </w:r>
+    </w:p>
+    <w:p>
+      <w:pPr>
+        <w:spacing w:after="120"/>
+      </w:pPr>
+      <w:r>
+        <w:t xml:space="preserve">The following terms are used throughout this document and across CBM's technology planning materials.</w:t>
+      </w:r>
+    </w:p>
+    <w:p>
+      <w:r>
+        <w:t xml:space="preserve"/>
+      </w:r>
+    </w:p>
+    <w:p>
+      <w:pPr>
+        <w:pStyle w:val="Heading2"/>
+      </w:pPr>
+      <w:r>
+        <w:t xml:space="preserve">Organization &amp; People</w:t>
+      </w:r>
+    </w:p>
+    <w:tbl>
+      <w:tblPr>
+        <w:tblW w:type="dxa" w:w="9360"/>
+        <w:tblBorders>
+          <w:top w:val="single" w:color="auto" w:sz="4"/>
+          <w:left w:val="single" w:color="auto" w:sz="4"/>
+          <w:bottom w:val="single" w:color="auto" w:sz="4"/>
+          <w:right w:val="single" w:color="auto" w:sz="4"/>
+          <w:insideH w:val="single" w:color="auto" w:sz="4"/>
+          <w:insideV w:val="single" w:color="auto" w:sz="4"/>
+        </w:tblBorders>
+      </w:tblPr>
+      <w:tblGrid>
+        <w:gridCol w:w="2500"/>
+        <w:gridCol w:w="6860"/>
+      </w:tblGrid>
+      <w:tr>
+        <w:trPr>
+          <w:tblHeader/>
+        </w:trPr>
+        <w:tc>
+          <w:tcPr>
+            <w:tcW w:type="dxa" w:w="2500"/>
+            <w:tcBorders>
+              <w:top w:val="single" w:color="CCCCCC" w:sz="1"/>
+              <w:left w:val="single" w:color="CCCCCC" w:sz="1"/>
+              <w:bottom w:val="single" w:color="CCCCCC" w:sz="1"/>
+              <w:right w:val="single" w:color="CCCCCC" w:sz="1"/>
+            </w:tcBorders>
+            <w:shd w:fill="1F4E79" w:val="clear"/>
+            <w:tcMar>
+              <w:top w:type="dxa" w:w="80"/>
+              <w:left w:type="dxa" w:w="120"/>
+              <w:bottom w:type="dxa" w:w="80"/>
+              <w:right w:type="dxa" w:w="120"/>
+            </w:tcMar>
+          </w:tcPr>
+          <w:p>
+            <w:r>
+              <w:rPr>
+                <w:rFonts w:ascii="Arial" w:cs="Arial" w:eastAsia="Arial" w:hAnsi="Arial"/>
+                <w:b/>
+                <w:bCs/>
+                <w:color w:val="FFFFFF"/>
+                <w:sz w:val="20"/>
+                <w:szCs w:val="20"/>
+              </w:rPr>
+              <w:t xml:space="preserve">Term</w:t>
+            </w:r>
+          </w:p>
+        </w:tc>
+        <w:tc>
+          <w:tcPr>
+            <w:tcW w:type="dxa" w:w="6860"/>
+            <w:tcBorders>
+              <w:top w:val="single" w:color="CCCCCC" w:sz="1"/>
+              <w:left w:val="single" w:color="CCCCCC" w:sz="1"/>
+              <w:bottom w:val="single" w:color="CCCCCC" w:sz="1"/>
+              <w:right w:val="single" w:color="CCCCCC" w:sz="1"/>
+            </w:tcBorders>
+            <w:shd w:fill="1F4E79" w:val="clear"/>
+            <w:tcMar>
+              <w:top w:type="dxa" w:w="80"/>
+              <w:left w:type="dxa" w:w="120"/>
+              <w:bottom w:type="dxa" w:w="80"/>
+              <w:right w:type="dxa" w:w="120"/>
+            </w:tcMar>
+          </w:tcPr>
+          <w:p>
+            <w:r>
+              <w:rPr>
+                <w:rFonts w:ascii="Arial" w:cs="Arial" w:eastAsia="Arial" w:hAnsi="Arial"/>
+                <w:b/>
+                <w:bCs/>
+                <w:color w:val="FFFFFF"/>
+                <w:sz w:val="20"/>
+                <w:szCs w:val="20"/>
+              </w:rPr>
+              <w:t xml:space="preserve">Definition</w:t>
+            </w:r>
+          </w:p>
+        </w:tc>
+      </w:tr>
+      <w:tr>
+        <w:tc>
+          <w:tcPr>
+            <w:tcW w:type="dxa" w:w="2500"/>
+            <w:tcBorders>
+              <w:top w:val="single" w:color="CCCCCC" w:sz="1"/>
+              <w:left w:val="single" w:color="CCCCCC" w:sz="1"/>
+              <w:bottom w:val="single" w:color="CCCCCC" w:sz="1"/>
+              <w:right w:val="single" w:color="CCCCCC" w:sz="1"/>
+            </w:tcBorders>
+            <w:shd w:fill="FFFFFF" w:val="clear"/>
+            <w:tcMar>
+              <w:top w:type="dxa" w:w="80"/>
+              <w:left w:type="dxa" w:w="120"/>
+              <w:bottom w:type="dxa" w:w="80"/>
+              <w:right w:type="dxa" w:w="120"/>
+            </w:tcMar>
+          </w:tcPr>
+          <w:p>
+            <w:r>
+              <w:rPr>
+                <w:rFonts w:ascii="Arial" w:cs="Arial" w:eastAsia="Arial" w:hAnsi="Arial"/>
+                <w:sz w:val="20"/>
+                <w:szCs w:val="20"/>
+              </w:rPr>
+              <w:t xml:space="preserve">Admin</w:t>
+            </w:r>
+          </w:p>
+        </w:tc>
+        <w:tc>
+          <w:tcPr>
+            <w:tcW w:type="dxa" w:w="6860"/>
+            <w:tcBorders>
+              <w:top w:val="single" w:color="CCCCCC" w:sz="1"/>
+              <w:left w:val="single" w:color="CCCCCC" w:sz="1"/>
+              <w:bottom w:val="single" w:color="CCCCCC" w:sz="1"/>
+              <w:right w:val="single" w:color="CCCCCC" w:sz="1"/>
+            </w:tcBorders>
+            <w:shd w:fill="FFFFFF" w:val="clear"/>
+            <w:tcMar>
+              <w:top w:type="dxa" w:w="80"/>
+              <w:left w:type="dxa" w:w="120"/>
+              <w:bottom w:type="dxa" w:w="80"/>
+              <w:right w:type="dxa" w:w="120"/>
+            </w:tcMar>
+          </w:tcPr>
+          <w:p>
+            <w:r>
+              <w:rPr>
+                <w:rFonts w:ascii="Arial" w:cs="Arial" w:eastAsia="Arial" w:hAnsi="Arial"/>
+                <w:sz w:val="20"/>
+                <w:szCs w:val="20"/>
+              </w:rPr>
+              <w:t xml:space="preserve">CBM staff or technical administrator responsible for managing the CRM, provisioning user accounts, and overseeing day-to-day platform operations.</w:t>
+            </w:r>
+          </w:p>
+        </w:tc>
+      </w:tr>
+      <w:tr>
+        <w:tc>
+          <w:tcPr>
+            <w:tcW w:type="dxa" w:w="2500"/>
+            <w:tcBorders>
+              <w:top w:val="single" w:color="CCCCCC" w:sz="1"/>
+              <w:left w:val="single" w:color="CCCCCC" w:sz="1"/>
+              <w:bottom w:val="single" w:color="CCCCCC" w:sz="1"/>
+              <w:right w:val="single" w:color="CCCCCC" w:sz="1"/>
+            </w:tcBorders>
+            <w:shd w:fill="F2F2F2" w:val="clear"/>
+            <w:tcMar>
+              <w:top w:type="dxa" w:w="80"/>
+              <w:left w:type="dxa" w:w="120"/>
+              <w:bottom w:type="dxa" w:w="80"/>
+              <w:right w:type="dxa" w:w="120"/>
+            </w:tcMar>
+          </w:tcPr>
+          <w:p>
+            <w:r>
+              <w:rPr>
+                <w:rFonts w:ascii="Arial" w:cs="Arial" w:eastAsia="Arial" w:hAnsi="Arial"/>
+                <w:sz w:val="20"/>
+                <w:szCs w:val="20"/>
+              </w:rPr>
+              <w:t xml:space="preserve">CBM</w:t>
+            </w:r>
+          </w:p>
+        </w:tc>
+        <w:tc>
+          <w:tcPr>
+            <w:tcW w:type="dxa" w:w="6860"/>
+            <w:tcBorders>
+              <w:top w:val="single" w:color="CCCCCC" w:sz="1"/>
+              <w:left w:val="single" w:color="CCCCCC" w:sz="1"/>
+              <w:bottom w:val="single" w:color="CCCCCC" w:sz="1"/>
+              <w:right w:val="single" w:color="CCCCCC" w:sz="1"/>
+            </w:tcBorders>
+            <w:shd w:fill="F2F2F2" w:val="clear"/>
+            <w:tcMar>
+              <w:top w:type="dxa" w:w="80"/>
+              <w:left w:type="dxa" w:w="120"/>
+              <w:bottom w:type="dxa" w:w="80"/>
+              <w:right w:type="dxa" w:w="120"/>
+            </w:tcMar>
+          </w:tcPr>
+          <w:p>
+            <w:r>
+              <w:rPr>
+                <w:rFonts w:ascii="Arial" w:cs="Arial" w:eastAsia="Arial" w:hAnsi="Arial"/>
+                <w:sz w:val="20"/>
+                <w:szCs w:val="20"/>
+              </w:rPr>
+              <w:t xml:space="preserve">Cleveland Business Mentors — a nonprofit organization providing free mentoring services to entrepreneurs and small businesses in Northeast Ohio.</w:t>
+            </w:r>
+          </w:p>
+        </w:tc>
+      </w:tr>
+      <w:tr>
+        <w:tc>
+          <w:tcPr>
+            <w:tcW w:type="dxa" w:w="2500"/>
+            <w:tcBorders>
+              <w:top w:val="single" w:color="CCCCCC" w:sz="1"/>
+              <w:left w:val="single" w:color="CCCCCC" w:sz="1"/>
+              <w:bottom w:val="single" w:color="CCCCCC" w:sz="1"/>
+              <w:right w:val="single" w:color="CCCCCC" w:sz="1"/>
+            </w:tcBorders>
+            <w:shd w:fill="FFFFFF" w:val="clear"/>
+            <w:tcMar>
+              <w:top w:type="dxa" w:w="80"/>
+              <w:left w:type="dxa" w:w="120"/>
+              <w:bottom w:type="dxa" w:w="80"/>
+              <w:right w:type="dxa" w:w="120"/>
+            </w:tcMar>
+          </w:tcPr>
+          <w:p>
+            <w:r>
+              <w:rPr>
+                <w:rFonts w:ascii="Arial" w:cs="Arial" w:eastAsia="Arial" w:hAnsi="Arial"/>
+                <w:sz w:val="20"/>
+                <w:szCs w:val="20"/>
+              </w:rPr>
+              <w:t xml:space="preserve">Client</w:t>
+            </w:r>
+          </w:p>
+        </w:tc>
+        <w:tc>
+          <w:tcPr>
+            <w:tcW w:type="dxa" w:w="6860"/>
+            <w:tcBorders>
+              <w:top w:val="single" w:color="CCCCCC" w:sz="1"/>
+              <w:left w:val="single" w:color="CCCCCC" w:sz="1"/>
+              <w:bottom w:val="single" w:color="CCCCCC" w:sz="1"/>
+              <w:right w:val="single" w:color="CCCCCC" w:sz="1"/>
+            </w:tcBorders>
+            <w:shd w:fill="FFFFFF" w:val="clear"/>
+            <w:tcMar>
+              <w:top w:type="dxa" w:w="80"/>
+              <w:left w:type="dxa" w:w="120"/>
+              <w:bottom w:type="dxa" w:w="80"/>
+              <w:right w:type="dxa" w:w="120"/>
+            </w:tcMar>
+          </w:tcPr>
+          <w:p>
+            <w:r>
+              <w:rPr>
+                <w:rFonts w:ascii="Arial" w:cs="Arial" w:eastAsia="Arial" w:hAnsi="Arial"/>
+                <w:sz w:val="20"/>
+                <w:szCs w:val="20"/>
+              </w:rPr>
+              <w:t xml:space="preserve">An entrepreneur, small business owner, or nonprofit founder who has applied for and been accepted into CBM's mentoring program.</w:t>
+            </w:r>
+          </w:p>
+        </w:tc>
+      </w:tr>
+      <w:tr>
+        <w:tc>
+          <w:tcPr>
+            <w:tcW w:type="dxa" w:w="2500"/>
+            <w:tcBorders>
+              <w:top w:val="single" w:color="CCCCCC" w:sz="1"/>
+              <w:left w:val="single" w:color="CCCCCC" w:sz="1"/>
+              <w:bottom w:val="single" w:color="CCCCCC" w:sz="1"/>
+              <w:right w:val="single" w:color="CCCCCC" w:sz="1"/>
+            </w:tcBorders>
+            <w:shd w:fill="F2F2F2" w:val="clear"/>
+            <w:tcMar>
+              <w:top w:type="dxa" w:w="80"/>
+              <w:left w:type="dxa" w:w="120"/>
+              <w:bottom w:type="dxa" w:w="80"/>
+              <w:right w:type="dxa" w:w="120"/>
+            </w:tcMar>
+          </w:tcPr>
+          <w:p>
+            <w:r>
+              <w:rPr>
+                <w:rFonts w:ascii="Arial" w:cs="Arial" w:eastAsia="Arial" w:hAnsi="Arial"/>
+                <w:sz w:val="20"/>
+                <w:szCs w:val="20"/>
+              </w:rPr>
+              <w:t xml:space="preserve">Co-Mentor</w:t>
+            </w:r>
+          </w:p>
+        </w:tc>
+        <w:tc>
+          <w:tcPr>
+            <w:tcW w:type="dxa" w:w="6860"/>
+            <w:tcBorders>
+              <w:top w:val="single" w:color="CCCCCC" w:sz="1"/>
+              <w:left w:val="single" w:color="CCCCCC" w:sz="1"/>
+              <w:bottom w:val="single" w:color="CCCCCC" w:sz="1"/>
+              <w:right w:val="single" w:color="CCCCCC" w:sz="1"/>
+            </w:tcBorders>
+            <w:shd w:fill="F2F2F2" w:val="clear"/>
+            <w:tcMar>
+              <w:top w:type="dxa" w:w="80"/>
+              <w:left w:type="dxa" w:w="120"/>
+              <w:bottom w:type="dxa" w:w="80"/>
+              <w:right w:type="dxa" w:w="120"/>
+            </w:tcMar>
+          </w:tcPr>
+          <w:p>
+            <w:r>
+              <w:rPr>
+                <w:rFonts w:ascii="Arial" w:cs="Arial" w:eastAsia="Arial" w:hAnsi="Arial"/>
+                <w:sz w:val="20"/>
+                <w:szCs w:val="20"/>
+              </w:rPr>
+              <w:t xml:space="preserve">A volunteer paired with a Primary Mentor to provide additional support to a client. Co-mentors carry a lower capacity commitment and are always paired with a Primary Mentor.</w:t>
+            </w:r>
+          </w:p>
+        </w:tc>
+      </w:tr>
+      <w:tr>
+        <w:tc>
+          <w:tcPr>
+            <w:tcW w:type="dxa" w:w="2500"/>
+            <w:tcBorders>
+              <w:top w:val="single" w:color="CCCCCC" w:sz="1"/>
+              <w:left w:val="single" w:color="CCCCCC" w:sz="1"/>
+              <w:bottom w:val="single" w:color="CCCCCC" w:sz="1"/>
+              <w:right w:val="single" w:color="CCCCCC" w:sz="1"/>
+            </w:tcBorders>
+            <w:shd w:fill="FFFFFF" w:val="clear"/>
+            <w:tcMar>
+              <w:top w:type="dxa" w:w="80"/>
+              <w:left w:type="dxa" w:w="120"/>
+              <w:bottom w:type="dxa" w:w="80"/>
+              <w:right w:type="dxa" w:w="120"/>
+            </w:tcMar>
+          </w:tcPr>
+          <w:p>
+            <w:r>
+              <w:rPr>
+                <w:rFonts w:ascii="Arial" w:cs="Arial" w:eastAsia="Arial" w:hAnsi="Arial"/>
+                <w:sz w:val="20"/>
+                <w:szCs w:val="20"/>
+              </w:rPr>
+              <w:t xml:space="preserve">Funder</w:t>
+            </w:r>
+          </w:p>
+        </w:tc>
+        <w:tc>
+          <w:tcPr>
+            <w:tcW w:type="dxa" w:w="6860"/>
+            <w:tcBorders>
+              <w:top w:val="single" w:color="CCCCCC" w:sz="1"/>
+              <w:left w:val="single" w:color="CCCCCC" w:sz="1"/>
+              <w:bottom w:val="single" w:color="CCCCCC" w:sz="1"/>
+              <w:right w:val="single" w:color="CCCCCC" w:sz="1"/>
+            </w:tcBorders>
+            <w:shd w:fill="FFFFFF" w:val="clear"/>
+            <w:tcMar>
+              <w:top w:type="dxa" w:w="80"/>
+              <w:left w:type="dxa" w:w="120"/>
+              <w:bottom w:type="dxa" w:w="80"/>
+              <w:right w:type="dxa" w:w="120"/>
+            </w:tcMar>
+          </w:tcPr>
+          <w:p>
+            <w:r>
+              <w:rPr>
+                <w:rFonts w:ascii="Arial" w:cs="Arial" w:eastAsia="Arial" w:hAnsi="Arial"/>
+                <w:sz w:val="20"/>
+                <w:szCs w:val="20"/>
+              </w:rPr>
+              <w:t xml:space="preserve">An organization that provides financial support to CBM through grants or contributions to support CBM's mission and operations.</w:t>
+            </w:r>
+          </w:p>
+        </w:tc>
+      </w:tr>
+      <w:tr>
+        <w:tc>
+          <w:tcPr>
+            <w:tcW w:type="dxa" w:w="2500"/>
+            <w:tcBorders>
+              <w:top w:val="single" w:color="CCCCCC" w:sz="1"/>
+              <w:left w:val="single" w:color="CCCCCC" w:sz="1"/>
+              <w:bottom w:val="single" w:color="CCCCCC" w:sz="1"/>
+              <w:right w:val="single" w:color="CCCCCC" w:sz="1"/>
+            </w:tcBorders>
+            <w:shd w:fill="F2F2F2" w:val="clear"/>
+            <w:tcMar>
+              <w:top w:type="dxa" w:w="80"/>
+              <w:left w:type="dxa" w:w="120"/>
+              <w:bottom w:type="dxa" w:w="80"/>
+              <w:right w:type="dxa" w:w="120"/>
+            </w:tcMar>
+          </w:tcPr>
+          <w:p>
+            <w:r>
+              <w:rPr>
+                <w:rFonts w:ascii="Arial" w:cs="Arial" w:eastAsia="Arial" w:hAnsi="Arial"/>
+                <w:sz w:val="20"/>
+                <w:szCs w:val="20"/>
+              </w:rPr>
+              <w:t xml:space="preserve">Mentor / Primary Mentor</w:t>
+            </w:r>
+          </w:p>
+        </w:tc>
+        <w:tc>
+          <w:tcPr>
+            <w:tcW w:type="dxa" w:w="6860"/>
+            <w:tcBorders>
+              <w:top w:val="single" w:color="CCCCCC" w:sz="1"/>
+              <w:left w:val="single" w:color="CCCCCC" w:sz="1"/>
+              <w:bottom w:val="single" w:color="CCCCCC" w:sz="1"/>
+              <w:right w:val="single" w:color="CCCCCC" w:sz="1"/>
+            </w:tcBorders>
+            <w:shd w:fill="F2F2F2" w:val="clear"/>
+            <w:tcMar>
+              <w:top w:type="dxa" w:w="80"/>
+              <w:left w:type="dxa" w:w="120"/>
+              <w:bottom w:type="dxa" w:w="80"/>
+              <w:right w:type="dxa" w:w="120"/>
+            </w:tcMar>
+          </w:tcPr>
+          <w:p>
+            <w:r>
+              <w:rPr>
+                <w:rFonts w:ascii="Arial" w:cs="Arial" w:eastAsia="Arial" w:hAnsi="Arial"/>
+                <w:sz w:val="20"/>
+                <w:szCs w:val="20"/>
+              </w:rPr>
+              <w:t xml:space="preserve">A volunteer who owns the client relationship and is responsible for the ongoing one-to-one mentoring engagement. Primary mentors are the main point of contact for their assigned clients.</w:t>
+            </w:r>
+          </w:p>
+        </w:tc>
+      </w:tr>
+      <w:tr>
+        <w:tc>
+          <w:tcPr>
+            <w:tcW w:type="dxa" w:w="2500"/>
+            <w:tcBorders>
+              <w:top w:val="single" w:color="CCCCCC" w:sz="1"/>
+              <w:left w:val="single" w:color="CCCCCC" w:sz="1"/>
+              <w:bottom w:val="single" w:color="CCCCCC" w:sz="1"/>
+              <w:right w:val="single" w:color="CCCCCC" w:sz="1"/>
+            </w:tcBorders>
+            <w:shd w:fill="FFFFFF" w:val="clear"/>
+            <w:tcMar>
+              <w:top w:type="dxa" w:w="80"/>
+              <w:left w:type="dxa" w:w="120"/>
+              <w:bottom w:type="dxa" w:w="80"/>
+              <w:right w:type="dxa" w:w="120"/>
+            </w:tcMar>
+          </w:tcPr>
+          <w:p>
+            <w:r>
+              <w:rPr>
+                <w:rFonts w:ascii="Arial" w:cs="Arial" w:eastAsia="Arial" w:hAnsi="Arial"/>
+                <w:sz w:val="20"/>
+                <w:szCs w:val="20"/>
+              </w:rPr>
+              <w:t xml:space="preserve">Partner</w:t>
+            </w:r>
+          </w:p>
+        </w:tc>
+        <w:tc>
+          <w:tcPr>
+            <w:tcW w:type="dxa" w:w="6860"/>
+            <w:tcBorders>
+              <w:top w:val="single" w:color="CCCCCC" w:sz="1"/>
+              <w:left w:val="single" w:color="CCCCCC" w:sz="1"/>
+              <w:bottom w:val="single" w:color="CCCCCC" w:sz="1"/>
+              <w:right w:val="single" w:color="CCCCCC" w:sz="1"/>
+            </w:tcBorders>
+            <w:shd w:fill="FFFFFF" w:val="clear"/>
+            <w:tcMar>
+              <w:top w:type="dxa" w:w="80"/>
+              <w:left w:type="dxa" w:w="120"/>
+              <w:bottom w:type="dxa" w:w="80"/>
+              <w:right w:type="dxa" w:w="120"/>
+            </w:tcMar>
+          </w:tcPr>
+          <w:p>
+            <w:r>
+              <w:rPr>
+                <w:rFonts w:ascii="Arial" w:cs="Arial" w:eastAsia="Arial" w:hAnsi="Arial"/>
+                <w:sz w:val="20"/>
+                <w:szCs w:val="20"/>
+              </w:rPr>
+              <w:t xml:space="preserve">An organization with a mission similar or complementary to CBM's that collaborates with CBM on programs, referrals, or community initiatives.</w:t>
+            </w:r>
+          </w:p>
+        </w:tc>
+      </w:tr>
+      <w:tr>
+        <w:tc>
+          <w:tcPr>
+            <w:tcW w:type="dxa" w:w="2500"/>
+            <w:tcBorders>
+              <w:top w:val="single" w:color="CCCCCC" w:sz="1"/>
+              <w:left w:val="single" w:color="CCCCCC" w:sz="1"/>
+              <w:bottom w:val="single" w:color="CCCCCC" w:sz="1"/>
+              <w:right w:val="single" w:color="CCCCCC" w:sz="1"/>
+            </w:tcBorders>
+            <w:shd w:fill="F2F2F2" w:val="clear"/>
+            <w:tcMar>
+              <w:top w:type="dxa" w:w="80"/>
+              <w:left w:type="dxa" w:w="120"/>
+              <w:bottom w:type="dxa" w:w="80"/>
+              <w:right w:type="dxa" w:w="120"/>
+            </w:tcMar>
+          </w:tcPr>
+          <w:p>
+            <w:r>
+              <w:rPr>
+                <w:rFonts w:ascii="Arial" w:cs="Arial" w:eastAsia="Arial" w:hAnsi="Arial"/>
+                <w:sz w:val="20"/>
+                <w:szCs w:val="20"/>
+              </w:rPr>
+              <w:t xml:space="preserve">SME (Subject Matter Expert)</w:t>
+            </w:r>
+          </w:p>
+        </w:tc>
+        <w:tc>
+          <w:tcPr>
+            <w:tcW w:type="dxa" w:w="6860"/>
+            <w:tcBorders>
+              <w:top w:val="single" w:color="CCCCCC" w:sz="1"/>
+              <w:left w:val="single" w:color="CCCCCC" w:sz="1"/>
+              <w:bottom w:val="single" w:color="CCCCCC" w:sz="1"/>
+              <w:right w:val="single" w:color="CCCCCC" w:sz="1"/>
+            </w:tcBorders>
+            <w:shd w:fill="F2F2F2" w:val="clear"/>
+            <w:tcMar>
+              <w:top w:type="dxa" w:w="80"/>
+              <w:left w:type="dxa" w:w="120"/>
+              <w:bottom w:type="dxa" w:w="80"/>
+              <w:right w:type="dxa" w:w="120"/>
+            </w:tcMar>
+          </w:tcPr>
+          <w:p>
+            <w:r>
+              <w:rPr>
+                <w:rFonts w:ascii="Arial" w:cs="Arial" w:eastAsia="Arial" w:hAnsi="Arial"/>
+                <w:sz w:val="20"/>
+                <w:szCs w:val="20"/>
+              </w:rPr>
+              <w:t xml:space="preserve">A volunteer with deep expertise in a specific skill or topic area who provides on-demand specialist input to a client engagement at the request of the Primary Mentor.</w:t>
+            </w:r>
+          </w:p>
+        </w:tc>
+      </w:tr>
+      <w:tr>
+        <w:tc>
+          <w:tcPr>
+            <w:tcW w:type="dxa" w:w="2500"/>
+            <w:tcBorders>
+              <w:top w:val="single" w:color="CCCCCC" w:sz="1"/>
+              <w:left w:val="single" w:color="CCCCCC" w:sz="1"/>
+              <w:bottom w:val="single" w:color="CCCCCC" w:sz="1"/>
+              <w:right w:val="single" w:color="CCCCCC" w:sz="1"/>
+            </w:tcBorders>
+            <w:shd w:fill="FFFFFF" w:val="clear"/>
+            <w:tcMar>
+              <w:top w:type="dxa" w:w="80"/>
+              <w:left w:type="dxa" w:w="120"/>
+              <w:bottom w:type="dxa" w:w="80"/>
+              <w:right w:type="dxa" w:w="120"/>
+            </w:tcMar>
+          </w:tcPr>
+          <w:p>
+            <w:r>
+              <w:rPr>
+                <w:rFonts w:ascii="Arial" w:cs="Arial" w:eastAsia="Arial" w:hAnsi="Arial"/>
+                <w:sz w:val="20"/>
+                <w:szCs w:val="20"/>
+              </w:rPr>
+              <w:t xml:space="preserve">Sponsor</w:t>
+            </w:r>
+          </w:p>
+        </w:tc>
+        <w:tc>
+          <w:tcPr>
+            <w:tcW w:type="dxa" w:w="6860"/>
+            <w:tcBorders>
+              <w:top w:val="single" w:color="CCCCCC" w:sz="1"/>
+              <w:left w:val="single" w:color="CCCCCC" w:sz="1"/>
+              <w:bottom w:val="single" w:color="CCCCCC" w:sz="1"/>
+              <w:right w:val="single" w:color="CCCCCC" w:sz="1"/>
+            </w:tcBorders>
+            <w:shd w:fill="FFFFFF" w:val="clear"/>
+            <w:tcMar>
+              <w:top w:type="dxa" w:w="80"/>
+              <w:left w:type="dxa" w:w="120"/>
+              <w:bottom w:type="dxa" w:w="80"/>
+              <w:right w:type="dxa" w:w="120"/>
+            </w:tcMar>
+          </w:tcPr>
+          <w:p>
+            <w:r>
+              <w:rPr>
+                <w:rFonts w:ascii="Arial" w:cs="Arial" w:eastAsia="Arial" w:hAnsi="Arial"/>
+                <w:sz w:val="20"/>
+                <w:szCs w:val="20"/>
+              </w:rPr>
+              <w:t xml:space="preserve">An organization that provides financial or in-kind support for one or more CBM client-facing events or workshops.</w:t>
+            </w:r>
+          </w:p>
+        </w:tc>
+      </w:tr>
+      <w:tr>
+        <w:tc>
+          <w:tcPr>
+            <w:tcW w:type="dxa" w:w="2500"/>
+            <w:tcBorders>
+              <w:top w:val="single" w:color="CCCCCC" w:sz="1"/>
+              <w:left w:val="single" w:color="CCCCCC" w:sz="1"/>
+              <w:bottom w:val="single" w:color="CCCCCC" w:sz="1"/>
+              <w:right w:val="single" w:color="CCCCCC" w:sz="1"/>
+            </w:tcBorders>
+            <w:shd w:fill="F2F2F2" w:val="clear"/>
+            <w:tcMar>
+              <w:top w:type="dxa" w:w="80"/>
+              <w:left w:type="dxa" w:w="120"/>
+              <w:bottom w:type="dxa" w:w="80"/>
+              <w:right w:type="dxa" w:w="120"/>
+            </w:tcMar>
+          </w:tcPr>
+          <w:p>
+            <w:r>
+              <w:rPr>
+                <w:rFonts w:ascii="Arial" w:cs="Arial" w:eastAsia="Arial" w:hAnsi="Arial"/>
+                <w:sz w:val="20"/>
+                <w:szCs w:val="20"/>
+              </w:rPr>
+              <w:t xml:space="preserve">Vendor</w:t>
+            </w:r>
+          </w:p>
+        </w:tc>
+        <w:tc>
+          <w:tcPr>
+            <w:tcW w:type="dxa" w:w="6860"/>
+            <w:tcBorders>
+              <w:top w:val="single" w:color="CCCCCC" w:sz="1"/>
+              <w:left w:val="single" w:color="CCCCCC" w:sz="1"/>
+              <w:bottom w:val="single" w:color="CCCCCC" w:sz="1"/>
+              <w:right w:val="single" w:color="CCCCCC" w:sz="1"/>
+            </w:tcBorders>
+            <w:shd w:fill="F2F2F2" w:val="clear"/>
+            <w:tcMar>
+              <w:top w:type="dxa" w:w="80"/>
+              <w:left w:type="dxa" w:w="120"/>
+              <w:bottom w:type="dxa" w:w="80"/>
+              <w:right w:type="dxa" w:w="120"/>
+            </w:tcMar>
+          </w:tcPr>
+          <w:p>
+            <w:r>
+              <w:rPr>
+                <w:rFonts w:ascii="Arial" w:cs="Arial" w:eastAsia="Arial" w:hAnsi="Arial"/>
+                <w:sz w:val="20"/>
+                <w:szCs w:val="20"/>
+              </w:rPr>
+              <w:t xml:space="preserve">An organization that provides goods or services to CBM in support of its operations (e.g., software, printing, catering, facilities).</w:t>
+            </w:r>
+          </w:p>
+        </w:tc>
+      </w:tr>
+      <w:tr>
+        <w:tc>
+          <w:tcPr>
+            <w:tcW w:type="dxa" w:w="2500"/>
+            <w:tcBorders>
+              <w:top w:val="single" w:color="CCCCCC" w:sz="1"/>
+              <w:left w:val="single" w:color="CCCCCC" w:sz="1"/>
+              <w:bottom w:val="single" w:color="CCCCCC" w:sz="1"/>
+              <w:right w:val="single" w:color="CCCCCC" w:sz="1"/>
+            </w:tcBorders>
+            <w:shd w:fill="FFFFFF" w:val="clear"/>
+            <w:tcMar>
+              <w:top w:type="dxa" w:w="80"/>
+              <w:left w:type="dxa" w:w="120"/>
+              <w:bottom w:type="dxa" w:w="80"/>
+              <w:right w:type="dxa" w:w="120"/>
+            </w:tcMar>
+          </w:tcPr>
+          <w:p>
+            <w:r>
+              <w:rPr>
+                <w:rFonts w:ascii="Arial" w:cs="Arial" w:eastAsia="Arial" w:hAnsi="Arial"/>
+                <w:sz w:val="20"/>
+                <w:szCs w:val="20"/>
+              </w:rPr>
+              <w:t xml:space="preserve">Volunteer</w:t>
+            </w:r>
+          </w:p>
+        </w:tc>
+        <w:tc>
+          <w:tcPr>
+            <w:tcW w:type="dxa" w:w="6860"/>
+            <w:tcBorders>
+              <w:top w:val="single" w:color="CCCCCC" w:sz="1"/>
+              <w:left w:val="single" w:color="CCCCCC" w:sz="1"/>
+              <w:bottom w:val="single" w:color="CCCCCC" w:sz="1"/>
+              <w:right w:val="single" w:color="CCCCCC" w:sz="1"/>
+            </w:tcBorders>
+            <w:shd w:fill="FFFFFF" w:val="clear"/>
+            <w:tcMar>
+              <w:top w:type="dxa" w:w="80"/>
+              <w:left w:type="dxa" w:w="120"/>
+              <w:bottom w:type="dxa" w:w="80"/>
+              <w:right w:type="dxa" w:w="120"/>
+            </w:tcMar>
+          </w:tcPr>
+          <w:p>
+            <w:r>
+              <w:rPr>
+                <w:rFonts w:ascii="Arial" w:cs="Arial" w:eastAsia="Arial" w:hAnsi="Arial"/>
+                <w:sz w:val="20"/>
+                <w:szCs w:val="20"/>
+              </w:rPr>
+              <w:t xml:space="preserve">Any individual who donates their time to CBM in a mentoring or advisory capacity, including Primary Mentors, Co-Mentors, and SMEs.</w:t>
+            </w:r>
+          </w:p>
+        </w:tc>
+      </w:tr>
+      <w:tr>
+        <w:tc>
+          <w:tcPr>
+            <w:tcW w:type="dxa" w:w="2500"/>
+            <w:tcBorders>
+              <w:top w:val="single" w:color="CCCCCC" w:sz="1"/>
+              <w:left w:val="single" w:color="CCCCCC" w:sz="1"/>
+              <w:bottom w:val="single" w:color="CCCCCC" w:sz="1"/>
+              <w:right w:val="single" w:color="CCCCCC" w:sz="1"/>
+            </w:tcBorders>
+            <w:shd w:fill="F2F2F2" w:val="clear"/>
+            <w:tcMar>
+              <w:top w:type="dxa" w:w="80"/>
+              <w:left w:type="dxa" w:w="120"/>
+              <w:bottom w:type="dxa" w:w="80"/>
+              <w:right w:type="dxa" w:w="120"/>
+            </w:tcMar>
+          </w:tcPr>
+          <w:p>
+            <w:r>
+              <w:rPr>
+                <w:rFonts w:ascii="Arial" w:cs="Arial" w:eastAsia="Arial" w:hAnsi="Arial"/>
+                <w:sz w:val="20"/>
+                <w:szCs w:val="20"/>
+              </w:rPr>
+              <w:t xml:space="preserve">Workshop Presenter</w:t>
+            </w:r>
+          </w:p>
+        </w:tc>
+        <w:tc>
+          <w:tcPr>
+            <w:tcW w:type="dxa" w:w="6860"/>
+            <w:tcBorders>
+              <w:top w:val="single" w:color="CCCCCC" w:sz="1"/>
+              <w:left w:val="single" w:color="CCCCCC" w:sz="1"/>
+              <w:bottom w:val="single" w:color="CCCCCC" w:sz="1"/>
+              <w:right w:val="single" w:color="CCCCCC" w:sz="1"/>
+            </w:tcBorders>
+            <w:shd w:fill="F2F2F2" w:val="clear"/>
+            <w:tcMar>
+              <w:top w:type="dxa" w:w="80"/>
+              <w:left w:type="dxa" w:w="120"/>
+              <w:bottom w:type="dxa" w:w="80"/>
+              <w:right w:type="dxa" w:w="120"/>
+            </w:tcMar>
+          </w:tcPr>
+          <w:p>
+            <w:r>
+              <w:rPr>
+                <w:rFonts w:ascii="Arial" w:cs="Arial" w:eastAsia="Arial" w:hAnsi="Arial"/>
+                <w:sz w:val="20"/>
+                <w:szCs w:val="20"/>
+              </w:rPr>
+              <w:t xml:space="preserve">A person who provides content and presentation services at a CBM workshop or event. May be a CBM volunteer or an external expert.</w:t>
+            </w:r>
+          </w:p>
+        </w:tc>
+      </w:tr>
+    </w:tbl>
+    <w:p>
+      <w:r>
+        <w:t xml:space="preserve"/>
+      </w:r>
+    </w:p>
+    <w:p>
+      <w:pPr>
+        <w:pStyle w:val="Heading2"/>
+      </w:pPr>
+      <w:r>
+        <w:t xml:space="preserve">CRM &amp; Technology</w:t>
+      </w:r>
+    </w:p>
+    <w:tbl>
+      <w:tblPr>
+        <w:tblW w:type="dxa" w:w="9360"/>
+        <w:tblBorders>
+          <w:top w:val="single" w:color="auto" w:sz="4"/>
+          <w:left w:val="single" w:color="auto" w:sz="4"/>
+          <w:bottom w:val="single" w:color="auto" w:sz="4"/>
+          <w:right w:val="single" w:color="auto" w:sz="4"/>
+          <w:insideH w:val="single" w:color="auto" w:sz="4"/>
+          <w:insideV w:val="single" w:color="auto" w:sz="4"/>
+        </w:tblBorders>
+      </w:tblPr>
+      <w:tblGrid>
+        <w:gridCol w:w="2500"/>
+        <w:gridCol w:w="6860"/>
+      </w:tblGrid>
+      <w:tr>
+        <w:trPr>
+          <w:tblHeader/>
+        </w:trPr>
+        <w:tc>
+          <w:tcPr>
+            <w:tcW w:type="dxa" w:w="2500"/>
+            <w:tcBorders>
+              <w:top w:val="single" w:color="CCCCCC" w:sz="1"/>
+              <w:left w:val="single" w:color="CCCCCC" w:sz="1"/>
+              <w:bottom w:val="single" w:color="CCCCCC" w:sz="1"/>
+              <w:right w:val="single" w:color="CCCCCC" w:sz="1"/>
+            </w:tcBorders>
+            <w:shd w:fill="1F4E79" w:val="clear"/>
+            <w:tcMar>
+              <w:top w:type="dxa" w:w="80"/>
+              <w:left w:type="dxa" w:w="120"/>
+              <w:bottom w:type="dxa" w:w="80"/>
+              <w:right w:type="dxa" w:w="120"/>
+            </w:tcMar>
+          </w:tcPr>
+          <w:p>
+            <w:r>
+              <w:rPr>
+                <w:rFonts w:ascii="Arial" w:cs="Arial" w:eastAsia="Arial" w:hAnsi="Arial"/>
+                <w:b/>
+                <w:bCs/>
+                <w:color w:val="FFFFFF"/>
+                <w:sz w:val="20"/>
+                <w:szCs w:val="20"/>
+              </w:rPr>
+              <w:t xml:space="preserve">Term</w:t>
+            </w:r>
+          </w:p>
+        </w:tc>
+        <w:tc>
+          <w:tcPr>
+            <w:tcW w:type="dxa" w:w="6860"/>
+            <w:tcBorders>
+              <w:top w:val="single" w:color="CCCCCC" w:sz="1"/>
+              <w:left w:val="single" w:color="CCCCCC" w:sz="1"/>
+              <w:bottom w:val="single" w:color="CCCCCC" w:sz="1"/>
+              <w:right w:val="single" w:color="CCCCCC" w:sz="1"/>
+            </w:tcBorders>
+            <w:shd w:fill="1F4E79" w:val="clear"/>
+            <w:tcMar>
+              <w:top w:type="dxa" w:w="80"/>
+              <w:left w:type="dxa" w:w="120"/>
+              <w:bottom w:type="dxa" w:w="80"/>
+              <w:right w:type="dxa" w:w="120"/>
+            </w:tcMar>
+          </w:tcPr>
+          <w:p>
+            <w:r>
+              <w:rPr>
+                <w:rFonts w:ascii="Arial" w:cs="Arial" w:eastAsia="Arial" w:hAnsi="Arial"/>
+                <w:b/>
+                <w:bCs/>
+                <w:color w:val="FFFFFF"/>
+                <w:sz w:val="20"/>
+                <w:szCs w:val="20"/>
+              </w:rPr>
+              <w:t xml:space="preserve">Definition</w:t>
+            </w:r>
+          </w:p>
+        </w:tc>
+      </w:tr>
+      <w:tr>
+        <w:tc>
+          <w:tcPr>
+            <w:tcW w:type="dxa" w:w="2500"/>
+            <w:tcBorders>
+              <w:top w:val="single" w:color="CCCCCC" w:sz="1"/>
+              <w:left w:val="single" w:color="CCCCCC" w:sz="1"/>
+              <w:bottom w:val="single" w:color="CCCCCC" w:sz="1"/>
+              <w:right w:val="single" w:color="CCCCCC" w:sz="1"/>
+            </w:tcBorders>
+            <w:shd w:fill="FFFFFF" w:val="clear"/>
+            <w:tcMar>
+              <w:top w:type="dxa" w:w="80"/>
+              <w:left w:type="dxa" w:w="120"/>
+              <w:bottom w:type="dxa" w:w="80"/>
+              <w:right w:type="dxa" w:w="120"/>
+            </w:tcMar>
+          </w:tcPr>
+          <w:p>
+            <w:r>
+              <w:rPr>
+                <w:rFonts w:ascii="Arial" w:cs="Arial" w:eastAsia="Arial" w:hAnsi="Arial"/>
+                <w:sz w:val="20"/>
+                <w:szCs w:val="20"/>
+              </w:rPr>
+              <w:t xml:space="preserve">AWS (Amazon Web Services)</w:t>
+            </w:r>
+          </w:p>
+        </w:tc>
+        <w:tc>
+          <w:tcPr>
+            <w:tcW w:type="dxa" w:w="6860"/>
+            <w:tcBorders>
+              <w:top w:val="single" w:color="CCCCCC" w:sz="1"/>
+              <w:left w:val="single" w:color="CCCCCC" w:sz="1"/>
+              <w:bottom w:val="single" w:color="CCCCCC" w:sz="1"/>
+              <w:right w:val="single" w:color="CCCCCC" w:sz="1"/>
+            </w:tcBorders>
+            <w:shd w:fill="FFFFFF" w:val="clear"/>
+            <w:tcMar>
+              <w:top w:type="dxa" w:w="80"/>
+              <w:left w:type="dxa" w:w="120"/>
+              <w:bottom w:type="dxa" w:w="80"/>
+              <w:right w:type="dxa" w:w="120"/>
+            </w:tcMar>
+          </w:tcPr>
+          <w:p>
+            <w:r>
+              <w:rPr>
+                <w:rFonts w:ascii="Arial" w:cs="Arial" w:eastAsia="Arial" w:hAnsi="Arial"/>
+                <w:sz w:val="20"/>
+                <w:szCs w:val="20"/>
+              </w:rPr>
+              <w:t xml:space="preserve">The cloud hosting platform used to host CBM's self-hosted applications including EspoCRM, Moodle, Cal.com, Jitsi Meet, and the CBM website.</w:t>
+            </w:r>
+          </w:p>
+        </w:tc>
+      </w:tr>
+      <w:tr>
+        <w:tc>
+          <w:tcPr>
+            <w:tcW w:type="dxa" w:w="2500"/>
+            <w:tcBorders>
+              <w:top w:val="single" w:color="CCCCCC" w:sz="1"/>
+              <w:left w:val="single" w:color="CCCCCC" w:sz="1"/>
+              <w:bottom w:val="single" w:color="CCCCCC" w:sz="1"/>
+              <w:right w:val="single" w:color="CCCCCC" w:sz="1"/>
+            </w:tcBorders>
+            <w:shd w:fill="F2F2F2" w:val="clear"/>
+            <w:tcMar>
+              <w:top w:type="dxa" w:w="80"/>
+              <w:left w:type="dxa" w:w="120"/>
+              <w:bottom w:type="dxa" w:w="80"/>
+              <w:right w:type="dxa" w:w="120"/>
+            </w:tcMar>
+          </w:tcPr>
+          <w:p>
+            <w:r>
+              <w:rPr>
+                <w:rFonts w:ascii="Arial" w:cs="Arial" w:eastAsia="Arial" w:hAnsi="Arial"/>
+                <w:sz w:val="20"/>
+                <w:szCs w:val="20"/>
+              </w:rPr>
+              <w:t xml:space="preserve">Cal.com</w:t>
+            </w:r>
+          </w:p>
+        </w:tc>
+        <w:tc>
+          <w:tcPr>
+            <w:tcW w:type="dxa" w:w="6860"/>
+            <w:tcBorders>
+              <w:top w:val="single" w:color="CCCCCC" w:sz="1"/>
+              <w:left w:val="single" w:color="CCCCCC" w:sz="1"/>
+              <w:bottom w:val="single" w:color="CCCCCC" w:sz="1"/>
+              <w:right w:val="single" w:color="CCCCCC" w:sz="1"/>
+            </w:tcBorders>
+            <w:shd w:fill="F2F2F2" w:val="clear"/>
+            <w:tcMar>
+              <w:top w:type="dxa" w:w="80"/>
+              <w:left w:type="dxa" w:w="120"/>
+              <w:bottom w:type="dxa" w:w="80"/>
+              <w:right w:type="dxa" w:w="120"/>
+            </w:tcMar>
+          </w:tcPr>
+          <w:p>
+            <w:r>
+              <w:rPr>
+                <w:rFonts w:ascii="Arial" w:cs="Arial" w:eastAsia="Arial" w:hAnsi="Arial"/>
+                <w:sz w:val="20"/>
+                <w:szCs w:val="20"/>
+              </w:rPr>
+              <w:t xml:space="preserve">An open-source self-scheduling tool optionally used by mentors to allow clients to book sessions directly. Bookings sync back to EspoCRM.</w:t>
+            </w:r>
+          </w:p>
+        </w:tc>
+      </w:tr>
+      <w:tr>
+        <w:tc>
+          <w:tcPr>
+            <w:tcW w:type="dxa" w:w="2500"/>
+            <w:tcBorders>
+              <w:top w:val="single" w:color="CCCCCC" w:sz="1"/>
+              <w:left w:val="single" w:color="CCCCCC" w:sz="1"/>
+              <w:bottom w:val="single" w:color="CCCCCC" w:sz="1"/>
+              <w:right w:val="single" w:color="CCCCCC" w:sz="1"/>
+            </w:tcBorders>
+            <w:shd w:fill="FFFFFF" w:val="clear"/>
+            <w:tcMar>
+              <w:top w:type="dxa" w:w="80"/>
+              <w:left w:type="dxa" w:w="120"/>
+              <w:bottom w:type="dxa" w:w="80"/>
+              <w:right w:type="dxa" w:w="120"/>
+            </w:tcMar>
+          </w:tcPr>
+          <w:p>
+            <w:r>
+              <w:rPr>
+                <w:rFonts w:ascii="Arial" w:cs="Arial" w:eastAsia="Arial" w:hAnsi="Arial"/>
+                <w:sz w:val="20"/>
+                <w:szCs w:val="20"/>
+              </w:rPr>
+              <w:t xml:space="preserve">CRM (Customer Relationship Management)</w:t>
+            </w:r>
+          </w:p>
+        </w:tc>
+        <w:tc>
+          <w:tcPr>
+            <w:tcW w:type="dxa" w:w="6860"/>
+            <w:tcBorders>
+              <w:top w:val="single" w:color="CCCCCC" w:sz="1"/>
+              <w:left w:val="single" w:color="CCCCCC" w:sz="1"/>
+              <w:bottom w:val="single" w:color="CCCCCC" w:sz="1"/>
+              <w:right w:val="single" w:color="CCCCCC" w:sz="1"/>
+            </w:tcBorders>
+            <w:shd w:fill="FFFFFF" w:val="clear"/>
+            <w:tcMar>
+              <w:top w:type="dxa" w:w="80"/>
+              <w:left w:type="dxa" w:w="120"/>
+              <w:bottom w:type="dxa" w:w="80"/>
+              <w:right w:type="dxa" w:w="120"/>
+            </w:tcMar>
+          </w:tcPr>
+          <w:p>
+            <w:r>
+              <w:rPr>
+                <w:rFonts w:ascii="Arial" w:cs="Arial" w:eastAsia="Arial" w:hAnsi="Arial"/>
+                <w:sz w:val="20"/>
+                <w:szCs w:val="20"/>
+              </w:rPr>
+              <w:t xml:space="preserve">The central system used to manage all client, volunteer, donor, and organizational data. CBM uses EspoCRM as its CRM platform.</w:t>
+            </w:r>
+          </w:p>
+        </w:tc>
+      </w:tr>
+      <w:tr>
+        <w:tc>
+          <w:tcPr>
+            <w:tcW w:type="dxa" w:w="2500"/>
+            <w:tcBorders>
+              <w:top w:val="single" w:color="CCCCCC" w:sz="1"/>
+              <w:left w:val="single" w:color="CCCCCC" w:sz="1"/>
+              <w:bottom w:val="single" w:color="CCCCCC" w:sz="1"/>
+              <w:right w:val="single" w:color="CCCCCC" w:sz="1"/>
+            </w:tcBorders>
+            <w:shd w:fill="F2F2F2" w:val="clear"/>
+            <w:tcMar>
+              <w:top w:type="dxa" w:w="80"/>
+              <w:left w:type="dxa" w:w="120"/>
+              <w:bottom w:type="dxa" w:w="80"/>
+              <w:right w:type="dxa" w:w="120"/>
+            </w:tcMar>
+          </w:tcPr>
+          <w:p>
+            <w:r>
+              <w:rPr>
+                <w:rFonts w:ascii="Arial" w:cs="Arial" w:eastAsia="Arial" w:hAnsi="Arial"/>
+                <w:sz w:val="20"/>
+                <w:szCs w:val="20"/>
+              </w:rPr>
+              <w:t xml:space="preserve">EspoCRM</w:t>
+            </w:r>
+          </w:p>
+        </w:tc>
+        <w:tc>
+          <w:tcPr>
+            <w:tcW w:type="dxa" w:w="6860"/>
+            <w:tcBorders>
+              <w:top w:val="single" w:color="CCCCCC" w:sz="1"/>
+              <w:left w:val="single" w:color="CCCCCC" w:sz="1"/>
+              <w:bottom w:val="single" w:color="CCCCCC" w:sz="1"/>
+              <w:right w:val="single" w:color="CCCCCC" w:sz="1"/>
+            </w:tcBorders>
+            <w:shd w:fill="F2F2F2" w:val="clear"/>
+            <w:tcMar>
+              <w:top w:type="dxa" w:w="80"/>
+              <w:left w:type="dxa" w:w="120"/>
+              <w:bottom w:type="dxa" w:w="80"/>
+              <w:right w:type="dxa" w:w="120"/>
+            </w:tcMar>
+          </w:tcPr>
+          <w:p>
+            <w:r>
+              <w:rPr>
+                <w:rFonts w:ascii="Arial" w:cs="Arial" w:eastAsia="Arial" w:hAnsi="Arial"/>
+                <w:sz w:val="20"/>
+                <w:szCs w:val="20"/>
+              </w:rPr>
+              <w:t xml:space="preserve">The selected CRM platform for CBM. Free and open-source, self-hosted on AWS, with a customizable data model, workflow automation, email threading, and REST API.</w:t>
+            </w:r>
+          </w:p>
+        </w:tc>
+      </w:tr>
+      <w:tr>
+        <w:tc>
+          <w:tcPr>
+            <w:tcW w:type="dxa" w:w="2500"/>
+            <w:tcBorders>
+              <w:top w:val="single" w:color="CCCCCC" w:sz="1"/>
+              <w:left w:val="single" w:color="CCCCCC" w:sz="1"/>
+              <w:bottom w:val="single" w:color="CCCCCC" w:sz="1"/>
+              <w:right w:val="single" w:color="CCCCCC" w:sz="1"/>
+            </w:tcBorders>
+            <w:shd w:fill="FFFFFF" w:val="clear"/>
+            <w:tcMar>
+              <w:top w:type="dxa" w:w="80"/>
+              <w:left w:type="dxa" w:w="120"/>
+              <w:bottom w:type="dxa" w:w="80"/>
+              <w:right w:type="dxa" w:w="120"/>
+            </w:tcMar>
+          </w:tcPr>
+          <w:p>
+            <w:r>
+              <w:rPr>
+                <w:rFonts w:ascii="Arial" w:cs="Arial" w:eastAsia="Arial" w:hAnsi="Arial"/>
+                <w:sz w:val="20"/>
+                <w:szCs w:val="20"/>
+              </w:rPr>
+              <w:t xml:space="preserve">FOSS (Free and Open Source Software)</w:t>
+            </w:r>
+          </w:p>
+        </w:tc>
+        <w:tc>
+          <w:tcPr>
+            <w:tcW w:type="dxa" w:w="6860"/>
+            <w:tcBorders>
+              <w:top w:val="single" w:color="CCCCCC" w:sz="1"/>
+              <w:left w:val="single" w:color="CCCCCC" w:sz="1"/>
+              <w:bottom w:val="single" w:color="CCCCCC" w:sz="1"/>
+              <w:right w:val="single" w:color="CCCCCC" w:sz="1"/>
+            </w:tcBorders>
+            <w:shd w:fill="FFFFFF" w:val="clear"/>
+            <w:tcMar>
+              <w:top w:type="dxa" w:w="80"/>
+              <w:left w:type="dxa" w:w="120"/>
+              <w:bottom w:type="dxa" w:w="80"/>
+              <w:right w:type="dxa" w:w="120"/>
+            </w:tcMar>
+          </w:tcPr>
+          <w:p>
+            <w:r>
+              <w:rPr>
+                <w:rFonts w:ascii="Arial" w:cs="Arial" w:eastAsia="Arial" w:hAnsi="Arial"/>
+                <w:sz w:val="20"/>
+                <w:szCs w:val="20"/>
+              </w:rPr>
+              <w:t xml:space="preserve">Software that is freely available and whose source code can be inspected, modified, and distributed. CBM's technology stack prioritizes FOSS to minimize licensing costs.</w:t>
+            </w:r>
+          </w:p>
+        </w:tc>
+      </w:tr>
+      <w:tr>
+        <w:tc>
+          <w:tcPr>
+            <w:tcW w:type="dxa" w:w="2500"/>
+            <w:tcBorders>
+              <w:top w:val="single" w:color="CCCCCC" w:sz="1"/>
+              <w:left w:val="single" w:color="CCCCCC" w:sz="1"/>
+              <w:bottom w:val="single" w:color="CCCCCC" w:sz="1"/>
+              <w:right w:val="single" w:color="CCCCCC" w:sz="1"/>
+            </w:tcBorders>
+            <w:shd w:fill="F2F2F2" w:val="clear"/>
+            <w:tcMar>
+              <w:top w:type="dxa" w:w="80"/>
+              <w:left w:type="dxa" w:w="120"/>
+              <w:bottom w:type="dxa" w:w="80"/>
+              <w:right w:type="dxa" w:w="120"/>
+            </w:tcMar>
+          </w:tcPr>
+          <w:p>
+            <w:r>
+              <w:rPr>
+                <w:rFonts w:ascii="Arial" w:cs="Arial" w:eastAsia="Arial" w:hAnsi="Arial"/>
+                <w:sz w:val="20"/>
+                <w:szCs w:val="20"/>
+              </w:rPr>
+              <w:t xml:space="preserve">Google Integration Extension</w:t>
+            </w:r>
+          </w:p>
+        </w:tc>
+        <w:tc>
+          <w:tcPr>
+            <w:tcW w:type="dxa" w:w="6860"/>
+            <w:tcBorders>
+              <w:top w:val="single" w:color="CCCCCC" w:sz="1"/>
+              <w:left w:val="single" w:color="CCCCCC" w:sz="1"/>
+              <w:bottom w:val="single" w:color="CCCCCC" w:sz="1"/>
+              <w:right w:val="single" w:color="CCCCCC" w:sz="1"/>
+            </w:tcBorders>
+            <w:shd w:fill="F2F2F2" w:val="clear"/>
+            <w:tcMar>
+              <w:top w:type="dxa" w:w="80"/>
+              <w:left w:type="dxa" w:w="120"/>
+              <w:bottom w:type="dxa" w:w="80"/>
+              <w:right w:type="dxa" w:w="120"/>
+            </w:tcMar>
+          </w:tcPr>
+          <w:p>
+            <w:r>
+              <w:rPr>
+                <w:rFonts w:ascii="Arial" w:cs="Arial" w:eastAsia="Arial" w:hAnsi="Arial"/>
+                <w:sz w:val="20"/>
+                <w:szCs w:val="20"/>
+              </w:rPr>
+              <w:t xml:space="preserve">An official EspoCRM extension that enables OAuth-based Gmail authentication, Google Calendar sync, and Google Contacts integration.</w:t>
+            </w:r>
+          </w:p>
+        </w:tc>
+      </w:tr>
+      <w:tr>
+        <w:tc>
+          <w:tcPr>
+            <w:tcW w:type="dxa" w:w="2500"/>
+            <w:tcBorders>
+              <w:top w:val="single" w:color="CCCCCC" w:sz="1"/>
+              <w:left w:val="single" w:color="CCCCCC" w:sz="1"/>
+              <w:bottom w:val="single" w:color="CCCCCC" w:sz="1"/>
+              <w:right w:val="single" w:color="CCCCCC" w:sz="1"/>
+            </w:tcBorders>
+            <w:shd w:fill="FFFFFF" w:val="clear"/>
+            <w:tcMar>
+              <w:top w:type="dxa" w:w="80"/>
+              <w:left w:type="dxa" w:w="120"/>
+              <w:bottom w:type="dxa" w:w="80"/>
+              <w:right w:type="dxa" w:w="120"/>
+            </w:tcMar>
+          </w:tcPr>
+          <w:p>
+            <w:r>
+              <w:rPr>
+                <w:rFonts w:ascii="Arial" w:cs="Arial" w:eastAsia="Arial" w:hAnsi="Arial"/>
+                <w:sz w:val="20"/>
+                <w:szCs w:val="20"/>
+              </w:rPr>
+              <w:t xml:space="preserve">Google Workspace for Nonprofits</w:t>
+            </w:r>
+          </w:p>
+        </w:tc>
+        <w:tc>
+          <w:tcPr>
+            <w:tcW w:type="dxa" w:w="6860"/>
+            <w:tcBorders>
+              <w:top w:val="single" w:color="CCCCCC" w:sz="1"/>
+              <w:left w:val="single" w:color="CCCCCC" w:sz="1"/>
+              <w:bottom w:val="single" w:color="CCCCCC" w:sz="1"/>
+              <w:right w:val="single" w:color="CCCCCC" w:sz="1"/>
+            </w:tcBorders>
+            <w:shd w:fill="FFFFFF" w:val="clear"/>
+            <w:tcMar>
+              <w:top w:type="dxa" w:w="80"/>
+              <w:left w:type="dxa" w:w="120"/>
+              <w:bottom w:type="dxa" w:w="80"/>
+              <w:right w:type="dxa" w:w="120"/>
+            </w:tcMar>
+          </w:tcPr>
+          <w:p>
+            <w:r>
+              <w:rPr>
+                <w:rFonts w:ascii="Arial" w:cs="Arial" w:eastAsia="Arial" w:hAnsi="Arial"/>
+                <w:sz w:val="20"/>
+                <w:szCs w:val="20"/>
+              </w:rPr>
+              <w:t xml:space="preserve">Google's suite of productivity tools provided at no cost to eligible nonprofits. CBM uses it for Gmail, Google Meet, and Google Drive.</w:t>
+            </w:r>
+          </w:p>
+        </w:tc>
+      </w:tr>
+      <w:tr>
+        <w:tc>
+          <w:tcPr>
+            <w:tcW w:type="dxa" w:w="2500"/>
+            <w:tcBorders>
+              <w:top w:val="single" w:color="CCCCCC" w:sz="1"/>
+              <w:left w:val="single" w:color="CCCCCC" w:sz="1"/>
+              <w:bottom w:val="single" w:color="CCCCCC" w:sz="1"/>
+              <w:right w:val="single" w:color="CCCCCC" w:sz="1"/>
+            </w:tcBorders>
+            <w:shd w:fill="F2F2F2" w:val="clear"/>
+            <w:tcMar>
+              <w:top w:type="dxa" w:w="80"/>
+              <w:left w:type="dxa" w:w="120"/>
+              <w:bottom w:type="dxa" w:w="80"/>
+              <w:right w:type="dxa" w:w="120"/>
+            </w:tcMar>
+          </w:tcPr>
+          <w:p>
+            <w:r>
+              <w:rPr>
+                <w:rFonts w:ascii="Arial" w:cs="Arial" w:eastAsia="Arial" w:hAnsi="Arial"/>
+                <w:sz w:val="20"/>
+                <w:szCs w:val="20"/>
+              </w:rPr>
+              <w:t xml:space="preserve">Jitsi Meet</w:t>
+            </w:r>
+          </w:p>
+        </w:tc>
+        <w:tc>
+          <w:tcPr>
+            <w:tcW w:type="dxa" w:w="6860"/>
+            <w:tcBorders>
+              <w:top w:val="single" w:color="CCCCCC" w:sz="1"/>
+              <w:left w:val="single" w:color="CCCCCC" w:sz="1"/>
+              <w:bottom w:val="single" w:color="CCCCCC" w:sz="1"/>
+              <w:right w:val="single" w:color="CCCCCC" w:sz="1"/>
+            </w:tcBorders>
+            <w:shd w:fill="F2F2F2" w:val="clear"/>
+            <w:tcMar>
+              <w:top w:type="dxa" w:w="80"/>
+              <w:left w:type="dxa" w:w="120"/>
+              <w:bottom w:type="dxa" w:w="80"/>
+              <w:right w:type="dxa" w:w="120"/>
+            </w:tcMar>
+          </w:tcPr>
+          <w:p>
+            <w:r>
+              <w:rPr>
+                <w:rFonts w:ascii="Arial" w:cs="Arial" w:eastAsia="Arial" w:hAnsi="Arial"/>
+                <w:sz w:val="20"/>
+                <w:szCs w:val="20"/>
+              </w:rPr>
+              <w:t xml:space="preserve">An open-source video conferencing tool self-hosted on AWS and used for CBM internal meetings such as board meetings, mentor training, and committee calls.</w:t>
+            </w:r>
+          </w:p>
+        </w:tc>
+      </w:tr>
+      <w:tr>
+        <w:tc>
+          <w:tcPr>
+            <w:tcW w:type="dxa" w:w="2500"/>
+            <w:tcBorders>
+              <w:top w:val="single" w:color="CCCCCC" w:sz="1"/>
+              <w:left w:val="single" w:color="CCCCCC" w:sz="1"/>
+              <w:bottom w:val="single" w:color="CCCCCC" w:sz="1"/>
+              <w:right w:val="single" w:color="CCCCCC" w:sz="1"/>
+            </w:tcBorders>
+            <w:shd w:fill="FFFFFF" w:val="clear"/>
+            <w:tcMar>
+              <w:top w:type="dxa" w:w="80"/>
+              <w:left w:type="dxa" w:w="120"/>
+              <w:bottom w:type="dxa" w:w="80"/>
+              <w:right w:type="dxa" w:w="120"/>
+            </w:tcMar>
+          </w:tcPr>
+          <w:p>
+            <w:r>
+              <w:rPr>
+                <w:rFonts w:ascii="Arial" w:cs="Arial" w:eastAsia="Arial" w:hAnsi="Arial"/>
+                <w:sz w:val="20"/>
+                <w:szCs w:val="20"/>
+              </w:rPr>
+              <w:t xml:space="preserve">LimeSurvey</w:t>
+            </w:r>
+          </w:p>
+        </w:tc>
+        <w:tc>
+          <w:tcPr>
+            <w:tcW w:type="dxa" w:w="6860"/>
+            <w:tcBorders>
+              <w:top w:val="single" w:color="CCCCCC" w:sz="1"/>
+              <w:left w:val="single" w:color="CCCCCC" w:sz="1"/>
+              <w:bottom w:val="single" w:color="CCCCCC" w:sz="1"/>
+              <w:right w:val="single" w:color="CCCCCC" w:sz="1"/>
+            </w:tcBorders>
+            <w:shd w:fill="FFFFFF" w:val="clear"/>
+            <w:tcMar>
+              <w:top w:type="dxa" w:w="80"/>
+              <w:left w:type="dxa" w:w="120"/>
+              <w:bottom w:type="dxa" w:w="80"/>
+              <w:right w:type="dxa" w:w="120"/>
+            </w:tcMar>
+          </w:tcPr>
+          <w:p>
+            <w:r>
+              <w:rPr>
+                <w:rFonts w:ascii="Arial" w:cs="Arial" w:eastAsia="Arial" w:hAnsi="Arial"/>
+                <w:sz w:val="20"/>
+                <w:szCs w:val="20"/>
+              </w:rPr>
+              <w:t xml:space="preserve">An open-source survey tool designated as the fallback integration if EspoCRM's native NPS workflow is insufficient.</w:t>
+            </w:r>
+          </w:p>
+        </w:tc>
+      </w:tr>
+      <w:tr>
+        <w:tc>
+          <w:tcPr>
+            <w:tcW w:type="dxa" w:w="2500"/>
+            <w:tcBorders>
+              <w:top w:val="single" w:color="CCCCCC" w:sz="1"/>
+              <w:left w:val="single" w:color="CCCCCC" w:sz="1"/>
+              <w:bottom w:val="single" w:color="CCCCCC" w:sz="1"/>
+              <w:right w:val="single" w:color="CCCCCC" w:sz="1"/>
+            </w:tcBorders>
+            <w:shd w:fill="F2F2F2" w:val="clear"/>
+            <w:tcMar>
+              <w:top w:type="dxa" w:w="80"/>
+              <w:left w:type="dxa" w:w="120"/>
+              <w:bottom w:type="dxa" w:w="80"/>
+              <w:right w:type="dxa" w:w="120"/>
+            </w:tcMar>
+          </w:tcPr>
+          <w:p>
+            <w:r>
+              <w:rPr>
+                <w:rFonts w:ascii="Arial" w:cs="Arial" w:eastAsia="Arial" w:hAnsi="Arial"/>
+                <w:sz w:val="20"/>
+                <w:szCs w:val="20"/>
+              </w:rPr>
+              <w:t xml:space="preserve">Moodle</w:t>
+            </w:r>
+          </w:p>
+        </w:tc>
+        <w:tc>
+          <w:tcPr>
+            <w:tcW w:type="dxa" w:w="6860"/>
+            <w:tcBorders>
+              <w:top w:val="single" w:color="CCCCCC" w:sz="1"/>
+              <w:left w:val="single" w:color="CCCCCC" w:sz="1"/>
+              <w:bottom w:val="single" w:color="CCCCCC" w:sz="1"/>
+              <w:right w:val="single" w:color="CCCCCC" w:sz="1"/>
+            </w:tcBorders>
+            <w:shd w:fill="F2F2F2" w:val="clear"/>
+            <w:tcMar>
+              <w:top w:type="dxa" w:w="80"/>
+              <w:left w:type="dxa" w:w="120"/>
+              <w:bottom w:type="dxa" w:w="80"/>
+              <w:right w:type="dxa" w:w="120"/>
+            </w:tcMar>
+          </w:tcPr>
+          <w:p>
+            <w:r>
+              <w:rPr>
+                <w:rFonts w:ascii="Arial" w:cs="Arial" w:eastAsia="Arial" w:hAnsi="Arial"/>
+                <w:sz w:val="20"/>
+                <w:szCs w:val="20"/>
+              </w:rPr>
+              <w:t xml:space="preserve">The open-source learning management system (LMS) used for mentor onboarding training and client education content.</w:t>
+            </w:r>
+          </w:p>
+        </w:tc>
+      </w:tr>
+      <w:tr>
+        <w:tc>
+          <w:tcPr>
+            <w:tcW w:type="dxa" w:w="2500"/>
+            <w:tcBorders>
+              <w:top w:val="single" w:color="CCCCCC" w:sz="1"/>
+              <w:left w:val="single" w:color="CCCCCC" w:sz="1"/>
+              <w:bottom w:val="single" w:color="CCCCCC" w:sz="1"/>
+              <w:right w:val="single" w:color="CCCCCC" w:sz="1"/>
+            </w:tcBorders>
+            <w:shd w:fill="FFFFFF" w:val="clear"/>
+            <w:tcMar>
+              <w:top w:type="dxa" w:w="80"/>
+              <w:left w:type="dxa" w:w="120"/>
+              <w:bottom w:type="dxa" w:w="80"/>
+              <w:right w:type="dxa" w:w="120"/>
+            </w:tcMar>
+          </w:tcPr>
+          <w:p>
+            <w:r>
+              <w:rPr>
+                <w:rFonts w:ascii="Arial" w:cs="Arial" w:eastAsia="Arial" w:hAnsi="Arial"/>
+                <w:sz w:val="20"/>
+                <w:szCs w:val="20"/>
+              </w:rPr>
+              <w:t xml:space="preserve">OAuth</w:t>
+            </w:r>
+          </w:p>
+        </w:tc>
+        <w:tc>
+          <w:tcPr>
+            <w:tcW w:type="dxa" w:w="6860"/>
+            <w:tcBorders>
+              <w:top w:val="single" w:color="CCCCCC" w:sz="1"/>
+              <w:left w:val="single" w:color="CCCCCC" w:sz="1"/>
+              <w:bottom w:val="single" w:color="CCCCCC" w:sz="1"/>
+              <w:right w:val="single" w:color="CCCCCC" w:sz="1"/>
+            </w:tcBorders>
+            <w:shd w:fill="FFFFFF" w:val="clear"/>
+            <w:tcMar>
+              <w:top w:type="dxa" w:w="80"/>
+              <w:left w:type="dxa" w:w="120"/>
+              <w:bottom w:type="dxa" w:w="80"/>
+              <w:right w:type="dxa" w:w="120"/>
+            </w:tcMar>
+          </w:tcPr>
+          <w:p>
+            <w:r>
+              <w:rPr>
+                <w:rFonts w:ascii="Arial" w:cs="Arial" w:eastAsia="Arial" w:hAnsi="Arial"/>
+                <w:sz w:val="20"/>
+                <w:szCs w:val="20"/>
+              </w:rPr>
+              <w:t xml:space="preserve">An industry-standard authentication protocol used to securely connect Gmail accounts to EspoCRM without storing passwords.</w:t>
+            </w:r>
+          </w:p>
+        </w:tc>
+      </w:tr>
+      <w:tr>
+        <w:tc>
+          <w:tcPr>
+            <w:tcW w:type="dxa" w:w="2500"/>
+            <w:tcBorders>
+              <w:top w:val="single" w:color="CCCCCC" w:sz="1"/>
+              <w:left w:val="single" w:color="CCCCCC" w:sz="1"/>
+              <w:bottom w:val="single" w:color="CCCCCC" w:sz="1"/>
+              <w:right w:val="single" w:color="CCCCCC" w:sz="1"/>
+            </w:tcBorders>
+            <w:shd w:fill="F2F2F2" w:val="clear"/>
+            <w:tcMar>
+              <w:top w:type="dxa" w:w="80"/>
+              <w:left w:type="dxa" w:w="120"/>
+              <w:bottom w:type="dxa" w:w="80"/>
+              <w:right w:type="dxa" w:w="120"/>
+            </w:tcMar>
+          </w:tcPr>
+          <w:p>
+            <w:r>
+              <w:rPr>
+                <w:rFonts w:ascii="Arial" w:cs="Arial" w:eastAsia="Arial" w:hAnsi="Arial"/>
+                <w:sz w:val="20"/>
+                <w:szCs w:val="20"/>
+              </w:rPr>
+              <w:t xml:space="preserve">REST API</w:t>
+            </w:r>
+          </w:p>
+        </w:tc>
+        <w:tc>
+          <w:tcPr>
+            <w:tcW w:type="dxa" w:w="6860"/>
+            <w:tcBorders>
+              <w:top w:val="single" w:color="CCCCCC" w:sz="1"/>
+              <w:left w:val="single" w:color="CCCCCC" w:sz="1"/>
+              <w:bottom w:val="single" w:color="CCCCCC" w:sz="1"/>
+              <w:right w:val="single" w:color="CCCCCC" w:sz="1"/>
+            </w:tcBorders>
+            <w:shd w:fill="F2F2F2" w:val="clear"/>
+            <w:tcMar>
+              <w:top w:type="dxa" w:w="80"/>
+              <w:left w:type="dxa" w:w="120"/>
+              <w:bottom w:type="dxa" w:w="80"/>
+              <w:right w:type="dxa" w:w="120"/>
+            </w:tcMar>
+          </w:tcPr>
+          <w:p>
+            <w:r>
+              <w:rPr>
+                <w:rFonts w:ascii="Arial" w:cs="Arial" w:eastAsia="Arial" w:hAnsi="Arial"/>
+                <w:sz w:val="20"/>
+                <w:szCs w:val="20"/>
+              </w:rPr>
+              <w:t xml:space="preserve">A standard web interface provided by EspoCRM that allows external tools and systems to exchange data with the CRM programmatically.</w:t>
+            </w:r>
+          </w:p>
+        </w:tc>
+      </w:tr>
+    </w:tbl>
+    <w:p>
+      <w:r>
+        <w:t xml:space="preserve"/>
+      </w:r>
+    </w:p>
+    <w:p>
+      <w:pPr>
+        <w:pStyle w:val="Heading2"/>
+      </w:pPr>
+      <w:r>
+        <w:t xml:space="preserve">Process &amp; Workflow</w:t>
+      </w:r>
+    </w:p>
+    <w:tbl>
+      <w:tblPr>
+        <w:tblW w:type="dxa" w:w="9360"/>
+        <w:tblBorders>
+          <w:top w:val="single" w:color="auto" w:sz="4"/>
+          <w:left w:val="single" w:color="auto" w:sz="4"/>
+          <w:bottom w:val="single" w:color="auto" w:sz="4"/>
+          <w:right w:val="single" w:color="auto" w:sz="4"/>
+          <w:insideH w:val="single" w:color="auto" w:sz="4"/>
+          <w:insideV w:val="single" w:color="auto" w:sz="4"/>
+        </w:tblBorders>
+      </w:tblPr>
+      <w:tblGrid>
+        <w:gridCol w:w="2500"/>
+        <w:gridCol w:w="6860"/>
+      </w:tblGrid>
+      <w:tr>
+        <w:trPr>
+          <w:tblHeader/>
+        </w:trPr>
+        <w:tc>
+          <w:tcPr>
+            <w:tcW w:type="dxa" w:w="2500"/>
+            <w:tcBorders>
+              <w:top w:val="single" w:color="CCCCCC" w:sz="1"/>
+              <w:left w:val="single" w:color="CCCCCC" w:sz="1"/>
+              <w:bottom w:val="single" w:color="CCCCCC" w:sz="1"/>
+              <w:right w:val="single" w:color="CCCCCC" w:sz="1"/>
+            </w:tcBorders>
+            <w:shd w:fill="1F4E79" w:val="clear"/>
+            <w:tcMar>
+              <w:top w:type="dxa" w:w="80"/>
+              <w:left w:type="dxa" w:w="120"/>
+              <w:bottom w:type="dxa" w:w="80"/>
+              <w:right w:type="dxa" w:w="120"/>
+            </w:tcMar>
+          </w:tcPr>
+          <w:p>
+            <w:r>
+              <w:rPr>
+                <w:rFonts w:ascii="Arial" w:cs="Arial" w:eastAsia="Arial" w:hAnsi="Arial"/>
+                <w:b/>
+                <w:bCs/>
+                <w:color w:val="FFFFFF"/>
+                <w:sz w:val="20"/>
+                <w:szCs w:val="20"/>
+              </w:rPr>
+              <w:t xml:space="preserve">Term</w:t>
+            </w:r>
+          </w:p>
+        </w:tc>
+        <w:tc>
+          <w:tcPr>
+            <w:tcW w:type="dxa" w:w="6860"/>
+            <w:tcBorders>
+              <w:top w:val="single" w:color="CCCCCC" w:sz="1"/>
+              <w:left w:val="single" w:color="CCCCCC" w:sz="1"/>
+              <w:bottom w:val="single" w:color="CCCCCC" w:sz="1"/>
+              <w:right w:val="single" w:color="CCCCCC" w:sz="1"/>
+            </w:tcBorders>
+            <w:shd w:fill="1F4E79" w:val="clear"/>
+            <w:tcMar>
+              <w:top w:type="dxa" w:w="80"/>
+              <w:left w:type="dxa" w:w="120"/>
+              <w:bottom w:type="dxa" w:w="80"/>
+              <w:right w:type="dxa" w:w="120"/>
+            </w:tcMar>
+          </w:tcPr>
+          <w:p>
+            <w:r>
+              <w:rPr>
+                <w:rFonts w:ascii="Arial" w:cs="Arial" w:eastAsia="Arial" w:hAnsi="Arial"/>
+                <w:b/>
+                <w:bCs/>
+                <w:color w:val="FFFFFF"/>
+                <w:sz w:val="20"/>
+                <w:szCs w:val="20"/>
+              </w:rPr>
+              <w:t xml:space="preserve">Definition</w:t>
+            </w:r>
+          </w:p>
+        </w:tc>
+      </w:tr>
+      <w:tr>
+        <w:tc>
+          <w:tcPr>
+            <w:tcW w:type="dxa" w:w="2500"/>
+            <w:tcBorders>
+              <w:top w:val="single" w:color="CCCCCC" w:sz="1"/>
+              <w:left w:val="single" w:color="CCCCCC" w:sz="1"/>
+              <w:bottom w:val="single" w:color="CCCCCC" w:sz="1"/>
+              <w:right w:val="single" w:color="CCCCCC" w:sz="1"/>
+            </w:tcBorders>
+            <w:shd w:fill="FFFFFF" w:val="clear"/>
+            <w:tcMar>
+              <w:top w:type="dxa" w:w="80"/>
+              <w:left w:type="dxa" w:w="120"/>
+              <w:bottom w:type="dxa" w:w="80"/>
+              <w:right w:type="dxa" w:w="120"/>
+            </w:tcMar>
+          </w:tcPr>
+          <w:p>
+            <w:r>
+              <w:rPr>
+                <w:rFonts w:ascii="Arial" w:cs="Arial" w:eastAsia="Arial" w:hAnsi="Arial"/>
+                <w:sz w:val="20"/>
+                <w:szCs w:val="20"/>
+              </w:rPr>
+              <w:t xml:space="preserve">Engagement</w:t>
+            </w:r>
+          </w:p>
+        </w:tc>
+        <w:tc>
+          <w:tcPr>
+            <w:tcW w:type="dxa" w:w="6860"/>
+            <w:tcBorders>
+              <w:top w:val="single" w:color="CCCCCC" w:sz="1"/>
+              <w:left w:val="single" w:color="CCCCCC" w:sz="1"/>
+              <w:bottom w:val="single" w:color="CCCCCC" w:sz="1"/>
+              <w:right w:val="single" w:color="CCCCCC" w:sz="1"/>
+            </w:tcBorders>
+            <w:shd w:fill="FFFFFF" w:val="clear"/>
+            <w:tcMar>
+              <w:top w:type="dxa" w:w="80"/>
+              <w:left w:type="dxa" w:w="120"/>
+              <w:bottom w:type="dxa" w:w="80"/>
+              <w:right w:type="dxa" w:w="120"/>
+            </w:tcMar>
+          </w:tcPr>
+          <w:p>
+            <w:r>
+              <w:rPr>
+                <w:rFonts w:ascii="Arial" w:cs="Arial" w:eastAsia="Arial" w:hAnsi="Arial"/>
+                <w:sz w:val="20"/>
+                <w:szCs w:val="20"/>
+              </w:rPr>
+              <w:t xml:space="preserve">The formal mentoring relationship between a Primary Mentor and a client. An engagement has a defined start, ongoing session history, and a conclusion with recorded outcomes.</w:t>
+            </w:r>
+          </w:p>
+        </w:tc>
+      </w:tr>
+      <w:tr>
+        <w:tc>
+          <w:tcPr>
+            <w:tcW w:type="dxa" w:w="2500"/>
+            <w:tcBorders>
+              <w:top w:val="single" w:color="CCCCCC" w:sz="1"/>
+              <w:left w:val="single" w:color="CCCCCC" w:sz="1"/>
+              <w:bottom w:val="single" w:color="CCCCCC" w:sz="1"/>
+              <w:right w:val="single" w:color="CCCCCC" w:sz="1"/>
+            </w:tcBorders>
+            <w:shd w:fill="F2F2F2" w:val="clear"/>
+            <w:tcMar>
+              <w:top w:type="dxa" w:w="80"/>
+              <w:left w:type="dxa" w:w="120"/>
+              <w:bottom w:type="dxa" w:w="80"/>
+              <w:right w:type="dxa" w:w="120"/>
+            </w:tcMar>
+          </w:tcPr>
+          <w:p>
+            <w:r>
+              <w:rPr>
+                <w:rFonts w:ascii="Arial" w:cs="Arial" w:eastAsia="Arial" w:hAnsi="Arial"/>
+                <w:sz w:val="20"/>
+                <w:szCs w:val="20"/>
+              </w:rPr>
+              <w:t xml:space="preserve">Ethics Sign-Off</w:t>
+            </w:r>
+          </w:p>
+        </w:tc>
+        <w:tc>
+          <w:tcPr>
+            <w:tcW w:type="dxa" w:w="6860"/>
+            <w:tcBorders>
+              <w:top w:val="single" w:color="CCCCCC" w:sz="1"/>
+              <w:left w:val="single" w:color="CCCCCC" w:sz="1"/>
+              <w:bottom w:val="single" w:color="CCCCCC" w:sz="1"/>
+              <w:right w:val="single" w:color="CCCCCC" w:sz="1"/>
+            </w:tcBorders>
+            <w:shd w:fill="F2F2F2" w:val="clear"/>
+            <w:tcMar>
+              <w:top w:type="dxa" w:w="80"/>
+              <w:left w:type="dxa" w:w="120"/>
+              <w:bottom w:type="dxa" w:w="80"/>
+              <w:right w:type="dxa" w:w="120"/>
+            </w:tcMar>
+          </w:tcPr>
+          <w:p>
+            <w:r>
+              <w:rPr>
+                <w:rFonts w:ascii="Arial" w:cs="Arial" w:eastAsia="Arial" w:hAnsi="Arial"/>
+                <w:sz w:val="20"/>
+                <w:szCs w:val="20"/>
+              </w:rPr>
+              <w:t xml:space="preserve">A required checkbox acknowledgment within the Moodle onboarding curriculum confirming the mentor has read and agrees to CBM's code of conduct and confidentiality policy. Completion is timestamped and recorded.</w:t>
+            </w:r>
+          </w:p>
+        </w:tc>
+      </w:tr>
+      <w:tr>
+        <w:tc>
+          <w:tcPr>
+            <w:tcW w:type="dxa" w:w="2500"/>
+            <w:tcBorders>
+              <w:top w:val="single" w:color="CCCCCC" w:sz="1"/>
+              <w:left w:val="single" w:color="CCCCCC" w:sz="1"/>
+              <w:bottom w:val="single" w:color="CCCCCC" w:sz="1"/>
+              <w:right w:val="single" w:color="CCCCCC" w:sz="1"/>
+            </w:tcBorders>
+            <w:shd w:fill="FFFFFF" w:val="clear"/>
+            <w:tcMar>
+              <w:top w:type="dxa" w:w="80"/>
+              <w:left w:type="dxa" w:w="120"/>
+              <w:bottom w:type="dxa" w:w="80"/>
+              <w:right w:type="dxa" w:w="120"/>
+            </w:tcMar>
+          </w:tcPr>
+          <w:p>
+            <w:r>
+              <w:rPr>
+                <w:rFonts w:ascii="Arial" w:cs="Arial" w:eastAsia="Arial" w:hAnsi="Arial"/>
+                <w:sz w:val="20"/>
+                <w:szCs w:val="20"/>
+              </w:rPr>
+              <w:t xml:space="preserve">Inactivity Threshold</w:t>
+            </w:r>
+          </w:p>
+        </w:tc>
+        <w:tc>
+          <w:tcPr>
+            <w:tcW w:type="dxa" w:w="6860"/>
+            <w:tcBorders>
+              <w:top w:val="single" w:color="CCCCCC" w:sz="1"/>
+              <w:left w:val="single" w:color="CCCCCC" w:sz="1"/>
+              <w:bottom w:val="single" w:color="CCCCCC" w:sz="1"/>
+              <w:right w:val="single" w:color="CCCCCC" w:sz="1"/>
+            </w:tcBorders>
+            <w:shd w:fill="FFFFFF" w:val="clear"/>
+            <w:tcMar>
+              <w:top w:type="dxa" w:w="80"/>
+              <w:left w:type="dxa" w:w="120"/>
+              <w:bottom w:type="dxa" w:w="80"/>
+              <w:right w:type="dxa" w:w="120"/>
+            </w:tcMar>
+          </w:tcPr>
+          <w:p>
+            <w:r>
+              <w:rPr>
+                <w:rFonts w:ascii="Arial" w:cs="Arial" w:eastAsia="Arial" w:hAnsi="Arial"/>
+                <w:sz w:val="20"/>
+                <w:szCs w:val="20"/>
+              </w:rPr>
+              <w:t xml:space="preserve">A configurable period of time (e.g., 14 days) after which, if no communication or session activity has been logged for an engagement, the CRM automatically alerts the admin.</w:t>
+            </w:r>
+          </w:p>
+        </w:tc>
+      </w:tr>
+      <w:tr>
+        <w:tc>
+          <w:tcPr>
+            <w:tcW w:type="dxa" w:w="2500"/>
+            <w:tcBorders>
+              <w:top w:val="single" w:color="CCCCCC" w:sz="1"/>
+              <w:left w:val="single" w:color="CCCCCC" w:sz="1"/>
+              <w:bottom w:val="single" w:color="CCCCCC" w:sz="1"/>
+              <w:right w:val="single" w:color="CCCCCC" w:sz="1"/>
+            </w:tcBorders>
+            <w:shd w:fill="F2F2F2" w:val="clear"/>
+            <w:tcMar>
+              <w:top w:type="dxa" w:w="80"/>
+              <w:left w:type="dxa" w:w="120"/>
+              <w:bottom w:type="dxa" w:w="80"/>
+              <w:right w:type="dxa" w:w="120"/>
+            </w:tcMar>
+          </w:tcPr>
+          <w:p>
+            <w:r>
+              <w:rPr>
+                <w:rFonts w:ascii="Arial" w:cs="Arial" w:eastAsia="Arial" w:hAnsi="Arial"/>
+                <w:sz w:val="20"/>
+                <w:szCs w:val="20"/>
+              </w:rPr>
+              <w:t xml:space="preserve">Intake</w:t>
+            </w:r>
+          </w:p>
+        </w:tc>
+        <w:tc>
+          <w:tcPr>
+            <w:tcW w:type="dxa" w:w="6860"/>
+            <w:tcBorders>
+              <w:top w:val="single" w:color="CCCCCC" w:sz="1"/>
+              <w:left w:val="single" w:color="CCCCCC" w:sz="1"/>
+              <w:bottom w:val="single" w:color="CCCCCC" w:sz="1"/>
+              <w:right w:val="single" w:color="CCCCCC" w:sz="1"/>
+            </w:tcBorders>
+            <w:shd w:fill="F2F2F2" w:val="clear"/>
+            <w:tcMar>
+              <w:top w:type="dxa" w:w="80"/>
+              <w:left w:type="dxa" w:w="120"/>
+              <w:bottom w:type="dxa" w:w="80"/>
+              <w:right w:type="dxa" w:w="120"/>
+            </w:tcMar>
+          </w:tcPr>
+          <w:p>
+            <w:r>
+              <w:rPr>
+                <w:rFonts w:ascii="Arial" w:cs="Arial" w:eastAsia="Arial" w:hAnsi="Arial"/>
+                <w:sz w:val="20"/>
+                <w:szCs w:val="20"/>
+              </w:rPr>
+              <w:t xml:space="preserve">The process by which a prospective client applies for CBM mentoring services by submitting a form on the CBM website.</w:t>
+            </w:r>
+          </w:p>
+        </w:tc>
+      </w:tr>
+      <w:tr>
+        <w:tc>
+          <w:tcPr>
+            <w:tcW w:type="dxa" w:w="2500"/>
+            <w:tcBorders>
+              <w:top w:val="single" w:color="CCCCCC" w:sz="1"/>
+              <w:left w:val="single" w:color="CCCCCC" w:sz="1"/>
+              <w:bottom w:val="single" w:color="CCCCCC" w:sz="1"/>
+              <w:right w:val="single" w:color="CCCCCC" w:sz="1"/>
+            </w:tcBorders>
+            <w:shd w:fill="FFFFFF" w:val="clear"/>
+            <w:tcMar>
+              <w:top w:type="dxa" w:w="80"/>
+              <w:left w:type="dxa" w:w="120"/>
+              <w:bottom w:type="dxa" w:w="80"/>
+              <w:right w:type="dxa" w:w="120"/>
+            </w:tcMar>
+          </w:tcPr>
+          <w:p>
+            <w:r>
+              <w:rPr>
+                <w:rFonts w:ascii="Arial" w:cs="Arial" w:eastAsia="Arial" w:hAnsi="Arial"/>
+                <w:sz w:val="20"/>
+                <w:szCs w:val="20"/>
+              </w:rPr>
+              <w:t xml:space="preserve">KPI (Key Performance Indicator)</w:t>
+            </w:r>
+          </w:p>
+        </w:tc>
+        <w:tc>
+          <w:tcPr>
+            <w:tcW w:type="dxa" w:w="6860"/>
+            <w:tcBorders>
+              <w:top w:val="single" w:color="CCCCCC" w:sz="1"/>
+              <w:left w:val="single" w:color="CCCCCC" w:sz="1"/>
+              <w:bottom w:val="single" w:color="CCCCCC" w:sz="1"/>
+              <w:right w:val="single" w:color="CCCCCC" w:sz="1"/>
+            </w:tcBorders>
+            <w:shd w:fill="FFFFFF" w:val="clear"/>
+            <w:tcMar>
+              <w:top w:type="dxa" w:w="80"/>
+              <w:left w:type="dxa" w:w="120"/>
+              <w:bottom w:type="dxa" w:w="80"/>
+              <w:right w:type="dxa" w:w="120"/>
+            </w:tcMar>
+          </w:tcPr>
+          <w:p>
+            <w:r>
+              <w:rPr>
+                <w:rFonts w:ascii="Arial" w:cs="Arial" w:eastAsia="Arial" w:hAnsi="Arial"/>
+                <w:sz w:val="20"/>
+                <w:szCs w:val="20"/>
+              </w:rPr>
+              <w:t xml:space="preserve">A measurable metric used to track volunteer contributions and program outcomes. Examples include total clients served, mentoring hours contributed, and client NPS scores.</w:t>
+            </w:r>
+          </w:p>
+        </w:tc>
+      </w:tr>
+      <w:tr>
+        <w:tc>
+          <w:tcPr>
+            <w:tcW w:type="dxa" w:w="2500"/>
+            <w:tcBorders>
+              <w:top w:val="single" w:color="CCCCCC" w:sz="1"/>
+              <w:left w:val="single" w:color="CCCCCC" w:sz="1"/>
+              <w:bottom w:val="single" w:color="CCCCCC" w:sz="1"/>
+              <w:right w:val="single" w:color="CCCCCC" w:sz="1"/>
+            </w:tcBorders>
+            <w:shd w:fill="F2F2F2" w:val="clear"/>
+            <w:tcMar>
+              <w:top w:type="dxa" w:w="80"/>
+              <w:left w:type="dxa" w:w="120"/>
+              <w:bottom w:type="dxa" w:w="80"/>
+              <w:right w:type="dxa" w:w="120"/>
+            </w:tcMar>
+          </w:tcPr>
+          <w:p>
+            <w:r>
+              <w:rPr>
+                <w:rFonts w:ascii="Arial" w:cs="Arial" w:eastAsia="Arial" w:hAnsi="Arial"/>
+                <w:sz w:val="20"/>
+                <w:szCs w:val="20"/>
+              </w:rPr>
+              <w:t xml:space="preserve">NPS (Net Promoter Score)</w:t>
+            </w:r>
+          </w:p>
+        </w:tc>
+        <w:tc>
+          <w:tcPr>
+            <w:tcW w:type="dxa" w:w="6860"/>
+            <w:tcBorders>
+              <w:top w:val="single" w:color="CCCCCC" w:sz="1"/>
+              <w:left w:val="single" w:color="CCCCCC" w:sz="1"/>
+              <w:bottom w:val="single" w:color="CCCCCC" w:sz="1"/>
+              <w:right w:val="single" w:color="CCCCCC" w:sz="1"/>
+            </w:tcBorders>
+            <w:shd w:fill="F2F2F2" w:val="clear"/>
+            <w:tcMar>
+              <w:top w:type="dxa" w:w="80"/>
+              <w:left w:type="dxa" w:w="120"/>
+              <w:bottom w:type="dxa" w:w="80"/>
+              <w:right w:type="dxa" w:w="120"/>
+            </w:tcMar>
+          </w:tcPr>
+          <w:p>
+            <w:r>
+              <w:rPr>
+                <w:rFonts w:ascii="Arial" w:cs="Arial" w:eastAsia="Arial" w:hAnsi="Arial"/>
+                <w:sz w:val="20"/>
+                <w:szCs w:val="20"/>
+              </w:rPr>
+              <w:t xml:space="preserve">A standardized client satisfaction metric in which clients rate their experience on a scale of 0–10. Used by CBM to measure mentoring quality and inform program improvements.</w:t>
+            </w:r>
+          </w:p>
+        </w:tc>
+      </w:tr>
+      <w:tr>
+        <w:tc>
+          <w:tcPr>
+            <w:tcW w:type="dxa" w:w="2500"/>
+            <w:tcBorders>
+              <w:top w:val="single" w:color="CCCCCC" w:sz="1"/>
+              <w:left w:val="single" w:color="CCCCCC" w:sz="1"/>
+              <w:bottom w:val="single" w:color="CCCCCC" w:sz="1"/>
+              <w:right w:val="single" w:color="CCCCCC" w:sz="1"/>
+            </w:tcBorders>
+            <w:shd w:fill="FFFFFF" w:val="clear"/>
+            <w:tcMar>
+              <w:top w:type="dxa" w:w="80"/>
+              <w:left w:type="dxa" w:w="120"/>
+              <w:bottom w:type="dxa" w:w="80"/>
+              <w:right w:type="dxa" w:w="120"/>
+            </w:tcMar>
+          </w:tcPr>
+          <w:p>
+            <w:r>
+              <w:rPr>
+                <w:rFonts w:ascii="Arial" w:cs="Arial" w:eastAsia="Arial" w:hAnsi="Arial"/>
+                <w:sz w:val="20"/>
+                <w:szCs w:val="20"/>
+              </w:rPr>
+              <w:t xml:space="preserve">Onboarding</w:t>
+            </w:r>
+          </w:p>
+        </w:tc>
+        <w:tc>
+          <w:tcPr>
+            <w:tcW w:type="dxa" w:w="6860"/>
+            <w:tcBorders>
+              <w:top w:val="single" w:color="CCCCCC" w:sz="1"/>
+              <w:left w:val="single" w:color="CCCCCC" w:sz="1"/>
+              <w:bottom w:val="single" w:color="CCCCCC" w:sz="1"/>
+              <w:right w:val="single" w:color="CCCCCC" w:sz="1"/>
+            </w:tcBorders>
+            <w:shd w:fill="FFFFFF" w:val="clear"/>
+            <w:tcMar>
+              <w:top w:type="dxa" w:w="80"/>
+              <w:left w:type="dxa" w:w="120"/>
+              <w:bottom w:type="dxa" w:w="80"/>
+              <w:right w:type="dxa" w:w="120"/>
+            </w:tcMar>
+          </w:tcPr>
+          <w:p>
+            <w:r>
+              <w:rPr>
+                <w:rFonts w:ascii="Arial" w:cs="Arial" w:eastAsia="Arial" w:hAnsi="Arial"/>
+                <w:sz w:val="20"/>
+                <w:szCs w:val="20"/>
+              </w:rPr>
+              <w:t xml:space="preserve">The structured process by which a new mentor completes required training modules in Moodle, provides an ethics sign-off, and is reviewed and activated by admin before being eligible for client assignment.</w:t>
+            </w:r>
+          </w:p>
+        </w:tc>
+      </w:tr>
+      <w:tr>
+        <w:tc>
+          <w:tcPr>
+            <w:tcW w:type="dxa" w:w="2500"/>
+            <w:tcBorders>
+              <w:top w:val="single" w:color="CCCCCC" w:sz="1"/>
+              <w:left w:val="single" w:color="CCCCCC" w:sz="1"/>
+              <w:bottom w:val="single" w:color="CCCCCC" w:sz="1"/>
+              <w:right w:val="single" w:color="CCCCCC" w:sz="1"/>
+            </w:tcBorders>
+            <w:shd w:fill="F2F2F2" w:val="clear"/>
+            <w:tcMar>
+              <w:top w:type="dxa" w:w="80"/>
+              <w:left w:type="dxa" w:w="120"/>
+              <w:bottom w:type="dxa" w:w="80"/>
+              <w:right w:type="dxa" w:w="120"/>
+            </w:tcMar>
+          </w:tcPr>
+          <w:p>
+            <w:r>
+              <w:rPr>
+                <w:rFonts w:ascii="Arial" w:cs="Arial" w:eastAsia="Arial" w:hAnsi="Arial"/>
+                <w:sz w:val="20"/>
+                <w:szCs w:val="20"/>
+              </w:rPr>
+              <w:t xml:space="preserve">Session</w:t>
+            </w:r>
+          </w:p>
+        </w:tc>
+        <w:tc>
+          <w:tcPr>
+            <w:tcW w:type="dxa" w:w="6860"/>
+            <w:tcBorders>
+              <w:top w:val="single" w:color="CCCCCC" w:sz="1"/>
+              <w:left w:val="single" w:color="CCCCCC" w:sz="1"/>
+              <w:bottom w:val="single" w:color="CCCCCC" w:sz="1"/>
+              <w:right w:val="single" w:color="CCCCCC" w:sz="1"/>
+            </w:tcBorders>
+            <w:shd w:fill="F2F2F2" w:val="clear"/>
+            <w:tcMar>
+              <w:top w:type="dxa" w:w="80"/>
+              <w:left w:type="dxa" w:w="120"/>
+              <w:bottom w:type="dxa" w:w="80"/>
+              <w:right w:type="dxa" w:w="120"/>
+            </w:tcMar>
+          </w:tcPr>
+          <w:p>
+            <w:r>
+              <w:rPr>
+                <w:rFonts w:ascii="Arial" w:cs="Arial" w:eastAsia="Arial" w:hAnsi="Arial"/>
+                <w:sz w:val="20"/>
+                <w:szCs w:val="20"/>
+              </w:rPr>
+              <w:t xml:space="preserve">A scheduled meeting between a mentor and a client (or SME and client). Sessions are logged in EspoCRM with notes, duration, and outcomes.</w:t>
+            </w:r>
+          </w:p>
+        </w:tc>
+      </w:tr>
+      <w:tr>
+        <w:tc>
+          <w:tcPr>
+            <w:tcW w:type="dxa" w:w="2500"/>
+            <w:tcBorders>
+              <w:top w:val="single" w:color="CCCCCC" w:sz="1"/>
+              <w:left w:val="single" w:color="CCCCCC" w:sz="1"/>
+              <w:bottom w:val="single" w:color="CCCCCC" w:sz="1"/>
+              <w:right w:val="single" w:color="CCCCCC" w:sz="1"/>
+            </w:tcBorders>
+            <w:shd w:fill="FFFFFF" w:val="clear"/>
+            <w:tcMar>
+              <w:top w:type="dxa" w:w="80"/>
+              <w:left w:type="dxa" w:w="120"/>
+              <w:bottom w:type="dxa" w:w="80"/>
+              <w:right w:type="dxa" w:w="120"/>
+            </w:tcMar>
+          </w:tcPr>
+          <w:p>
+            <w:r>
+              <w:rPr>
+                <w:rFonts w:ascii="Arial" w:cs="Arial" w:eastAsia="Arial" w:hAnsi="Arial"/>
+                <w:sz w:val="20"/>
+                <w:szCs w:val="20"/>
+              </w:rPr>
+              <w:t xml:space="preserve">Single Source of Truth</w:t>
+            </w:r>
+          </w:p>
+        </w:tc>
+        <w:tc>
+          <w:tcPr>
+            <w:tcW w:type="dxa" w:w="6860"/>
+            <w:tcBorders>
+              <w:top w:val="single" w:color="CCCCCC" w:sz="1"/>
+              <w:left w:val="single" w:color="CCCCCC" w:sz="1"/>
+              <w:bottom w:val="single" w:color="CCCCCC" w:sz="1"/>
+              <w:right w:val="single" w:color="CCCCCC" w:sz="1"/>
+            </w:tcBorders>
+            <w:shd w:fill="FFFFFF" w:val="clear"/>
+            <w:tcMar>
+              <w:top w:type="dxa" w:w="80"/>
+              <w:left w:type="dxa" w:w="120"/>
+              <w:bottom w:type="dxa" w:w="80"/>
+              <w:right w:type="dxa" w:w="120"/>
+            </w:tcMar>
+          </w:tcPr>
+          <w:p>
+            <w:r>
+              <w:rPr>
+                <w:rFonts w:ascii="Arial" w:cs="Arial" w:eastAsia="Arial" w:hAnsi="Arial"/>
+                <w:sz w:val="20"/>
+                <w:szCs w:val="20"/>
+              </w:rPr>
+              <w:t xml:space="preserve">A core architectural principle stating that all organizational data originates in or is synced back to EspoCRM, ensuring consistency across all tools and reports.</w:t>
+            </w:r>
+          </w:p>
+        </w:tc>
+      </w:tr>
+    </w:tbl>
+    <w:p>
+      <w:r>
+        <w:t xml:space="preserve"/>
+      </w:r>
+    </w:p>
+    <w:p>
+      <w:pPr>
+        <w:pStyle w:val="Heading2"/>
+      </w:pPr>
+      <w:r>
+        <w:t xml:space="preserve">Volunteer Status</w:t>
+      </w:r>
+    </w:p>
+    <w:tbl>
+      <w:tblPr>
+        <w:tblW w:type="dxa" w:w="9360"/>
+        <w:tblBorders>
+          <w:top w:val="single" w:color="auto" w:sz="4"/>
+          <w:left w:val="single" w:color="auto" w:sz="4"/>
+          <w:bottom w:val="single" w:color="auto" w:sz="4"/>
+          <w:right w:val="single" w:color="auto" w:sz="4"/>
+          <w:insideH w:val="single" w:color="auto" w:sz="4"/>
+          <w:insideV w:val="single" w:color="auto" w:sz="4"/>
+        </w:tblBorders>
+      </w:tblPr>
+      <w:tblGrid>
+        <w:gridCol w:w="2500"/>
+        <w:gridCol w:w="6860"/>
+      </w:tblGrid>
+      <w:tr>
+        <w:trPr>
+          <w:tblHeader/>
+        </w:trPr>
+        <w:tc>
+          <w:tcPr>
+            <w:tcW w:type="dxa" w:w="2500"/>
+            <w:tcBorders>
+              <w:top w:val="single" w:color="CCCCCC" w:sz="1"/>
+              <w:left w:val="single" w:color="CCCCCC" w:sz="1"/>
+              <w:bottom w:val="single" w:color="CCCCCC" w:sz="1"/>
+              <w:right w:val="single" w:color="CCCCCC" w:sz="1"/>
+            </w:tcBorders>
+            <w:shd w:fill="1F4E79" w:val="clear"/>
+            <w:tcMar>
+              <w:top w:type="dxa" w:w="80"/>
+              <w:left w:type="dxa" w:w="120"/>
+              <w:bottom w:type="dxa" w:w="80"/>
+              <w:right w:type="dxa" w:w="120"/>
+            </w:tcMar>
+          </w:tcPr>
+          <w:p>
+            <w:r>
+              <w:rPr>
+                <w:rFonts w:ascii="Arial" w:cs="Arial" w:eastAsia="Arial" w:hAnsi="Arial"/>
+                <w:b/>
+                <w:bCs/>
+                <w:color w:val="FFFFFF"/>
+                <w:sz w:val="20"/>
+                <w:szCs w:val="20"/>
+              </w:rPr>
+              <w:t xml:space="preserve">Term</w:t>
+            </w:r>
+          </w:p>
+        </w:tc>
+        <w:tc>
+          <w:tcPr>
+            <w:tcW w:type="dxa" w:w="6860"/>
+            <w:tcBorders>
+              <w:top w:val="single" w:color="CCCCCC" w:sz="1"/>
+              <w:left w:val="single" w:color="CCCCCC" w:sz="1"/>
+              <w:bottom w:val="single" w:color="CCCCCC" w:sz="1"/>
+              <w:right w:val="single" w:color="CCCCCC" w:sz="1"/>
+            </w:tcBorders>
+            <w:shd w:fill="1F4E79" w:val="clear"/>
+            <w:tcMar>
+              <w:top w:type="dxa" w:w="80"/>
+              <w:left w:type="dxa" w:w="120"/>
+              <w:bottom w:type="dxa" w:w="80"/>
+              <w:right w:type="dxa" w:w="120"/>
+            </w:tcMar>
+          </w:tcPr>
+          <w:p>
+            <w:r>
+              <w:rPr>
+                <w:rFonts w:ascii="Arial" w:cs="Arial" w:eastAsia="Arial" w:hAnsi="Arial"/>
+                <w:b/>
+                <w:bCs/>
+                <w:color w:val="FFFFFF"/>
+                <w:sz w:val="20"/>
+                <w:szCs w:val="20"/>
+              </w:rPr>
+              <w:t xml:space="preserve">Definition</w:t>
+            </w:r>
+          </w:p>
+        </w:tc>
+      </w:tr>
+      <w:tr>
+        <w:tc>
+          <w:tcPr>
+            <w:tcW w:type="dxa" w:w="2500"/>
+            <w:tcBorders>
+              <w:top w:val="single" w:color="CCCCCC" w:sz="1"/>
+              <w:left w:val="single" w:color="CCCCCC" w:sz="1"/>
+              <w:bottom w:val="single" w:color="CCCCCC" w:sz="1"/>
+              <w:right w:val="single" w:color="CCCCCC" w:sz="1"/>
+            </w:tcBorders>
+            <w:shd w:fill="FFFFFF" w:val="clear"/>
+            <w:tcMar>
+              <w:top w:type="dxa" w:w="80"/>
+              <w:left w:type="dxa" w:w="120"/>
+              <w:bottom w:type="dxa" w:w="80"/>
+              <w:right w:type="dxa" w:w="120"/>
+            </w:tcMar>
+          </w:tcPr>
+          <w:p>
+            <w:r>
+              <w:rPr>
+                <w:rFonts w:ascii="Arial" w:cs="Arial" w:eastAsia="Arial" w:hAnsi="Arial"/>
+                <w:sz w:val="20"/>
+                <w:szCs w:val="20"/>
+              </w:rPr>
+              <w:t xml:space="preserve">Provisional</w:t>
+            </w:r>
+          </w:p>
+        </w:tc>
+        <w:tc>
+          <w:tcPr>
+            <w:tcW w:type="dxa" w:w="6860"/>
+            <w:tcBorders>
+              <w:top w:val="single" w:color="CCCCCC" w:sz="1"/>
+              <w:left w:val="single" w:color="CCCCCC" w:sz="1"/>
+              <w:bottom w:val="single" w:color="CCCCCC" w:sz="1"/>
+              <w:right w:val="single" w:color="CCCCCC" w:sz="1"/>
+            </w:tcBorders>
+            <w:shd w:fill="FFFFFF" w:val="clear"/>
+            <w:tcMar>
+              <w:top w:type="dxa" w:w="80"/>
+              <w:left w:type="dxa" w:w="120"/>
+              <w:bottom w:type="dxa" w:w="80"/>
+              <w:right w:type="dxa" w:w="120"/>
+            </w:tcMar>
+          </w:tcPr>
+          <w:p>
+            <w:r>
+              <w:rPr>
+                <w:rFonts w:ascii="Arial" w:cs="Arial" w:eastAsia="Arial" w:hAnsi="Arial"/>
+                <w:sz w:val="20"/>
+                <w:szCs w:val="20"/>
+              </w:rPr>
+              <w:t xml:space="preserve">A volunteer who has registered with CBM but has not yet completed onboarding training or received admin approval. Provisional volunteers are not eligible for client assignment.</w:t>
+            </w:r>
+          </w:p>
+        </w:tc>
+      </w:tr>
+      <w:tr>
+        <w:tc>
+          <w:tcPr>
+            <w:tcW w:type="dxa" w:w="2500"/>
+            <w:tcBorders>
+              <w:top w:val="single" w:color="CCCCCC" w:sz="1"/>
+              <w:left w:val="single" w:color="CCCCCC" w:sz="1"/>
+              <w:bottom w:val="single" w:color="CCCCCC" w:sz="1"/>
+              <w:right w:val="single" w:color="CCCCCC" w:sz="1"/>
+            </w:tcBorders>
+            <w:shd w:fill="F2F2F2" w:val="clear"/>
+            <w:tcMar>
+              <w:top w:type="dxa" w:w="80"/>
+              <w:left w:type="dxa" w:w="120"/>
+              <w:bottom w:type="dxa" w:w="80"/>
+              <w:right w:type="dxa" w:w="120"/>
+            </w:tcMar>
+          </w:tcPr>
+          <w:p>
+            <w:r>
+              <w:rPr>
+                <w:rFonts w:ascii="Arial" w:cs="Arial" w:eastAsia="Arial" w:hAnsi="Arial"/>
+                <w:sz w:val="20"/>
+                <w:szCs w:val="20"/>
+              </w:rPr>
+              <w:t xml:space="preserve">Active</w:t>
+            </w:r>
+          </w:p>
+        </w:tc>
+        <w:tc>
+          <w:tcPr>
+            <w:tcW w:type="dxa" w:w="6860"/>
+            <w:tcBorders>
+              <w:top w:val="single" w:color="CCCCCC" w:sz="1"/>
+              <w:left w:val="single" w:color="CCCCCC" w:sz="1"/>
+              <w:bottom w:val="single" w:color="CCCCCC" w:sz="1"/>
+              <w:right w:val="single" w:color="CCCCCC" w:sz="1"/>
+            </w:tcBorders>
+            <w:shd w:fill="F2F2F2" w:val="clear"/>
+            <w:tcMar>
+              <w:top w:type="dxa" w:w="80"/>
+              <w:left w:type="dxa" w:w="120"/>
+              <w:bottom w:type="dxa" w:w="80"/>
+              <w:right w:type="dxa" w:w="120"/>
+            </w:tcMar>
+          </w:tcPr>
+          <w:p>
+            <w:r>
+              <w:rPr>
+                <w:rFonts w:ascii="Arial" w:cs="Arial" w:eastAsia="Arial" w:hAnsi="Arial"/>
+                <w:sz w:val="20"/>
+                <w:szCs w:val="20"/>
+              </w:rPr>
+              <w:t xml:space="preserve">A volunteer who has completed onboarding, provided an ethics sign-off, and been manually approved by admin. Active mentors are eligible for client assignment.</w:t>
+            </w:r>
+          </w:p>
+        </w:tc>
+      </w:tr>
+      <w:tr>
+        <w:tc>
+          <w:tcPr>
+            <w:tcW w:type="dxa" w:w="2500"/>
+            <w:tcBorders>
+              <w:top w:val="single" w:color="CCCCCC" w:sz="1"/>
+              <w:left w:val="single" w:color="CCCCCC" w:sz="1"/>
+              <w:bottom w:val="single" w:color="CCCCCC" w:sz="1"/>
+              <w:right w:val="single" w:color="CCCCCC" w:sz="1"/>
+            </w:tcBorders>
+            <w:shd w:fill="FFFFFF" w:val="clear"/>
+            <w:tcMar>
+              <w:top w:type="dxa" w:w="80"/>
+              <w:left w:type="dxa" w:w="120"/>
+              <w:bottom w:type="dxa" w:w="80"/>
+              <w:right w:type="dxa" w:w="120"/>
+            </w:tcMar>
+          </w:tcPr>
+          <w:p>
+            <w:r>
+              <w:rPr>
+                <w:rFonts w:ascii="Arial" w:cs="Arial" w:eastAsia="Arial" w:hAnsi="Arial"/>
+                <w:sz w:val="20"/>
+                <w:szCs w:val="20"/>
+              </w:rPr>
+              <w:t xml:space="preserve">Inactive</w:t>
+            </w:r>
+          </w:p>
+        </w:tc>
+        <w:tc>
+          <w:tcPr>
+            <w:tcW w:type="dxa" w:w="6860"/>
+            <w:tcBorders>
+              <w:top w:val="single" w:color="CCCCCC" w:sz="1"/>
+              <w:left w:val="single" w:color="CCCCCC" w:sz="1"/>
+              <w:bottom w:val="single" w:color="CCCCCC" w:sz="1"/>
+              <w:right w:val="single" w:color="CCCCCC" w:sz="1"/>
+            </w:tcBorders>
+            <w:shd w:fill="FFFFFF" w:val="clear"/>
+            <w:tcMar>
+              <w:top w:type="dxa" w:w="80"/>
+              <w:left w:type="dxa" w:w="120"/>
+              <w:bottom w:type="dxa" w:w="80"/>
+              <w:right w:type="dxa" w:w="120"/>
+            </w:tcMar>
+          </w:tcPr>
+          <w:p>
+            <w:r>
+              <w:rPr>
+                <w:rFonts w:ascii="Arial" w:cs="Arial" w:eastAsia="Arial" w:hAnsi="Arial"/>
+                <w:sz w:val="20"/>
+                <w:szCs w:val="20"/>
+              </w:rPr>
+              <w:t xml:space="preserve">A volunteer who remains affiliated with CBM but is temporarily not accepting new clients. Inactive status may be self-requested or admin-assigned.</w:t>
+            </w:r>
+          </w:p>
+        </w:tc>
+      </w:tr>
+      <w:tr>
+        <w:tc>
+          <w:tcPr>
+            <w:tcW w:type="dxa" w:w="2500"/>
+            <w:tcBorders>
+              <w:top w:val="single" w:color="CCCCCC" w:sz="1"/>
+              <w:left w:val="single" w:color="CCCCCC" w:sz="1"/>
+              <w:bottom w:val="single" w:color="CCCCCC" w:sz="1"/>
+              <w:right w:val="single" w:color="CCCCCC" w:sz="1"/>
+            </w:tcBorders>
+            <w:shd w:fill="F2F2F2" w:val="clear"/>
+            <w:tcMar>
+              <w:top w:type="dxa" w:w="80"/>
+              <w:left w:type="dxa" w:w="120"/>
+              <w:bottom w:type="dxa" w:w="80"/>
+              <w:right w:type="dxa" w:w="120"/>
+            </w:tcMar>
+          </w:tcPr>
+          <w:p>
+            <w:r>
+              <w:rPr>
+                <w:rFonts w:ascii="Arial" w:cs="Arial" w:eastAsia="Arial" w:hAnsi="Arial"/>
+                <w:sz w:val="20"/>
+                <w:szCs w:val="20"/>
+              </w:rPr>
+              <w:t xml:space="preserve">Departed</w:t>
+            </w:r>
+          </w:p>
+        </w:tc>
+        <w:tc>
+          <w:tcPr>
+            <w:tcW w:type="dxa" w:w="6860"/>
+            <w:tcBorders>
+              <w:top w:val="single" w:color="CCCCCC" w:sz="1"/>
+              <w:left w:val="single" w:color="CCCCCC" w:sz="1"/>
+              <w:bottom w:val="single" w:color="CCCCCC" w:sz="1"/>
+              <w:right w:val="single" w:color="CCCCCC" w:sz="1"/>
+            </w:tcBorders>
+            <w:shd w:fill="F2F2F2" w:val="clear"/>
+            <w:tcMar>
+              <w:top w:type="dxa" w:w="80"/>
+              <w:left w:type="dxa" w:w="120"/>
+              <w:bottom w:type="dxa" w:w="80"/>
+              <w:right w:type="dxa" w:w="120"/>
+            </w:tcMar>
+          </w:tcPr>
+          <w:p>
+            <w:r>
+              <w:rPr>
+                <w:rFonts w:ascii="Arial" w:cs="Arial" w:eastAsia="Arial" w:hAnsi="Arial"/>
+                <w:sz w:val="20"/>
+                <w:szCs w:val="20"/>
+              </w:rPr>
+              <w:t xml:space="preserve">A volunteer who is no longer affiliated with CBM. Departed volunteer profiles are retained in EspoCRM per CBM's data retention policy but are deactivated.</w:t>
+            </w:r>
+          </w:p>
+        </w:tc>
+      </w:tr>
+    </w:tbl>
+    <w:p>
+      <w:r>
+        <w:t xml:space="preserve"/>
+      </w:r>
+    </w:p>
+    <w:p>
+      <w:pPr>
+        <w:pStyle w:val="Heading1"/>
+      </w:pPr>
+      <w:r>
+        <w:t xml:space="preserve">18. Document Control</w:t>
       </w:r>
     </w:p>
     <w:tbl>

--- a/PRDs/CBM-PRD-CRM.docx
+++ b/PRDs/CBM-PRD-CRM.docx
@@ -46,7 +46,7 @@
           <w:sz w:val="22"/>
           <w:szCs w:val="22"/>
         </w:rPr>
-        <w:t xml:space="preserve">Version 0.3  |  Scheduling &amp; Video Added  |  2025</w:t>
+        <w:t xml:space="preserve">Version 0.4  |  March 15, 2026 at 03:25 PM UTC</w:t>
       </w:r>
     </w:p>
     <w:p>
@@ -9263,7 +9263,7 @@
                 <w:sz w:val="20"/>
                 <w:szCs w:val="20"/>
               </w:rPr>
-              <w:t xml:space="preserve">0.3</w:t>
+              <w:t xml:space="preserve">0.4</w:t>
             </w:r>
           </w:p>
         </w:tc>
@@ -9321,7 +9321,7 @@
                 <w:sz w:val="20"/>
                 <w:szCs w:val="20"/>
               </w:rPr>
-              <w:t xml:space="preserve">Platform Selected — Scheduling &amp; Video Decisions Added</w:t>
+              <w:t xml:space="preserve">Active — Ongoing Review</w:t>
             </w:r>
           </w:p>
         </w:tc>
@@ -9379,7 +9379,7 @@
                 <w:sz w:val="20"/>
                 <w:szCs w:val="20"/>
               </w:rPr>
-              <w:t xml:space="preserve">2025</w:t>
+              <w:t xml:space="preserve">March 15, 2026 at 03:25 PM UTC</w:t>
             </w:r>
           </w:p>
         </w:tc>

--- a/PRDs/CBM-PRD-CRM.docx
+++ b/PRDs/CBM-PRD-CRM.docx
@@ -46,7 +46,7 @@
           <w:sz w:val="22"/>
           <w:szCs w:val="22"/>
         </w:rPr>
-        <w:t xml:space="preserve">Version 0.4  |  March 15, 2026 at 03:25 PM UTC</w:t>
+        <w:t xml:space="preserve">Version 0.4  |  March 15, 2026 at 03:42 PM UTC</w:t>
       </w:r>
     </w:p>
     <w:p>
@@ -3834,7 +3834,7 @@
         <w:spacing w:after="120"/>
       </w:pPr>
       <w:r>
-        <w:t xml:space="preserve">Each mentor is provisioned a personalized CBM email address (e.g., john.smith@clevelandbusinessmentors.org) via Google Workspace for Nonprofits. This address is connected to EspoCRM via OAuth using EspoCRM's official Google Integration extension, enabling bidirectional email sync while maintaining full privacy isolation between mentors.</w:t>
+        <w:t xml:space="preserve">Each mentor is provisioned a personalized CBM email address (e.g., john.smith@cbmentors.org) via Google Workspace for Nonprofits. This address is connected to EspoCRM via OAuth using EspoCRM's official Google Integration extension, enabling bidirectional email sync while maintaining full privacy isolation between mentors.</w:t>
       </w:r>
     </w:p>
     <w:p>
@@ -3864,7 +3864,7 @@
           <w:b w:val="false"/>
           <w:bCs w:val="false"/>
         </w:rPr>
-        <w:t xml:space="preserve">Each mentor receives a personalized john.smith@clevelandbusinessmentors.org Gmail account via Google Workspace for Nonprofits</w:t>
+        <w:t xml:space="preserve">Each mentor receives a personalized john.smith@cbmentors.org Gmail account via Google Workspace for Nonprofits</w:t>
       </w:r>
     </w:p>
     <w:p>
@@ -9379,7 +9379,7 @@
                 <w:sz w:val="20"/>
                 <w:szCs w:val="20"/>
               </w:rPr>
-              <w:t xml:space="preserve">March 15, 2026 at 03:25 PM UTC</w:t>
+              <w:t xml:space="preserve">March 15, 2026 at 03:42 PM UTC</w:t>
             </w:r>
           </w:p>
         </w:tc>

--- a/PRDs/CBM-PRD-CRM.docx
+++ b/PRDs/CBM-PRD-CRM.docx
@@ -46,7 +46,7 @@
           <w:sz w:val="22"/>
           <w:szCs w:val="22"/>
         </w:rPr>
-        <w:t xml:space="preserve">Version 0.4  |  March 15, 2026 at 03:42 PM UTC</w:t>
+        <w:t xml:space="preserve">Version 0.4  |  March 15, 2026 at 03:54 PM UTC</w:t>
       </w:r>
     </w:p>
     <w:p>
@@ -9379,7 +9379,7 @@
                 <w:sz w:val="20"/>
                 <w:szCs w:val="20"/>
               </w:rPr>
-              <w:t xml:space="preserve">March 15, 2026 at 03:42 PM UTC</w:t>
+              <w:t xml:space="preserve">March 15, 2026 at 03:54 PM UTC</w:t>
             </w:r>
           </w:p>
         </w:tc>
@@ -9438,6 +9438,122 @@
                 <w:szCs w:val="20"/>
               </w:rPr>
               <w:t xml:space="preserve">After EspoCRM installation and initial configuration</w:t>
+            </w:r>
+          </w:p>
+        </w:tc>
+      </w:tr>
+      <w:tr>
+        <w:tc>
+          <w:tcPr>
+            <w:tcW w:type="dxa" w:w="3000"/>
+            <w:tcBorders>
+              <w:top w:val="single" w:color="CCCCCC" w:sz="1"/>
+              <w:left w:val="single" w:color="CCCCCC" w:sz="1"/>
+              <w:bottom w:val="single" w:color="CCCCCC" w:sz="1"/>
+              <w:right w:val="single" w:color="CCCCCC" w:sz="1"/>
+            </w:tcBorders>
+            <w:shd w:fill="FFFFFF" w:val="clear"/>
+            <w:tcMar>
+              <w:top w:type="dxa" w:w="80"/>
+              <w:left w:type="dxa" w:w="120"/>
+              <w:bottom w:type="dxa" w:w="80"/>
+              <w:right w:type="dxa" w:w="120"/>
+            </w:tcMar>
+          </w:tcPr>
+          <w:p>
+            <w:r>
+              <w:rPr>
+                <w:rFonts w:ascii="Arial" w:cs="Arial" w:eastAsia="Arial" w:hAnsi="Arial"/>
+                <w:sz w:val="20"/>
+                <w:szCs w:val="20"/>
+              </w:rPr>
+              <w:t xml:space="preserve">Related Documents</w:t>
+            </w:r>
+          </w:p>
+        </w:tc>
+        <w:tc>
+          <w:tcPr>
+            <w:tcW w:type="dxa" w:w="6360"/>
+            <w:tcBorders>
+              <w:top w:val="single" w:color="CCCCCC" w:sz="1"/>
+              <w:left w:val="single" w:color="CCCCCC" w:sz="1"/>
+              <w:bottom w:val="single" w:color="CCCCCC" w:sz="1"/>
+              <w:right w:val="single" w:color="CCCCCC" w:sz="1"/>
+            </w:tcBorders>
+            <w:shd w:fill="FFFFFF" w:val="clear"/>
+            <w:tcMar>
+              <w:top w:type="dxa" w:w="80"/>
+              <w:left w:type="dxa" w:w="120"/>
+              <w:bottom w:type="dxa" w:w="80"/>
+              <w:right w:type="dxa" w:w="120"/>
+            </w:tcMar>
+          </w:tcPr>
+          <w:p>
+            <w:r>
+              <w:rPr>
+                <w:rFonts w:ascii="Arial" w:cs="Arial" w:eastAsia="Arial" w:hAnsi="Arial"/>
+                <w:sz w:val="20"/>
+                <w:szCs w:val="20"/>
+              </w:rPr>
+              <w:t xml:space="preserve">CBM-PRD-CRM-Mentor.docx — Mentor CRM design and implementation</w:t>
+            </w:r>
+          </w:p>
+        </w:tc>
+      </w:tr>
+      <w:tr>
+        <w:tc>
+          <w:tcPr>
+            <w:tcW w:type="dxa" w:w="3000"/>
+            <w:tcBorders>
+              <w:top w:val="single" w:color="CCCCCC" w:sz="1"/>
+              <w:left w:val="single" w:color="CCCCCC" w:sz="1"/>
+              <w:bottom w:val="single" w:color="CCCCCC" w:sz="1"/>
+              <w:right w:val="single" w:color="CCCCCC" w:sz="1"/>
+            </w:tcBorders>
+            <w:shd w:fill="F2F2F2" w:val="clear"/>
+            <w:tcMar>
+              <w:top w:type="dxa" w:w="80"/>
+              <w:left w:type="dxa" w:w="120"/>
+              <w:bottom w:type="dxa" w:w="80"/>
+              <w:right w:type="dxa" w:w="120"/>
+            </w:tcMar>
+          </w:tcPr>
+          <w:p>
+            <w:r>
+              <w:rPr>
+                <w:rFonts w:ascii="Arial" w:cs="Arial" w:eastAsia="Arial" w:hAnsi="Arial"/>
+                <w:sz w:val="20"/>
+                <w:szCs w:val="20"/>
+              </w:rPr>
+              <w:t xml:space="preserve"/>
+            </w:r>
+          </w:p>
+        </w:tc>
+        <w:tc>
+          <w:tcPr>
+            <w:tcW w:type="dxa" w:w="6360"/>
+            <w:tcBorders>
+              <w:top w:val="single" w:color="CCCCCC" w:sz="1"/>
+              <w:left w:val="single" w:color="CCCCCC" w:sz="1"/>
+              <w:bottom w:val="single" w:color="CCCCCC" w:sz="1"/>
+              <w:right w:val="single" w:color="CCCCCC" w:sz="1"/>
+            </w:tcBorders>
+            <w:shd w:fill="F2F2F2" w:val="clear"/>
+            <w:tcMar>
+              <w:top w:type="dxa" w:w="80"/>
+              <w:left w:type="dxa" w:w="120"/>
+              <w:bottom w:type="dxa" w:w="80"/>
+              <w:right w:type="dxa" w:w="120"/>
+            </w:tcMar>
+          </w:tcPr>
+          <w:p>
+            <w:r>
+              <w:rPr>
+                <w:rFonts w:ascii="Arial" w:cs="Arial" w:eastAsia="Arial" w:hAnsi="Arial"/>
+                <w:sz w:val="20"/>
+                <w:szCs w:val="20"/>
+              </w:rPr>
+              <w:t xml:space="preserve">CBM-PRD-CRM-Client.docx — Client CRM design and implementation</w:t>
             </w:r>
           </w:p>
         </w:tc>

--- a/PRDs/CBM-PRD-CRM.docx
+++ b/PRDs/CBM-PRD-CRM.docx
@@ -46,7 +46,7 @@
           <w:sz w:val="22"/>
           <w:szCs w:val="22"/>
         </w:rPr>
-        <w:t xml:space="preserve">Version 0.4  |  March 15, 2026 at 03:54 PM UTC</w:t>
+        <w:t xml:space="preserve">Version 0.5  |  March 15, 2026</w:t>
       </w:r>
     </w:p>
     <w:p>
@@ -9124,7 +9124,963 @@
         <w:pStyle w:val="Heading1"/>
       </w:pPr>
       <w:r>
-        <w:t xml:space="preserve">18. Document Control</w:t>
+        <w:t xml:space="preserve">18. Shared Platform Entities</w:t>
+      </w:r>
+    </w:p>
+    <w:p>
+      <w:pPr>
+        <w:spacing w:after="120"/>
+      </w:pPr>
+      <w:r>
+        <w:t xml:space="preserve">The following entities are shared platform components available across all CBM CRM domains. They are defined here in the master CRM PRD rather than in any individual domain PRD. All domain PRDs (Client, Mentor, Funder, and any future domains) reference this section for implementation guidance.</w:t>
+      </w:r>
+    </w:p>
+    <w:p>
+      <w:r>
+        <w:t xml:space="preserve"/>
+      </w:r>
+    </w:p>
+    <w:p>
+      <w:pPr>
+        <w:pStyle w:val="Heading2"/>
+      </w:pPr>
+      <w:r>
+        <w:t xml:space="preserve">18.1 Note Entity</w:t>
+      </w:r>
+    </w:p>
+    <w:p>
+      <w:pPr>
+        <w:spacing w:after="120"/>
+      </w:pPr>
+      <w:r>
+        <w:t xml:space="preserve">The Note entity provides a structured, user-centric note capability across the CBM CRM platform. Unlike EspoCRM’s built-in activity stream notes, which are record-centric and cannot be aggregated across records, the custom Note entity supports cross-record linking, internal-only visibility control, and user-centric views such as “My Notes.”</w:t>
+      </w:r>
+    </w:p>
+    <w:p>
+      <w:r>
+        <w:t xml:space="preserve"/>
+      </w:r>
+    </w:p>
+    <w:p>
+      <w:pPr>
+        <w:spacing w:after="120"/>
+      </w:pPr>
+      <w:r>
+        <w:t xml:space="preserve">Design principles:</w:t>
+      </w:r>
+    </w:p>
+    <w:p>
+      <w:pPr>
+        <w:numPr>
+          <w:ilvl w:val="0"/>
+          <w:numId w:val="1"/>
+        </w:numPr>
+        <w:spacing w:after="60"/>
+      </w:pPr>
+      <w:r>
+        <w:t xml:space="preserve">Any entity in the CBM CRM platform may have a Note relationship configured. This is a standard implementation requirement for all entities defined in any CBM PRD.</w:t>
+      </w:r>
+    </w:p>
+    <w:p>
+      <w:pPr>
+        <w:numPr>
+          <w:ilvl w:val="0"/>
+          <w:numId w:val="1"/>
+        </w:numPr>
+        <w:spacing w:after="60"/>
+      </w:pPr>
+      <w:r>
+        <w:t xml:space="preserve">A single Note may be linked to multiple records across multiple entities simultaneously (e.g., a note linked to both an Engagement and two Contact records).</w:t>
+      </w:r>
+    </w:p>
+    <w:p>
+      <w:pPr>
+        <w:numPr>
+          <w:ilvl w:val="0"/>
+          <w:numId w:val="1"/>
+        </w:numPr>
+        <w:spacing w:after="60"/>
+      </w:pPr>
+      <w:r>
+        <w:t xml:space="preserve">Notes support a one-level threaded discussion model via the Comment entity (see Section 18.2).</w:t>
+      </w:r>
+    </w:p>
+    <w:p>
+      <w:pPr>
+        <w:numPr>
+          <w:ilvl w:val="0"/>
+          <w:numId w:val="1"/>
+        </w:numPr>
+        <w:spacing w:after="60"/>
+      </w:pPr>
+      <w:r>
+        <w:t xml:space="preserve">Notes flagged as Internal Only are visible to admins only, regardless of the access permissions on the linked records.</w:t>
+      </w:r>
+    </w:p>
+    <w:p>
+      <w:r>
+        <w:t xml:space="preserve"/>
+      </w:r>
+    </w:p>
+    <w:tbl>
+      <w:tblPr>
+        <w:tblW w:type="dxa" w:w="9360"/>
+        <w:tblBorders>
+          <w:top w:val="single" w:color="CCCCCC" w:sz="1"/>
+          <w:left w:val="single" w:color="CCCCCC" w:sz="1"/>
+          <w:bottom w:val="single" w:color="CCCCCC" w:sz="1"/>
+          <w:right w:val="single" w:color="CCCCCC" w:sz="1"/>
+          <w:insideH w:val="single" w:color="CCCCCC" w:sz="1"/>
+          <w:insideV w:val="single" w:color="CCCCCC" w:sz="1"/>
+        </w:tblBorders>
+      </w:tblPr>
+      <w:tblGrid>
+        <w:gridCol w:w="2500"/>
+        <w:gridCol w:w="6860"/>
+      </w:tblGrid>
+      <w:tr>
+        <w:trPr>
+          <w:tblHeader/>
+        </w:trPr>
+        <w:tc>
+          <w:tcPr>
+            <w:tcW w:type="dxa" w:w="2500"/>
+            <w:tcBorders>
+              <w:top w:val="single" w:color="CCCCCC" w:sz="1"/>
+              <w:left w:val="single" w:color="CCCCCC" w:sz="1"/>
+              <w:bottom w:val="single" w:color="CCCCCC" w:sz="1"/>
+              <w:right w:val="single" w:color="CCCCCC" w:sz="1"/>
+            </w:tcBorders>
+            <w:shd w:fill="1F4E79" w:val="clear"/>
+            <w:tcMar>
+              <w:top w:type="dxa" w:w="80"/>
+              <w:left w:type="dxa" w:w="120"/>
+              <w:bottom w:type="dxa" w:w="80"/>
+              <w:right w:type="dxa" w:w="120"/>
+            </w:tcMar>
+          </w:tcPr>
+          <w:p>
+            <w:r>
+              <w:rPr>
+                <w:rFonts w:ascii="Arial" w:cs="Arial" w:eastAsia="Arial" w:hAnsi="Arial"/>
+                <w:b/>
+                <w:bCs/>
+                <w:color w:val="FFFFFF"/>
+                <w:sz w:val="18"/>
+                <w:szCs w:val="18"/>
+              </w:rPr>
+              <w:t xml:space="preserve">Field</w:t>
+            </w:r>
+          </w:p>
+        </w:tc>
+        <w:tc>
+          <w:tcPr>
+            <w:tcW w:type="dxa" w:w="6860"/>
+            <w:tcBorders>
+              <w:top w:val="single" w:color="CCCCCC" w:sz="1"/>
+              <w:left w:val="single" w:color="CCCCCC" w:sz="1"/>
+              <w:bottom w:val="single" w:color="CCCCCC" w:sz="1"/>
+              <w:right w:val="single" w:color="CCCCCC" w:sz="1"/>
+            </w:tcBorders>
+            <w:shd w:fill="1F4E79" w:val="clear"/>
+            <w:tcMar>
+              <w:top w:type="dxa" w:w="80"/>
+              <w:left w:type="dxa" w:w="120"/>
+              <w:bottom w:type="dxa" w:w="80"/>
+              <w:right w:type="dxa" w:w="120"/>
+            </w:tcMar>
+          </w:tcPr>
+          <w:p>
+            <w:r>
+              <w:rPr>
+                <w:rFonts w:ascii="Arial" w:cs="Arial" w:eastAsia="Arial" w:hAnsi="Arial"/>
+                <w:b/>
+                <w:bCs/>
+                <w:color w:val="FFFFFF"/>
+                <w:sz w:val="18"/>
+                <w:szCs w:val="18"/>
+              </w:rPr>
+              <w:t xml:space="preserve">Description / Values</w:t>
+            </w:r>
+          </w:p>
+        </w:tc>
+      </w:tr>
+      <w:tr>
+        <w:tc>
+          <w:tcPr>
+            <w:tcW w:type="dxa" w:w="2500"/>
+            <w:tcBorders>
+              <w:top w:val="single" w:color="CCCCCC" w:sz="1"/>
+              <w:left w:val="single" w:color="CCCCCC" w:sz="1"/>
+              <w:bottom w:val="single" w:color="CCCCCC" w:sz="1"/>
+              <w:right w:val="single" w:color="CCCCCC" w:sz="1"/>
+            </w:tcBorders>
+            <w:shd w:fill="FFFFFF" w:val="clear"/>
+            <w:tcMar>
+              <w:top w:type="dxa" w:w="80"/>
+              <w:left w:type="dxa" w:w="120"/>
+              <w:bottom w:type="dxa" w:w="80"/>
+              <w:right w:type="dxa" w:w="120"/>
+            </w:tcMar>
+          </w:tcPr>
+          <w:p>
+            <w:r>
+              <w:rPr>
+                <w:rFonts w:ascii="Arial" w:cs="Arial" w:eastAsia="Arial" w:hAnsi="Arial"/>
+                <w:sz w:val="18"/>
+                <w:szCs w:val="18"/>
+              </w:rPr>
+              <w:t xml:space="preserve">Title</w:t>
+            </w:r>
+          </w:p>
+        </w:tc>
+        <w:tc>
+          <w:tcPr>
+            <w:tcW w:type="dxa" w:w="6860"/>
+            <w:tcBorders>
+              <w:top w:val="single" w:color="CCCCCC" w:sz="1"/>
+              <w:left w:val="single" w:color="CCCCCC" w:sz="1"/>
+              <w:bottom w:val="single" w:color="CCCCCC" w:sz="1"/>
+              <w:right w:val="single" w:color="CCCCCC" w:sz="1"/>
+            </w:tcBorders>
+            <w:shd w:fill="FFFFFF" w:val="clear"/>
+            <w:tcMar>
+              <w:top w:type="dxa" w:w="80"/>
+              <w:left w:type="dxa" w:w="120"/>
+              <w:bottom w:type="dxa" w:w="80"/>
+              <w:right w:type="dxa" w:w="120"/>
+            </w:tcMar>
+          </w:tcPr>
+          <w:p>
+            <w:r>
+              <w:rPr>
+                <w:rFonts w:ascii="Arial" w:cs="Arial" w:eastAsia="Arial" w:hAnsi="Arial"/>
+                <w:sz w:val="18"/>
+                <w:szCs w:val="18"/>
+              </w:rPr>
+              <w:t xml:space="preserve">Short summary of the note. Required. Text field.</w:t>
+            </w:r>
+          </w:p>
+        </w:tc>
+      </w:tr>
+      <w:tr>
+        <w:tc>
+          <w:tcPr>
+            <w:tcW w:type="dxa" w:w="2500"/>
+            <w:tcBorders>
+              <w:top w:val="single" w:color="CCCCCC" w:sz="1"/>
+              <w:left w:val="single" w:color="CCCCCC" w:sz="1"/>
+              <w:bottom w:val="single" w:color="CCCCCC" w:sz="1"/>
+              <w:right w:val="single" w:color="CCCCCC" w:sz="1"/>
+            </w:tcBorders>
+            <w:shd w:fill="F2F2F2" w:val="clear"/>
+            <w:tcMar>
+              <w:top w:type="dxa" w:w="80"/>
+              <w:left w:type="dxa" w:w="120"/>
+              <w:bottom w:type="dxa" w:w="80"/>
+              <w:right w:type="dxa" w:w="120"/>
+            </w:tcMar>
+          </w:tcPr>
+          <w:p>
+            <w:r>
+              <w:rPr>
+                <w:rFonts w:ascii="Arial" w:cs="Arial" w:eastAsia="Arial" w:hAnsi="Arial"/>
+                <w:sz w:val="18"/>
+                <w:szCs w:val="18"/>
+              </w:rPr>
+              <w:t xml:space="preserve">Body</w:t>
+            </w:r>
+          </w:p>
+        </w:tc>
+        <w:tc>
+          <w:tcPr>
+            <w:tcW w:type="dxa" w:w="6860"/>
+            <w:tcBorders>
+              <w:top w:val="single" w:color="CCCCCC" w:sz="1"/>
+              <w:left w:val="single" w:color="CCCCCC" w:sz="1"/>
+              <w:bottom w:val="single" w:color="CCCCCC" w:sz="1"/>
+              <w:right w:val="single" w:color="CCCCCC" w:sz="1"/>
+            </w:tcBorders>
+            <w:shd w:fill="F2F2F2" w:val="clear"/>
+            <w:tcMar>
+              <w:top w:type="dxa" w:w="80"/>
+              <w:left w:type="dxa" w:w="120"/>
+              <w:bottom w:type="dxa" w:w="80"/>
+              <w:right w:type="dxa" w:w="120"/>
+            </w:tcMar>
+          </w:tcPr>
+          <w:p>
+            <w:r>
+              <w:rPr>
+                <w:rFonts w:ascii="Arial" w:cs="Arial" w:eastAsia="Arial" w:hAnsi="Arial"/>
+                <w:sz w:val="18"/>
+                <w:szCs w:val="18"/>
+              </w:rPr>
+              <w:t xml:space="preserve">Full note content. Required. Rich text field.</w:t>
+            </w:r>
+          </w:p>
+        </w:tc>
+      </w:tr>
+      <w:tr>
+        <w:tc>
+          <w:tcPr>
+            <w:tcW w:type="dxa" w:w="2500"/>
+            <w:tcBorders>
+              <w:top w:val="single" w:color="CCCCCC" w:sz="1"/>
+              <w:left w:val="single" w:color="CCCCCC" w:sz="1"/>
+              <w:bottom w:val="single" w:color="CCCCCC" w:sz="1"/>
+              <w:right w:val="single" w:color="CCCCCC" w:sz="1"/>
+            </w:tcBorders>
+            <w:shd w:fill="FFFFFF" w:val="clear"/>
+            <w:tcMar>
+              <w:top w:type="dxa" w:w="80"/>
+              <w:left w:type="dxa" w:w="120"/>
+              <w:bottom w:type="dxa" w:w="80"/>
+              <w:right w:type="dxa" w:w="120"/>
+            </w:tcMar>
+          </w:tcPr>
+          <w:p>
+            <w:r>
+              <w:rPr>
+                <w:rFonts w:ascii="Arial" w:cs="Arial" w:eastAsia="Arial" w:hAnsi="Arial"/>
+                <w:sz w:val="18"/>
+                <w:szCs w:val="18"/>
+              </w:rPr>
+              <w:t xml:space="preserve">Internal Only</w:t>
+            </w:r>
+          </w:p>
+        </w:tc>
+        <w:tc>
+          <w:tcPr>
+            <w:tcW w:type="dxa" w:w="6860"/>
+            <w:tcBorders>
+              <w:top w:val="single" w:color="CCCCCC" w:sz="1"/>
+              <w:left w:val="single" w:color="CCCCCC" w:sz="1"/>
+              <w:bottom w:val="single" w:color="CCCCCC" w:sz="1"/>
+              <w:right w:val="single" w:color="CCCCCC" w:sz="1"/>
+            </w:tcBorders>
+            <w:shd w:fill="FFFFFF" w:val="clear"/>
+            <w:tcMar>
+              <w:top w:type="dxa" w:w="80"/>
+              <w:left w:type="dxa" w:w="120"/>
+              <w:bottom w:type="dxa" w:w="80"/>
+              <w:right w:type="dxa" w:w="120"/>
+            </w:tcMar>
+          </w:tcPr>
+          <w:p>
+            <w:r>
+              <w:rPr>
+                <w:rFonts w:ascii="Arial" w:cs="Arial" w:eastAsia="Arial" w:hAnsi="Arial"/>
+                <w:sz w:val="18"/>
+                <w:szCs w:val="18"/>
+              </w:rPr>
+              <w:t xml:space="preserve">Controls visibility of the note. Yes/No. Required. Defaults to No. When set to Yes, the note is visible to admins only regardless of the access permissions on linked records.</w:t>
+            </w:r>
+          </w:p>
+        </w:tc>
+      </w:tr>
+      <w:tr>
+        <w:tc>
+          <w:tcPr>
+            <w:tcW w:type="dxa" w:w="2500"/>
+            <w:tcBorders>
+              <w:top w:val="single" w:color="CCCCCC" w:sz="1"/>
+              <w:left w:val="single" w:color="CCCCCC" w:sz="1"/>
+              <w:bottom w:val="single" w:color="CCCCCC" w:sz="1"/>
+              <w:right w:val="single" w:color="CCCCCC" w:sz="1"/>
+            </w:tcBorders>
+            <w:shd w:fill="F2F2F2" w:val="clear"/>
+            <w:tcMar>
+              <w:top w:type="dxa" w:w="80"/>
+              <w:left w:type="dxa" w:w="120"/>
+              <w:bottom w:type="dxa" w:w="80"/>
+              <w:right w:type="dxa" w:w="120"/>
+            </w:tcMar>
+          </w:tcPr>
+          <w:p>
+            <w:r>
+              <w:rPr>
+                <w:rFonts w:ascii="Arial" w:cs="Arial" w:eastAsia="Arial" w:hAnsi="Arial"/>
+                <w:sz w:val="18"/>
+                <w:szCs w:val="18"/>
+              </w:rPr>
+              <w:t xml:space="preserve">Created By</w:t>
+            </w:r>
+          </w:p>
+        </w:tc>
+        <w:tc>
+          <w:tcPr>
+            <w:tcW w:type="dxa" w:w="6860"/>
+            <w:tcBorders>
+              <w:top w:val="single" w:color="CCCCCC" w:sz="1"/>
+              <w:left w:val="single" w:color="CCCCCC" w:sz="1"/>
+              <w:bottom w:val="single" w:color="CCCCCC" w:sz="1"/>
+              <w:right w:val="single" w:color="CCCCCC" w:sz="1"/>
+            </w:tcBorders>
+            <w:shd w:fill="F2F2F2" w:val="clear"/>
+            <w:tcMar>
+              <w:top w:type="dxa" w:w="80"/>
+              <w:left w:type="dxa" w:w="120"/>
+              <w:bottom w:type="dxa" w:w="80"/>
+              <w:right w:type="dxa" w:w="120"/>
+            </w:tcMar>
+          </w:tcPr>
+          <w:p>
+            <w:r>
+              <w:rPr>
+                <w:rFonts w:ascii="Arial" w:cs="Arial" w:eastAsia="Arial" w:hAnsi="Arial"/>
+                <w:sz w:val="18"/>
+                <w:szCs w:val="18"/>
+              </w:rPr>
+              <w:t xml:space="preserve">The CRM user who authored the note. System-populated on record creation. Read-only.</w:t>
+            </w:r>
+          </w:p>
+        </w:tc>
+      </w:tr>
+      <w:tr>
+        <w:tc>
+          <w:tcPr>
+            <w:tcW w:type="dxa" w:w="2500"/>
+            <w:tcBorders>
+              <w:top w:val="single" w:color="CCCCCC" w:sz="1"/>
+              <w:left w:val="single" w:color="CCCCCC" w:sz="1"/>
+              <w:bottom w:val="single" w:color="CCCCCC" w:sz="1"/>
+              <w:right w:val="single" w:color="CCCCCC" w:sz="1"/>
+            </w:tcBorders>
+            <w:shd w:fill="FFFFFF" w:val="clear"/>
+            <w:tcMar>
+              <w:top w:type="dxa" w:w="80"/>
+              <w:left w:type="dxa" w:w="120"/>
+              <w:bottom w:type="dxa" w:w="80"/>
+              <w:right w:type="dxa" w:w="120"/>
+            </w:tcMar>
+          </w:tcPr>
+          <w:p>
+            <w:r>
+              <w:rPr>
+                <w:rFonts w:ascii="Arial" w:cs="Arial" w:eastAsia="Arial" w:hAnsi="Arial"/>
+                <w:sz w:val="18"/>
+                <w:szCs w:val="18"/>
+              </w:rPr>
+              <w:t xml:space="preserve">Created Date/Time</w:t>
+            </w:r>
+          </w:p>
+        </w:tc>
+        <w:tc>
+          <w:tcPr>
+            <w:tcW w:type="dxa" w:w="6860"/>
+            <w:tcBorders>
+              <w:top w:val="single" w:color="CCCCCC" w:sz="1"/>
+              <w:left w:val="single" w:color="CCCCCC" w:sz="1"/>
+              <w:bottom w:val="single" w:color="CCCCCC" w:sz="1"/>
+              <w:right w:val="single" w:color="CCCCCC" w:sz="1"/>
+            </w:tcBorders>
+            <w:shd w:fill="FFFFFF" w:val="clear"/>
+            <w:tcMar>
+              <w:top w:type="dxa" w:w="80"/>
+              <w:left w:type="dxa" w:w="120"/>
+              <w:bottom w:type="dxa" w:w="80"/>
+              <w:right w:type="dxa" w:w="120"/>
+            </w:tcMar>
+          </w:tcPr>
+          <w:p>
+            <w:r>
+              <w:rPr>
+                <w:rFonts w:ascii="Arial" w:cs="Arial" w:eastAsia="Arial" w:hAnsi="Arial"/>
+                <w:sz w:val="18"/>
+                <w:szCs w:val="18"/>
+              </w:rPr>
+              <w:t xml:space="preserve">Date and time the note was created. System-populated. Read-only.</w:t>
+            </w:r>
+          </w:p>
+        </w:tc>
+      </w:tr>
+      <w:tr>
+        <w:tc>
+          <w:tcPr>
+            <w:tcW w:type="dxa" w:w="2500"/>
+            <w:tcBorders>
+              <w:top w:val="single" w:color="CCCCCC" w:sz="1"/>
+              <w:left w:val="single" w:color="CCCCCC" w:sz="1"/>
+              <w:bottom w:val="single" w:color="CCCCCC" w:sz="1"/>
+              <w:right w:val="single" w:color="CCCCCC" w:sz="1"/>
+            </w:tcBorders>
+            <w:shd w:fill="F2F2F2" w:val="clear"/>
+            <w:tcMar>
+              <w:top w:type="dxa" w:w="80"/>
+              <w:left w:type="dxa" w:w="120"/>
+              <w:bottom w:type="dxa" w:w="80"/>
+              <w:right w:type="dxa" w:w="120"/>
+            </w:tcMar>
+          </w:tcPr>
+          <w:p>
+            <w:r>
+              <w:rPr>
+                <w:rFonts w:ascii="Arial" w:cs="Arial" w:eastAsia="Arial" w:hAnsi="Arial"/>
+                <w:sz w:val="18"/>
+                <w:szCs w:val="18"/>
+              </w:rPr>
+              <w:t xml:space="preserve">Related Records</w:t>
+            </w:r>
+          </w:p>
+        </w:tc>
+        <w:tc>
+          <w:tcPr>
+            <w:tcW w:type="dxa" w:w="6860"/>
+            <w:tcBorders>
+              <w:top w:val="single" w:color="CCCCCC" w:sz="1"/>
+              <w:left w:val="single" w:color="CCCCCC" w:sz="1"/>
+              <w:bottom w:val="single" w:color="CCCCCC" w:sz="1"/>
+              <w:right w:val="single" w:color="CCCCCC" w:sz="1"/>
+            </w:tcBorders>
+            <w:shd w:fill="F2F2F2" w:val="clear"/>
+            <w:tcMar>
+              <w:top w:type="dxa" w:w="80"/>
+              <w:left w:type="dxa" w:w="120"/>
+              <w:bottom w:type="dxa" w:w="80"/>
+              <w:right w:type="dxa" w:w="120"/>
+            </w:tcMar>
+          </w:tcPr>
+          <w:p>
+            <w:r>
+              <w:rPr>
+                <w:rFonts w:ascii="Arial" w:cs="Arial" w:eastAsia="Arial" w:hAnsi="Arial"/>
+                <w:sz w:val="18"/>
+                <w:szCs w:val="18"/>
+              </w:rPr>
+              <w:t xml:space="preserve">Many-to-many relationships to any linked CRM entity. A note may be linked to multiple records across multiple entity types simultaneously. Configured as a relationship panel on each entity.</w:t>
+            </w:r>
+          </w:p>
+        </w:tc>
+      </w:tr>
+    </w:tbl>
+    <w:p>
+      <w:r>
+        <w:t xml:space="preserve"/>
+      </w:r>
+    </w:p>
+    <w:p>
+      <w:pPr>
+        <w:pStyle w:val="Heading2"/>
+      </w:pPr>
+      <w:r>
+        <w:t xml:space="preserve">18.2 Comment Entity</w:t>
+      </w:r>
+    </w:p>
+    <w:p>
+      <w:pPr>
+        <w:spacing w:after="120"/>
+      </w:pPr>
+      <w:r>
+        <w:t xml:space="preserve">The Comment entity supports one-level threaded discussion on Note records. Any user with access to a Note may add a Comment. Comments are always linked to their parent Note and are displayed in chronological order beneath it. Replies to comments (true threading) are not supported — all comments are replies to the original Note only.</w:t>
+      </w:r>
+    </w:p>
+    <w:p>
+      <w:r>
+        <w:t xml:space="preserve"/>
+      </w:r>
+    </w:p>
+    <w:tbl>
+      <w:tblPr>
+        <w:tblW w:type="dxa" w:w="9360"/>
+        <w:tblBorders>
+          <w:top w:val="single" w:color="CCCCCC" w:sz="1"/>
+          <w:left w:val="single" w:color="CCCCCC" w:sz="1"/>
+          <w:bottom w:val="single" w:color="CCCCCC" w:sz="1"/>
+          <w:right w:val="single" w:color="CCCCCC" w:sz="1"/>
+          <w:insideH w:val="single" w:color="CCCCCC" w:sz="1"/>
+          <w:insideV w:val="single" w:color="CCCCCC" w:sz="1"/>
+        </w:tblBorders>
+      </w:tblPr>
+      <w:tblGrid>
+        <w:gridCol w:w="2500"/>
+        <w:gridCol w:w="6860"/>
+      </w:tblGrid>
+      <w:tr>
+        <w:trPr>
+          <w:tblHeader/>
+        </w:trPr>
+        <w:tc>
+          <w:tcPr>
+            <w:tcW w:type="dxa" w:w="2500"/>
+            <w:tcBorders>
+              <w:top w:val="single" w:color="CCCCCC" w:sz="1"/>
+              <w:left w:val="single" w:color="CCCCCC" w:sz="1"/>
+              <w:bottom w:val="single" w:color="CCCCCC" w:sz="1"/>
+              <w:right w:val="single" w:color="CCCCCC" w:sz="1"/>
+            </w:tcBorders>
+            <w:shd w:fill="1F4E79" w:val="clear"/>
+            <w:tcMar>
+              <w:top w:type="dxa" w:w="80"/>
+              <w:left w:type="dxa" w:w="120"/>
+              <w:bottom w:type="dxa" w:w="80"/>
+              <w:right w:type="dxa" w:w="120"/>
+            </w:tcMar>
+          </w:tcPr>
+          <w:p>
+            <w:r>
+              <w:rPr>
+                <w:rFonts w:ascii="Arial" w:cs="Arial" w:eastAsia="Arial" w:hAnsi="Arial"/>
+                <w:b/>
+                <w:bCs/>
+                <w:color w:val="FFFFFF"/>
+                <w:sz w:val="18"/>
+                <w:szCs w:val="18"/>
+              </w:rPr>
+              <w:t xml:space="preserve">Field</w:t>
+            </w:r>
+          </w:p>
+        </w:tc>
+        <w:tc>
+          <w:tcPr>
+            <w:tcW w:type="dxa" w:w="6860"/>
+            <w:tcBorders>
+              <w:top w:val="single" w:color="CCCCCC" w:sz="1"/>
+              <w:left w:val="single" w:color="CCCCCC" w:sz="1"/>
+              <w:bottom w:val="single" w:color="CCCCCC" w:sz="1"/>
+              <w:right w:val="single" w:color="CCCCCC" w:sz="1"/>
+            </w:tcBorders>
+            <w:shd w:fill="1F4E79" w:val="clear"/>
+            <w:tcMar>
+              <w:top w:type="dxa" w:w="80"/>
+              <w:left w:type="dxa" w:w="120"/>
+              <w:bottom w:type="dxa" w:w="80"/>
+              <w:right w:type="dxa" w:w="120"/>
+            </w:tcMar>
+          </w:tcPr>
+          <w:p>
+            <w:r>
+              <w:rPr>
+                <w:rFonts w:ascii="Arial" w:cs="Arial" w:eastAsia="Arial" w:hAnsi="Arial"/>
+                <w:b/>
+                <w:bCs/>
+                <w:color w:val="FFFFFF"/>
+                <w:sz w:val="18"/>
+                <w:szCs w:val="18"/>
+              </w:rPr>
+              <w:t xml:space="preserve">Description / Values</w:t>
+            </w:r>
+          </w:p>
+        </w:tc>
+      </w:tr>
+      <w:tr>
+        <w:tc>
+          <w:tcPr>
+            <w:tcW w:type="dxa" w:w="2500"/>
+            <w:tcBorders>
+              <w:top w:val="single" w:color="CCCCCC" w:sz="1"/>
+              <w:left w:val="single" w:color="CCCCCC" w:sz="1"/>
+              <w:bottom w:val="single" w:color="CCCCCC" w:sz="1"/>
+              <w:right w:val="single" w:color="CCCCCC" w:sz="1"/>
+            </w:tcBorders>
+            <w:shd w:fill="FFFFFF" w:val="clear"/>
+            <w:tcMar>
+              <w:top w:type="dxa" w:w="80"/>
+              <w:left w:type="dxa" w:w="120"/>
+              <w:bottom w:type="dxa" w:w="80"/>
+              <w:right w:type="dxa" w:w="120"/>
+            </w:tcMar>
+          </w:tcPr>
+          <w:p>
+            <w:r>
+              <w:rPr>
+                <w:rFonts w:ascii="Arial" w:cs="Arial" w:eastAsia="Arial" w:hAnsi="Arial"/>
+                <w:sz w:val="18"/>
+                <w:szCs w:val="18"/>
+              </w:rPr>
+              <w:t xml:space="preserve">Note</w:t>
+            </w:r>
+          </w:p>
+        </w:tc>
+        <w:tc>
+          <w:tcPr>
+            <w:tcW w:type="dxa" w:w="6860"/>
+            <w:tcBorders>
+              <w:top w:val="single" w:color="CCCCCC" w:sz="1"/>
+              <w:left w:val="single" w:color="CCCCCC" w:sz="1"/>
+              <w:bottom w:val="single" w:color="CCCCCC" w:sz="1"/>
+              <w:right w:val="single" w:color="CCCCCC" w:sz="1"/>
+            </w:tcBorders>
+            <w:shd w:fill="FFFFFF" w:val="clear"/>
+            <w:tcMar>
+              <w:top w:type="dxa" w:w="80"/>
+              <w:left w:type="dxa" w:w="120"/>
+              <w:bottom w:type="dxa" w:w="80"/>
+              <w:right w:type="dxa" w:w="120"/>
+            </w:tcMar>
+          </w:tcPr>
+          <w:p>
+            <w:r>
+              <w:rPr>
+                <w:rFonts w:ascii="Arial" w:cs="Arial" w:eastAsia="Arial" w:hAnsi="Arial"/>
+                <w:sz w:val="18"/>
+                <w:szCs w:val="18"/>
+              </w:rPr>
+              <w:t xml:space="preserve">Link to the parent Note record. Required. Read-only after creation.</w:t>
+            </w:r>
+          </w:p>
+        </w:tc>
+      </w:tr>
+      <w:tr>
+        <w:tc>
+          <w:tcPr>
+            <w:tcW w:type="dxa" w:w="2500"/>
+            <w:tcBorders>
+              <w:top w:val="single" w:color="CCCCCC" w:sz="1"/>
+              <w:left w:val="single" w:color="CCCCCC" w:sz="1"/>
+              <w:bottom w:val="single" w:color="CCCCCC" w:sz="1"/>
+              <w:right w:val="single" w:color="CCCCCC" w:sz="1"/>
+            </w:tcBorders>
+            <w:shd w:fill="F2F2F2" w:val="clear"/>
+            <w:tcMar>
+              <w:top w:type="dxa" w:w="80"/>
+              <w:left w:type="dxa" w:w="120"/>
+              <w:bottom w:type="dxa" w:w="80"/>
+              <w:right w:type="dxa" w:w="120"/>
+            </w:tcMar>
+          </w:tcPr>
+          <w:p>
+            <w:r>
+              <w:rPr>
+                <w:rFonts w:ascii="Arial" w:cs="Arial" w:eastAsia="Arial" w:hAnsi="Arial"/>
+                <w:sz w:val="18"/>
+                <w:szCs w:val="18"/>
+              </w:rPr>
+              <w:t xml:space="preserve">Body</w:t>
+            </w:r>
+          </w:p>
+        </w:tc>
+        <w:tc>
+          <w:tcPr>
+            <w:tcW w:type="dxa" w:w="6860"/>
+            <w:tcBorders>
+              <w:top w:val="single" w:color="CCCCCC" w:sz="1"/>
+              <w:left w:val="single" w:color="CCCCCC" w:sz="1"/>
+              <w:bottom w:val="single" w:color="CCCCCC" w:sz="1"/>
+              <w:right w:val="single" w:color="CCCCCC" w:sz="1"/>
+            </w:tcBorders>
+            <w:shd w:fill="F2F2F2" w:val="clear"/>
+            <w:tcMar>
+              <w:top w:type="dxa" w:w="80"/>
+              <w:left w:type="dxa" w:w="120"/>
+              <w:bottom w:type="dxa" w:w="80"/>
+              <w:right w:type="dxa" w:w="120"/>
+            </w:tcMar>
+          </w:tcPr>
+          <w:p>
+            <w:r>
+              <w:rPr>
+                <w:rFonts w:ascii="Arial" w:cs="Arial" w:eastAsia="Arial" w:hAnsi="Arial"/>
+                <w:sz w:val="18"/>
+                <w:szCs w:val="18"/>
+              </w:rPr>
+              <w:t xml:space="preserve">Comment content. Required. Rich text field.</w:t>
+            </w:r>
+          </w:p>
+        </w:tc>
+      </w:tr>
+      <w:tr>
+        <w:tc>
+          <w:tcPr>
+            <w:tcW w:type="dxa" w:w="2500"/>
+            <w:tcBorders>
+              <w:top w:val="single" w:color="CCCCCC" w:sz="1"/>
+              <w:left w:val="single" w:color="CCCCCC" w:sz="1"/>
+              <w:bottom w:val="single" w:color="CCCCCC" w:sz="1"/>
+              <w:right w:val="single" w:color="CCCCCC" w:sz="1"/>
+            </w:tcBorders>
+            <w:shd w:fill="FFFFFF" w:val="clear"/>
+            <w:tcMar>
+              <w:top w:type="dxa" w:w="80"/>
+              <w:left w:type="dxa" w:w="120"/>
+              <w:bottom w:type="dxa" w:w="80"/>
+              <w:right w:type="dxa" w:w="120"/>
+            </w:tcMar>
+          </w:tcPr>
+          <w:p>
+            <w:r>
+              <w:rPr>
+                <w:rFonts w:ascii="Arial" w:cs="Arial" w:eastAsia="Arial" w:hAnsi="Arial"/>
+                <w:sz w:val="18"/>
+                <w:szCs w:val="18"/>
+              </w:rPr>
+              <w:t xml:space="preserve">Created By</w:t>
+            </w:r>
+          </w:p>
+        </w:tc>
+        <w:tc>
+          <w:tcPr>
+            <w:tcW w:type="dxa" w:w="6860"/>
+            <w:tcBorders>
+              <w:top w:val="single" w:color="CCCCCC" w:sz="1"/>
+              <w:left w:val="single" w:color="CCCCCC" w:sz="1"/>
+              <w:bottom w:val="single" w:color="CCCCCC" w:sz="1"/>
+              <w:right w:val="single" w:color="CCCCCC" w:sz="1"/>
+            </w:tcBorders>
+            <w:shd w:fill="FFFFFF" w:val="clear"/>
+            <w:tcMar>
+              <w:top w:type="dxa" w:w="80"/>
+              <w:left w:type="dxa" w:w="120"/>
+              <w:bottom w:type="dxa" w:w="80"/>
+              <w:right w:type="dxa" w:w="120"/>
+            </w:tcMar>
+          </w:tcPr>
+          <w:p>
+            <w:r>
+              <w:rPr>
+                <w:rFonts w:ascii="Arial" w:cs="Arial" w:eastAsia="Arial" w:hAnsi="Arial"/>
+                <w:sz w:val="18"/>
+                <w:szCs w:val="18"/>
+              </w:rPr>
+              <w:t xml:space="preserve">The CRM user who authored the comment. System-populated on record creation. Read-only.</w:t>
+            </w:r>
+          </w:p>
+        </w:tc>
+      </w:tr>
+      <w:tr>
+        <w:tc>
+          <w:tcPr>
+            <w:tcW w:type="dxa" w:w="2500"/>
+            <w:tcBorders>
+              <w:top w:val="single" w:color="CCCCCC" w:sz="1"/>
+              <w:left w:val="single" w:color="CCCCCC" w:sz="1"/>
+              <w:bottom w:val="single" w:color="CCCCCC" w:sz="1"/>
+              <w:right w:val="single" w:color="CCCCCC" w:sz="1"/>
+            </w:tcBorders>
+            <w:shd w:fill="F2F2F2" w:val="clear"/>
+            <w:tcMar>
+              <w:top w:type="dxa" w:w="80"/>
+              <w:left w:type="dxa" w:w="120"/>
+              <w:bottom w:type="dxa" w:w="80"/>
+              <w:right w:type="dxa" w:w="120"/>
+            </w:tcMar>
+          </w:tcPr>
+          <w:p>
+            <w:r>
+              <w:rPr>
+                <w:rFonts w:ascii="Arial" w:cs="Arial" w:eastAsia="Arial" w:hAnsi="Arial"/>
+                <w:sz w:val="18"/>
+                <w:szCs w:val="18"/>
+              </w:rPr>
+              <w:t xml:space="preserve">Created Date/Time</w:t>
+            </w:r>
+          </w:p>
+        </w:tc>
+        <w:tc>
+          <w:tcPr>
+            <w:tcW w:type="dxa" w:w="6860"/>
+            <w:tcBorders>
+              <w:top w:val="single" w:color="CCCCCC" w:sz="1"/>
+              <w:left w:val="single" w:color="CCCCCC" w:sz="1"/>
+              <w:bottom w:val="single" w:color="CCCCCC" w:sz="1"/>
+              <w:right w:val="single" w:color="CCCCCC" w:sz="1"/>
+            </w:tcBorders>
+            <w:shd w:fill="F2F2F2" w:val="clear"/>
+            <w:tcMar>
+              <w:top w:type="dxa" w:w="80"/>
+              <w:left w:type="dxa" w:w="120"/>
+              <w:bottom w:type="dxa" w:w="80"/>
+              <w:right w:type="dxa" w:w="120"/>
+            </w:tcMar>
+          </w:tcPr>
+          <w:p>
+            <w:r>
+              <w:rPr>
+                <w:rFonts w:ascii="Arial" w:cs="Arial" w:eastAsia="Arial" w:hAnsi="Arial"/>
+                <w:sz w:val="18"/>
+                <w:szCs w:val="18"/>
+              </w:rPr>
+              <w:t xml:space="preserve">Date and time the comment was created. System-populated. Read-only.</w:t>
+            </w:r>
+          </w:p>
+        </w:tc>
+      </w:tr>
+    </w:tbl>
+    <w:p>
+      <w:r>
+        <w:t xml:space="preserve"/>
+      </w:r>
+    </w:p>
+    <w:p>
+      <w:pPr>
+        <w:pStyle w:val="Heading2"/>
+      </w:pPr>
+      <w:r>
+        <w:t xml:space="preserve">18.3 Implementation Requirements</w:t>
+      </w:r>
+    </w:p>
+    <w:p>
+      <w:pPr>
+        <w:spacing w:after="120"/>
+      </w:pPr>
+      <w:r>
+        <w:t xml:space="preserve">The following requirements apply to all CBM CRM entity implementations across all domain PRDs:</w:t>
+      </w:r>
+    </w:p>
+    <w:p>
+      <w:r>
+        <w:t xml:space="preserve"/>
+      </w:r>
+    </w:p>
+    <w:p>
+      <w:pPr>
+        <w:numPr>
+          <w:ilvl w:val="0"/>
+          <w:numId w:val="1"/>
+        </w:numPr>
+        <w:spacing w:after="60"/>
+      </w:pPr>
+      <w:r>
+        <w:t xml:space="preserve">Every entity must have a Note relationship panel configured, allowing notes to be linked to that entity from either the Note record or the entity record.</w:t>
+      </w:r>
+    </w:p>
+    <w:p>
+      <w:pPr>
+        <w:numPr>
+          <w:ilvl w:val="0"/>
+          <w:numId w:val="1"/>
+        </w:numPr>
+        <w:spacing w:after="60"/>
+      </w:pPr>
+      <w:r>
+        <w:t xml:space="preserve">The Note list view must include a “My Notes” global search preset showing all notes created by the logged-in user, sorted by Created Date/Time descending.</w:t>
+      </w:r>
+    </w:p>
+    <w:p>
+      <w:pPr>
+        <w:numPr>
+          <w:ilvl w:val="0"/>
+          <w:numId w:val="1"/>
+        </w:numPr>
+        <w:spacing w:after="60"/>
+      </w:pPr>
+      <w:r>
+        <w:t xml:space="preserve">Internal Only notes must never be visible to non-admin roles, including mentors, co-mentors, and SMEs, even when those roles have access to the linked records.</w:t>
+      </w:r>
+    </w:p>
+    <w:p>
+      <w:pPr>
+        <w:numPr>
+          <w:ilvl w:val="0"/>
+          <w:numId w:val="1"/>
+        </w:numPr>
+        <w:spacing w:after="60"/>
+      </w:pPr>
+      <w:r>
+        <w:t xml:space="preserve">Comments inherit the visibility of their parent Note — if the Note is Internal Only, its Comments are also restricted to admin access.</w:t>
+      </w:r>
+    </w:p>
+    <w:p>
+      <w:r>
+        <w:t xml:space="preserve"/>
+      </w:r>
+    </w:p>
+    <w:p>
+      <w:pPr>
+        <w:pStyle w:val="Heading1"/>
+      </w:pPr>
+      <w:r>
+        <w:t xml:space="preserve">19. Document Control</w:t>
       </w:r>
     </w:p>
     <w:tbl>
@@ -9263,7 +10219,7 @@
                 <w:sz w:val="20"/>
                 <w:szCs w:val="20"/>
               </w:rPr>
-              <w:t xml:space="preserve">0.4</w:t>
+              <w:t xml:space="preserve">0.5</w:t>
             </w:r>
           </w:p>
         </w:tc>

--- a/PRDs/CBM-PRD-CRM.docx
+++ b/PRDs/CBM-PRD-CRM.docx
@@ -46,7 +46,7 @@
           <w:sz w:val="22"/>
           <w:szCs w:val="22"/>
         </w:rPr>
-        <w:t xml:space="preserve">Version 0.5  |  March 15, 2026</w:t>
+        <w:t xml:space="preserve">Version 0.6  |  March 15, 2026</w:t>
       </w:r>
     </w:p>
     <w:p>
@@ -10077,6 +10077,879 @@
     </w:p>
     <w:p>
       <w:pPr>
+        <w:pStyle w:val="Heading2"/>
+      </w:pPr>
+      <w:r>
+        <w:t xml:space="preserve">18.4 Document Entity</w:t>
+      </w:r>
+    </w:p>
+    <w:p>
+      <w:pPr>
+        <w:spacing w:after="120"/>
+      </w:pPr>
+      <w:r>
+        <w:t xml:space="preserve">The Document entity provides structured document management across the CBM CRM platform. It supports both file uploads stored directly in EspoCRM and links to external documents in Google Drive or other external sources. Like the Note entity, Documents follow a cross-record linking pattern — a single Document may be linked to multiple records across multiple entity types simultaneously.</w:t>
+      </w:r>
+    </w:p>
+    <w:p>
+      <w:r>
+        <w:t xml:space="preserve"/>
+      </w:r>
+    </w:p>
+    <w:p>
+      <w:pPr>
+        <w:spacing w:after="120"/>
+      </w:pPr>
+      <w:r>
+        <w:t xml:space="preserve">Design principles:</w:t>
+      </w:r>
+    </w:p>
+    <w:p>
+      <w:pPr>
+        <w:numPr>
+          <w:ilvl w:val="0"/>
+          <w:numId w:val="1"/>
+        </w:numPr>
+        <w:spacing w:after="60"/>
+      </w:pPr>
+      <w:r>
+        <w:t xml:space="preserve">Any entity in the CBM CRM platform may have a Document relationship panel configured. This is a standard implementation requirement for all entities defined in any CBM PRD.</w:t>
+      </w:r>
+    </w:p>
+    <w:p>
+      <w:pPr>
+        <w:numPr>
+          <w:ilvl w:val="0"/>
+          <w:numId w:val="1"/>
+        </w:numPr>
+        <w:spacing w:after="60"/>
+      </w:pPr>
+      <w:r>
+        <w:t xml:space="preserve">A single Document may be linked to multiple records across multiple entity types simultaneously (e.g., a business plan linked to both an Account and an Engagement).</w:t>
+      </w:r>
+    </w:p>
+    <w:p>
+      <w:pPr>
+        <w:numPr>
+          <w:ilvl w:val="0"/>
+          <w:numId w:val="1"/>
+        </w:numPr>
+        <w:spacing w:after="60"/>
+      </w:pPr>
+      <w:r>
+        <w:t xml:space="preserve">At least one of File Attachment or External URL must be provided — a Document record with neither is invalid.</w:t>
+      </w:r>
+    </w:p>
+    <w:p>
+      <w:pPr>
+        <w:numPr>
+          <w:ilvl w:val="0"/>
+          <w:numId w:val="1"/>
+        </w:numPr>
+        <w:spacing w:after="60"/>
+      </w:pPr>
+      <w:r>
+        <w:t xml:space="preserve">Documents flagged as Internal Only are visible to admins only, regardless of the access permissions on the linked records.</w:t>
+      </w:r>
+    </w:p>
+    <w:p>
+      <w:r>
+        <w:t xml:space="preserve"/>
+      </w:r>
+    </w:p>
+    <w:tbl>
+      <w:tblPr>
+        <w:tblW w:type="dxa" w:w="9360"/>
+        <w:tblBorders>
+          <w:top w:val="single" w:color="CCCCCC" w:sz="1"/>
+          <w:left w:val="single" w:color="CCCCCC" w:sz="1"/>
+          <w:bottom w:val="single" w:color="CCCCCC" w:sz="1"/>
+          <w:right w:val="single" w:color="CCCCCC" w:sz="1"/>
+          <w:insideH w:val="single" w:color="CCCCCC" w:sz="1"/>
+          <w:insideV w:val="single" w:color="CCCCCC" w:sz="1"/>
+        </w:tblBorders>
+      </w:tblPr>
+      <w:tblGrid>
+        <w:gridCol w:w="2500"/>
+        <w:gridCol w:w="6860"/>
+      </w:tblGrid>
+      <w:tr>
+        <w:trPr>
+          <w:tblHeader/>
+        </w:trPr>
+        <w:tc>
+          <w:tcPr>
+            <w:tcW w:type="dxa" w:w="2500"/>
+            <w:tcBorders>
+              <w:top w:val="single" w:color="CCCCCC" w:sz="1"/>
+              <w:left w:val="single" w:color="CCCCCC" w:sz="1"/>
+              <w:bottom w:val="single" w:color="CCCCCC" w:sz="1"/>
+              <w:right w:val="single" w:color="CCCCCC" w:sz="1"/>
+            </w:tcBorders>
+            <w:shd w:fill="1F4E79" w:val="clear"/>
+            <w:tcMar>
+              <w:top w:type="dxa" w:w="80"/>
+              <w:left w:type="dxa" w:w="120"/>
+              <w:bottom w:type="dxa" w:w="80"/>
+              <w:right w:type="dxa" w:w="120"/>
+            </w:tcMar>
+          </w:tcPr>
+          <w:p>
+            <w:r>
+              <w:rPr>
+                <w:rFonts w:ascii="Arial" w:cs="Arial" w:eastAsia="Arial" w:hAnsi="Arial"/>
+                <w:b/>
+                <w:bCs/>
+                <w:color w:val="FFFFFF"/>
+                <w:sz w:val="18"/>
+                <w:szCs w:val="18"/>
+              </w:rPr>
+              <w:t xml:space="preserve">Field</w:t>
+            </w:r>
+          </w:p>
+        </w:tc>
+        <w:tc>
+          <w:tcPr>
+            <w:tcW w:type="dxa" w:w="6860"/>
+            <w:tcBorders>
+              <w:top w:val="single" w:color="CCCCCC" w:sz="1"/>
+              <w:left w:val="single" w:color="CCCCCC" w:sz="1"/>
+              <w:bottom w:val="single" w:color="CCCCCC" w:sz="1"/>
+              <w:right w:val="single" w:color="CCCCCC" w:sz="1"/>
+            </w:tcBorders>
+            <w:shd w:fill="1F4E79" w:val="clear"/>
+            <w:tcMar>
+              <w:top w:type="dxa" w:w="80"/>
+              <w:left w:type="dxa" w:w="120"/>
+              <w:bottom w:type="dxa" w:w="80"/>
+              <w:right w:type="dxa" w:w="120"/>
+            </w:tcMar>
+          </w:tcPr>
+          <w:p>
+            <w:r>
+              <w:rPr>
+                <w:rFonts w:ascii="Arial" w:cs="Arial" w:eastAsia="Arial" w:hAnsi="Arial"/>
+                <w:b/>
+                <w:bCs/>
+                <w:color w:val="FFFFFF"/>
+                <w:sz w:val="18"/>
+                <w:szCs w:val="18"/>
+              </w:rPr>
+              <w:t xml:space="preserve">Description / Values</w:t>
+            </w:r>
+          </w:p>
+        </w:tc>
+      </w:tr>
+      <w:tr>
+        <w:tc>
+          <w:tcPr>
+            <w:tcW w:type="dxa" w:w="2500"/>
+            <w:tcBorders>
+              <w:top w:val="single" w:color="CCCCCC" w:sz="1"/>
+              <w:left w:val="single" w:color="CCCCCC" w:sz="1"/>
+              <w:bottom w:val="single" w:color="CCCCCC" w:sz="1"/>
+              <w:right w:val="single" w:color="CCCCCC" w:sz="1"/>
+            </w:tcBorders>
+            <w:shd w:fill="FFFFFF" w:val="clear"/>
+            <w:tcMar>
+              <w:top w:type="dxa" w:w="80"/>
+              <w:left w:type="dxa" w:w="120"/>
+              <w:bottom w:type="dxa" w:w="80"/>
+              <w:right w:type="dxa" w:w="120"/>
+            </w:tcMar>
+          </w:tcPr>
+          <w:p>
+            <w:r>
+              <w:rPr>
+                <w:rFonts w:ascii="Arial" w:cs="Arial" w:eastAsia="Arial" w:hAnsi="Arial"/>
+                <w:sz w:val="18"/>
+                <w:szCs w:val="18"/>
+              </w:rPr>
+              <w:t xml:space="preserve">Title</w:t>
+            </w:r>
+          </w:p>
+        </w:tc>
+        <w:tc>
+          <w:tcPr>
+            <w:tcW w:type="dxa" w:w="6860"/>
+            <w:tcBorders>
+              <w:top w:val="single" w:color="CCCCCC" w:sz="1"/>
+              <w:left w:val="single" w:color="CCCCCC" w:sz="1"/>
+              <w:bottom w:val="single" w:color="CCCCCC" w:sz="1"/>
+              <w:right w:val="single" w:color="CCCCCC" w:sz="1"/>
+            </w:tcBorders>
+            <w:shd w:fill="FFFFFF" w:val="clear"/>
+            <w:tcMar>
+              <w:top w:type="dxa" w:w="80"/>
+              <w:left w:type="dxa" w:w="120"/>
+              <w:bottom w:type="dxa" w:w="80"/>
+              <w:right w:type="dxa" w:w="120"/>
+            </w:tcMar>
+          </w:tcPr>
+          <w:p>
+            <w:r>
+              <w:rPr>
+                <w:rFonts w:ascii="Arial" w:cs="Arial" w:eastAsia="Arial" w:hAnsi="Arial"/>
+                <w:sz w:val="18"/>
+                <w:szCs w:val="18"/>
+              </w:rPr>
+              <w:t xml:space="preserve">Name of the document. Required. Text field.</w:t>
+            </w:r>
+          </w:p>
+        </w:tc>
+      </w:tr>
+      <w:tr>
+        <w:tc>
+          <w:tcPr>
+            <w:tcW w:type="dxa" w:w="2500"/>
+            <w:tcBorders>
+              <w:top w:val="single" w:color="CCCCCC" w:sz="1"/>
+              <w:left w:val="single" w:color="CCCCCC" w:sz="1"/>
+              <w:bottom w:val="single" w:color="CCCCCC" w:sz="1"/>
+              <w:right w:val="single" w:color="CCCCCC" w:sz="1"/>
+            </w:tcBorders>
+            <w:shd w:fill="F2F2F2" w:val="clear"/>
+            <w:tcMar>
+              <w:top w:type="dxa" w:w="80"/>
+              <w:left w:type="dxa" w:w="120"/>
+              <w:bottom w:type="dxa" w:w="80"/>
+              <w:right w:type="dxa" w:w="120"/>
+            </w:tcMar>
+          </w:tcPr>
+          <w:p>
+            <w:r>
+              <w:rPr>
+                <w:rFonts w:ascii="Arial" w:cs="Arial" w:eastAsia="Arial" w:hAnsi="Arial"/>
+                <w:sz w:val="18"/>
+                <w:szCs w:val="18"/>
+              </w:rPr>
+              <w:t xml:space="preserve">Document Type</w:t>
+            </w:r>
+          </w:p>
+        </w:tc>
+        <w:tc>
+          <w:tcPr>
+            <w:tcW w:type="dxa" w:w="6860"/>
+            <w:tcBorders>
+              <w:top w:val="single" w:color="CCCCCC" w:sz="1"/>
+              <w:left w:val="single" w:color="CCCCCC" w:sz="1"/>
+              <w:bottom w:val="single" w:color="CCCCCC" w:sz="1"/>
+              <w:right w:val="single" w:color="CCCCCC" w:sz="1"/>
+            </w:tcBorders>
+            <w:shd w:fill="F2F2F2" w:val="clear"/>
+            <w:tcMar>
+              <w:top w:type="dxa" w:w="80"/>
+              <w:left w:type="dxa" w:w="120"/>
+              <w:bottom w:type="dxa" w:w="80"/>
+              <w:right w:type="dxa" w:w="120"/>
+            </w:tcMar>
+          </w:tcPr>
+          <w:p>
+            <w:r>
+              <w:rPr>
+                <w:rFonts w:ascii="Arial" w:cs="Arial" w:eastAsia="Arial" w:hAnsi="Arial"/>
+                <w:sz w:val="18"/>
+                <w:szCs w:val="18"/>
+              </w:rPr>
+              <w:t xml:space="preserve">Categorizes the document for filtering and reporting. Dropdown. Values TBD (e.g., Business Plan, Financial Statement, Registration Document, Contract, Reference Material, Other). Optional.</w:t>
+            </w:r>
+          </w:p>
+        </w:tc>
+      </w:tr>
+      <w:tr>
+        <w:tc>
+          <w:tcPr>
+            <w:tcW w:type="dxa" w:w="2500"/>
+            <w:tcBorders>
+              <w:top w:val="single" w:color="CCCCCC" w:sz="1"/>
+              <w:left w:val="single" w:color="CCCCCC" w:sz="1"/>
+              <w:bottom w:val="single" w:color="CCCCCC" w:sz="1"/>
+              <w:right w:val="single" w:color="CCCCCC" w:sz="1"/>
+            </w:tcBorders>
+            <w:shd w:fill="FFFFFF" w:val="clear"/>
+            <w:tcMar>
+              <w:top w:type="dxa" w:w="80"/>
+              <w:left w:type="dxa" w:w="120"/>
+              <w:bottom w:type="dxa" w:w="80"/>
+              <w:right w:type="dxa" w:w="120"/>
+            </w:tcMar>
+          </w:tcPr>
+          <w:p>
+            <w:r>
+              <w:rPr>
+                <w:rFonts w:ascii="Arial" w:cs="Arial" w:eastAsia="Arial" w:hAnsi="Arial"/>
+                <w:sz w:val="18"/>
+                <w:szCs w:val="18"/>
+              </w:rPr>
+              <w:t xml:space="preserve">Description</w:t>
+            </w:r>
+          </w:p>
+        </w:tc>
+        <w:tc>
+          <w:tcPr>
+            <w:tcW w:type="dxa" w:w="6860"/>
+            <w:tcBorders>
+              <w:top w:val="single" w:color="CCCCCC" w:sz="1"/>
+              <w:left w:val="single" w:color="CCCCCC" w:sz="1"/>
+              <w:bottom w:val="single" w:color="CCCCCC" w:sz="1"/>
+              <w:right w:val="single" w:color="CCCCCC" w:sz="1"/>
+            </w:tcBorders>
+            <w:shd w:fill="FFFFFF" w:val="clear"/>
+            <w:tcMar>
+              <w:top w:type="dxa" w:w="80"/>
+              <w:left w:type="dxa" w:w="120"/>
+              <w:bottom w:type="dxa" w:w="80"/>
+              <w:right w:type="dxa" w:w="120"/>
+            </w:tcMar>
+          </w:tcPr>
+          <w:p>
+            <w:r>
+              <w:rPr>
+                <w:rFonts w:ascii="Arial" w:cs="Arial" w:eastAsia="Arial" w:hAnsi="Arial"/>
+                <w:sz w:val="18"/>
+                <w:szCs w:val="18"/>
+              </w:rPr>
+              <w:t xml:space="preserve">Brief description of the document contents and relevance. Rich text. Optional.</w:t>
+            </w:r>
+          </w:p>
+        </w:tc>
+      </w:tr>
+      <w:tr>
+        <w:tc>
+          <w:tcPr>
+            <w:tcW w:type="dxa" w:w="2500"/>
+            <w:tcBorders>
+              <w:top w:val="single" w:color="CCCCCC" w:sz="1"/>
+              <w:left w:val="single" w:color="CCCCCC" w:sz="1"/>
+              <w:bottom w:val="single" w:color="CCCCCC" w:sz="1"/>
+              <w:right w:val="single" w:color="CCCCCC" w:sz="1"/>
+            </w:tcBorders>
+            <w:shd w:fill="F2F2F2" w:val="clear"/>
+            <w:tcMar>
+              <w:top w:type="dxa" w:w="80"/>
+              <w:left w:type="dxa" w:w="120"/>
+              <w:bottom w:type="dxa" w:w="80"/>
+              <w:right w:type="dxa" w:w="120"/>
+            </w:tcMar>
+          </w:tcPr>
+          <w:p>
+            <w:r>
+              <w:rPr>
+                <w:rFonts w:ascii="Arial" w:cs="Arial" w:eastAsia="Arial" w:hAnsi="Arial"/>
+                <w:sz w:val="18"/>
+                <w:szCs w:val="18"/>
+              </w:rPr>
+              <w:t xml:space="preserve">File Attachment</w:t>
+            </w:r>
+          </w:p>
+        </w:tc>
+        <w:tc>
+          <w:tcPr>
+            <w:tcW w:type="dxa" w:w="6860"/>
+            <w:tcBorders>
+              <w:top w:val="single" w:color="CCCCCC" w:sz="1"/>
+              <w:left w:val="single" w:color="CCCCCC" w:sz="1"/>
+              <w:bottom w:val="single" w:color="CCCCCC" w:sz="1"/>
+              <w:right w:val="single" w:color="CCCCCC" w:sz="1"/>
+            </w:tcBorders>
+            <w:shd w:fill="F2F2F2" w:val="clear"/>
+            <w:tcMar>
+              <w:top w:type="dxa" w:w="80"/>
+              <w:left w:type="dxa" w:w="120"/>
+              <w:bottom w:type="dxa" w:w="80"/>
+              <w:right w:type="dxa" w:w="120"/>
+            </w:tcMar>
+          </w:tcPr>
+          <w:p>
+            <w:r>
+              <w:rPr>
+                <w:rFonts w:ascii="Arial" w:cs="Arial" w:eastAsia="Arial" w:hAnsi="Arial"/>
+                <w:sz w:val="18"/>
+                <w:szCs w:val="18"/>
+              </w:rPr>
+              <w:t xml:space="preserve">File uploaded and stored directly in EspoCRM. Supported formats include PDF, Word, Excel, images, and other common file types. Conditionally required — at least one of File Attachment or External URL must be provided.</w:t>
+            </w:r>
+          </w:p>
+        </w:tc>
+      </w:tr>
+      <w:tr>
+        <w:tc>
+          <w:tcPr>
+            <w:tcW w:type="dxa" w:w="2500"/>
+            <w:tcBorders>
+              <w:top w:val="single" w:color="CCCCCC" w:sz="1"/>
+              <w:left w:val="single" w:color="CCCCCC" w:sz="1"/>
+              <w:bottom w:val="single" w:color="CCCCCC" w:sz="1"/>
+              <w:right w:val="single" w:color="CCCCCC" w:sz="1"/>
+            </w:tcBorders>
+            <w:shd w:fill="FFFFFF" w:val="clear"/>
+            <w:tcMar>
+              <w:top w:type="dxa" w:w="80"/>
+              <w:left w:type="dxa" w:w="120"/>
+              <w:bottom w:type="dxa" w:w="80"/>
+              <w:right w:type="dxa" w:w="120"/>
+            </w:tcMar>
+          </w:tcPr>
+          <w:p>
+            <w:r>
+              <w:rPr>
+                <w:rFonts w:ascii="Arial" w:cs="Arial" w:eastAsia="Arial" w:hAnsi="Arial"/>
+                <w:sz w:val="18"/>
+                <w:szCs w:val="18"/>
+              </w:rPr>
+              <w:t xml:space="preserve">External URL</w:t>
+            </w:r>
+          </w:p>
+        </w:tc>
+        <w:tc>
+          <w:tcPr>
+            <w:tcW w:type="dxa" w:w="6860"/>
+            <w:tcBorders>
+              <w:top w:val="single" w:color="CCCCCC" w:sz="1"/>
+              <w:left w:val="single" w:color="CCCCCC" w:sz="1"/>
+              <w:bottom w:val="single" w:color="CCCCCC" w:sz="1"/>
+              <w:right w:val="single" w:color="CCCCCC" w:sz="1"/>
+            </w:tcBorders>
+            <w:shd w:fill="FFFFFF" w:val="clear"/>
+            <w:tcMar>
+              <w:top w:type="dxa" w:w="80"/>
+              <w:left w:type="dxa" w:w="120"/>
+              <w:bottom w:type="dxa" w:w="80"/>
+              <w:right w:type="dxa" w:w="120"/>
+            </w:tcMar>
+          </w:tcPr>
+          <w:p>
+            <w:r>
+              <w:rPr>
+                <w:rFonts w:ascii="Arial" w:cs="Arial" w:eastAsia="Arial" w:hAnsi="Arial"/>
+                <w:sz w:val="18"/>
+                <w:szCs w:val="18"/>
+              </w:rPr>
+              <w:t xml:space="preserve">Link to a document stored in Google Drive or another external source. URL field. Conditionally required — at least one of File Attachment or External URL must be provided.</w:t>
+            </w:r>
+          </w:p>
+        </w:tc>
+      </w:tr>
+      <w:tr>
+        <w:tc>
+          <w:tcPr>
+            <w:tcW w:type="dxa" w:w="2500"/>
+            <w:tcBorders>
+              <w:top w:val="single" w:color="CCCCCC" w:sz="1"/>
+              <w:left w:val="single" w:color="CCCCCC" w:sz="1"/>
+              <w:bottom w:val="single" w:color="CCCCCC" w:sz="1"/>
+              <w:right w:val="single" w:color="CCCCCC" w:sz="1"/>
+            </w:tcBorders>
+            <w:shd w:fill="F2F2F2" w:val="clear"/>
+            <w:tcMar>
+              <w:top w:type="dxa" w:w="80"/>
+              <w:left w:type="dxa" w:w="120"/>
+              <w:bottom w:type="dxa" w:w="80"/>
+              <w:right w:type="dxa" w:w="120"/>
+            </w:tcMar>
+          </w:tcPr>
+          <w:p>
+            <w:r>
+              <w:rPr>
+                <w:rFonts w:ascii="Arial" w:cs="Arial" w:eastAsia="Arial" w:hAnsi="Arial"/>
+                <w:sz w:val="18"/>
+                <w:szCs w:val="18"/>
+              </w:rPr>
+              <w:t xml:space="preserve">Internal Only</w:t>
+            </w:r>
+          </w:p>
+        </w:tc>
+        <w:tc>
+          <w:tcPr>
+            <w:tcW w:type="dxa" w:w="6860"/>
+            <w:tcBorders>
+              <w:top w:val="single" w:color="CCCCCC" w:sz="1"/>
+              <w:left w:val="single" w:color="CCCCCC" w:sz="1"/>
+              <w:bottom w:val="single" w:color="CCCCCC" w:sz="1"/>
+              <w:right w:val="single" w:color="CCCCCC" w:sz="1"/>
+            </w:tcBorders>
+            <w:shd w:fill="F2F2F2" w:val="clear"/>
+            <w:tcMar>
+              <w:top w:type="dxa" w:w="80"/>
+              <w:left w:type="dxa" w:w="120"/>
+              <w:bottom w:type="dxa" w:w="80"/>
+              <w:right w:type="dxa" w:w="120"/>
+            </w:tcMar>
+          </w:tcPr>
+          <w:p>
+            <w:r>
+              <w:rPr>
+                <w:rFonts w:ascii="Arial" w:cs="Arial" w:eastAsia="Arial" w:hAnsi="Arial"/>
+                <w:sz w:val="18"/>
+                <w:szCs w:val="18"/>
+              </w:rPr>
+              <w:t xml:space="preserve">Controls visibility of the document. Yes/No. Required. Defaults to No. When set to Yes, the document is visible to admins only regardless of the access permissions on linked records.</w:t>
+            </w:r>
+          </w:p>
+        </w:tc>
+      </w:tr>
+      <w:tr>
+        <w:tc>
+          <w:tcPr>
+            <w:tcW w:type="dxa" w:w="2500"/>
+            <w:tcBorders>
+              <w:top w:val="single" w:color="CCCCCC" w:sz="1"/>
+              <w:left w:val="single" w:color="CCCCCC" w:sz="1"/>
+              <w:bottom w:val="single" w:color="CCCCCC" w:sz="1"/>
+              <w:right w:val="single" w:color="CCCCCC" w:sz="1"/>
+            </w:tcBorders>
+            <w:shd w:fill="FFFFFF" w:val="clear"/>
+            <w:tcMar>
+              <w:top w:type="dxa" w:w="80"/>
+              <w:left w:type="dxa" w:w="120"/>
+              <w:bottom w:type="dxa" w:w="80"/>
+              <w:right w:type="dxa" w:w="120"/>
+            </w:tcMar>
+          </w:tcPr>
+          <w:p>
+            <w:r>
+              <w:rPr>
+                <w:rFonts w:ascii="Arial" w:cs="Arial" w:eastAsia="Arial" w:hAnsi="Arial"/>
+                <w:sz w:val="18"/>
+                <w:szCs w:val="18"/>
+              </w:rPr>
+              <w:t xml:space="preserve">Created By</w:t>
+            </w:r>
+          </w:p>
+        </w:tc>
+        <w:tc>
+          <w:tcPr>
+            <w:tcW w:type="dxa" w:w="6860"/>
+            <w:tcBorders>
+              <w:top w:val="single" w:color="CCCCCC" w:sz="1"/>
+              <w:left w:val="single" w:color="CCCCCC" w:sz="1"/>
+              <w:bottom w:val="single" w:color="CCCCCC" w:sz="1"/>
+              <w:right w:val="single" w:color="CCCCCC" w:sz="1"/>
+            </w:tcBorders>
+            <w:shd w:fill="FFFFFF" w:val="clear"/>
+            <w:tcMar>
+              <w:top w:type="dxa" w:w="80"/>
+              <w:left w:type="dxa" w:w="120"/>
+              <w:bottom w:type="dxa" w:w="80"/>
+              <w:right w:type="dxa" w:w="120"/>
+            </w:tcMar>
+          </w:tcPr>
+          <w:p>
+            <w:r>
+              <w:rPr>
+                <w:rFonts w:ascii="Arial" w:cs="Arial" w:eastAsia="Arial" w:hAnsi="Arial"/>
+                <w:sz w:val="18"/>
+                <w:szCs w:val="18"/>
+              </w:rPr>
+              <w:t xml:space="preserve">The CRM user who added the document. System-populated on record creation. Read-only.</w:t>
+            </w:r>
+          </w:p>
+        </w:tc>
+      </w:tr>
+      <w:tr>
+        <w:tc>
+          <w:tcPr>
+            <w:tcW w:type="dxa" w:w="2500"/>
+            <w:tcBorders>
+              <w:top w:val="single" w:color="CCCCCC" w:sz="1"/>
+              <w:left w:val="single" w:color="CCCCCC" w:sz="1"/>
+              <w:bottom w:val="single" w:color="CCCCCC" w:sz="1"/>
+              <w:right w:val="single" w:color="CCCCCC" w:sz="1"/>
+            </w:tcBorders>
+            <w:shd w:fill="F2F2F2" w:val="clear"/>
+            <w:tcMar>
+              <w:top w:type="dxa" w:w="80"/>
+              <w:left w:type="dxa" w:w="120"/>
+              <w:bottom w:type="dxa" w:w="80"/>
+              <w:right w:type="dxa" w:w="120"/>
+            </w:tcMar>
+          </w:tcPr>
+          <w:p>
+            <w:r>
+              <w:rPr>
+                <w:rFonts w:ascii="Arial" w:cs="Arial" w:eastAsia="Arial" w:hAnsi="Arial"/>
+                <w:sz w:val="18"/>
+                <w:szCs w:val="18"/>
+              </w:rPr>
+              <w:t xml:space="preserve">Created Date/Time</w:t>
+            </w:r>
+          </w:p>
+        </w:tc>
+        <w:tc>
+          <w:tcPr>
+            <w:tcW w:type="dxa" w:w="6860"/>
+            <w:tcBorders>
+              <w:top w:val="single" w:color="CCCCCC" w:sz="1"/>
+              <w:left w:val="single" w:color="CCCCCC" w:sz="1"/>
+              <w:bottom w:val="single" w:color="CCCCCC" w:sz="1"/>
+              <w:right w:val="single" w:color="CCCCCC" w:sz="1"/>
+            </w:tcBorders>
+            <w:shd w:fill="F2F2F2" w:val="clear"/>
+            <w:tcMar>
+              <w:top w:type="dxa" w:w="80"/>
+              <w:left w:type="dxa" w:w="120"/>
+              <w:bottom w:type="dxa" w:w="80"/>
+              <w:right w:type="dxa" w:w="120"/>
+            </w:tcMar>
+          </w:tcPr>
+          <w:p>
+            <w:r>
+              <w:rPr>
+                <w:rFonts w:ascii="Arial" w:cs="Arial" w:eastAsia="Arial" w:hAnsi="Arial"/>
+                <w:sz w:val="18"/>
+                <w:szCs w:val="18"/>
+              </w:rPr>
+              <w:t xml:space="preserve">Date and time the document record was created. System-populated. Read-only.</w:t>
+            </w:r>
+          </w:p>
+        </w:tc>
+      </w:tr>
+      <w:tr>
+        <w:tc>
+          <w:tcPr>
+            <w:tcW w:type="dxa" w:w="2500"/>
+            <w:tcBorders>
+              <w:top w:val="single" w:color="CCCCCC" w:sz="1"/>
+              <w:left w:val="single" w:color="CCCCCC" w:sz="1"/>
+              <w:bottom w:val="single" w:color="CCCCCC" w:sz="1"/>
+              <w:right w:val="single" w:color="CCCCCC" w:sz="1"/>
+            </w:tcBorders>
+            <w:shd w:fill="FFFFFF" w:val="clear"/>
+            <w:tcMar>
+              <w:top w:type="dxa" w:w="80"/>
+              <w:left w:type="dxa" w:w="120"/>
+              <w:bottom w:type="dxa" w:w="80"/>
+              <w:right w:type="dxa" w:w="120"/>
+            </w:tcMar>
+          </w:tcPr>
+          <w:p>
+            <w:r>
+              <w:rPr>
+                <w:rFonts w:ascii="Arial" w:cs="Arial" w:eastAsia="Arial" w:hAnsi="Arial"/>
+                <w:sz w:val="18"/>
+                <w:szCs w:val="18"/>
+              </w:rPr>
+              <w:t xml:space="preserve">Related Records</w:t>
+            </w:r>
+          </w:p>
+        </w:tc>
+        <w:tc>
+          <w:tcPr>
+            <w:tcW w:type="dxa" w:w="6860"/>
+            <w:tcBorders>
+              <w:top w:val="single" w:color="CCCCCC" w:sz="1"/>
+              <w:left w:val="single" w:color="CCCCCC" w:sz="1"/>
+              <w:bottom w:val="single" w:color="CCCCCC" w:sz="1"/>
+              <w:right w:val="single" w:color="CCCCCC" w:sz="1"/>
+            </w:tcBorders>
+            <w:shd w:fill="FFFFFF" w:val="clear"/>
+            <w:tcMar>
+              <w:top w:type="dxa" w:w="80"/>
+              <w:left w:type="dxa" w:w="120"/>
+              <w:bottom w:type="dxa" w:w="80"/>
+              <w:right w:type="dxa" w:w="120"/>
+            </w:tcMar>
+          </w:tcPr>
+          <w:p>
+            <w:r>
+              <w:rPr>
+                <w:rFonts w:ascii="Arial" w:cs="Arial" w:eastAsia="Arial" w:hAnsi="Arial"/>
+                <w:sz w:val="18"/>
+                <w:szCs w:val="18"/>
+              </w:rPr>
+              <w:t xml:space="preserve">Many-to-many relationships to any linked CRM entity. A document may be linked to multiple records across multiple entity types simultaneously. Configured as a relationship panel on each entity.</w:t>
+            </w:r>
+          </w:p>
+        </w:tc>
+      </w:tr>
+    </w:tbl>
+    <w:p>
+      <w:r>
+        <w:t xml:space="preserve"/>
+      </w:r>
+    </w:p>
+    <w:p>
+      <w:pPr>
+        <w:pStyle w:val="Heading2"/>
+      </w:pPr>
+      <w:r>
+        <w:t xml:space="preserve">18.5 Communications (Email and Calls)</w:t>
+      </w:r>
+    </w:p>
+    <w:p>
+      <w:pPr>
+        <w:spacing w:after="120"/>
+      </w:pPr>
+      <w:r>
+        <w:t xml:space="preserve">CBM uses EspoCRM’s native Email and Calls entities for communication tracking. These built-in entities support multi-record linking, allowing a single email or call to be associated with both a Contact and its related Engagement simultaneously. This provides full communication visibility from either record without duplication.</w:t>
+      </w:r>
+    </w:p>
+    <w:p>
+      <w:r>
+        <w:t xml:space="preserve"/>
+      </w:r>
+    </w:p>
+    <w:p>
+      <w:pPr>
+        <w:spacing w:after="120"/>
+      </w:pPr>
+      <w:r>
+        <w:t xml:space="preserve">Email handling:</w:t>
+      </w:r>
+    </w:p>
+    <w:p>
+      <w:pPr>
+        <w:numPr>
+          <w:ilvl w:val="0"/>
+          <w:numId w:val="1"/>
+        </w:numPr>
+        <w:spacing w:after="60"/>
+      </w:pPr>
+      <w:r>
+        <w:t xml:space="preserve">All mentor-client emails are sent and received through each mentor’s personalized CBM Gmail address, connected to EspoCRM via the Google Integration OAuth extension.</w:t>
+      </w:r>
+    </w:p>
+    <w:p>
+      <w:pPr>
+        <w:numPr>
+          <w:ilvl w:val="0"/>
+          <w:numId w:val="1"/>
+        </w:numPr>
+        <w:spacing w:after="60"/>
+      </w:pPr>
+      <w:r>
+        <w:t xml:space="preserve">Inbound client replies are automatically captured and linked to the relevant Contact record via Gmail sync.</w:t>
+      </w:r>
+    </w:p>
+    <w:p>
+      <w:pPr>
+        <w:numPr>
+          <w:ilvl w:val="0"/>
+          <w:numId w:val="1"/>
+        </w:numPr>
+        <w:spacing w:after="60"/>
+      </w:pPr>
+      <w:r>
+        <w:t xml:space="preserve">A workflow rule must be configured to also link inbound and outbound emails to the associated active Engagement record when a matching Engagement exists.</w:t>
+      </w:r>
+    </w:p>
+    <w:p>
+      <w:pPr>
+        <w:numPr>
+          <w:ilvl w:val="0"/>
+          <w:numId w:val="1"/>
+        </w:numPr>
+        <w:spacing w:after="60"/>
+      </w:pPr>
+      <w:r>
+        <w:t xml:space="preserve">Mentors may compose and reply from either Gmail or EspoCRM — both interfaces are valid and both sync to the CRM record.</w:t>
+      </w:r>
+    </w:p>
+    <w:p>
+      <w:r>
+        <w:t xml:space="preserve"/>
+      </w:r>
+    </w:p>
+    <w:p>
+      <w:pPr>
+        <w:spacing w:after="120"/>
+      </w:pPr>
+      <w:r>
+        <w:t xml:space="preserve">Call logging:</w:t>
+      </w:r>
+    </w:p>
+    <w:p>
+      <w:pPr>
+        <w:numPr>
+          <w:ilvl w:val="0"/>
+          <w:numId w:val="1"/>
+        </w:numPr>
+        <w:spacing w:after="60"/>
+      </w:pPr>
+      <w:r>
+        <w:t xml:space="preserve">Phone calls are logged manually by the mentor using EspoCRM’s native Calls entity.</w:t>
+      </w:r>
+    </w:p>
+    <w:p>
+      <w:pPr>
+        <w:numPr>
+          <w:ilvl w:val="0"/>
+          <w:numId w:val="1"/>
+        </w:numPr>
+        <w:spacing w:after="60"/>
+      </w:pPr>
+      <w:r>
+        <w:t xml:space="preserve">When logging a call, mentors must link it to both the Contact and the active Engagement record. This is a required step in the session logging workflow.</w:t>
+      </w:r>
+    </w:p>
+    <w:p>
+      <w:pPr>
+        <w:numPr>
+          <w:ilvl w:val="0"/>
+          <w:numId w:val="1"/>
+        </w:numPr>
+        <w:spacing w:after="60"/>
+      </w:pPr>
+      <w:r>
+        <w:t xml:space="preserve">Call records capture: date/time, duration, direction (inbound/outbound), participants, and a notes field (rich text).</w:t>
+      </w:r>
+    </w:p>
+    <w:p>
+      <w:r>
+        <w:t xml:space="preserve"/>
+      </w:r>
+    </w:p>
+    <w:p>
+      <w:pPr>
+        <w:spacing w:after="120"/>
+      </w:pPr>
+      <w:r>
+        <w:t xml:space="preserve">Implementation requirements:</w:t>
+      </w:r>
+    </w:p>
+    <w:p>
+      <w:pPr>
+        <w:numPr>
+          <w:ilvl w:val="0"/>
+          <w:numId w:val="1"/>
+        </w:numPr>
+        <w:spacing w:after="60"/>
+      </w:pPr>
+      <w:r>
+        <w:t xml:space="preserve">All entities must have Email and Calls activity panels configured in their detail view.</w:t>
+      </w:r>
+    </w:p>
+    <w:p>
+      <w:pPr>
+        <w:numPr>
+          <w:ilvl w:val="0"/>
+          <w:numId w:val="1"/>
+        </w:numPr>
+        <w:spacing w:after="60"/>
+      </w:pPr>
+      <w:r>
+        <w:t xml:space="preserve">The auto-link workflow (email → Engagement) must be implemented and tested before go-live.</w:t>
+      </w:r>
+    </w:p>
+    <w:p>
+      <w:pPr>
+        <w:numPr>
+          <w:ilvl w:val="0"/>
+          <w:numId w:val="1"/>
+        </w:numPr>
+        <w:spacing w:after="60"/>
+      </w:pPr>
+      <w:r>
+        <w:t xml:space="preserve">Mentors must be trained during onboarding to link calls to both Contact and Engagement records at time of logging.</w:t>
+      </w:r>
+    </w:p>
+    <w:p>
+      <w:r>
+        <w:t xml:space="preserve"/>
+      </w:r>
+    </w:p>
+    <w:p>
+      <w:pPr>
         <w:pStyle w:val="Heading1"/>
       </w:pPr>
       <w:r>
@@ -10219,7 +11092,7 @@
                 <w:sz w:val="20"/>
                 <w:szCs w:val="20"/>
               </w:rPr>
-              <w:t xml:space="preserve">0.5</w:t>
+              <w:t xml:space="preserve">0.6</w:t>
             </w:r>
           </w:p>
         </w:tc>

--- a/PRDs/CBM-PRD-CRM.docx
+++ b/PRDs/CBM-PRD-CRM.docx
@@ -46,7 +46,7 @@
           <w:sz w:val="22"/>
           <w:szCs w:val="22"/>
         </w:rPr>
-        <w:t xml:space="preserve">Version 0.6  |  March 15, 2026</w:t>
+        <w:t xml:space="preserve">Version 0.7  |  March 15, 2026</w:t>
       </w:r>
     </w:p>
     <w:p>
@@ -10125,7 +10125,7 @@
         <w:spacing w:after="60"/>
       </w:pPr>
       <w:r>
-        <w:t xml:space="preserve">A single Document may be linked to multiple records across multiple entity types simultaneously (e.g., a business plan linked to both an Account and an Engagement).</w:t>
+        <w:t xml:space="preserve">A single Document may be linked to multiple records across multiple entity types simultaneously (e.g., a business plan linked to both a Company and an Engagement).</w:t>
       </w:r>
     </w:p>
     <w:p>
@@ -11092,7 +11092,7 @@
                 <w:sz w:val="20"/>
                 <w:szCs w:val="20"/>
               </w:rPr>
-              <w:t xml:space="preserve">0.6</w:t>
+              <w:t xml:space="preserve">0.7</w:t>
             </w:r>
           </w:p>
         </w:tc>

--- a/PRDs/CBM-PRD-CRM.docx
+++ b/PRDs/CBM-PRD-CRM.docx
@@ -12039,24 +12039,6 @@
       </w:pPr>
       <w:r>
         <w:t xml:space="preserve">3. Platform Decision</w:t>
-      </w:r>
-    </w:p>
-    <w:p>
-      <w:pPr>
-        <w:spacing w:after="120"/>
-      </w:pPr>
-      <w:r>
-        <w:rPr>
-          <w:b/>
-          <w:bCs/>
-          <w:color w:val="375623"/>
-        </w:rPr>
-        <w:t xml:space="preserve">✓ DECIDED: EspoCRM — self-hosted on AWS</w:t>
-      </w:r>
-    </w:p>
-    <w:p>
-      <w:r>
-        <w:t xml:space="preserve"/>
       </w:r>
     </w:p>
     <w:tbl>
@@ -12227,7 +12209,7 @@
                 <w:sz w:val="20"/>
                 <w:szCs w:val="20"/>
               </w:rPr>
-              <w:t xml:space="preserve">SELECTED</w:t>
+              <w:t xml:space="preserve">RECOMMENDED</w:t>
             </w:r>
           </w:p>
         </w:tc>
@@ -12313,7 +12295,7 @@
                 <w:sz w:val="20"/>
                 <w:szCs w:val="20"/>
               </w:rPr>
-              <w:t xml:space="preserve">NOT SELECTED</w:t>
+              <w:t xml:space="preserve">NOT RECOMMENDED</w:t>
             </w:r>
           </w:p>
         </w:tc>
@@ -12485,7 +12467,7 @@
                 <w:sz w:val="20"/>
                 <w:szCs w:val="20"/>
               </w:rPr>
-              <w:t xml:space="preserve">NOT SELECTED</w:t>
+              <w:t xml:space="preserve">NOT RECOMMENDED</w:t>
             </w:r>
           </w:p>
         </w:tc>

--- a/PRDs/CBM-PRD-CRM.docx
+++ b/PRDs/CBM-PRD-CRM.docx
@@ -160,8 +160,8 @@
         </w:tblCellMar>
       </w:tblPr>
       <w:tblGrid>
-        <w:gridCol w:w="7560"/>
-        <w:gridCol w:w="1799"/>
+        <w:gridCol w:w="7561"/>
+        <w:gridCol w:w="1798"/>
       </w:tblGrid>
       <w:tr>
         <w:trPr>
@@ -169,7 +169,7 @@
         </w:trPr>
         <w:tc>
           <w:tcPr>
-            <w:tcW w:w="7560" w:type="dxa"/>
+            <w:tcW w:w="7561" w:type="dxa"/>
             <w:tcBorders>
               <w:top w:val="single" w:sz="2" w:space="0" w:color="CCCCCC"/>
               <w:left w:val="single" w:sz="2" w:space="0" w:color="CCCCCC"/>
@@ -198,7 +198,7 @@
         </w:tc>
         <w:tc>
           <w:tcPr>
-            <w:tcW w:w="1799" w:type="dxa"/>
+            <w:tcW w:w="1798" w:type="dxa"/>
             <w:tcBorders>
               <w:top w:val="single" w:sz="2" w:space="0" w:color="CCCCCC"/>
               <w:left w:val="single" w:sz="2" w:space="0" w:color="CCCCCC"/>
@@ -230,7 +230,7 @@
         <w:trPr/>
         <w:tc>
           <w:tcPr>
-            <w:tcW w:w="7560" w:type="dxa"/>
+            <w:tcW w:w="7561" w:type="dxa"/>
             <w:tcBorders>
               <w:top w:val="single" w:sz="2" w:space="0" w:color="CCCCCC"/>
               <w:left w:val="single" w:sz="2" w:space="0" w:color="CCCCCC"/>
@@ -256,7 +256,7 @@
         </w:tc>
         <w:tc>
           <w:tcPr>
-            <w:tcW w:w="1799" w:type="dxa"/>
+            <w:tcW w:w="1798" w:type="dxa"/>
             <w:tcBorders>
               <w:top w:val="single" w:sz="2" w:space="0" w:color="CCCCCC"/>
               <w:left w:val="single" w:sz="2" w:space="0" w:color="CCCCCC"/>
@@ -287,7 +287,7 @@
         <w:trPr/>
         <w:tc>
           <w:tcPr>
-            <w:tcW w:w="7560" w:type="dxa"/>
+            <w:tcW w:w="7561" w:type="dxa"/>
             <w:tcBorders>
               <w:top w:val="single" w:sz="2" w:space="0" w:color="CCCCCC"/>
               <w:left w:val="single" w:sz="2" w:space="0" w:color="CCCCCC"/>
@@ -313,7 +313,7 @@
         </w:tc>
         <w:tc>
           <w:tcPr>
-            <w:tcW w:w="1799" w:type="dxa"/>
+            <w:tcW w:w="1798" w:type="dxa"/>
             <w:tcBorders>
               <w:top w:val="single" w:sz="2" w:space="0" w:color="CCCCCC"/>
               <w:left w:val="single" w:sz="2" w:space="0" w:color="CCCCCC"/>
@@ -344,7 +344,7 @@
         <w:trPr/>
         <w:tc>
           <w:tcPr>
-            <w:tcW w:w="7560" w:type="dxa"/>
+            <w:tcW w:w="7561" w:type="dxa"/>
             <w:tcBorders>
               <w:top w:val="single" w:sz="2" w:space="0" w:color="CCCCCC"/>
               <w:left w:val="single" w:sz="2" w:space="0" w:color="CCCCCC"/>
@@ -370,7 +370,7 @@
         </w:tc>
         <w:tc>
           <w:tcPr>
-            <w:tcW w:w="1799" w:type="dxa"/>
+            <w:tcW w:w="1798" w:type="dxa"/>
             <w:tcBorders>
               <w:top w:val="single" w:sz="2" w:space="0" w:color="CCCCCC"/>
               <w:left w:val="single" w:sz="2" w:space="0" w:color="CCCCCC"/>
@@ -401,7 +401,7 @@
         <w:trPr/>
         <w:tc>
           <w:tcPr>
-            <w:tcW w:w="7560" w:type="dxa"/>
+            <w:tcW w:w="7561" w:type="dxa"/>
             <w:tcBorders>
               <w:top w:val="single" w:sz="2" w:space="0" w:color="CCCCCC"/>
               <w:left w:val="single" w:sz="2" w:space="0" w:color="CCCCCC"/>
@@ -427,7 +427,7 @@
         </w:tc>
         <w:tc>
           <w:tcPr>
-            <w:tcW w:w="1799" w:type="dxa"/>
+            <w:tcW w:w="1798" w:type="dxa"/>
             <w:tcBorders>
               <w:top w:val="single" w:sz="2" w:space="0" w:color="CCCCCC"/>
               <w:left w:val="single" w:sz="2" w:space="0" w:color="CCCCCC"/>
@@ -458,7 +458,7 @@
         <w:trPr/>
         <w:tc>
           <w:tcPr>
-            <w:tcW w:w="7560" w:type="dxa"/>
+            <w:tcW w:w="7561" w:type="dxa"/>
             <w:tcBorders>
               <w:top w:val="single" w:sz="2" w:space="0" w:color="CCCCCC"/>
               <w:left w:val="single" w:sz="2" w:space="0" w:color="CCCCCC"/>
@@ -484,7 +484,7 @@
         </w:tc>
         <w:tc>
           <w:tcPr>
-            <w:tcW w:w="1799" w:type="dxa"/>
+            <w:tcW w:w="1798" w:type="dxa"/>
             <w:tcBorders>
               <w:top w:val="single" w:sz="2" w:space="0" w:color="CCCCCC"/>
               <w:left w:val="single" w:sz="2" w:space="0" w:color="CCCCCC"/>
@@ -515,7 +515,7 @@
         <w:trPr/>
         <w:tc>
           <w:tcPr>
-            <w:tcW w:w="7560" w:type="dxa"/>
+            <w:tcW w:w="7561" w:type="dxa"/>
             <w:tcBorders>
               <w:top w:val="single" w:sz="2" w:space="0" w:color="CCCCCC"/>
               <w:left w:val="single" w:sz="2" w:space="0" w:color="CCCCCC"/>
@@ -541,7 +541,7 @@
         </w:tc>
         <w:tc>
           <w:tcPr>
-            <w:tcW w:w="1799" w:type="dxa"/>
+            <w:tcW w:w="1798" w:type="dxa"/>
             <w:tcBorders>
               <w:top w:val="single" w:sz="2" w:space="0" w:color="CCCCCC"/>
               <w:left w:val="single" w:sz="2" w:space="0" w:color="CCCCCC"/>
@@ -572,7 +572,7 @@
         <w:trPr/>
         <w:tc>
           <w:tcPr>
-            <w:tcW w:w="7560" w:type="dxa"/>
+            <w:tcW w:w="7561" w:type="dxa"/>
             <w:tcBorders>
               <w:top w:val="single" w:sz="2" w:space="0" w:color="CCCCCC"/>
               <w:left w:val="single" w:sz="2" w:space="0" w:color="CCCCCC"/>
@@ -598,7 +598,7 @@
         </w:tc>
         <w:tc>
           <w:tcPr>
-            <w:tcW w:w="1799" w:type="dxa"/>
+            <w:tcW w:w="1798" w:type="dxa"/>
             <w:tcBorders>
               <w:top w:val="single" w:sz="2" w:space="0" w:color="CCCCCC"/>
               <w:left w:val="single" w:sz="2" w:space="0" w:color="CCCCCC"/>
@@ -629,7 +629,7 @@
         <w:trPr/>
         <w:tc>
           <w:tcPr>
-            <w:tcW w:w="7560" w:type="dxa"/>
+            <w:tcW w:w="7561" w:type="dxa"/>
             <w:tcBorders>
               <w:top w:val="single" w:sz="2" w:space="0" w:color="CCCCCC"/>
               <w:left w:val="single" w:sz="2" w:space="0" w:color="CCCCCC"/>
@@ -655,7 +655,7 @@
         </w:tc>
         <w:tc>
           <w:tcPr>
-            <w:tcW w:w="1799" w:type="dxa"/>
+            <w:tcW w:w="1798" w:type="dxa"/>
             <w:tcBorders>
               <w:top w:val="single" w:sz="2" w:space="0" w:color="CCCCCC"/>
               <w:left w:val="single" w:sz="2" w:space="0" w:color="CCCCCC"/>
@@ -686,7 +686,7 @@
         <w:trPr/>
         <w:tc>
           <w:tcPr>
-            <w:tcW w:w="7560" w:type="dxa"/>
+            <w:tcW w:w="7561" w:type="dxa"/>
             <w:tcBorders>
               <w:top w:val="single" w:sz="2" w:space="0" w:color="CCCCCC"/>
               <w:left w:val="single" w:sz="2" w:space="0" w:color="CCCCCC"/>
@@ -712,7 +712,7 @@
         </w:tc>
         <w:tc>
           <w:tcPr>
-            <w:tcW w:w="1799" w:type="dxa"/>
+            <w:tcW w:w="1798" w:type="dxa"/>
             <w:tcBorders>
               <w:top w:val="single" w:sz="2" w:space="0" w:color="CCCCCC"/>
               <w:left w:val="single" w:sz="2" w:space="0" w:color="CCCCCC"/>
@@ -743,7 +743,7 @@
         <w:trPr/>
         <w:tc>
           <w:tcPr>
-            <w:tcW w:w="7560" w:type="dxa"/>
+            <w:tcW w:w="7561" w:type="dxa"/>
             <w:tcBorders>
               <w:top w:val="single" w:sz="2" w:space="0" w:color="CCCCCC"/>
               <w:left w:val="single" w:sz="2" w:space="0" w:color="CCCCCC"/>
@@ -769,7 +769,7 @@
         </w:tc>
         <w:tc>
           <w:tcPr>
-            <w:tcW w:w="1799" w:type="dxa"/>
+            <w:tcW w:w="1798" w:type="dxa"/>
             <w:tcBorders>
               <w:top w:val="single" w:sz="2" w:space="0" w:color="CCCCCC"/>
               <w:left w:val="single" w:sz="2" w:space="0" w:color="CCCCCC"/>
@@ -800,7 +800,7 @@
         <w:trPr/>
         <w:tc>
           <w:tcPr>
-            <w:tcW w:w="7560" w:type="dxa"/>
+            <w:tcW w:w="7561" w:type="dxa"/>
             <w:tcBorders>
               <w:top w:val="single" w:sz="2" w:space="0" w:color="CCCCCC"/>
               <w:left w:val="single" w:sz="2" w:space="0" w:color="CCCCCC"/>
@@ -826,7 +826,7 @@
         </w:tc>
         <w:tc>
           <w:tcPr>
-            <w:tcW w:w="1799" w:type="dxa"/>
+            <w:tcW w:w="1798" w:type="dxa"/>
             <w:tcBorders>
               <w:top w:val="single" w:sz="2" w:space="0" w:color="CCCCCC"/>
               <w:left w:val="single" w:sz="2" w:space="0" w:color="CCCCCC"/>
@@ -857,7 +857,7 @@
         <w:trPr/>
         <w:tc>
           <w:tcPr>
-            <w:tcW w:w="7560" w:type="dxa"/>
+            <w:tcW w:w="7561" w:type="dxa"/>
             <w:tcBorders>
               <w:top w:val="single" w:sz="2" w:space="0" w:color="CCCCCC"/>
               <w:left w:val="single" w:sz="2" w:space="0" w:color="CCCCCC"/>
@@ -883,7 +883,7 @@
         </w:tc>
         <w:tc>
           <w:tcPr>
-            <w:tcW w:w="1799" w:type="dxa"/>
+            <w:tcW w:w="1798" w:type="dxa"/>
             <w:tcBorders>
               <w:top w:val="single" w:sz="2" w:space="0" w:color="CCCCCC"/>
               <w:left w:val="single" w:sz="2" w:space="0" w:color="CCCCCC"/>
@@ -914,7 +914,7 @@
         <w:trPr/>
         <w:tc>
           <w:tcPr>
-            <w:tcW w:w="7560" w:type="dxa"/>
+            <w:tcW w:w="7561" w:type="dxa"/>
             <w:tcBorders>
               <w:top w:val="single" w:sz="2" w:space="0" w:color="CCCCCC"/>
               <w:left w:val="single" w:sz="2" w:space="0" w:color="CCCCCC"/>
@@ -940,7 +940,7 @@
         </w:tc>
         <w:tc>
           <w:tcPr>
-            <w:tcW w:w="1799" w:type="dxa"/>
+            <w:tcW w:w="1798" w:type="dxa"/>
             <w:tcBorders>
               <w:top w:val="single" w:sz="2" w:space="0" w:color="CCCCCC"/>
               <w:left w:val="single" w:sz="2" w:space="0" w:color="CCCCCC"/>
@@ -971,7 +971,7 @@
         <w:trPr/>
         <w:tc>
           <w:tcPr>
-            <w:tcW w:w="7560" w:type="dxa"/>
+            <w:tcW w:w="7561" w:type="dxa"/>
             <w:tcBorders>
               <w:top w:val="single" w:sz="2" w:space="0" w:color="CCCCCC"/>
               <w:left w:val="single" w:sz="2" w:space="0" w:color="CCCCCC"/>
@@ -997,7 +997,7 @@
         </w:tc>
         <w:tc>
           <w:tcPr>
-            <w:tcW w:w="1799" w:type="dxa"/>
+            <w:tcW w:w="1798" w:type="dxa"/>
             <w:tcBorders>
               <w:top w:val="single" w:sz="2" w:space="0" w:color="CCCCCC"/>
               <w:left w:val="single" w:sz="2" w:space="0" w:color="CCCCCC"/>
@@ -1028,7 +1028,7 @@
         <w:trPr/>
         <w:tc>
           <w:tcPr>
-            <w:tcW w:w="7560" w:type="dxa"/>
+            <w:tcW w:w="7561" w:type="dxa"/>
             <w:tcBorders>
               <w:top w:val="single" w:sz="2" w:space="0" w:color="CCCCCC"/>
               <w:left w:val="single" w:sz="2" w:space="0" w:color="CCCCCC"/>
@@ -1054,7 +1054,7 @@
         </w:tc>
         <w:tc>
           <w:tcPr>
-            <w:tcW w:w="1799" w:type="dxa"/>
+            <w:tcW w:w="1798" w:type="dxa"/>
             <w:tcBorders>
               <w:top w:val="single" w:sz="2" w:space="0" w:color="CCCCCC"/>
               <w:left w:val="single" w:sz="2" w:space="0" w:color="CCCCCC"/>
@@ -1085,7 +1085,7 @@
         <w:trPr/>
         <w:tc>
           <w:tcPr>
-            <w:tcW w:w="7560" w:type="dxa"/>
+            <w:tcW w:w="7561" w:type="dxa"/>
             <w:tcBorders>
               <w:top w:val="single" w:sz="2" w:space="0" w:color="CCCCCC"/>
               <w:left w:val="single" w:sz="2" w:space="0" w:color="CCCCCC"/>
@@ -1111,7 +1111,7 @@
         </w:tc>
         <w:tc>
           <w:tcPr>
-            <w:tcW w:w="1799" w:type="dxa"/>
+            <w:tcW w:w="1798" w:type="dxa"/>
             <w:tcBorders>
               <w:top w:val="single" w:sz="2" w:space="0" w:color="CCCCCC"/>
               <w:left w:val="single" w:sz="2" w:space="0" w:color="CCCCCC"/>
@@ -1142,7 +1142,7 @@
         <w:trPr/>
         <w:tc>
           <w:tcPr>
-            <w:tcW w:w="7560" w:type="dxa"/>
+            <w:tcW w:w="7561" w:type="dxa"/>
             <w:tcBorders>
               <w:top w:val="single" w:sz="2" w:space="0" w:color="CCCCCC"/>
               <w:left w:val="single" w:sz="2" w:space="0" w:color="CCCCCC"/>
@@ -1168,7 +1168,7 @@
         </w:tc>
         <w:tc>
           <w:tcPr>
-            <w:tcW w:w="1799" w:type="dxa"/>
+            <w:tcW w:w="1798" w:type="dxa"/>
             <w:tcBorders>
               <w:top w:val="single" w:sz="2" w:space="0" w:color="CCCCCC"/>
               <w:left w:val="single" w:sz="2" w:space="0" w:color="CCCCCC"/>
@@ -1199,7 +1199,7 @@
         <w:trPr/>
         <w:tc>
           <w:tcPr>
-            <w:tcW w:w="7560" w:type="dxa"/>
+            <w:tcW w:w="7561" w:type="dxa"/>
             <w:tcBorders>
               <w:top w:val="single" w:sz="2" w:space="0" w:color="CCCCCC"/>
               <w:left w:val="single" w:sz="2" w:space="0" w:color="CCCCCC"/>
@@ -1225,7 +1225,7 @@
         </w:tc>
         <w:tc>
           <w:tcPr>
-            <w:tcW w:w="1799" w:type="dxa"/>
+            <w:tcW w:w="1798" w:type="dxa"/>
             <w:tcBorders>
               <w:top w:val="single" w:sz="2" w:space="0" w:color="CCCCCC"/>
               <w:left w:val="single" w:sz="2" w:space="0" w:color="CCCCCC"/>
@@ -1256,7 +1256,7 @@
         <w:trPr/>
         <w:tc>
           <w:tcPr>
-            <w:tcW w:w="7560" w:type="dxa"/>
+            <w:tcW w:w="7561" w:type="dxa"/>
             <w:tcBorders>
               <w:top w:val="single" w:sz="2" w:space="0" w:color="CCCCCC"/>
               <w:left w:val="single" w:sz="2" w:space="0" w:color="CCCCCC"/>
@@ -1282,7 +1282,7 @@
         </w:tc>
         <w:tc>
           <w:tcPr>
-            <w:tcW w:w="1799" w:type="dxa"/>
+            <w:tcW w:w="1798" w:type="dxa"/>
             <w:tcBorders>
               <w:top w:val="single" w:sz="2" w:space="0" w:color="CCCCCC"/>
               <w:left w:val="single" w:sz="2" w:space="0" w:color="CCCCCC"/>
@@ -1313,7 +1313,7 @@
         <w:trPr/>
         <w:tc>
           <w:tcPr>
-            <w:tcW w:w="7560" w:type="dxa"/>
+            <w:tcW w:w="7561" w:type="dxa"/>
             <w:tcBorders>
               <w:top w:val="single" w:sz="2" w:space="0" w:color="CCCCCC"/>
               <w:left w:val="single" w:sz="2" w:space="0" w:color="CCCCCC"/>
@@ -1339,7 +1339,7 @@
         </w:tc>
         <w:tc>
           <w:tcPr>
-            <w:tcW w:w="1799" w:type="dxa"/>
+            <w:tcW w:w="1798" w:type="dxa"/>
             <w:tcBorders>
               <w:top w:val="single" w:sz="2" w:space="0" w:color="CCCCCC"/>
               <w:left w:val="single" w:sz="2" w:space="0" w:color="CCCCCC"/>
@@ -1370,7 +1370,7 @@
         <w:trPr/>
         <w:tc>
           <w:tcPr>
-            <w:tcW w:w="7560" w:type="dxa"/>
+            <w:tcW w:w="7561" w:type="dxa"/>
             <w:tcBorders>
               <w:top w:val="single" w:sz="2" w:space="0" w:color="CCCCCC"/>
               <w:left w:val="single" w:sz="2" w:space="0" w:color="CCCCCC"/>
@@ -1396,7 +1396,7 @@
         </w:tc>
         <w:tc>
           <w:tcPr>
-            <w:tcW w:w="1799" w:type="dxa"/>
+            <w:tcW w:w="1798" w:type="dxa"/>
             <w:tcBorders>
               <w:top w:val="single" w:sz="2" w:space="0" w:color="CCCCCC"/>
               <w:left w:val="single" w:sz="2" w:space="0" w:color="CCCCCC"/>
@@ -1427,7 +1427,7 @@
         <w:trPr/>
         <w:tc>
           <w:tcPr>
-            <w:tcW w:w="7560" w:type="dxa"/>
+            <w:tcW w:w="7561" w:type="dxa"/>
             <w:tcBorders>
               <w:top w:val="single" w:sz="2" w:space="0" w:color="CCCCCC"/>
               <w:left w:val="single" w:sz="2" w:space="0" w:color="CCCCCC"/>
@@ -1453,7 +1453,7 @@
         </w:tc>
         <w:tc>
           <w:tcPr>
-            <w:tcW w:w="1799" w:type="dxa"/>
+            <w:tcW w:w="1798" w:type="dxa"/>
             <w:tcBorders>
               <w:top w:val="single" w:sz="2" w:space="0" w:color="CCCCCC"/>
               <w:left w:val="single" w:sz="2" w:space="0" w:color="CCCCCC"/>
@@ -1484,7 +1484,7 @@
         <w:trPr/>
         <w:tc>
           <w:tcPr>
-            <w:tcW w:w="7560" w:type="dxa"/>
+            <w:tcW w:w="7561" w:type="dxa"/>
             <w:tcBorders>
               <w:top w:val="single" w:sz="2" w:space="0" w:color="CCCCCC"/>
               <w:left w:val="single" w:sz="2" w:space="0" w:color="CCCCCC"/>
@@ -1510,7 +1510,7 @@
         </w:tc>
         <w:tc>
           <w:tcPr>
-            <w:tcW w:w="1799" w:type="dxa"/>
+            <w:tcW w:w="1798" w:type="dxa"/>
             <w:tcBorders>
               <w:top w:val="single" w:sz="2" w:space="0" w:color="CCCCCC"/>
               <w:left w:val="single" w:sz="2" w:space="0" w:color="CCCCCC"/>
@@ -1571,8 +1571,8 @@
         </w:tblCellMar>
       </w:tblPr>
       <w:tblGrid>
-        <w:gridCol w:w="7560"/>
-        <w:gridCol w:w="1799"/>
+        <w:gridCol w:w="7561"/>
+        <w:gridCol w:w="1798"/>
       </w:tblGrid>
       <w:tr>
         <w:trPr>
@@ -1580,7 +1580,7 @@
         </w:trPr>
         <w:tc>
           <w:tcPr>
-            <w:tcW w:w="7560" w:type="dxa"/>
+            <w:tcW w:w="7561" w:type="dxa"/>
             <w:tcBorders>
               <w:top w:val="single" w:sz="2" w:space="0" w:color="CCCCCC"/>
               <w:left w:val="single" w:sz="2" w:space="0" w:color="CCCCCC"/>
@@ -1609,7 +1609,7 @@
         </w:tc>
         <w:tc>
           <w:tcPr>
-            <w:tcW w:w="1799" w:type="dxa"/>
+            <w:tcW w:w="1798" w:type="dxa"/>
             <w:tcBorders>
               <w:top w:val="single" w:sz="2" w:space="0" w:color="CCCCCC"/>
               <w:left w:val="single" w:sz="2" w:space="0" w:color="CCCCCC"/>
@@ -1641,7 +1641,7 @@
         <w:trPr/>
         <w:tc>
           <w:tcPr>
-            <w:tcW w:w="7560" w:type="dxa"/>
+            <w:tcW w:w="7561" w:type="dxa"/>
             <w:tcBorders>
               <w:top w:val="single" w:sz="2" w:space="0" w:color="CCCCCC"/>
               <w:left w:val="single" w:sz="2" w:space="0" w:color="CCCCCC"/>
@@ -1667,7 +1667,7 @@
         </w:tc>
         <w:tc>
           <w:tcPr>
-            <w:tcW w:w="1799" w:type="dxa"/>
+            <w:tcW w:w="1798" w:type="dxa"/>
             <w:tcBorders>
               <w:top w:val="single" w:sz="2" w:space="0" w:color="CCCCCC"/>
               <w:left w:val="single" w:sz="2" w:space="0" w:color="CCCCCC"/>
@@ -1698,7 +1698,7 @@
         <w:trPr/>
         <w:tc>
           <w:tcPr>
-            <w:tcW w:w="7560" w:type="dxa"/>
+            <w:tcW w:w="7561" w:type="dxa"/>
             <w:tcBorders>
               <w:top w:val="single" w:sz="2" w:space="0" w:color="CCCCCC"/>
               <w:left w:val="single" w:sz="2" w:space="0" w:color="CCCCCC"/>
@@ -1724,7 +1724,7 @@
         </w:tc>
         <w:tc>
           <w:tcPr>
-            <w:tcW w:w="1799" w:type="dxa"/>
+            <w:tcW w:w="1798" w:type="dxa"/>
             <w:tcBorders>
               <w:top w:val="single" w:sz="2" w:space="0" w:color="CCCCCC"/>
               <w:left w:val="single" w:sz="2" w:space="0" w:color="CCCCCC"/>
@@ -1755,7 +1755,7 @@
         <w:trPr/>
         <w:tc>
           <w:tcPr>
-            <w:tcW w:w="7560" w:type="dxa"/>
+            <w:tcW w:w="7561" w:type="dxa"/>
             <w:tcBorders>
               <w:top w:val="single" w:sz="2" w:space="0" w:color="CCCCCC"/>
               <w:left w:val="single" w:sz="2" w:space="0" w:color="CCCCCC"/>
@@ -1781,7 +1781,7 @@
         </w:tc>
         <w:tc>
           <w:tcPr>
-            <w:tcW w:w="1799" w:type="dxa"/>
+            <w:tcW w:w="1798" w:type="dxa"/>
             <w:tcBorders>
               <w:top w:val="single" w:sz="2" w:space="0" w:color="CCCCCC"/>
               <w:left w:val="single" w:sz="2" w:space="0" w:color="CCCCCC"/>
@@ -1812,7 +1812,7 @@
         <w:trPr/>
         <w:tc>
           <w:tcPr>
-            <w:tcW w:w="7560" w:type="dxa"/>
+            <w:tcW w:w="7561" w:type="dxa"/>
             <w:tcBorders>
               <w:top w:val="single" w:sz="2" w:space="0" w:color="CCCCCC"/>
               <w:left w:val="single" w:sz="2" w:space="0" w:color="CCCCCC"/>
@@ -1838,7 +1838,7 @@
         </w:tc>
         <w:tc>
           <w:tcPr>
-            <w:tcW w:w="1799" w:type="dxa"/>
+            <w:tcW w:w="1798" w:type="dxa"/>
             <w:tcBorders>
               <w:top w:val="single" w:sz="2" w:space="0" w:color="CCCCCC"/>
               <w:left w:val="single" w:sz="2" w:space="0" w:color="CCCCCC"/>
@@ -1869,7 +1869,7 @@
         <w:trPr/>
         <w:tc>
           <w:tcPr>
-            <w:tcW w:w="7560" w:type="dxa"/>
+            <w:tcW w:w="7561" w:type="dxa"/>
             <w:tcBorders>
               <w:top w:val="single" w:sz="2" w:space="0" w:color="CCCCCC"/>
               <w:left w:val="single" w:sz="2" w:space="0" w:color="CCCCCC"/>
@@ -1895,7 +1895,7 @@
         </w:tc>
         <w:tc>
           <w:tcPr>
-            <w:tcW w:w="1799" w:type="dxa"/>
+            <w:tcW w:w="1798" w:type="dxa"/>
             <w:tcBorders>
               <w:top w:val="single" w:sz="2" w:space="0" w:color="CCCCCC"/>
               <w:left w:val="single" w:sz="2" w:space="0" w:color="CCCCCC"/>
@@ -1926,7 +1926,7 @@
         <w:trPr/>
         <w:tc>
           <w:tcPr>
-            <w:tcW w:w="7560" w:type="dxa"/>
+            <w:tcW w:w="7561" w:type="dxa"/>
             <w:tcBorders>
               <w:top w:val="single" w:sz="2" w:space="0" w:color="CCCCCC"/>
               <w:left w:val="single" w:sz="2" w:space="0" w:color="CCCCCC"/>
@@ -1952,7 +1952,7 @@
         </w:tc>
         <w:tc>
           <w:tcPr>
-            <w:tcW w:w="1799" w:type="dxa"/>
+            <w:tcW w:w="1798" w:type="dxa"/>
             <w:tcBorders>
               <w:top w:val="single" w:sz="2" w:space="0" w:color="CCCCCC"/>
               <w:left w:val="single" w:sz="2" w:space="0" w:color="CCCCCC"/>
@@ -1983,7 +1983,7 @@
         <w:trPr/>
         <w:tc>
           <w:tcPr>
-            <w:tcW w:w="7560" w:type="dxa"/>
+            <w:tcW w:w="7561" w:type="dxa"/>
             <w:tcBorders>
               <w:top w:val="single" w:sz="2" w:space="0" w:color="CCCCCC"/>
               <w:left w:val="single" w:sz="2" w:space="0" w:color="CCCCCC"/>
@@ -2009,7 +2009,7 @@
         </w:tc>
         <w:tc>
           <w:tcPr>
-            <w:tcW w:w="1799" w:type="dxa"/>
+            <w:tcW w:w="1798" w:type="dxa"/>
             <w:tcBorders>
               <w:top w:val="single" w:sz="2" w:space="0" w:color="CCCCCC"/>
               <w:left w:val="single" w:sz="2" w:space="0" w:color="CCCCCC"/>
@@ -2040,7 +2040,7 @@
         <w:trPr/>
         <w:tc>
           <w:tcPr>
-            <w:tcW w:w="7560" w:type="dxa"/>
+            <w:tcW w:w="7561" w:type="dxa"/>
             <w:tcBorders>
               <w:top w:val="single" w:sz="2" w:space="0" w:color="CCCCCC"/>
               <w:left w:val="single" w:sz="2" w:space="0" w:color="CCCCCC"/>
@@ -2066,7 +2066,7 @@
         </w:tc>
         <w:tc>
           <w:tcPr>
-            <w:tcW w:w="1799" w:type="dxa"/>
+            <w:tcW w:w="1798" w:type="dxa"/>
             <w:tcBorders>
               <w:top w:val="single" w:sz="2" w:space="0" w:color="CCCCCC"/>
               <w:left w:val="single" w:sz="2" w:space="0" w:color="CCCCCC"/>
@@ -2097,7 +2097,7 @@
         <w:trPr/>
         <w:tc>
           <w:tcPr>
-            <w:tcW w:w="7560" w:type="dxa"/>
+            <w:tcW w:w="7561" w:type="dxa"/>
             <w:tcBorders>
               <w:top w:val="single" w:sz="2" w:space="0" w:color="CCCCCC"/>
               <w:left w:val="single" w:sz="2" w:space="0" w:color="CCCCCC"/>
@@ -2123,7 +2123,7 @@
         </w:tc>
         <w:tc>
           <w:tcPr>
-            <w:tcW w:w="1799" w:type="dxa"/>
+            <w:tcW w:w="1798" w:type="dxa"/>
             <w:tcBorders>
               <w:top w:val="single" w:sz="2" w:space="0" w:color="CCCCCC"/>
               <w:left w:val="single" w:sz="2" w:space="0" w:color="CCCCCC"/>
@@ -2154,7 +2154,7 @@
         <w:trPr/>
         <w:tc>
           <w:tcPr>
-            <w:tcW w:w="7560" w:type="dxa"/>
+            <w:tcW w:w="7561" w:type="dxa"/>
             <w:tcBorders>
               <w:top w:val="single" w:sz="2" w:space="0" w:color="CCCCCC"/>
               <w:left w:val="single" w:sz="2" w:space="0" w:color="CCCCCC"/>
@@ -2180,7 +2180,7 @@
         </w:tc>
         <w:tc>
           <w:tcPr>
-            <w:tcW w:w="1799" w:type="dxa"/>
+            <w:tcW w:w="1798" w:type="dxa"/>
             <w:tcBorders>
               <w:top w:val="single" w:sz="2" w:space="0" w:color="CCCCCC"/>
               <w:left w:val="single" w:sz="2" w:space="0" w:color="CCCCCC"/>
@@ -2211,7 +2211,7 @@
         <w:trPr/>
         <w:tc>
           <w:tcPr>
-            <w:tcW w:w="7560" w:type="dxa"/>
+            <w:tcW w:w="7561" w:type="dxa"/>
             <w:tcBorders>
               <w:top w:val="single" w:sz="2" w:space="0" w:color="CCCCCC"/>
               <w:left w:val="single" w:sz="2" w:space="0" w:color="CCCCCC"/>
@@ -2237,7 +2237,7 @@
         </w:tc>
         <w:tc>
           <w:tcPr>
-            <w:tcW w:w="1799" w:type="dxa"/>
+            <w:tcW w:w="1798" w:type="dxa"/>
             <w:tcBorders>
               <w:top w:val="single" w:sz="2" w:space="0" w:color="CCCCCC"/>
               <w:left w:val="single" w:sz="2" w:space="0" w:color="CCCCCC"/>
@@ -2268,7 +2268,7 @@
         <w:trPr/>
         <w:tc>
           <w:tcPr>
-            <w:tcW w:w="7560" w:type="dxa"/>
+            <w:tcW w:w="7561" w:type="dxa"/>
             <w:tcBorders>
               <w:top w:val="single" w:sz="2" w:space="0" w:color="CCCCCC"/>
               <w:left w:val="single" w:sz="2" w:space="0" w:color="CCCCCC"/>
@@ -2294,7 +2294,7 @@
         </w:tc>
         <w:tc>
           <w:tcPr>
-            <w:tcW w:w="1799" w:type="dxa"/>
+            <w:tcW w:w="1798" w:type="dxa"/>
             <w:tcBorders>
               <w:top w:val="single" w:sz="2" w:space="0" w:color="CCCCCC"/>
               <w:left w:val="single" w:sz="2" w:space="0" w:color="CCCCCC"/>
@@ -2325,7 +2325,7 @@
         <w:trPr/>
         <w:tc>
           <w:tcPr>
-            <w:tcW w:w="7560" w:type="dxa"/>
+            <w:tcW w:w="7561" w:type="dxa"/>
             <w:tcBorders>
               <w:top w:val="single" w:sz="2" w:space="0" w:color="CCCCCC"/>
               <w:left w:val="single" w:sz="2" w:space="0" w:color="CCCCCC"/>
@@ -2351,7 +2351,7 @@
         </w:tc>
         <w:tc>
           <w:tcPr>
-            <w:tcW w:w="1799" w:type="dxa"/>
+            <w:tcW w:w="1798" w:type="dxa"/>
             <w:tcBorders>
               <w:top w:val="single" w:sz="2" w:space="0" w:color="CCCCCC"/>
               <w:left w:val="single" w:sz="2" w:space="0" w:color="CCCCCC"/>
@@ -2382,7 +2382,7 @@
         <w:trPr/>
         <w:tc>
           <w:tcPr>
-            <w:tcW w:w="7560" w:type="dxa"/>
+            <w:tcW w:w="7561" w:type="dxa"/>
             <w:tcBorders>
               <w:top w:val="single" w:sz="2" w:space="0" w:color="CCCCCC"/>
               <w:left w:val="single" w:sz="2" w:space="0" w:color="CCCCCC"/>
@@ -2408,7 +2408,7 @@
         </w:tc>
         <w:tc>
           <w:tcPr>
-            <w:tcW w:w="1799" w:type="dxa"/>
+            <w:tcW w:w="1798" w:type="dxa"/>
             <w:tcBorders>
               <w:top w:val="single" w:sz="2" w:space="0" w:color="CCCCCC"/>
               <w:left w:val="single" w:sz="2" w:space="0" w:color="CCCCCC"/>
@@ -2439,7 +2439,7 @@
         <w:trPr/>
         <w:tc>
           <w:tcPr>
-            <w:tcW w:w="7560" w:type="dxa"/>
+            <w:tcW w:w="7561" w:type="dxa"/>
             <w:tcBorders>
               <w:top w:val="single" w:sz="2" w:space="0" w:color="CCCCCC"/>
               <w:left w:val="single" w:sz="2" w:space="0" w:color="CCCCCC"/>
@@ -2465,7 +2465,7 @@
         </w:tc>
         <w:tc>
           <w:tcPr>
-            <w:tcW w:w="1799" w:type="dxa"/>
+            <w:tcW w:w="1798" w:type="dxa"/>
             <w:tcBorders>
               <w:top w:val="single" w:sz="2" w:space="0" w:color="CCCCCC"/>
               <w:left w:val="single" w:sz="2" w:space="0" w:color="CCCCCC"/>
@@ -2496,7 +2496,7 @@
         <w:trPr/>
         <w:tc>
           <w:tcPr>
-            <w:tcW w:w="7560" w:type="dxa"/>
+            <w:tcW w:w="7561" w:type="dxa"/>
             <w:tcBorders>
               <w:top w:val="single" w:sz="2" w:space="0" w:color="CCCCCC"/>
               <w:left w:val="single" w:sz="2" w:space="0" w:color="CCCCCC"/>
@@ -2522,7 +2522,7 @@
         </w:tc>
         <w:tc>
           <w:tcPr>
-            <w:tcW w:w="1799" w:type="dxa"/>
+            <w:tcW w:w="1798" w:type="dxa"/>
             <w:tcBorders>
               <w:top w:val="single" w:sz="2" w:space="0" w:color="CCCCCC"/>
               <w:left w:val="single" w:sz="2" w:space="0" w:color="CCCCCC"/>
@@ -2553,7 +2553,7 @@
         <w:trPr/>
         <w:tc>
           <w:tcPr>
-            <w:tcW w:w="7560" w:type="dxa"/>
+            <w:tcW w:w="7561" w:type="dxa"/>
             <w:tcBorders>
               <w:top w:val="single" w:sz="2" w:space="0" w:color="CCCCCC"/>
               <w:left w:val="single" w:sz="2" w:space="0" w:color="CCCCCC"/>
@@ -2579,7 +2579,7 @@
         </w:tc>
         <w:tc>
           <w:tcPr>
-            <w:tcW w:w="1799" w:type="dxa"/>
+            <w:tcW w:w="1798" w:type="dxa"/>
             <w:tcBorders>
               <w:top w:val="single" w:sz="2" w:space="0" w:color="CCCCCC"/>
               <w:left w:val="single" w:sz="2" w:space="0" w:color="CCCCCC"/>
@@ -2610,7 +2610,7 @@
         <w:trPr/>
         <w:tc>
           <w:tcPr>
-            <w:tcW w:w="7560" w:type="dxa"/>
+            <w:tcW w:w="7561" w:type="dxa"/>
             <w:tcBorders>
               <w:top w:val="single" w:sz="2" w:space="0" w:color="CCCCCC"/>
               <w:left w:val="single" w:sz="2" w:space="0" w:color="CCCCCC"/>
@@ -2636,7 +2636,7 @@
         </w:tc>
         <w:tc>
           <w:tcPr>
-            <w:tcW w:w="1799" w:type="dxa"/>
+            <w:tcW w:w="1798" w:type="dxa"/>
             <w:tcBorders>
               <w:top w:val="single" w:sz="2" w:space="0" w:color="CCCCCC"/>
               <w:left w:val="single" w:sz="2" w:space="0" w:color="CCCCCC"/>
@@ -2667,7 +2667,7 @@
         <w:trPr/>
         <w:tc>
           <w:tcPr>
-            <w:tcW w:w="7560" w:type="dxa"/>
+            <w:tcW w:w="7561" w:type="dxa"/>
             <w:tcBorders>
               <w:top w:val="single" w:sz="2" w:space="0" w:color="CCCCCC"/>
               <w:left w:val="single" w:sz="2" w:space="0" w:color="CCCCCC"/>
@@ -2693,7 +2693,7 @@
         </w:tc>
         <w:tc>
           <w:tcPr>
-            <w:tcW w:w="1799" w:type="dxa"/>
+            <w:tcW w:w="1798" w:type="dxa"/>
             <w:tcBorders>
               <w:top w:val="single" w:sz="2" w:space="0" w:color="CCCCCC"/>
               <w:left w:val="single" w:sz="2" w:space="0" w:color="CCCCCC"/>
@@ -2754,8 +2754,8 @@
         </w:tblCellMar>
       </w:tblPr>
       <w:tblGrid>
-        <w:gridCol w:w="7560"/>
-        <w:gridCol w:w="1799"/>
+        <w:gridCol w:w="7561"/>
+        <w:gridCol w:w="1798"/>
       </w:tblGrid>
       <w:tr>
         <w:trPr>
@@ -2763,7 +2763,7 @@
         </w:trPr>
         <w:tc>
           <w:tcPr>
-            <w:tcW w:w="7560" w:type="dxa"/>
+            <w:tcW w:w="7561" w:type="dxa"/>
             <w:tcBorders>
               <w:top w:val="single" w:sz="2" w:space="0" w:color="CCCCCC"/>
               <w:left w:val="single" w:sz="2" w:space="0" w:color="CCCCCC"/>
@@ -2792,7 +2792,7 @@
         </w:tc>
         <w:tc>
           <w:tcPr>
-            <w:tcW w:w="1799" w:type="dxa"/>
+            <w:tcW w:w="1798" w:type="dxa"/>
             <w:tcBorders>
               <w:top w:val="single" w:sz="2" w:space="0" w:color="CCCCCC"/>
               <w:left w:val="single" w:sz="2" w:space="0" w:color="CCCCCC"/>
@@ -2824,7 +2824,7 @@
         <w:trPr/>
         <w:tc>
           <w:tcPr>
-            <w:tcW w:w="7560" w:type="dxa"/>
+            <w:tcW w:w="7561" w:type="dxa"/>
             <w:tcBorders>
               <w:top w:val="single" w:sz="2" w:space="0" w:color="CCCCCC"/>
               <w:left w:val="single" w:sz="2" w:space="0" w:color="CCCCCC"/>
@@ -2850,7 +2850,7 @@
         </w:tc>
         <w:tc>
           <w:tcPr>
-            <w:tcW w:w="1799" w:type="dxa"/>
+            <w:tcW w:w="1798" w:type="dxa"/>
             <w:tcBorders>
               <w:top w:val="single" w:sz="2" w:space="0" w:color="CCCCCC"/>
               <w:left w:val="single" w:sz="2" w:space="0" w:color="CCCCCC"/>
@@ -2881,7 +2881,7 @@
         <w:trPr/>
         <w:tc>
           <w:tcPr>
-            <w:tcW w:w="7560" w:type="dxa"/>
+            <w:tcW w:w="7561" w:type="dxa"/>
             <w:tcBorders>
               <w:top w:val="single" w:sz="2" w:space="0" w:color="CCCCCC"/>
               <w:left w:val="single" w:sz="2" w:space="0" w:color="CCCCCC"/>
@@ -2907,7 +2907,7 @@
         </w:tc>
         <w:tc>
           <w:tcPr>
-            <w:tcW w:w="1799" w:type="dxa"/>
+            <w:tcW w:w="1798" w:type="dxa"/>
             <w:tcBorders>
               <w:top w:val="single" w:sz="2" w:space="0" w:color="CCCCCC"/>
               <w:left w:val="single" w:sz="2" w:space="0" w:color="CCCCCC"/>
@@ -2938,7 +2938,7 @@
         <w:trPr/>
         <w:tc>
           <w:tcPr>
-            <w:tcW w:w="7560" w:type="dxa"/>
+            <w:tcW w:w="7561" w:type="dxa"/>
             <w:tcBorders>
               <w:top w:val="single" w:sz="2" w:space="0" w:color="CCCCCC"/>
               <w:left w:val="single" w:sz="2" w:space="0" w:color="CCCCCC"/>
@@ -2964,7 +2964,7 @@
         </w:tc>
         <w:tc>
           <w:tcPr>
-            <w:tcW w:w="1799" w:type="dxa"/>
+            <w:tcW w:w="1798" w:type="dxa"/>
             <w:tcBorders>
               <w:top w:val="single" w:sz="2" w:space="0" w:color="CCCCCC"/>
               <w:left w:val="single" w:sz="2" w:space="0" w:color="CCCCCC"/>
@@ -2995,7 +2995,7 @@
         <w:trPr/>
         <w:tc>
           <w:tcPr>
-            <w:tcW w:w="7560" w:type="dxa"/>
+            <w:tcW w:w="7561" w:type="dxa"/>
             <w:tcBorders>
               <w:top w:val="single" w:sz="2" w:space="0" w:color="CCCCCC"/>
               <w:left w:val="single" w:sz="2" w:space="0" w:color="CCCCCC"/>
@@ -3021,7 +3021,7 @@
         </w:tc>
         <w:tc>
           <w:tcPr>
-            <w:tcW w:w="1799" w:type="dxa"/>
+            <w:tcW w:w="1798" w:type="dxa"/>
             <w:tcBorders>
               <w:top w:val="single" w:sz="2" w:space="0" w:color="CCCCCC"/>
               <w:left w:val="single" w:sz="2" w:space="0" w:color="CCCCCC"/>
@@ -3052,7 +3052,7 @@
         <w:trPr/>
         <w:tc>
           <w:tcPr>
-            <w:tcW w:w="7560" w:type="dxa"/>
+            <w:tcW w:w="7561" w:type="dxa"/>
             <w:tcBorders>
               <w:top w:val="single" w:sz="2" w:space="0" w:color="CCCCCC"/>
               <w:left w:val="single" w:sz="2" w:space="0" w:color="CCCCCC"/>
@@ -3078,7 +3078,7 @@
         </w:tc>
         <w:tc>
           <w:tcPr>
-            <w:tcW w:w="1799" w:type="dxa"/>
+            <w:tcW w:w="1798" w:type="dxa"/>
             <w:tcBorders>
               <w:top w:val="single" w:sz="2" w:space="0" w:color="CCCCCC"/>
               <w:left w:val="single" w:sz="2" w:space="0" w:color="CCCCCC"/>
@@ -3109,7 +3109,7 @@
         <w:trPr/>
         <w:tc>
           <w:tcPr>
-            <w:tcW w:w="7560" w:type="dxa"/>
+            <w:tcW w:w="7561" w:type="dxa"/>
             <w:tcBorders>
               <w:top w:val="single" w:sz="2" w:space="0" w:color="CCCCCC"/>
               <w:left w:val="single" w:sz="2" w:space="0" w:color="CCCCCC"/>
@@ -3135,7 +3135,7 @@
         </w:tc>
         <w:tc>
           <w:tcPr>
-            <w:tcW w:w="1799" w:type="dxa"/>
+            <w:tcW w:w="1798" w:type="dxa"/>
             <w:tcBorders>
               <w:top w:val="single" w:sz="2" w:space="0" w:color="CCCCCC"/>
               <w:left w:val="single" w:sz="2" w:space="0" w:color="CCCCCC"/>
@@ -3166,7 +3166,7 @@
         <w:trPr/>
         <w:tc>
           <w:tcPr>
-            <w:tcW w:w="7560" w:type="dxa"/>
+            <w:tcW w:w="7561" w:type="dxa"/>
             <w:tcBorders>
               <w:top w:val="single" w:sz="2" w:space="0" w:color="CCCCCC"/>
               <w:left w:val="single" w:sz="2" w:space="0" w:color="CCCCCC"/>
@@ -3192,7 +3192,7 @@
         </w:tc>
         <w:tc>
           <w:tcPr>
-            <w:tcW w:w="1799" w:type="dxa"/>
+            <w:tcW w:w="1798" w:type="dxa"/>
             <w:tcBorders>
               <w:top w:val="single" w:sz="2" w:space="0" w:color="CCCCCC"/>
               <w:left w:val="single" w:sz="2" w:space="0" w:color="CCCCCC"/>
@@ -3223,7 +3223,7 @@
         <w:trPr/>
         <w:tc>
           <w:tcPr>
-            <w:tcW w:w="7560" w:type="dxa"/>
+            <w:tcW w:w="7561" w:type="dxa"/>
             <w:tcBorders>
               <w:top w:val="single" w:sz="2" w:space="0" w:color="CCCCCC"/>
               <w:left w:val="single" w:sz="2" w:space="0" w:color="CCCCCC"/>
@@ -3249,7 +3249,7 @@
         </w:tc>
         <w:tc>
           <w:tcPr>
-            <w:tcW w:w="1799" w:type="dxa"/>
+            <w:tcW w:w="1798" w:type="dxa"/>
             <w:tcBorders>
               <w:top w:val="single" w:sz="2" w:space="0" w:color="CCCCCC"/>
               <w:left w:val="single" w:sz="2" w:space="0" w:color="CCCCCC"/>
@@ -3280,7 +3280,7 @@
         <w:trPr/>
         <w:tc>
           <w:tcPr>
-            <w:tcW w:w="7560" w:type="dxa"/>
+            <w:tcW w:w="7561" w:type="dxa"/>
             <w:tcBorders>
               <w:top w:val="single" w:sz="2" w:space="0" w:color="CCCCCC"/>
               <w:left w:val="single" w:sz="2" w:space="0" w:color="CCCCCC"/>
@@ -3306,7 +3306,7 @@
         </w:tc>
         <w:tc>
           <w:tcPr>
-            <w:tcW w:w="1799" w:type="dxa"/>
+            <w:tcW w:w="1798" w:type="dxa"/>
             <w:tcBorders>
               <w:top w:val="single" w:sz="2" w:space="0" w:color="CCCCCC"/>
               <w:left w:val="single" w:sz="2" w:space="0" w:color="CCCCCC"/>
@@ -3337,7 +3337,7 @@
         <w:trPr/>
         <w:tc>
           <w:tcPr>
-            <w:tcW w:w="7560" w:type="dxa"/>
+            <w:tcW w:w="7561" w:type="dxa"/>
             <w:tcBorders>
               <w:top w:val="single" w:sz="2" w:space="0" w:color="CCCCCC"/>
               <w:left w:val="single" w:sz="2" w:space="0" w:color="CCCCCC"/>
@@ -3363,7 +3363,7 @@
         </w:tc>
         <w:tc>
           <w:tcPr>
-            <w:tcW w:w="1799" w:type="dxa"/>
+            <w:tcW w:w="1798" w:type="dxa"/>
             <w:tcBorders>
               <w:top w:val="single" w:sz="2" w:space="0" w:color="CCCCCC"/>
               <w:left w:val="single" w:sz="2" w:space="0" w:color="CCCCCC"/>
@@ -3394,7 +3394,7 @@
         <w:trPr/>
         <w:tc>
           <w:tcPr>
-            <w:tcW w:w="7560" w:type="dxa"/>
+            <w:tcW w:w="7561" w:type="dxa"/>
             <w:tcBorders>
               <w:top w:val="single" w:sz="2" w:space="0" w:color="CCCCCC"/>
               <w:left w:val="single" w:sz="2" w:space="0" w:color="CCCCCC"/>
@@ -3420,7 +3420,7 @@
         </w:tc>
         <w:tc>
           <w:tcPr>
-            <w:tcW w:w="1799" w:type="dxa"/>
+            <w:tcW w:w="1798" w:type="dxa"/>
             <w:tcBorders>
               <w:top w:val="single" w:sz="2" w:space="0" w:color="CCCCCC"/>
               <w:left w:val="single" w:sz="2" w:space="0" w:color="CCCCCC"/>
@@ -3451,7 +3451,7 @@
         <w:trPr/>
         <w:tc>
           <w:tcPr>
-            <w:tcW w:w="7560" w:type="dxa"/>
+            <w:tcW w:w="7561" w:type="dxa"/>
             <w:tcBorders>
               <w:top w:val="single" w:sz="2" w:space="0" w:color="CCCCCC"/>
               <w:left w:val="single" w:sz="2" w:space="0" w:color="CCCCCC"/>
@@ -3477,7 +3477,7 @@
         </w:tc>
         <w:tc>
           <w:tcPr>
-            <w:tcW w:w="1799" w:type="dxa"/>
+            <w:tcW w:w="1798" w:type="dxa"/>
             <w:tcBorders>
               <w:top w:val="single" w:sz="2" w:space="0" w:color="CCCCCC"/>
               <w:left w:val="single" w:sz="2" w:space="0" w:color="CCCCCC"/>
@@ -3508,7 +3508,7 @@
         <w:trPr/>
         <w:tc>
           <w:tcPr>
-            <w:tcW w:w="7560" w:type="dxa"/>
+            <w:tcW w:w="7561" w:type="dxa"/>
             <w:tcBorders>
               <w:top w:val="single" w:sz="2" w:space="0" w:color="CCCCCC"/>
               <w:left w:val="single" w:sz="2" w:space="0" w:color="CCCCCC"/>
@@ -3534,7 +3534,7 @@
         </w:tc>
         <w:tc>
           <w:tcPr>
-            <w:tcW w:w="1799" w:type="dxa"/>
+            <w:tcW w:w="1798" w:type="dxa"/>
             <w:tcBorders>
               <w:top w:val="single" w:sz="2" w:space="0" w:color="CCCCCC"/>
               <w:left w:val="single" w:sz="2" w:space="0" w:color="CCCCCC"/>
@@ -3565,7 +3565,7 @@
         <w:trPr/>
         <w:tc>
           <w:tcPr>
-            <w:tcW w:w="7560" w:type="dxa"/>
+            <w:tcW w:w="7561" w:type="dxa"/>
             <w:tcBorders>
               <w:top w:val="single" w:sz="2" w:space="0" w:color="CCCCCC"/>
               <w:left w:val="single" w:sz="2" w:space="0" w:color="CCCCCC"/>
@@ -3591,7 +3591,7 @@
         </w:tc>
         <w:tc>
           <w:tcPr>
-            <w:tcW w:w="1799" w:type="dxa"/>
+            <w:tcW w:w="1798" w:type="dxa"/>
             <w:tcBorders>
               <w:top w:val="single" w:sz="2" w:space="0" w:color="CCCCCC"/>
               <w:left w:val="single" w:sz="2" w:space="0" w:color="CCCCCC"/>
@@ -3622,7 +3622,7 @@
         <w:trPr/>
         <w:tc>
           <w:tcPr>
-            <w:tcW w:w="7560" w:type="dxa"/>
+            <w:tcW w:w="7561" w:type="dxa"/>
             <w:tcBorders>
               <w:top w:val="single" w:sz="2" w:space="0" w:color="CCCCCC"/>
               <w:left w:val="single" w:sz="2" w:space="0" w:color="CCCCCC"/>
@@ -3648,7 +3648,7 @@
         </w:tc>
         <w:tc>
           <w:tcPr>
-            <w:tcW w:w="1799" w:type="dxa"/>
+            <w:tcW w:w="1798" w:type="dxa"/>
             <w:tcBorders>
               <w:top w:val="single" w:sz="2" w:space="0" w:color="CCCCCC"/>
               <w:left w:val="single" w:sz="2" w:space="0" w:color="CCCCCC"/>
@@ -3679,7 +3679,7 @@
         <w:trPr/>
         <w:tc>
           <w:tcPr>
-            <w:tcW w:w="7560" w:type="dxa"/>
+            <w:tcW w:w="7561" w:type="dxa"/>
             <w:tcBorders>
               <w:top w:val="single" w:sz="2" w:space="0" w:color="CCCCCC"/>
               <w:left w:val="single" w:sz="2" w:space="0" w:color="CCCCCC"/>
@@ -3705,7 +3705,7 @@
         </w:tc>
         <w:tc>
           <w:tcPr>
-            <w:tcW w:w="1799" w:type="dxa"/>
+            <w:tcW w:w="1798" w:type="dxa"/>
             <w:tcBorders>
               <w:top w:val="single" w:sz="2" w:space="0" w:color="CCCCCC"/>
               <w:left w:val="single" w:sz="2" w:space="0" w:color="CCCCCC"/>
@@ -3736,7 +3736,7 @@
         <w:trPr/>
         <w:tc>
           <w:tcPr>
-            <w:tcW w:w="7560" w:type="dxa"/>
+            <w:tcW w:w="7561" w:type="dxa"/>
             <w:tcBorders>
               <w:top w:val="single" w:sz="2" w:space="0" w:color="CCCCCC"/>
               <w:left w:val="single" w:sz="2" w:space="0" w:color="CCCCCC"/>
@@ -3762,7 +3762,7 @@
         </w:tc>
         <w:tc>
           <w:tcPr>
-            <w:tcW w:w="1799" w:type="dxa"/>
+            <w:tcW w:w="1798" w:type="dxa"/>
             <w:tcBorders>
               <w:top w:val="single" w:sz="2" w:space="0" w:color="CCCCCC"/>
               <w:left w:val="single" w:sz="2" w:space="0" w:color="CCCCCC"/>
@@ -3823,8 +3823,8 @@
         </w:tblCellMar>
       </w:tblPr>
       <w:tblGrid>
-        <w:gridCol w:w="7560"/>
-        <w:gridCol w:w="1799"/>
+        <w:gridCol w:w="7561"/>
+        <w:gridCol w:w="1798"/>
       </w:tblGrid>
       <w:tr>
         <w:trPr>
@@ -3832,7 +3832,7 @@
         </w:trPr>
         <w:tc>
           <w:tcPr>
-            <w:tcW w:w="7560" w:type="dxa"/>
+            <w:tcW w:w="7561" w:type="dxa"/>
             <w:tcBorders>
               <w:top w:val="single" w:sz="2" w:space="0" w:color="CCCCCC"/>
               <w:left w:val="single" w:sz="2" w:space="0" w:color="CCCCCC"/>
@@ -3861,7 +3861,7 @@
         </w:tc>
         <w:tc>
           <w:tcPr>
-            <w:tcW w:w="1799" w:type="dxa"/>
+            <w:tcW w:w="1798" w:type="dxa"/>
             <w:tcBorders>
               <w:top w:val="single" w:sz="2" w:space="0" w:color="CCCCCC"/>
               <w:left w:val="single" w:sz="2" w:space="0" w:color="CCCCCC"/>
@@ -3893,7 +3893,7 @@
         <w:trPr/>
         <w:tc>
           <w:tcPr>
-            <w:tcW w:w="7560" w:type="dxa"/>
+            <w:tcW w:w="7561" w:type="dxa"/>
             <w:tcBorders>
               <w:top w:val="single" w:sz="2" w:space="0" w:color="CCCCCC"/>
               <w:left w:val="single" w:sz="2" w:space="0" w:color="CCCCCC"/>
@@ -3919,7 +3919,7 @@
         </w:tc>
         <w:tc>
           <w:tcPr>
-            <w:tcW w:w="1799" w:type="dxa"/>
+            <w:tcW w:w="1798" w:type="dxa"/>
             <w:tcBorders>
               <w:top w:val="single" w:sz="2" w:space="0" w:color="CCCCCC"/>
               <w:left w:val="single" w:sz="2" w:space="0" w:color="CCCCCC"/>
@@ -3950,7 +3950,7 @@
         <w:trPr/>
         <w:tc>
           <w:tcPr>
-            <w:tcW w:w="7560" w:type="dxa"/>
+            <w:tcW w:w="7561" w:type="dxa"/>
             <w:tcBorders>
               <w:top w:val="single" w:sz="2" w:space="0" w:color="CCCCCC"/>
               <w:left w:val="single" w:sz="2" w:space="0" w:color="CCCCCC"/>
@@ -3976,7 +3976,7 @@
         </w:tc>
         <w:tc>
           <w:tcPr>
-            <w:tcW w:w="1799" w:type="dxa"/>
+            <w:tcW w:w="1798" w:type="dxa"/>
             <w:tcBorders>
               <w:top w:val="single" w:sz="2" w:space="0" w:color="CCCCCC"/>
               <w:left w:val="single" w:sz="2" w:space="0" w:color="CCCCCC"/>
@@ -4007,7 +4007,7 @@
         <w:trPr/>
         <w:tc>
           <w:tcPr>
-            <w:tcW w:w="7560" w:type="dxa"/>
+            <w:tcW w:w="7561" w:type="dxa"/>
             <w:tcBorders>
               <w:top w:val="single" w:sz="2" w:space="0" w:color="CCCCCC"/>
               <w:left w:val="single" w:sz="2" w:space="0" w:color="CCCCCC"/>
@@ -4033,7 +4033,7 @@
         </w:tc>
         <w:tc>
           <w:tcPr>
-            <w:tcW w:w="1799" w:type="dxa"/>
+            <w:tcW w:w="1798" w:type="dxa"/>
             <w:tcBorders>
               <w:top w:val="single" w:sz="2" w:space="0" w:color="CCCCCC"/>
               <w:left w:val="single" w:sz="2" w:space="0" w:color="CCCCCC"/>
@@ -4064,7 +4064,7 @@
         <w:trPr/>
         <w:tc>
           <w:tcPr>
-            <w:tcW w:w="7560" w:type="dxa"/>
+            <w:tcW w:w="7561" w:type="dxa"/>
             <w:tcBorders>
               <w:top w:val="single" w:sz="2" w:space="0" w:color="CCCCCC"/>
               <w:left w:val="single" w:sz="2" w:space="0" w:color="CCCCCC"/>
@@ -4090,7 +4090,7 @@
         </w:tc>
         <w:tc>
           <w:tcPr>
-            <w:tcW w:w="1799" w:type="dxa"/>
+            <w:tcW w:w="1798" w:type="dxa"/>
             <w:tcBorders>
               <w:top w:val="single" w:sz="2" w:space="0" w:color="CCCCCC"/>
               <w:left w:val="single" w:sz="2" w:space="0" w:color="CCCCCC"/>
@@ -4121,7 +4121,7 @@
         <w:trPr/>
         <w:tc>
           <w:tcPr>
-            <w:tcW w:w="7560" w:type="dxa"/>
+            <w:tcW w:w="7561" w:type="dxa"/>
             <w:tcBorders>
               <w:top w:val="single" w:sz="2" w:space="0" w:color="CCCCCC"/>
               <w:left w:val="single" w:sz="2" w:space="0" w:color="CCCCCC"/>
@@ -4147,7 +4147,7 @@
         </w:tc>
         <w:tc>
           <w:tcPr>
-            <w:tcW w:w="1799" w:type="dxa"/>
+            <w:tcW w:w="1798" w:type="dxa"/>
             <w:tcBorders>
               <w:top w:val="single" w:sz="2" w:space="0" w:color="CCCCCC"/>
               <w:left w:val="single" w:sz="2" w:space="0" w:color="CCCCCC"/>
@@ -4178,7 +4178,7 @@
         <w:trPr/>
         <w:tc>
           <w:tcPr>
-            <w:tcW w:w="7560" w:type="dxa"/>
+            <w:tcW w:w="7561" w:type="dxa"/>
             <w:tcBorders>
               <w:top w:val="single" w:sz="2" w:space="0" w:color="CCCCCC"/>
               <w:left w:val="single" w:sz="2" w:space="0" w:color="CCCCCC"/>
@@ -4204,7 +4204,7 @@
         </w:tc>
         <w:tc>
           <w:tcPr>
-            <w:tcW w:w="1799" w:type="dxa"/>
+            <w:tcW w:w="1798" w:type="dxa"/>
             <w:tcBorders>
               <w:top w:val="single" w:sz="2" w:space="0" w:color="CCCCCC"/>
               <w:left w:val="single" w:sz="2" w:space="0" w:color="CCCCCC"/>
@@ -4235,7 +4235,7 @@
         <w:trPr/>
         <w:tc>
           <w:tcPr>
-            <w:tcW w:w="7560" w:type="dxa"/>
+            <w:tcW w:w="7561" w:type="dxa"/>
             <w:tcBorders>
               <w:top w:val="single" w:sz="2" w:space="0" w:color="CCCCCC"/>
               <w:left w:val="single" w:sz="2" w:space="0" w:color="CCCCCC"/>
@@ -4261,7 +4261,7 @@
         </w:tc>
         <w:tc>
           <w:tcPr>
-            <w:tcW w:w="1799" w:type="dxa"/>
+            <w:tcW w:w="1798" w:type="dxa"/>
             <w:tcBorders>
               <w:top w:val="single" w:sz="2" w:space="0" w:color="CCCCCC"/>
               <w:left w:val="single" w:sz="2" w:space="0" w:color="CCCCCC"/>
@@ -4292,7 +4292,7 @@
         <w:trPr/>
         <w:tc>
           <w:tcPr>
-            <w:tcW w:w="7560" w:type="dxa"/>
+            <w:tcW w:w="7561" w:type="dxa"/>
             <w:tcBorders>
               <w:top w:val="single" w:sz="2" w:space="0" w:color="CCCCCC"/>
               <w:left w:val="single" w:sz="2" w:space="0" w:color="CCCCCC"/>
@@ -4318,7 +4318,7 @@
         </w:tc>
         <w:tc>
           <w:tcPr>
-            <w:tcW w:w="1799" w:type="dxa"/>
+            <w:tcW w:w="1798" w:type="dxa"/>
             <w:tcBorders>
               <w:top w:val="single" w:sz="2" w:space="0" w:color="CCCCCC"/>
               <w:left w:val="single" w:sz="2" w:space="0" w:color="CCCCCC"/>
@@ -4349,7 +4349,7 @@
         <w:trPr/>
         <w:tc>
           <w:tcPr>
-            <w:tcW w:w="7560" w:type="dxa"/>
+            <w:tcW w:w="7561" w:type="dxa"/>
             <w:tcBorders>
               <w:top w:val="single" w:sz="2" w:space="0" w:color="CCCCCC"/>
               <w:left w:val="single" w:sz="2" w:space="0" w:color="CCCCCC"/>
@@ -4375,7 +4375,7 @@
         </w:tc>
         <w:tc>
           <w:tcPr>
-            <w:tcW w:w="1799" w:type="dxa"/>
+            <w:tcW w:w="1798" w:type="dxa"/>
             <w:tcBorders>
               <w:top w:val="single" w:sz="2" w:space="0" w:color="CCCCCC"/>
               <w:left w:val="single" w:sz="2" w:space="0" w:color="CCCCCC"/>
@@ -4406,7 +4406,7 @@
         <w:trPr/>
         <w:tc>
           <w:tcPr>
-            <w:tcW w:w="7560" w:type="dxa"/>
+            <w:tcW w:w="7561" w:type="dxa"/>
             <w:tcBorders>
               <w:top w:val="single" w:sz="2" w:space="0" w:color="CCCCCC"/>
               <w:left w:val="single" w:sz="2" w:space="0" w:color="CCCCCC"/>
@@ -4432,7 +4432,7 @@
         </w:tc>
         <w:tc>
           <w:tcPr>
-            <w:tcW w:w="1799" w:type="dxa"/>
+            <w:tcW w:w="1798" w:type="dxa"/>
             <w:tcBorders>
               <w:top w:val="single" w:sz="2" w:space="0" w:color="CCCCCC"/>
               <w:left w:val="single" w:sz="2" w:space="0" w:color="CCCCCC"/>
@@ -4463,7 +4463,7 @@
         <w:trPr/>
         <w:tc>
           <w:tcPr>
-            <w:tcW w:w="7560" w:type="dxa"/>
+            <w:tcW w:w="7561" w:type="dxa"/>
             <w:tcBorders>
               <w:top w:val="single" w:sz="2" w:space="0" w:color="CCCCCC"/>
               <w:left w:val="single" w:sz="2" w:space="0" w:color="CCCCCC"/>
@@ -4489,7 +4489,7 @@
         </w:tc>
         <w:tc>
           <w:tcPr>
-            <w:tcW w:w="1799" w:type="dxa"/>
+            <w:tcW w:w="1798" w:type="dxa"/>
             <w:tcBorders>
               <w:top w:val="single" w:sz="2" w:space="0" w:color="CCCCCC"/>
               <w:left w:val="single" w:sz="2" w:space="0" w:color="CCCCCC"/>
@@ -4520,7 +4520,7 @@
         <w:trPr/>
         <w:tc>
           <w:tcPr>
-            <w:tcW w:w="7560" w:type="dxa"/>
+            <w:tcW w:w="7561" w:type="dxa"/>
             <w:tcBorders>
               <w:top w:val="single" w:sz="2" w:space="0" w:color="CCCCCC"/>
               <w:left w:val="single" w:sz="2" w:space="0" w:color="CCCCCC"/>
@@ -4546,7 +4546,7 @@
         </w:tc>
         <w:tc>
           <w:tcPr>
-            <w:tcW w:w="1799" w:type="dxa"/>
+            <w:tcW w:w="1798" w:type="dxa"/>
             <w:tcBorders>
               <w:top w:val="single" w:sz="2" w:space="0" w:color="CCCCCC"/>
               <w:left w:val="single" w:sz="2" w:space="0" w:color="CCCCCC"/>
@@ -4577,7 +4577,7 @@
         <w:trPr/>
         <w:tc>
           <w:tcPr>
-            <w:tcW w:w="7560" w:type="dxa"/>
+            <w:tcW w:w="7561" w:type="dxa"/>
             <w:tcBorders>
               <w:top w:val="single" w:sz="2" w:space="0" w:color="CCCCCC"/>
               <w:left w:val="single" w:sz="2" w:space="0" w:color="CCCCCC"/>
@@ -4603,7 +4603,7 @@
         </w:tc>
         <w:tc>
           <w:tcPr>
-            <w:tcW w:w="1799" w:type="dxa"/>
+            <w:tcW w:w="1798" w:type="dxa"/>
             <w:tcBorders>
               <w:top w:val="single" w:sz="2" w:space="0" w:color="CCCCCC"/>
               <w:left w:val="single" w:sz="2" w:space="0" w:color="CCCCCC"/>
@@ -4634,7 +4634,7 @@
         <w:trPr/>
         <w:tc>
           <w:tcPr>
-            <w:tcW w:w="7560" w:type="dxa"/>
+            <w:tcW w:w="7561" w:type="dxa"/>
             <w:tcBorders>
               <w:top w:val="single" w:sz="2" w:space="0" w:color="CCCCCC"/>
               <w:left w:val="single" w:sz="2" w:space="0" w:color="CCCCCC"/>
@@ -4660,7 +4660,7 @@
         </w:tc>
         <w:tc>
           <w:tcPr>
-            <w:tcW w:w="1799" w:type="dxa"/>
+            <w:tcW w:w="1798" w:type="dxa"/>
             <w:tcBorders>
               <w:top w:val="single" w:sz="2" w:space="0" w:color="CCCCCC"/>
               <w:left w:val="single" w:sz="2" w:space="0" w:color="CCCCCC"/>
@@ -4691,7 +4691,7 @@
         <w:trPr/>
         <w:tc>
           <w:tcPr>
-            <w:tcW w:w="7560" w:type="dxa"/>
+            <w:tcW w:w="7561" w:type="dxa"/>
             <w:tcBorders>
               <w:top w:val="single" w:sz="2" w:space="0" w:color="CCCCCC"/>
               <w:left w:val="single" w:sz="2" w:space="0" w:color="CCCCCC"/>
@@ -4717,7 +4717,7 @@
         </w:tc>
         <w:tc>
           <w:tcPr>
-            <w:tcW w:w="1799" w:type="dxa"/>
+            <w:tcW w:w="1798" w:type="dxa"/>
             <w:tcBorders>
               <w:top w:val="single" w:sz="2" w:space="0" w:color="CCCCCC"/>
               <w:left w:val="single" w:sz="2" w:space="0" w:color="CCCCCC"/>
@@ -4748,7 +4748,7 @@
         <w:trPr/>
         <w:tc>
           <w:tcPr>
-            <w:tcW w:w="7560" w:type="dxa"/>
+            <w:tcW w:w="7561" w:type="dxa"/>
             <w:tcBorders>
               <w:top w:val="single" w:sz="2" w:space="0" w:color="CCCCCC"/>
               <w:left w:val="single" w:sz="2" w:space="0" w:color="CCCCCC"/>
@@ -4774,7 +4774,7 @@
         </w:tc>
         <w:tc>
           <w:tcPr>
-            <w:tcW w:w="1799" w:type="dxa"/>
+            <w:tcW w:w="1798" w:type="dxa"/>
             <w:tcBorders>
               <w:top w:val="single" w:sz="2" w:space="0" w:color="CCCCCC"/>
               <w:left w:val="single" w:sz="2" w:space="0" w:color="CCCCCC"/>
@@ -4805,7 +4805,7 @@
         <w:trPr/>
         <w:tc>
           <w:tcPr>
-            <w:tcW w:w="7560" w:type="dxa"/>
+            <w:tcW w:w="7561" w:type="dxa"/>
             <w:tcBorders>
               <w:top w:val="single" w:sz="2" w:space="0" w:color="CCCCCC"/>
               <w:left w:val="single" w:sz="2" w:space="0" w:color="CCCCCC"/>
@@ -4831,7 +4831,7 @@
         </w:tc>
         <w:tc>
           <w:tcPr>
-            <w:tcW w:w="1799" w:type="dxa"/>
+            <w:tcW w:w="1798" w:type="dxa"/>
             <w:tcBorders>
               <w:top w:val="single" w:sz="2" w:space="0" w:color="CCCCCC"/>
               <w:left w:val="single" w:sz="2" w:space="0" w:color="CCCCCC"/>
@@ -4892,8 +4892,8 @@
         </w:tblCellMar>
       </w:tblPr>
       <w:tblGrid>
-        <w:gridCol w:w="7560"/>
-        <w:gridCol w:w="1799"/>
+        <w:gridCol w:w="7561"/>
+        <w:gridCol w:w="1798"/>
       </w:tblGrid>
       <w:tr>
         <w:trPr>
@@ -4901,7 +4901,7 @@
         </w:trPr>
         <w:tc>
           <w:tcPr>
-            <w:tcW w:w="7560" w:type="dxa"/>
+            <w:tcW w:w="7561" w:type="dxa"/>
             <w:tcBorders>
               <w:top w:val="single" w:sz="2" w:space="0" w:color="CCCCCC"/>
               <w:left w:val="single" w:sz="2" w:space="0" w:color="CCCCCC"/>
@@ -4930,7 +4930,7 @@
         </w:tc>
         <w:tc>
           <w:tcPr>
-            <w:tcW w:w="1799" w:type="dxa"/>
+            <w:tcW w:w="1798" w:type="dxa"/>
             <w:tcBorders>
               <w:top w:val="single" w:sz="2" w:space="0" w:color="CCCCCC"/>
               <w:left w:val="single" w:sz="2" w:space="0" w:color="CCCCCC"/>
@@ -4962,7 +4962,7 @@
         <w:trPr/>
         <w:tc>
           <w:tcPr>
-            <w:tcW w:w="7560" w:type="dxa"/>
+            <w:tcW w:w="7561" w:type="dxa"/>
             <w:tcBorders>
               <w:top w:val="single" w:sz="2" w:space="0" w:color="CCCCCC"/>
               <w:left w:val="single" w:sz="2" w:space="0" w:color="CCCCCC"/>
@@ -4988,7 +4988,7 @@
         </w:tc>
         <w:tc>
           <w:tcPr>
-            <w:tcW w:w="1799" w:type="dxa"/>
+            <w:tcW w:w="1798" w:type="dxa"/>
             <w:tcBorders>
               <w:top w:val="single" w:sz="2" w:space="0" w:color="CCCCCC"/>
               <w:left w:val="single" w:sz="2" w:space="0" w:color="CCCCCC"/>
@@ -5049,8 +5049,8 @@
         </w:tblCellMar>
       </w:tblPr>
       <w:tblGrid>
-        <w:gridCol w:w="7560"/>
-        <w:gridCol w:w="1799"/>
+        <w:gridCol w:w="7561"/>
+        <w:gridCol w:w="1798"/>
       </w:tblGrid>
       <w:tr>
         <w:trPr>
@@ -5058,7 +5058,7 @@
         </w:trPr>
         <w:tc>
           <w:tcPr>
-            <w:tcW w:w="7560" w:type="dxa"/>
+            <w:tcW w:w="7561" w:type="dxa"/>
             <w:tcBorders>
               <w:top w:val="single" w:sz="2" w:space="0" w:color="CCCCCC"/>
               <w:left w:val="single" w:sz="2" w:space="0" w:color="CCCCCC"/>
@@ -5087,7 +5087,7 @@
         </w:tc>
         <w:tc>
           <w:tcPr>
-            <w:tcW w:w="1799" w:type="dxa"/>
+            <w:tcW w:w="1798" w:type="dxa"/>
             <w:tcBorders>
               <w:top w:val="single" w:sz="2" w:space="0" w:color="CCCCCC"/>
               <w:left w:val="single" w:sz="2" w:space="0" w:color="CCCCCC"/>
@@ -5119,7 +5119,7 @@
         <w:trPr/>
         <w:tc>
           <w:tcPr>
-            <w:tcW w:w="7560" w:type="dxa"/>
+            <w:tcW w:w="7561" w:type="dxa"/>
             <w:tcBorders>
               <w:top w:val="single" w:sz="2" w:space="0" w:color="CCCCCC"/>
               <w:left w:val="single" w:sz="2" w:space="0" w:color="CCCCCC"/>
@@ -5145,7 +5145,7 @@
         </w:tc>
         <w:tc>
           <w:tcPr>
-            <w:tcW w:w="1799" w:type="dxa"/>
+            <w:tcW w:w="1798" w:type="dxa"/>
             <w:tcBorders>
               <w:top w:val="single" w:sz="2" w:space="0" w:color="CCCCCC"/>
               <w:left w:val="single" w:sz="2" w:space="0" w:color="CCCCCC"/>
@@ -5176,7 +5176,7 @@
         <w:trPr/>
         <w:tc>
           <w:tcPr>
-            <w:tcW w:w="7560" w:type="dxa"/>
+            <w:tcW w:w="7561" w:type="dxa"/>
             <w:tcBorders>
               <w:top w:val="single" w:sz="2" w:space="0" w:color="CCCCCC"/>
               <w:left w:val="single" w:sz="2" w:space="0" w:color="CCCCCC"/>
@@ -5202,7 +5202,7 @@
         </w:tc>
         <w:tc>
           <w:tcPr>
-            <w:tcW w:w="1799" w:type="dxa"/>
+            <w:tcW w:w="1798" w:type="dxa"/>
             <w:tcBorders>
               <w:top w:val="single" w:sz="2" w:space="0" w:color="CCCCCC"/>
               <w:left w:val="single" w:sz="2" w:space="0" w:color="CCCCCC"/>
@@ -5233,7 +5233,7 @@
         <w:trPr/>
         <w:tc>
           <w:tcPr>
-            <w:tcW w:w="7560" w:type="dxa"/>
+            <w:tcW w:w="7561" w:type="dxa"/>
             <w:tcBorders>
               <w:top w:val="single" w:sz="2" w:space="0" w:color="CCCCCC"/>
               <w:left w:val="single" w:sz="2" w:space="0" w:color="CCCCCC"/>
@@ -5259,7 +5259,7 @@
         </w:tc>
         <w:tc>
           <w:tcPr>
-            <w:tcW w:w="1799" w:type="dxa"/>
+            <w:tcW w:w="1798" w:type="dxa"/>
             <w:tcBorders>
               <w:top w:val="single" w:sz="2" w:space="0" w:color="CCCCCC"/>
               <w:left w:val="single" w:sz="2" w:space="0" w:color="CCCCCC"/>
@@ -5290,7 +5290,7 @@
         <w:trPr/>
         <w:tc>
           <w:tcPr>
-            <w:tcW w:w="7560" w:type="dxa"/>
+            <w:tcW w:w="7561" w:type="dxa"/>
             <w:tcBorders>
               <w:top w:val="single" w:sz="2" w:space="0" w:color="CCCCCC"/>
               <w:left w:val="single" w:sz="2" w:space="0" w:color="CCCCCC"/>
@@ -5316,7 +5316,7 @@
         </w:tc>
         <w:tc>
           <w:tcPr>
-            <w:tcW w:w="1799" w:type="dxa"/>
+            <w:tcW w:w="1798" w:type="dxa"/>
             <w:tcBorders>
               <w:top w:val="single" w:sz="2" w:space="0" w:color="CCCCCC"/>
               <w:left w:val="single" w:sz="2" w:space="0" w:color="CCCCCC"/>
@@ -5347,7 +5347,7 @@
         <w:trPr/>
         <w:tc>
           <w:tcPr>
-            <w:tcW w:w="7560" w:type="dxa"/>
+            <w:tcW w:w="7561" w:type="dxa"/>
             <w:tcBorders>
               <w:top w:val="single" w:sz="2" w:space="0" w:color="CCCCCC"/>
               <w:left w:val="single" w:sz="2" w:space="0" w:color="CCCCCC"/>
@@ -5373,7 +5373,7 @@
         </w:tc>
         <w:tc>
           <w:tcPr>
-            <w:tcW w:w="1799" w:type="dxa"/>
+            <w:tcW w:w="1798" w:type="dxa"/>
             <w:tcBorders>
               <w:top w:val="single" w:sz="2" w:space="0" w:color="CCCCCC"/>
               <w:left w:val="single" w:sz="2" w:space="0" w:color="CCCCCC"/>
@@ -5404,7 +5404,7 @@
         <w:trPr/>
         <w:tc>
           <w:tcPr>
-            <w:tcW w:w="7560" w:type="dxa"/>
+            <w:tcW w:w="7561" w:type="dxa"/>
             <w:tcBorders>
               <w:top w:val="single" w:sz="2" w:space="0" w:color="CCCCCC"/>
               <w:left w:val="single" w:sz="2" w:space="0" w:color="CCCCCC"/>
@@ -5430,7 +5430,7 @@
         </w:tc>
         <w:tc>
           <w:tcPr>
-            <w:tcW w:w="1799" w:type="dxa"/>
+            <w:tcW w:w="1798" w:type="dxa"/>
             <w:tcBorders>
               <w:top w:val="single" w:sz="2" w:space="0" w:color="CCCCCC"/>
               <w:left w:val="single" w:sz="2" w:space="0" w:color="CCCCCC"/>
@@ -5461,7 +5461,7 @@
         <w:trPr/>
         <w:tc>
           <w:tcPr>
-            <w:tcW w:w="7560" w:type="dxa"/>
+            <w:tcW w:w="7561" w:type="dxa"/>
             <w:tcBorders>
               <w:top w:val="single" w:sz="2" w:space="0" w:color="CCCCCC"/>
               <w:left w:val="single" w:sz="2" w:space="0" w:color="CCCCCC"/>
@@ -5487,7 +5487,7 @@
         </w:tc>
         <w:tc>
           <w:tcPr>
-            <w:tcW w:w="1799" w:type="dxa"/>
+            <w:tcW w:w="1798" w:type="dxa"/>
             <w:tcBorders>
               <w:top w:val="single" w:sz="2" w:space="0" w:color="CCCCCC"/>
               <w:left w:val="single" w:sz="2" w:space="0" w:color="CCCCCC"/>
@@ -5518,7 +5518,7 @@
         <w:trPr/>
         <w:tc>
           <w:tcPr>
-            <w:tcW w:w="7560" w:type="dxa"/>
+            <w:tcW w:w="7561" w:type="dxa"/>
             <w:tcBorders>
               <w:top w:val="single" w:sz="2" w:space="0" w:color="CCCCCC"/>
               <w:left w:val="single" w:sz="2" w:space="0" w:color="CCCCCC"/>
@@ -5544,7 +5544,7 @@
         </w:tc>
         <w:tc>
           <w:tcPr>
-            <w:tcW w:w="1799" w:type="dxa"/>
+            <w:tcW w:w="1798" w:type="dxa"/>
             <w:tcBorders>
               <w:top w:val="single" w:sz="2" w:space="0" w:color="CCCCCC"/>
               <w:left w:val="single" w:sz="2" w:space="0" w:color="CCCCCC"/>
@@ -5575,7 +5575,7 @@
         <w:trPr/>
         <w:tc>
           <w:tcPr>
-            <w:tcW w:w="7560" w:type="dxa"/>
+            <w:tcW w:w="7561" w:type="dxa"/>
             <w:tcBorders>
               <w:top w:val="single" w:sz="2" w:space="0" w:color="CCCCCC"/>
               <w:left w:val="single" w:sz="2" w:space="0" w:color="CCCCCC"/>
@@ -5601,7 +5601,7 @@
         </w:tc>
         <w:tc>
           <w:tcPr>
-            <w:tcW w:w="1799" w:type="dxa"/>
+            <w:tcW w:w="1798" w:type="dxa"/>
             <w:tcBorders>
               <w:top w:val="single" w:sz="2" w:space="0" w:color="CCCCCC"/>
               <w:left w:val="single" w:sz="2" w:space="0" w:color="CCCCCC"/>
@@ -5632,7 +5632,7 @@
         <w:trPr/>
         <w:tc>
           <w:tcPr>
-            <w:tcW w:w="7560" w:type="dxa"/>
+            <w:tcW w:w="7561" w:type="dxa"/>
             <w:tcBorders>
               <w:top w:val="single" w:sz="2" w:space="0" w:color="CCCCCC"/>
               <w:left w:val="single" w:sz="2" w:space="0" w:color="CCCCCC"/>
@@ -5658,7 +5658,7 @@
         </w:tc>
         <w:tc>
           <w:tcPr>
-            <w:tcW w:w="1799" w:type="dxa"/>
+            <w:tcW w:w="1798" w:type="dxa"/>
             <w:tcBorders>
               <w:top w:val="single" w:sz="2" w:space="0" w:color="CCCCCC"/>
               <w:left w:val="single" w:sz="2" w:space="0" w:color="CCCCCC"/>
@@ -5689,7 +5689,7 @@
         <w:trPr/>
         <w:tc>
           <w:tcPr>
-            <w:tcW w:w="7560" w:type="dxa"/>
+            <w:tcW w:w="7561" w:type="dxa"/>
             <w:tcBorders>
               <w:top w:val="single" w:sz="2" w:space="0" w:color="CCCCCC"/>
               <w:left w:val="single" w:sz="2" w:space="0" w:color="CCCCCC"/>
@@ -5715,7 +5715,7 @@
         </w:tc>
         <w:tc>
           <w:tcPr>
-            <w:tcW w:w="1799" w:type="dxa"/>
+            <w:tcW w:w="1798" w:type="dxa"/>
             <w:tcBorders>
               <w:top w:val="single" w:sz="2" w:space="0" w:color="CCCCCC"/>
               <w:left w:val="single" w:sz="2" w:space="0" w:color="CCCCCC"/>
@@ -5746,7 +5746,7 @@
         <w:trPr/>
         <w:tc>
           <w:tcPr>
-            <w:tcW w:w="7560" w:type="dxa"/>
+            <w:tcW w:w="7561" w:type="dxa"/>
             <w:tcBorders>
               <w:top w:val="single" w:sz="2" w:space="0" w:color="CCCCCC"/>
               <w:left w:val="single" w:sz="2" w:space="0" w:color="CCCCCC"/>
@@ -5772,7 +5772,7 @@
         </w:tc>
         <w:tc>
           <w:tcPr>
-            <w:tcW w:w="1799" w:type="dxa"/>
+            <w:tcW w:w="1798" w:type="dxa"/>
             <w:tcBorders>
               <w:top w:val="single" w:sz="2" w:space="0" w:color="CCCCCC"/>
               <w:left w:val="single" w:sz="2" w:space="0" w:color="CCCCCC"/>
@@ -5803,7 +5803,7 @@
         <w:trPr/>
         <w:tc>
           <w:tcPr>
-            <w:tcW w:w="7560" w:type="dxa"/>
+            <w:tcW w:w="7561" w:type="dxa"/>
             <w:tcBorders>
               <w:top w:val="single" w:sz="2" w:space="0" w:color="CCCCCC"/>
               <w:left w:val="single" w:sz="2" w:space="0" w:color="CCCCCC"/>
@@ -5829,7 +5829,7 @@
         </w:tc>
         <w:tc>
           <w:tcPr>
-            <w:tcW w:w="1799" w:type="dxa"/>
+            <w:tcW w:w="1798" w:type="dxa"/>
             <w:tcBorders>
               <w:top w:val="single" w:sz="2" w:space="0" w:color="CCCCCC"/>
               <w:left w:val="single" w:sz="2" w:space="0" w:color="CCCCCC"/>
@@ -5860,7 +5860,7 @@
         <w:trPr/>
         <w:tc>
           <w:tcPr>
-            <w:tcW w:w="7560" w:type="dxa"/>
+            <w:tcW w:w="7561" w:type="dxa"/>
             <w:tcBorders>
               <w:top w:val="single" w:sz="2" w:space="0" w:color="CCCCCC"/>
               <w:left w:val="single" w:sz="2" w:space="0" w:color="CCCCCC"/>
@@ -5886,7 +5886,7 @@
         </w:tc>
         <w:tc>
           <w:tcPr>
-            <w:tcW w:w="1799" w:type="dxa"/>
+            <w:tcW w:w="1798" w:type="dxa"/>
             <w:tcBorders>
               <w:top w:val="single" w:sz="2" w:space="0" w:color="CCCCCC"/>
               <w:left w:val="single" w:sz="2" w:space="0" w:color="CCCCCC"/>
@@ -5917,7 +5917,7 @@
         <w:trPr/>
         <w:tc>
           <w:tcPr>
-            <w:tcW w:w="7560" w:type="dxa"/>
+            <w:tcW w:w="7561" w:type="dxa"/>
             <w:tcBorders>
               <w:top w:val="single" w:sz="2" w:space="0" w:color="CCCCCC"/>
               <w:left w:val="single" w:sz="2" w:space="0" w:color="CCCCCC"/>
@@ -5943,7 +5943,7 @@
         </w:tc>
         <w:tc>
           <w:tcPr>
-            <w:tcW w:w="1799" w:type="dxa"/>
+            <w:tcW w:w="1798" w:type="dxa"/>
             <w:tcBorders>
               <w:top w:val="single" w:sz="2" w:space="0" w:color="CCCCCC"/>
               <w:left w:val="single" w:sz="2" w:space="0" w:color="CCCCCC"/>
@@ -5974,7 +5974,7 @@
         <w:trPr/>
         <w:tc>
           <w:tcPr>
-            <w:tcW w:w="7560" w:type="dxa"/>
+            <w:tcW w:w="7561" w:type="dxa"/>
             <w:tcBorders>
               <w:top w:val="single" w:sz="2" w:space="0" w:color="CCCCCC"/>
               <w:left w:val="single" w:sz="2" w:space="0" w:color="CCCCCC"/>
@@ -6000,7 +6000,7 @@
         </w:tc>
         <w:tc>
           <w:tcPr>
-            <w:tcW w:w="1799" w:type="dxa"/>
+            <w:tcW w:w="1798" w:type="dxa"/>
             <w:tcBorders>
               <w:top w:val="single" w:sz="2" w:space="0" w:color="CCCCCC"/>
               <w:left w:val="single" w:sz="2" w:space="0" w:color="CCCCCC"/>
@@ -6031,7 +6031,7 @@
         <w:trPr/>
         <w:tc>
           <w:tcPr>
-            <w:tcW w:w="7560" w:type="dxa"/>
+            <w:tcW w:w="7561" w:type="dxa"/>
             <w:tcBorders>
               <w:top w:val="single" w:sz="2" w:space="0" w:color="CCCCCC"/>
               <w:left w:val="single" w:sz="2" w:space="0" w:color="CCCCCC"/>
@@ -6057,7 +6057,7 @@
         </w:tc>
         <w:tc>
           <w:tcPr>
-            <w:tcW w:w="1799" w:type="dxa"/>
+            <w:tcW w:w="1798" w:type="dxa"/>
             <w:tcBorders>
               <w:top w:val="single" w:sz="2" w:space="0" w:color="CCCCCC"/>
               <w:left w:val="single" w:sz="2" w:space="0" w:color="CCCCCC"/>
@@ -6088,7 +6088,7 @@
         <w:trPr/>
         <w:tc>
           <w:tcPr>
-            <w:tcW w:w="7560" w:type="dxa"/>
+            <w:tcW w:w="7561" w:type="dxa"/>
             <w:tcBorders>
               <w:top w:val="single" w:sz="2" w:space="0" w:color="CCCCCC"/>
               <w:left w:val="single" w:sz="2" w:space="0" w:color="CCCCCC"/>
@@ -6114,7 +6114,7 @@
         </w:tc>
         <w:tc>
           <w:tcPr>
-            <w:tcW w:w="1799" w:type="dxa"/>
+            <w:tcW w:w="1798" w:type="dxa"/>
             <w:tcBorders>
               <w:top w:val="single" w:sz="2" w:space="0" w:color="CCCCCC"/>
               <w:left w:val="single" w:sz="2" w:space="0" w:color="CCCCCC"/>
@@ -6145,7 +6145,7 @@
         <w:trPr/>
         <w:tc>
           <w:tcPr>
-            <w:tcW w:w="7560" w:type="dxa"/>
+            <w:tcW w:w="7561" w:type="dxa"/>
             <w:tcBorders>
               <w:top w:val="single" w:sz="2" w:space="0" w:color="CCCCCC"/>
               <w:left w:val="single" w:sz="2" w:space="0" w:color="CCCCCC"/>
@@ -6171,7 +6171,7 @@
         </w:tc>
         <w:tc>
           <w:tcPr>
-            <w:tcW w:w="1799" w:type="dxa"/>
+            <w:tcW w:w="1798" w:type="dxa"/>
             <w:tcBorders>
               <w:top w:val="single" w:sz="2" w:space="0" w:color="CCCCCC"/>
               <w:left w:val="single" w:sz="2" w:space="0" w:color="CCCCCC"/>
@@ -6202,7 +6202,7 @@
         <w:trPr/>
         <w:tc>
           <w:tcPr>
-            <w:tcW w:w="7560" w:type="dxa"/>
+            <w:tcW w:w="7561" w:type="dxa"/>
             <w:tcBorders>
               <w:top w:val="single" w:sz="2" w:space="0" w:color="CCCCCC"/>
               <w:left w:val="single" w:sz="2" w:space="0" w:color="CCCCCC"/>
@@ -6228,7 +6228,7 @@
         </w:tc>
         <w:tc>
           <w:tcPr>
-            <w:tcW w:w="1799" w:type="dxa"/>
+            <w:tcW w:w="1798" w:type="dxa"/>
             <w:tcBorders>
               <w:top w:val="single" w:sz="2" w:space="0" w:color="CCCCCC"/>
               <w:left w:val="single" w:sz="2" w:space="0" w:color="CCCCCC"/>
@@ -6289,8 +6289,8 @@
         </w:tblCellMar>
       </w:tblPr>
       <w:tblGrid>
-        <w:gridCol w:w="7560"/>
-        <w:gridCol w:w="1799"/>
+        <w:gridCol w:w="7561"/>
+        <w:gridCol w:w="1798"/>
       </w:tblGrid>
       <w:tr>
         <w:trPr>
@@ -6298,7 +6298,7 @@
         </w:trPr>
         <w:tc>
           <w:tcPr>
-            <w:tcW w:w="7560" w:type="dxa"/>
+            <w:tcW w:w="7561" w:type="dxa"/>
             <w:tcBorders>
               <w:top w:val="single" w:sz="2" w:space="0" w:color="CCCCCC"/>
               <w:left w:val="single" w:sz="2" w:space="0" w:color="CCCCCC"/>
@@ -6327,7 +6327,7 @@
         </w:tc>
         <w:tc>
           <w:tcPr>
-            <w:tcW w:w="1799" w:type="dxa"/>
+            <w:tcW w:w="1798" w:type="dxa"/>
             <w:tcBorders>
               <w:top w:val="single" w:sz="2" w:space="0" w:color="CCCCCC"/>
               <w:left w:val="single" w:sz="2" w:space="0" w:color="CCCCCC"/>
@@ -6359,7 +6359,7 @@
         <w:trPr/>
         <w:tc>
           <w:tcPr>
-            <w:tcW w:w="7560" w:type="dxa"/>
+            <w:tcW w:w="7561" w:type="dxa"/>
             <w:tcBorders>
               <w:top w:val="single" w:sz="2" w:space="0" w:color="CCCCCC"/>
               <w:left w:val="single" w:sz="2" w:space="0" w:color="CCCCCC"/>
@@ -6385,7 +6385,7 @@
         </w:tc>
         <w:tc>
           <w:tcPr>
-            <w:tcW w:w="1799" w:type="dxa"/>
+            <w:tcW w:w="1798" w:type="dxa"/>
             <w:tcBorders>
               <w:top w:val="single" w:sz="2" w:space="0" w:color="CCCCCC"/>
               <w:left w:val="single" w:sz="2" w:space="0" w:color="CCCCCC"/>
@@ -6416,7 +6416,7 @@
         <w:trPr/>
         <w:tc>
           <w:tcPr>
-            <w:tcW w:w="7560" w:type="dxa"/>
+            <w:tcW w:w="7561" w:type="dxa"/>
             <w:tcBorders>
               <w:top w:val="single" w:sz="2" w:space="0" w:color="CCCCCC"/>
               <w:left w:val="single" w:sz="2" w:space="0" w:color="CCCCCC"/>
@@ -6442,7 +6442,7 @@
         </w:tc>
         <w:tc>
           <w:tcPr>
-            <w:tcW w:w="1799" w:type="dxa"/>
+            <w:tcW w:w="1798" w:type="dxa"/>
             <w:tcBorders>
               <w:top w:val="single" w:sz="2" w:space="0" w:color="CCCCCC"/>
               <w:left w:val="single" w:sz="2" w:space="0" w:color="CCCCCC"/>
@@ -6473,7 +6473,7 @@
         <w:trPr/>
         <w:tc>
           <w:tcPr>
-            <w:tcW w:w="7560" w:type="dxa"/>
+            <w:tcW w:w="7561" w:type="dxa"/>
             <w:tcBorders>
               <w:top w:val="single" w:sz="2" w:space="0" w:color="CCCCCC"/>
               <w:left w:val="single" w:sz="2" w:space="0" w:color="CCCCCC"/>
@@ -6499,7 +6499,7 @@
         </w:tc>
         <w:tc>
           <w:tcPr>
-            <w:tcW w:w="1799" w:type="dxa"/>
+            <w:tcW w:w="1798" w:type="dxa"/>
             <w:tcBorders>
               <w:top w:val="single" w:sz="2" w:space="0" w:color="CCCCCC"/>
               <w:left w:val="single" w:sz="2" w:space="0" w:color="CCCCCC"/>
@@ -6530,7 +6530,7 @@
         <w:trPr/>
         <w:tc>
           <w:tcPr>
-            <w:tcW w:w="7560" w:type="dxa"/>
+            <w:tcW w:w="7561" w:type="dxa"/>
             <w:tcBorders>
               <w:top w:val="single" w:sz="2" w:space="0" w:color="CCCCCC"/>
               <w:left w:val="single" w:sz="2" w:space="0" w:color="CCCCCC"/>
@@ -6556,7 +6556,7 @@
         </w:tc>
         <w:tc>
           <w:tcPr>
-            <w:tcW w:w="1799" w:type="dxa"/>
+            <w:tcW w:w="1798" w:type="dxa"/>
             <w:tcBorders>
               <w:top w:val="single" w:sz="2" w:space="0" w:color="CCCCCC"/>
               <w:left w:val="single" w:sz="2" w:space="0" w:color="CCCCCC"/>
@@ -6587,7 +6587,7 @@
         <w:trPr/>
         <w:tc>
           <w:tcPr>
-            <w:tcW w:w="7560" w:type="dxa"/>
+            <w:tcW w:w="7561" w:type="dxa"/>
             <w:tcBorders>
               <w:top w:val="single" w:sz="2" w:space="0" w:color="CCCCCC"/>
               <w:left w:val="single" w:sz="2" w:space="0" w:color="CCCCCC"/>
@@ -6613,7 +6613,7 @@
         </w:tc>
         <w:tc>
           <w:tcPr>
-            <w:tcW w:w="1799" w:type="dxa"/>
+            <w:tcW w:w="1798" w:type="dxa"/>
             <w:tcBorders>
               <w:top w:val="single" w:sz="2" w:space="0" w:color="CCCCCC"/>
               <w:left w:val="single" w:sz="2" w:space="0" w:color="CCCCCC"/>
@@ -6644,7 +6644,7 @@
         <w:trPr/>
         <w:tc>
           <w:tcPr>
-            <w:tcW w:w="7560" w:type="dxa"/>
+            <w:tcW w:w="7561" w:type="dxa"/>
             <w:tcBorders>
               <w:top w:val="single" w:sz="2" w:space="0" w:color="CCCCCC"/>
               <w:left w:val="single" w:sz="2" w:space="0" w:color="CCCCCC"/>
@@ -6670,7 +6670,7 @@
         </w:tc>
         <w:tc>
           <w:tcPr>
-            <w:tcW w:w="1799" w:type="dxa"/>
+            <w:tcW w:w="1798" w:type="dxa"/>
             <w:tcBorders>
               <w:top w:val="single" w:sz="2" w:space="0" w:color="CCCCCC"/>
               <w:left w:val="single" w:sz="2" w:space="0" w:color="CCCCCC"/>
@@ -6701,7 +6701,7 @@
         <w:trPr/>
         <w:tc>
           <w:tcPr>
-            <w:tcW w:w="7560" w:type="dxa"/>
+            <w:tcW w:w="7561" w:type="dxa"/>
             <w:tcBorders>
               <w:top w:val="single" w:sz="2" w:space="0" w:color="CCCCCC"/>
               <w:left w:val="single" w:sz="2" w:space="0" w:color="CCCCCC"/>
@@ -6727,7 +6727,7 @@
         </w:tc>
         <w:tc>
           <w:tcPr>
-            <w:tcW w:w="1799" w:type="dxa"/>
+            <w:tcW w:w="1798" w:type="dxa"/>
             <w:tcBorders>
               <w:top w:val="single" w:sz="2" w:space="0" w:color="CCCCCC"/>
               <w:left w:val="single" w:sz="2" w:space="0" w:color="CCCCCC"/>
@@ -6758,7 +6758,7 @@
         <w:trPr/>
         <w:tc>
           <w:tcPr>
-            <w:tcW w:w="7560" w:type="dxa"/>
+            <w:tcW w:w="7561" w:type="dxa"/>
             <w:tcBorders>
               <w:top w:val="single" w:sz="2" w:space="0" w:color="CCCCCC"/>
               <w:left w:val="single" w:sz="2" w:space="0" w:color="CCCCCC"/>
@@ -6784,7 +6784,7 @@
         </w:tc>
         <w:tc>
           <w:tcPr>
-            <w:tcW w:w="1799" w:type="dxa"/>
+            <w:tcW w:w="1798" w:type="dxa"/>
             <w:tcBorders>
               <w:top w:val="single" w:sz="2" w:space="0" w:color="CCCCCC"/>
               <w:left w:val="single" w:sz="2" w:space="0" w:color="CCCCCC"/>
@@ -6815,7 +6815,7 @@
         <w:trPr/>
         <w:tc>
           <w:tcPr>
-            <w:tcW w:w="7560" w:type="dxa"/>
+            <w:tcW w:w="7561" w:type="dxa"/>
             <w:tcBorders>
               <w:top w:val="single" w:sz="2" w:space="0" w:color="CCCCCC"/>
               <w:left w:val="single" w:sz="2" w:space="0" w:color="CCCCCC"/>
@@ -6841,7 +6841,7 @@
         </w:tc>
         <w:tc>
           <w:tcPr>
-            <w:tcW w:w="1799" w:type="dxa"/>
+            <w:tcW w:w="1798" w:type="dxa"/>
             <w:tcBorders>
               <w:top w:val="single" w:sz="2" w:space="0" w:color="CCCCCC"/>
               <w:left w:val="single" w:sz="2" w:space="0" w:color="CCCCCC"/>
@@ -6872,7 +6872,7 @@
         <w:trPr/>
         <w:tc>
           <w:tcPr>
-            <w:tcW w:w="7560" w:type="dxa"/>
+            <w:tcW w:w="7561" w:type="dxa"/>
             <w:tcBorders>
               <w:top w:val="single" w:sz="2" w:space="0" w:color="CCCCCC"/>
               <w:left w:val="single" w:sz="2" w:space="0" w:color="CCCCCC"/>
@@ -6898,7 +6898,7 @@
         </w:tc>
         <w:tc>
           <w:tcPr>
-            <w:tcW w:w="1799" w:type="dxa"/>
+            <w:tcW w:w="1798" w:type="dxa"/>
             <w:tcBorders>
               <w:top w:val="single" w:sz="2" w:space="0" w:color="CCCCCC"/>
               <w:left w:val="single" w:sz="2" w:space="0" w:color="CCCCCC"/>
@@ -6929,7 +6929,7 @@
         <w:trPr/>
         <w:tc>
           <w:tcPr>
-            <w:tcW w:w="7560" w:type="dxa"/>
+            <w:tcW w:w="7561" w:type="dxa"/>
             <w:tcBorders>
               <w:top w:val="single" w:sz="2" w:space="0" w:color="CCCCCC"/>
               <w:left w:val="single" w:sz="2" w:space="0" w:color="CCCCCC"/>
@@ -6955,7 +6955,7 @@
         </w:tc>
         <w:tc>
           <w:tcPr>
-            <w:tcW w:w="1799" w:type="dxa"/>
+            <w:tcW w:w="1798" w:type="dxa"/>
             <w:tcBorders>
               <w:top w:val="single" w:sz="2" w:space="0" w:color="CCCCCC"/>
               <w:left w:val="single" w:sz="2" w:space="0" w:color="CCCCCC"/>
@@ -6986,7 +6986,7 @@
         <w:trPr/>
         <w:tc>
           <w:tcPr>
-            <w:tcW w:w="7560" w:type="dxa"/>
+            <w:tcW w:w="7561" w:type="dxa"/>
             <w:tcBorders>
               <w:top w:val="single" w:sz="2" w:space="0" w:color="CCCCCC"/>
               <w:left w:val="single" w:sz="2" w:space="0" w:color="CCCCCC"/>
@@ -7012,7 +7012,7 @@
         </w:tc>
         <w:tc>
           <w:tcPr>
-            <w:tcW w:w="1799" w:type="dxa"/>
+            <w:tcW w:w="1798" w:type="dxa"/>
             <w:tcBorders>
               <w:top w:val="single" w:sz="2" w:space="0" w:color="CCCCCC"/>
               <w:left w:val="single" w:sz="2" w:space="0" w:color="CCCCCC"/>
@@ -7043,7 +7043,7 @@
         <w:trPr/>
         <w:tc>
           <w:tcPr>
-            <w:tcW w:w="7560" w:type="dxa"/>
+            <w:tcW w:w="7561" w:type="dxa"/>
             <w:tcBorders>
               <w:top w:val="single" w:sz="2" w:space="0" w:color="CCCCCC"/>
               <w:left w:val="single" w:sz="2" w:space="0" w:color="CCCCCC"/>
@@ -7069,7 +7069,7 @@
         </w:tc>
         <w:tc>
           <w:tcPr>
-            <w:tcW w:w="1799" w:type="dxa"/>
+            <w:tcW w:w="1798" w:type="dxa"/>
             <w:tcBorders>
               <w:top w:val="single" w:sz="2" w:space="0" w:color="CCCCCC"/>
               <w:left w:val="single" w:sz="2" w:space="0" w:color="CCCCCC"/>
@@ -7100,7 +7100,7 @@
         <w:trPr/>
         <w:tc>
           <w:tcPr>
-            <w:tcW w:w="7560" w:type="dxa"/>
+            <w:tcW w:w="7561" w:type="dxa"/>
             <w:tcBorders>
               <w:top w:val="single" w:sz="2" w:space="0" w:color="CCCCCC"/>
               <w:left w:val="single" w:sz="2" w:space="0" w:color="CCCCCC"/>
@@ -7126,7 +7126,7 @@
         </w:tc>
         <w:tc>
           <w:tcPr>
-            <w:tcW w:w="1799" w:type="dxa"/>
+            <w:tcW w:w="1798" w:type="dxa"/>
             <w:tcBorders>
               <w:top w:val="single" w:sz="2" w:space="0" w:color="CCCCCC"/>
               <w:left w:val="single" w:sz="2" w:space="0" w:color="CCCCCC"/>
@@ -7157,7 +7157,7 @@
         <w:trPr/>
         <w:tc>
           <w:tcPr>
-            <w:tcW w:w="7560" w:type="dxa"/>
+            <w:tcW w:w="7561" w:type="dxa"/>
             <w:tcBorders>
               <w:top w:val="single" w:sz="2" w:space="0" w:color="CCCCCC"/>
               <w:left w:val="single" w:sz="2" w:space="0" w:color="CCCCCC"/>
@@ -7183,7 +7183,7 @@
         </w:tc>
         <w:tc>
           <w:tcPr>
-            <w:tcW w:w="1799" w:type="dxa"/>
+            <w:tcW w:w="1798" w:type="dxa"/>
             <w:tcBorders>
               <w:top w:val="single" w:sz="2" w:space="0" w:color="CCCCCC"/>
               <w:left w:val="single" w:sz="2" w:space="0" w:color="CCCCCC"/>
@@ -7214,7 +7214,7 @@
         <w:trPr/>
         <w:tc>
           <w:tcPr>
-            <w:tcW w:w="7560" w:type="dxa"/>
+            <w:tcW w:w="7561" w:type="dxa"/>
             <w:tcBorders>
               <w:top w:val="single" w:sz="2" w:space="0" w:color="CCCCCC"/>
               <w:left w:val="single" w:sz="2" w:space="0" w:color="CCCCCC"/>
@@ -7240,7 +7240,7 @@
         </w:tc>
         <w:tc>
           <w:tcPr>
-            <w:tcW w:w="1799" w:type="dxa"/>
+            <w:tcW w:w="1798" w:type="dxa"/>
             <w:tcBorders>
               <w:top w:val="single" w:sz="2" w:space="0" w:color="CCCCCC"/>
               <w:left w:val="single" w:sz="2" w:space="0" w:color="CCCCCC"/>
@@ -7271,7 +7271,7 @@
         <w:trPr/>
         <w:tc>
           <w:tcPr>
-            <w:tcW w:w="7560" w:type="dxa"/>
+            <w:tcW w:w="7561" w:type="dxa"/>
             <w:tcBorders>
               <w:top w:val="single" w:sz="2" w:space="0" w:color="CCCCCC"/>
               <w:left w:val="single" w:sz="2" w:space="0" w:color="CCCCCC"/>
@@ -7297,7 +7297,7 @@
         </w:tc>
         <w:tc>
           <w:tcPr>
-            <w:tcW w:w="1799" w:type="dxa"/>
+            <w:tcW w:w="1798" w:type="dxa"/>
             <w:tcBorders>
               <w:top w:val="single" w:sz="2" w:space="0" w:color="CCCCCC"/>
               <w:left w:val="single" w:sz="2" w:space="0" w:color="CCCCCC"/>
@@ -7328,7 +7328,7 @@
         <w:trPr/>
         <w:tc>
           <w:tcPr>
-            <w:tcW w:w="7560" w:type="dxa"/>
+            <w:tcW w:w="7561" w:type="dxa"/>
             <w:tcBorders>
               <w:top w:val="single" w:sz="2" w:space="0" w:color="CCCCCC"/>
               <w:left w:val="single" w:sz="2" w:space="0" w:color="CCCCCC"/>
@@ -7354,7 +7354,7 @@
         </w:tc>
         <w:tc>
           <w:tcPr>
-            <w:tcW w:w="1799" w:type="dxa"/>
+            <w:tcW w:w="1798" w:type="dxa"/>
             <w:tcBorders>
               <w:top w:val="single" w:sz="2" w:space="0" w:color="CCCCCC"/>
               <w:left w:val="single" w:sz="2" w:space="0" w:color="CCCCCC"/>
@@ -7415,8 +7415,8 @@
         </w:tblCellMar>
       </w:tblPr>
       <w:tblGrid>
-        <w:gridCol w:w="7560"/>
-        <w:gridCol w:w="1799"/>
+        <w:gridCol w:w="7561"/>
+        <w:gridCol w:w="1798"/>
       </w:tblGrid>
       <w:tr>
         <w:trPr>
@@ -7424,7 +7424,7 @@
         </w:trPr>
         <w:tc>
           <w:tcPr>
-            <w:tcW w:w="7560" w:type="dxa"/>
+            <w:tcW w:w="7561" w:type="dxa"/>
             <w:tcBorders>
               <w:top w:val="single" w:sz="2" w:space="0" w:color="CCCCCC"/>
               <w:left w:val="single" w:sz="2" w:space="0" w:color="CCCCCC"/>
@@ -7453,7 +7453,7 @@
         </w:tc>
         <w:tc>
           <w:tcPr>
-            <w:tcW w:w="1799" w:type="dxa"/>
+            <w:tcW w:w="1798" w:type="dxa"/>
             <w:tcBorders>
               <w:top w:val="single" w:sz="2" w:space="0" w:color="CCCCCC"/>
               <w:left w:val="single" w:sz="2" w:space="0" w:color="CCCCCC"/>
@@ -7485,7 +7485,7 @@
         <w:trPr/>
         <w:tc>
           <w:tcPr>
-            <w:tcW w:w="7560" w:type="dxa"/>
+            <w:tcW w:w="7561" w:type="dxa"/>
             <w:tcBorders>
               <w:top w:val="single" w:sz="2" w:space="0" w:color="CCCCCC"/>
               <w:left w:val="single" w:sz="2" w:space="0" w:color="CCCCCC"/>
@@ -7511,7 +7511,7 @@
         </w:tc>
         <w:tc>
           <w:tcPr>
-            <w:tcW w:w="1799" w:type="dxa"/>
+            <w:tcW w:w="1798" w:type="dxa"/>
             <w:tcBorders>
               <w:top w:val="single" w:sz="2" w:space="0" w:color="CCCCCC"/>
               <w:left w:val="single" w:sz="2" w:space="0" w:color="CCCCCC"/>
@@ -7542,7 +7542,7 @@
         <w:trPr/>
         <w:tc>
           <w:tcPr>
-            <w:tcW w:w="7560" w:type="dxa"/>
+            <w:tcW w:w="7561" w:type="dxa"/>
             <w:tcBorders>
               <w:top w:val="single" w:sz="2" w:space="0" w:color="CCCCCC"/>
               <w:left w:val="single" w:sz="2" w:space="0" w:color="CCCCCC"/>
@@ -7568,7 +7568,7 @@
         </w:tc>
         <w:tc>
           <w:tcPr>
-            <w:tcW w:w="1799" w:type="dxa"/>
+            <w:tcW w:w="1798" w:type="dxa"/>
             <w:tcBorders>
               <w:top w:val="single" w:sz="2" w:space="0" w:color="CCCCCC"/>
               <w:left w:val="single" w:sz="2" w:space="0" w:color="CCCCCC"/>
@@ -7599,7 +7599,7 @@
         <w:trPr/>
         <w:tc>
           <w:tcPr>
-            <w:tcW w:w="7560" w:type="dxa"/>
+            <w:tcW w:w="7561" w:type="dxa"/>
             <w:tcBorders>
               <w:top w:val="single" w:sz="2" w:space="0" w:color="CCCCCC"/>
               <w:left w:val="single" w:sz="2" w:space="0" w:color="CCCCCC"/>
@@ -7625,7 +7625,7 @@
         </w:tc>
         <w:tc>
           <w:tcPr>
-            <w:tcW w:w="1799" w:type="dxa"/>
+            <w:tcW w:w="1798" w:type="dxa"/>
             <w:tcBorders>
               <w:top w:val="single" w:sz="2" w:space="0" w:color="CCCCCC"/>
               <w:left w:val="single" w:sz="2" w:space="0" w:color="CCCCCC"/>
@@ -7656,7 +7656,7 @@
         <w:trPr/>
         <w:tc>
           <w:tcPr>
-            <w:tcW w:w="7560" w:type="dxa"/>
+            <w:tcW w:w="7561" w:type="dxa"/>
             <w:tcBorders>
               <w:top w:val="single" w:sz="2" w:space="0" w:color="CCCCCC"/>
               <w:left w:val="single" w:sz="2" w:space="0" w:color="CCCCCC"/>
@@ -7682,7 +7682,7 @@
         </w:tc>
         <w:tc>
           <w:tcPr>
-            <w:tcW w:w="1799" w:type="dxa"/>
+            <w:tcW w:w="1798" w:type="dxa"/>
             <w:tcBorders>
               <w:top w:val="single" w:sz="2" w:space="0" w:color="CCCCCC"/>
               <w:left w:val="single" w:sz="2" w:space="0" w:color="CCCCCC"/>
@@ -7713,7 +7713,7 @@
         <w:trPr/>
         <w:tc>
           <w:tcPr>
-            <w:tcW w:w="7560" w:type="dxa"/>
+            <w:tcW w:w="7561" w:type="dxa"/>
             <w:tcBorders>
               <w:top w:val="single" w:sz="2" w:space="0" w:color="CCCCCC"/>
               <w:left w:val="single" w:sz="2" w:space="0" w:color="CCCCCC"/>
@@ -7739,7 +7739,7 @@
         </w:tc>
         <w:tc>
           <w:tcPr>
-            <w:tcW w:w="1799" w:type="dxa"/>
+            <w:tcW w:w="1798" w:type="dxa"/>
             <w:tcBorders>
               <w:top w:val="single" w:sz="2" w:space="0" w:color="CCCCCC"/>
               <w:left w:val="single" w:sz="2" w:space="0" w:color="CCCCCC"/>
@@ -7770,7 +7770,7 @@
         <w:trPr/>
         <w:tc>
           <w:tcPr>
-            <w:tcW w:w="7560" w:type="dxa"/>
+            <w:tcW w:w="7561" w:type="dxa"/>
             <w:tcBorders>
               <w:top w:val="single" w:sz="2" w:space="0" w:color="CCCCCC"/>
               <w:left w:val="single" w:sz="2" w:space="0" w:color="CCCCCC"/>
@@ -7796,7 +7796,7 @@
         </w:tc>
         <w:tc>
           <w:tcPr>
-            <w:tcW w:w="1799" w:type="dxa"/>
+            <w:tcW w:w="1798" w:type="dxa"/>
             <w:tcBorders>
               <w:top w:val="single" w:sz="2" w:space="0" w:color="CCCCCC"/>
               <w:left w:val="single" w:sz="2" w:space="0" w:color="CCCCCC"/>
@@ -7827,7 +7827,7 @@
         <w:trPr/>
         <w:tc>
           <w:tcPr>
-            <w:tcW w:w="7560" w:type="dxa"/>
+            <w:tcW w:w="7561" w:type="dxa"/>
             <w:tcBorders>
               <w:top w:val="single" w:sz="2" w:space="0" w:color="CCCCCC"/>
               <w:left w:val="single" w:sz="2" w:space="0" w:color="CCCCCC"/>
@@ -7853,7 +7853,7 @@
         </w:tc>
         <w:tc>
           <w:tcPr>
-            <w:tcW w:w="1799" w:type="dxa"/>
+            <w:tcW w:w="1798" w:type="dxa"/>
             <w:tcBorders>
               <w:top w:val="single" w:sz="2" w:space="0" w:color="CCCCCC"/>
               <w:left w:val="single" w:sz="2" w:space="0" w:color="CCCCCC"/>
@@ -7884,7 +7884,7 @@
         <w:trPr/>
         <w:tc>
           <w:tcPr>
-            <w:tcW w:w="7560" w:type="dxa"/>
+            <w:tcW w:w="7561" w:type="dxa"/>
             <w:tcBorders>
               <w:top w:val="single" w:sz="2" w:space="0" w:color="CCCCCC"/>
               <w:left w:val="single" w:sz="2" w:space="0" w:color="CCCCCC"/>
@@ -7910,7 +7910,7 @@
         </w:tc>
         <w:tc>
           <w:tcPr>
-            <w:tcW w:w="1799" w:type="dxa"/>
+            <w:tcW w:w="1798" w:type="dxa"/>
             <w:tcBorders>
               <w:top w:val="single" w:sz="2" w:space="0" w:color="CCCCCC"/>
               <w:left w:val="single" w:sz="2" w:space="0" w:color="CCCCCC"/>
@@ -7941,7 +7941,7 @@
         <w:trPr/>
         <w:tc>
           <w:tcPr>
-            <w:tcW w:w="7560" w:type="dxa"/>
+            <w:tcW w:w="7561" w:type="dxa"/>
             <w:tcBorders>
               <w:top w:val="single" w:sz="2" w:space="0" w:color="CCCCCC"/>
               <w:left w:val="single" w:sz="2" w:space="0" w:color="CCCCCC"/>
@@ -7967,7 +7967,7 @@
         </w:tc>
         <w:tc>
           <w:tcPr>
-            <w:tcW w:w="1799" w:type="dxa"/>
+            <w:tcW w:w="1798" w:type="dxa"/>
             <w:tcBorders>
               <w:top w:val="single" w:sz="2" w:space="0" w:color="CCCCCC"/>
               <w:left w:val="single" w:sz="2" w:space="0" w:color="CCCCCC"/>
@@ -7998,7 +7998,7 @@
         <w:trPr/>
         <w:tc>
           <w:tcPr>
-            <w:tcW w:w="7560" w:type="dxa"/>
+            <w:tcW w:w="7561" w:type="dxa"/>
             <w:tcBorders>
               <w:top w:val="single" w:sz="2" w:space="0" w:color="CCCCCC"/>
               <w:left w:val="single" w:sz="2" w:space="0" w:color="CCCCCC"/>
@@ -8024,7 +8024,7 @@
         </w:tc>
         <w:tc>
           <w:tcPr>
-            <w:tcW w:w="1799" w:type="dxa"/>
+            <w:tcW w:w="1798" w:type="dxa"/>
             <w:tcBorders>
               <w:top w:val="single" w:sz="2" w:space="0" w:color="CCCCCC"/>
               <w:left w:val="single" w:sz="2" w:space="0" w:color="CCCCCC"/>
@@ -8055,7 +8055,7 @@
         <w:trPr/>
         <w:tc>
           <w:tcPr>
-            <w:tcW w:w="7560" w:type="dxa"/>
+            <w:tcW w:w="7561" w:type="dxa"/>
             <w:tcBorders>
               <w:top w:val="single" w:sz="2" w:space="0" w:color="CCCCCC"/>
               <w:left w:val="single" w:sz="2" w:space="0" w:color="CCCCCC"/>
@@ -8081,7 +8081,7 @@
         </w:tc>
         <w:tc>
           <w:tcPr>
-            <w:tcW w:w="1799" w:type="dxa"/>
+            <w:tcW w:w="1798" w:type="dxa"/>
             <w:tcBorders>
               <w:top w:val="single" w:sz="2" w:space="0" w:color="CCCCCC"/>
               <w:left w:val="single" w:sz="2" w:space="0" w:color="CCCCCC"/>
@@ -8112,7 +8112,7 @@
         <w:trPr/>
         <w:tc>
           <w:tcPr>
-            <w:tcW w:w="7560" w:type="dxa"/>
+            <w:tcW w:w="7561" w:type="dxa"/>
             <w:tcBorders>
               <w:top w:val="single" w:sz="2" w:space="0" w:color="CCCCCC"/>
               <w:left w:val="single" w:sz="2" w:space="0" w:color="CCCCCC"/>
@@ -8138,7 +8138,7 @@
         </w:tc>
         <w:tc>
           <w:tcPr>
-            <w:tcW w:w="1799" w:type="dxa"/>
+            <w:tcW w:w="1798" w:type="dxa"/>
             <w:tcBorders>
               <w:top w:val="single" w:sz="2" w:space="0" w:color="CCCCCC"/>
               <w:left w:val="single" w:sz="2" w:space="0" w:color="CCCCCC"/>
@@ -8169,7 +8169,7 @@
         <w:trPr/>
         <w:tc>
           <w:tcPr>
-            <w:tcW w:w="7560" w:type="dxa"/>
+            <w:tcW w:w="7561" w:type="dxa"/>
             <w:tcBorders>
               <w:top w:val="single" w:sz="2" w:space="0" w:color="CCCCCC"/>
               <w:left w:val="single" w:sz="2" w:space="0" w:color="CCCCCC"/>
@@ -8195,7 +8195,7 @@
         </w:tc>
         <w:tc>
           <w:tcPr>
-            <w:tcW w:w="1799" w:type="dxa"/>
+            <w:tcW w:w="1798" w:type="dxa"/>
             <w:tcBorders>
               <w:top w:val="single" w:sz="2" w:space="0" w:color="CCCCCC"/>
               <w:left w:val="single" w:sz="2" w:space="0" w:color="CCCCCC"/>
@@ -8226,7 +8226,7 @@
         <w:trPr/>
         <w:tc>
           <w:tcPr>
-            <w:tcW w:w="7560" w:type="dxa"/>
+            <w:tcW w:w="7561" w:type="dxa"/>
             <w:tcBorders>
               <w:top w:val="single" w:sz="2" w:space="0" w:color="CCCCCC"/>
               <w:left w:val="single" w:sz="2" w:space="0" w:color="CCCCCC"/>
@@ -8252,7 +8252,7 @@
         </w:tc>
         <w:tc>
           <w:tcPr>
-            <w:tcW w:w="1799" w:type="dxa"/>
+            <w:tcW w:w="1798" w:type="dxa"/>
             <w:tcBorders>
               <w:top w:val="single" w:sz="2" w:space="0" w:color="CCCCCC"/>
               <w:left w:val="single" w:sz="2" w:space="0" w:color="CCCCCC"/>
@@ -8283,7 +8283,7 @@
         <w:trPr/>
         <w:tc>
           <w:tcPr>
-            <w:tcW w:w="7560" w:type="dxa"/>
+            <w:tcW w:w="7561" w:type="dxa"/>
             <w:tcBorders>
               <w:top w:val="single" w:sz="2" w:space="0" w:color="CCCCCC"/>
               <w:left w:val="single" w:sz="2" w:space="0" w:color="CCCCCC"/>
@@ -8309,7 +8309,7 @@
         </w:tc>
         <w:tc>
           <w:tcPr>
-            <w:tcW w:w="1799" w:type="dxa"/>
+            <w:tcW w:w="1798" w:type="dxa"/>
             <w:tcBorders>
               <w:top w:val="single" w:sz="2" w:space="0" w:color="CCCCCC"/>
               <w:left w:val="single" w:sz="2" w:space="0" w:color="CCCCCC"/>
@@ -8370,8 +8370,8 @@
         </w:tblCellMar>
       </w:tblPr>
       <w:tblGrid>
-        <w:gridCol w:w="7560"/>
-        <w:gridCol w:w="1799"/>
+        <w:gridCol w:w="7561"/>
+        <w:gridCol w:w="1798"/>
       </w:tblGrid>
       <w:tr>
         <w:trPr>
@@ -8379,7 +8379,7 @@
         </w:trPr>
         <w:tc>
           <w:tcPr>
-            <w:tcW w:w="7560" w:type="dxa"/>
+            <w:tcW w:w="7561" w:type="dxa"/>
             <w:tcBorders>
               <w:top w:val="single" w:sz="2" w:space="0" w:color="CCCCCC"/>
               <w:left w:val="single" w:sz="2" w:space="0" w:color="CCCCCC"/>
@@ -8408,7 +8408,7 @@
         </w:tc>
         <w:tc>
           <w:tcPr>
-            <w:tcW w:w="1799" w:type="dxa"/>
+            <w:tcW w:w="1798" w:type="dxa"/>
             <w:tcBorders>
               <w:top w:val="single" w:sz="2" w:space="0" w:color="CCCCCC"/>
               <w:left w:val="single" w:sz="2" w:space="0" w:color="CCCCCC"/>
@@ -8440,7 +8440,7 @@
         <w:trPr/>
         <w:tc>
           <w:tcPr>
-            <w:tcW w:w="7560" w:type="dxa"/>
+            <w:tcW w:w="7561" w:type="dxa"/>
             <w:tcBorders>
               <w:top w:val="single" w:sz="2" w:space="0" w:color="CCCCCC"/>
               <w:left w:val="single" w:sz="2" w:space="0" w:color="CCCCCC"/>
@@ -8466,7 +8466,7 @@
         </w:tc>
         <w:tc>
           <w:tcPr>
-            <w:tcW w:w="1799" w:type="dxa"/>
+            <w:tcW w:w="1798" w:type="dxa"/>
             <w:tcBorders>
               <w:top w:val="single" w:sz="2" w:space="0" w:color="CCCCCC"/>
               <w:left w:val="single" w:sz="2" w:space="0" w:color="CCCCCC"/>
@@ -8497,7 +8497,7 @@
         <w:trPr/>
         <w:tc>
           <w:tcPr>
-            <w:tcW w:w="7560" w:type="dxa"/>
+            <w:tcW w:w="7561" w:type="dxa"/>
             <w:tcBorders>
               <w:top w:val="single" w:sz="2" w:space="0" w:color="CCCCCC"/>
               <w:left w:val="single" w:sz="2" w:space="0" w:color="CCCCCC"/>
@@ -8523,7 +8523,7 @@
         </w:tc>
         <w:tc>
           <w:tcPr>
-            <w:tcW w:w="1799" w:type="dxa"/>
+            <w:tcW w:w="1798" w:type="dxa"/>
             <w:tcBorders>
               <w:top w:val="single" w:sz="2" w:space="0" w:color="CCCCCC"/>
               <w:left w:val="single" w:sz="2" w:space="0" w:color="CCCCCC"/>
@@ -8554,7 +8554,7 @@
         <w:trPr/>
         <w:tc>
           <w:tcPr>
-            <w:tcW w:w="7560" w:type="dxa"/>
+            <w:tcW w:w="7561" w:type="dxa"/>
             <w:tcBorders>
               <w:top w:val="single" w:sz="2" w:space="0" w:color="CCCCCC"/>
               <w:left w:val="single" w:sz="2" w:space="0" w:color="CCCCCC"/>
@@ -8580,7 +8580,7 @@
         </w:tc>
         <w:tc>
           <w:tcPr>
-            <w:tcW w:w="1799" w:type="dxa"/>
+            <w:tcW w:w="1798" w:type="dxa"/>
             <w:tcBorders>
               <w:top w:val="single" w:sz="2" w:space="0" w:color="CCCCCC"/>
               <w:left w:val="single" w:sz="2" w:space="0" w:color="CCCCCC"/>
@@ -8611,7 +8611,7 @@
         <w:trPr/>
         <w:tc>
           <w:tcPr>
-            <w:tcW w:w="7560" w:type="dxa"/>
+            <w:tcW w:w="7561" w:type="dxa"/>
             <w:tcBorders>
               <w:top w:val="single" w:sz="2" w:space="0" w:color="CCCCCC"/>
               <w:left w:val="single" w:sz="2" w:space="0" w:color="CCCCCC"/>
@@ -8637,7 +8637,7 @@
         </w:tc>
         <w:tc>
           <w:tcPr>
-            <w:tcW w:w="1799" w:type="dxa"/>
+            <w:tcW w:w="1798" w:type="dxa"/>
             <w:tcBorders>
               <w:top w:val="single" w:sz="2" w:space="0" w:color="CCCCCC"/>
               <w:left w:val="single" w:sz="2" w:space="0" w:color="CCCCCC"/>
@@ -8668,7 +8668,7 @@
         <w:trPr/>
         <w:tc>
           <w:tcPr>
-            <w:tcW w:w="7560" w:type="dxa"/>
+            <w:tcW w:w="7561" w:type="dxa"/>
             <w:tcBorders>
               <w:top w:val="single" w:sz="2" w:space="0" w:color="CCCCCC"/>
               <w:left w:val="single" w:sz="2" w:space="0" w:color="CCCCCC"/>
@@ -8694,7 +8694,7 @@
         </w:tc>
         <w:tc>
           <w:tcPr>
-            <w:tcW w:w="1799" w:type="dxa"/>
+            <w:tcW w:w="1798" w:type="dxa"/>
             <w:tcBorders>
               <w:top w:val="single" w:sz="2" w:space="0" w:color="CCCCCC"/>
               <w:left w:val="single" w:sz="2" w:space="0" w:color="CCCCCC"/>
@@ -8725,7 +8725,7 @@
         <w:trPr/>
         <w:tc>
           <w:tcPr>
-            <w:tcW w:w="7560" w:type="dxa"/>
+            <w:tcW w:w="7561" w:type="dxa"/>
             <w:tcBorders>
               <w:top w:val="single" w:sz="2" w:space="0" w:color="CCCCCC"/>
               <w:left w:val="single" w:sz="2" w:space="0" w:color="CCCCCC"/>
@@ -8751,7 +8751,7 @@
         </w:tc>
         <w:tc>
           <w:tcPr>
-            <w:tcW w:w="1799" w:type="dxa"/>
+            <w:tcW w:w="1798" w:type="dxa"/>
             <w:tcBorders>
               <w:top w:val="single" w:sz="2" w:space="0" w:color="CCCCCC"/>
               <w:left w:val="single" w:sz="2" w:space="0" w:color="CCCCCC"/>
@@ -8782,7 +8782,7 @@
         <w:trPr/>
         <w:tc>
           <w:tcPr>
-            <w:tcW w:w="7560" w:type="dxa"/>
+            <w:tcW w:w="7561" w:type="dxa"/>
             <w:tcBorders>
               <w:top w:val="single" w:sz="2" w:space="0" w:color="CCCCCC"/>
               <w:left w:val="single" w:sz="2" w:space="0" w:color="CCCCCC"/>
@@ -8808,7 +8808,7 @@
         </w:tc>
         <w:tc>
           <w:tcPr>
-            <w:tcW w:w="1799" w:type="dxa"/>
+            <w:tcW w:w="1798" w:type="dxa"/>
             <w:tcBorders>
               <w:top w:val="single" w:sz="2" w:space="0" w:color="CCCCCC"/>
               <w:left w:val="single" w:sz="2" w:space="0" w:color="CCCCCC"/>
@@ -8839,7 +8839,7 @@
         <w:trPr/>
         <w:tc>
           <w:tcPr>
-            <w:tcW w:w="7560" w:type="dxa"/>
+            <w:tcW w:w="7561" w:type="dxa"/>
             <w:tcBorders>
               <w:top w:val="single" w:sz="2" w:space="0" w:color="CCCCCC"/>
               <w:left w:val="single" w:sz="2" w:space="0" w:color="CCCCCC"/>
@@ -8865,7 +8865,7 @@
         </w:tc>
         <w:tc>
           <w:tcPr>
-            <w:tcW w:w="1799" w:type="dxa"/>
+            <w:tcW w:w="1798" w:type="dxa"/>
             <w:tcBorders>
               <w:top w:val="single" w:sz="2" w:space="0" w:color="CCCCCC"/>
               <w:left w:val="single" w:sz="2" w:space="0" w:color="CCCCCC"/>
@@ -8896,7 +8896,7 @@
         <w:trPr/>
         <w:tc>
           <w:tcPr>
-            <w:tcW w:w="7560" w:type="dxa"/>
+            <w:tcW w:w="7561" w:type="dxa"/>
             <w:tcBorders>
               <w:top w:val="single" w:sz="2" w:space="0" w:color="CCCCCC"/>
               <w:left w:val="single" w:sz="2" w:space="0" w:color="CCCCCC"/>
@@ -8922,7 +8922,7 @@
         </w:tc>
         <w:tc>
           <w:tcPr>
-            <w:tcW w:w="1799" w:type="dxa"/>
+            <w:tcW w:w="1798" w:type="dxa"/>
             <w:tcBorders>
               <w:top w:val="single" w:sz="2" w:space="0" w:color="CCCCCC"/>
               <w:left w:val="single" w:sz="2" w:space="0" w:color="CCCCCC"/>
@@ -8953,7 +8953,7 @@
         <w:trPr/>
         <w:tc>
           <w:tcPr>
-            <w:tcW w:w="7560" w:type="dxa"/>
+            <w:tcW w:w="7561" w:type="dxa"/>
             <w:tcBorders>
               <w:top w:val="single" w:sz="2" w:space="0" w:color="CCCCCC"/>
               <w:left w:val="single" w:sz="2" w:space="0" w:color="CCCCCC"/>
@@ -8979,7 +8979,7 @@
         </w:tc>
         <w:tc>
           <w:tcPr>
-            <w:tcW w:w="1799" w:type="dxa"/>
+            <w:tcW w:w="1798" w:type="dxa"/>
             <w:tcBorders>
               <w:top w:val="single" w:sz="2" w:space="0" w:color="CCCCCC"/>
               <w:left w:val="single" w:sz="2" w:space="0" w:color="CCCCCC"/>
@@ -9010,7 +9010,7 @@
         <w:trPr/>
         <w:tc>
           <w:tcPr>
-            <w:tcW w:w="7560" w:type="dxa"/>
+            <w:tcW w:w="7561" w:type="dxa"/>
             <w:tcBorders>
               <w:top w:val="single" w:sz="2" w:space="0" w:color="CCCCCC"/>
               <w:left w:val="single" w:sz="2" w:space="0" w:color="CCCCCC"/>
@@ -9036,7 +9036,7 @@
         </w:tc>
         <w:tc>
           <w:tcPr>
-            <w:tcW w:w="1799" w:type="dxa"/>
+            <w:tcW w:w="1798" w:type="dxa"/>
             <w:tcBorders>
               <w:top w:val="single" w:sz="2" w:space="0" w:color="CCCCCC"/>
               <w:left w:val="single" w:sz="2" w:space="0" w:color="CCCCCC"/>
@@ -9067,7 +9067,7 @@
         <w:trPr/>
         <w:tc>
           <w:tcPr>
-            <w:tcW w:w="7560" w:type="dxa"/>
+            <w:tcW w:w="7561" w:type="dxa"/>
             <w:tcBorders>
               <w:top w:val="single" w:sz="2" w:space="0" w:color="CCCCCC"/>
               <w:left w:val="single" w:sz="2" w:space="0" w:color="CCCCCC"/>
@@ -9093,7 +9093,7 @@
         </w:tc>
         <w:tc>
           <w:tcPr>
-            <w:tcW w:w="1799" w:type="dxa"/>
+            <w:tcW w:w="1798" w:type="dxa"/>
             <w:tcBorders>
               <w:top w:val="single" w:sz="2" w:space="0" w:color="CCCCCC"/>
               <w:left w:val="single" w:sz="2" w:space="0" w:color="CCCCCC"/>
@@ -9124,7 +9124,7 @@
         <w:trPr/>
         <w:tc>
           <w:tcPr>
-            <w:tcW w:w="7560" w:type="dxa"/>
+            <w:tcW w:w="7561" w:type="dxa"/>
             <w:tcBorders>
               <w:top w:val="single" w:sz="2" w:space="0" w:color="CCCCCC"/>
               <w:left w:val="single" w:sz="2" w:space="0" w:color="CCCCCC"/>
@@ -9150,7 +9150,7 @@
         </w:tc>
         <w:tc>
           <w:tcPr>
-            <w:tcW w:w="1799" w:type="dxa"/>
+            <w:tcW w:w="1798" w:type="dxa"/>
             <w:tcBorders>
               <w:top w:val="single" w:sz="2" w:space="0" w:color="CCCCCC"/>
               <w:left w:val="single" w:sz="2" w:space="0" w:color="CCCCCC"/>
@@ -9181,7 +9181,7 @@
         <w:trPr/>
         <w:tc>
           <w:tcPr>
-            <w:tcW w:w="7560" w:type="dxa"/>
+            <w:tcW w:w="7561" w:type="dxa"/>
             <w:tcBorders>
               <w:top w:val="single" w:sz="2" w:space="0" w:color="CCCCCC"/>
               <w:left w:val="single" w:sz="2" w:space="0" w:color="CCCCCC"/>
@@ -9207,7 +9207,7 @@
         </w:tc>
         <w:tc>
           <w:tcPr>
-            <w:tcW w:w="1799" w:type="dxa"/>
+            <w:tcW w:w="1798" w:type="dxa"/>
             <w:tcBorders>
               <w:top w:val="single" w:sz="2" w:space="0" w:color="CCCCCC"/>
               <w:left w:val="single" w:sz="2" w:space="0" w:color="CCCCCC"/>
@@ -9238,7 +9238,7 @@
         <w:trPr/>
         <w:tc>
           <w:tcPr>
-            <w:tcW w:w="7560" w:type="dxa"/>
+            <w:tcW w:w="7561" w:type="dxa"/>
             <w:tcBorders>
               <w:top w:val="single" w:sz="2" w:space="0" w:color="CCCCCC"/>
               <w:left w:val="single" w:sz="2" w:space="0" w:color="CCCCCC"/>
@@ -9264,7 +9264,7 @@
         </w:tc>
         <w:tc>
           <w:tcPr>
-            <w:tcW w:w="1799" w:type="dxa"/>
+            <w:tcW w:w="1798" w:type="dxa"/>
             <w:tcBorders>
               <w:top w:val="single" w:sz="2" w:space="0" w:color="CCCCCC"/>
               <w:left w:val="single" w:sz="2" w:space="0" w:color="CCCCCC"/>
@@ -9295,7 +9295,7 @@
         <w:trPr/>
         <w:tc>
           <w:tcPr>
-            <w:tcW w:w="7560" w:type="dxa"/>
+            <w:tcW w:w="7561" w:type="dxa"/>
             <w:tcBorders>
               <w:top w:val="single" w:sz="2" w:space="0" w:color="CCCCCC"/>
               <w:left w:val="single" w:sz="2" w:space="0" w:color="CCCCCC"/>
@@ -9321,7 +9321,7 @@
         </w:tc>
         <w:tc>
           <w:tcPr>
-            <w:tcW w:w="1799" w:type="dxa"/>
+            <w:tcW w:w="1798" w:type="dxa"/>
             <w:tcBorders>
               <w:top w:val="single" w:sz="2" w:space="0" w:color="CCCCCC"/>
               <w:left w:val="single" w:sz="2" w:space="0" w:color="CCCCCC"/>
@@ -9352,7 +9352,7 @@
         <w:trPr/>
         <w:tc>
           <w:tcPr>
-            <w:tcW w:w="7560" w:type="dxa"/>
+            <w:tcW w:w="7561" w:type="dxa"/>
             <w:tcBorders>
               <w:top w:val="single" w:sz="2" w:space="0" w:color="CCCCCC"/>
               <w:left w:val="single" w:sz="2" w:space="0" w:color="CCCCCC"/>
@@ -9378,7 +9378,7 @@
         </w:tc>
         <w:tc>
           <w:tcPr>
-            <w:tcW w:w="1799" w:type="dxa"/>
+            <w:tcW w:w="1798" w:type="dxa"/>
             <w:tcBorders>
               <w:top w:val="single" w:sz="2" w:space="0" w:color="CCCCCC"/>
               <w:left w:val="single" w:sz="2" w:space="0" w:color="CCCCCC"/>
@@ -9409,7 +9409,7 @@
         <w:trPr/>
         <w:tc>
           <w:tcPr>
-            <w:tcW w:w="7560" w:type="dxa"/>
+            <w:tcW w:w="7561" w:type="dxa"/>
             <w:tcBorders>
               <w:top w:val="single" w:sz="2" w:space="0" w:color="CCCCCC"/>
               <w:left w:val="single" w:sz="2" w:space="0" w:color="CCCCCC"/>
@@ -9435,7 +9435,7 @@
         </w:tc>
         <w:tc>
           <w:tcPr>
-            <w:tcW w:w="1799" w:type="dxa"/>
+            <w:tcW w:w="1798" w:type="dxa"/>
             <w:tcBorders>
               <w:top w:val="single" w:sz="2" w:space="0" w:color="CCCCCC"/>
               <w:left w:val="single" w:sz="2" w:space="0" w:color="CCCCCC"/>
@@ -9466,7 +9466,7 @@
         <w:trPr/>
         <w:tc>
           <w:tcPr>
-            <w:tcW w:w="7560" w:type="dxa"/>
+            <w:tcW w:w="7561" w:type="dxa"/>
             <w:tcBorders>
               <w:top w:val="single" w:sz="2" w:space="0" w:color="CCCCCC"/>
               <w:left w:val="single" w:sz="2" w:space="0" w:color="CCCCCC"/>
@@ -9492,7 +9492,7 @@
         </w:tc>
         <w:tc>
           <w:tcPr>
-            <w:tcW w:w="1799" w:type="dxa"/>
+            <w:tcW w:w="1798" w:type="dxa"/>
             <w:tcBorders>
               <w:top w:val="single" w:sz="2" w:space="0" w:color="CCCCCC"/>
               <w:left w:val="single" w:sz="2" w:space="0" w:color="CCCCCC"/>
@@ -9523,7 +9523,7 @@
         <w:trPr/>
         <w:tc>
           <w:tcPr>
-            <w:tcW w:w="7560" w:type="dxa"/>
+            <w:tcW w:w="7561" w:type="dxa"/>
             <w:tcBorders>
               <w:top w:val="single" w:sz="2" w:space="0" w:color="CCCCCC"/>
               <w:left w:val="single" w:sz="2" w:space="0" w:color="CCCCCC"/>
@@ -9549,7 +9549,7 @@
         </w:tc>
         <w:tc>
           <w:tcPr>
-            <w:tcW w:w="1799" w:type="dxa"/>
+            <w:tcW w:w="1798" w:type="dxa"/>
             <w:tcBorders>
               <w:top w:val="single" w:sz="2" w:space="0" w:color="CCCCCC"/>
               <w:left w:val="single" w:sz="2" w:space="0" w:color="CCCCCC"/>
@@ -9580,7 +9580,7 @@
         <w:trPr/>
         <w:tc>
           <w:tcPr>
-            <w:tcW w:w="7560" w:type="dxa"/>
+            <w:tcW w:w="7561" w:type="dxa"/>
             <w:tcBorders>
               <w:top w:val="single" w:sz="2" w:space="0" w:color="CCCCCC"/>
               <w:left w:val="single" w:sz="2" w:space="0" w:color="CCCCCC"/>
@@ -9606,7 +9606,7 @@
         </w:tc>
         <w:tc>
           <w:tcPr>
-            <w:tcW w:w="1799" w:type="dxa"/>
+            <w:tcW w:w="1798" w:type="dxa"/>
             <w:tcBorders>
               <w:top w:val="single" w:sz="2" w:space="0" w:color="CCCCCC"/>
               <w:left w:val="single" w:sz="2" w:space="0" w:color="CCCCCC"/>
@@ -9667,8 +9667,8 @@
         </w:tblCellMar>
       </w:tblPr>
       <w:tblGrid>
-        <w:gridCol w:w="7560"/>
-        <w:gridCol w:w="1799"/>
+        <w:gridCol w:w="7561"/>
+        <w:gridCol w:w="1798"/>
       </w:tblGrid>
       <w:tr>
         <w:trPr>
@@ -9676,7 +9676,7 @@
         </w:trPr>
         <w:tc>
           <w:tcPr>
-            <w:tcW w:w="7560" w:type="dxa"/>
+            <w:tcW w:w="7561" w:type="dxa"/>
             <w:tcBorders>
               <w:top w:val="single" w:sz="2" w:space="0" w:color="CCCCCC"/>
               <w:left w:val="single" w:sz="2" w:space="0" w:color="CCCCCC"/>
@@ -9705,7 +9705,7 @@
         </w:tc>
         <w:tc>
           <w:tcPr>
-            <w:tcW w:w="1799" w:type="dxa"/>
+            <w:tcW w:w="1798" w:type="dxa"/>
             <w:tcBorders>
               <w:top w:val="single" w:sz="2" w:space="0" w:color="CCCCCC"/>
               <w:left w:val="single" w:sz="2" w:space="0" w:color="CCCCCC"/>
@@ -9737,7 +9737,7 @@
         <w:trPr/>
         <w:tc>
           <w:tcPr>
-            <w:tcW w:w="7560" w:type="dxa"/>
+            <w:tcW w:w="7561" w:type="dxa"/>
             <w:tcBorders>
               <w:top w:val="single" w:sz="2" w:space="0" w:color="CCCCCC"/>
               <w:left w:val="single" w:sz="2" w:space="0" w:color="CCCCCC"/>
@@ -9763,7 +9763,7 @@
         </w:tc>
         <w:tc>
           <w:tcPr>
-            <w:tcW w:w="1799" w:type="dxa"/>
+            <w:tcW w:w="1798" w:type="dxa"/>
             <w:tcBorders>
               <w:top w:val="single" w:sz="2" w:space="0" w:color="CCCCCC"/>
               <w:left w:val="single" w:sz="2" w:space="0" w:color="CCCCCC"/>
@@ -9794,7 +9794,7 @@
         <w:trPr/>
         <w:tc>
           <w:tcPr>
-            <w:tcW w:w="7560" w:type="dxa"/>
+            <w:tcW w:w="7561" w:type="dxa"/>
             <w:tcBorders>
               <w:top w:val="single" w:sz="2" w:space="0" w:color="CCCCCC"/>
               <w:left w:val="single" w:sz="2" w:space="0" w:color="CCCCCC"/>
@@ -9820,7 +9820,7 @@
         </w:tc>
         <w:tc>
           <w:tcPr>
-            <w:tcW w:w="1799" w:type="dxa"/>
+            <w:tcW w:w="1798" w:type="dxa"/>
             <w:tcBorders>
               <w:top w:val="single" w:sz="2" w:space="0" w:color="CCCCCC"/>
               <w:left w:val="single" w:sz="2" w:space="0" w:color="CCCCCC"/>
@@ -9851,7 +9851,7 @@
         <w:trPr/>
         <w:tc>
           <w:tcPr>
-            <w:tcW w:w="7560" w:type="dxa"/>
+            <w:tcW w:w="7561" w:type="dxa"/>
             <w:tcBorders>
               <w:top w:val="single" w:sz="2" w:space="0" w:color="CCCCCC"/>
               <w:left w:val="single" w:sz="2" w:space="0" w:color="CCCCCC"/>
@@ -9877,7 +9877,7 @@
         </w:tc>
         <w:tc>
           <w:tcPr>
-            <w:tcW w:w="1799" w:type="dxa"/>
+            <w:tcW w:w="1798" w:type="dxa"/>
             <w:tcBorders>
               <w:top w:val="single" w:sz="2" w:space="0" w:color="CCCCCC"/>
               <w:left w:val="single" w:sz="2" w:space="0" w:color="CCCCCC"/>
@@ -9908,7 +9908,7 @@
         <w:trPr/>
         <w:tc>
           <w:tcPr>
-            <w:tcW w:w="7560" w:type="dxa"/>
+            <w:tcW w:w="7561" w:type="dxa"/>
             <w:tcBorders>
               <w:top w:val="single" w:sz="2" w:space="0" w:color="CCCCCC"/>
               <w:left w:val="single" w:sz="2" w:space="0" w:color="CCCCCC"/>
@@ -9934,7 +9934,7 @@
         </w:tc>
         <w:tc>
           <w:tcPr>
-            <w:tcW w:w="1799" w:type="dxa"/>
+            <w:tcW w:w="1798" w:type="dxa"/>
             <w:tcBorders>
               <w:top w:val="single" w:sz="2" w:space="0" w:color="CCCCCC"/>
               <w:left w:val="single" w:sz="2" w:space="0" w:color="CCCCCC"/>
@@ -9965,7 +9965,7 @@
         <w:trPr/>
         <w:tc>
           <w:tcPr>
-            <w:tcW w:w="7560" w:type="dxa"/>
+            <w:tcW w:w="7561" w:type="dxa"/>
             <w:tcBorders>
               <w:top w:val="single" w:sz="2" w:space="0" w:color="CCCCCC"/>
               <w:left w:val="single" w:sz="2" w:space="0" w:color="CCCCCC"/>
@@ -9991,7 +9991,7 @@
         </w:tc>
         <w:tc>
           <w:tcPr>
-            <w:tcW w:w="1799" w:type="dxa"/>
+            <w:tcW w:w="1798" w:type="dxa"/>
             <w:tcBorders>
               <w:top w:val="single" w:sz="2" w:space="0" w:color="CCCCCC"/>
               <w:left w:val="single" w:sz="2" w:space="0" w:color="CCCCCC"/>
@@ -10022,7 +10022,7 @@
         <w:trPr/>
         <w:tc>
           <w:tcPr>
-            <w:tcW w:w="7560" w:type="dxa"/>
+            <w:tcW w:w="7561" w:type="dxa"/>
             <w:tcBorders>
               <w:top w:val="single" w:sz="2" w:space="0" w:color="CCCCCC"/>
               <w:left w:val="single" w:sz="2" w:space="0" w:color="CCCCCC"/>
@@ -10048,7 +10048,7 @@
         </w:tc>
         <w:tc>
           <w:tcPr>
-            <w:tcW w:w="1799" w:type="dxa"/>
+            <w:tcW w:w="1798" w:type="dxa"/>
             <w:tcBorders>
               <w:top w:val="single" w:sz="2" w:space="0" w:color="CCCCCC"/>
               <w:left w:val="single" w:sz="2" w:space="0" w:color="CCCCCC"/>
@@ -10079,7 +10079,7 @@
         <w:trPr/>
         <w:tc>
           <w:tcPr>
-            <w:tcW w:w="7560" w:type="dxa"/>
+            <w:tcW w:w="7561" w:type="dxa"/>
             <w:tcBorders>
               <w:top w:val="single" w:sz="2" w:space="0" w:color="CCCCCC"/>
               <w:left w:val="single" w:sz="2" w:space="0" w:color="CCCCCC"/>
@@ -10105,7 +10105,7 @@
         </w:tc>
         <w:tc>
           <w:tcPr>
-            <w:tcW w:w="1799" w:type="dxa"/>
+            <w:tcW w:w="1798" w:type="dxa"/>
             <w:tcBorders>
               <w:top w:val="single" w:sz="2" w:space="0" w:color="CCCCCC"/>
               <w:left w:val="single" w:sz="2" w:space="0" w:color="CCCCCC"/>
@@ -10136,7 +10136,7 @@
         <w:trPr/>
         <w:tc>
           <w:tcPr>
-            <w:tcW w:w="7560" w:type="dxa"/>
+            <w:tcW w:w="7561" w:type="dxa"/>
             <w:tcBorders>
               <w:top w:val="single" w:sz="2" w:space="0" w:color="CCCCCC"/>
               <w:left w:val="single" w:sz="2" w:space="0" w:color="CCCCCC"/>
@@ -10162,7 +10162,7 @@
         </w:tc>
         <w:tc>
           <w:tcPr>
-            <w:tcW w:w="1799" w:type="dxa"/>
+            <w:tcW w:w="1798" w:type="dxa"/>
             <w:tcBorders>
               <w:top w:val="single" w:sz="2" w:space="0" w:color="CCCCCC"/>
               <w:left w:val="single" w:sz="2" w:space="0" w:color="CCCCCC"/>
@@ -10193,7 +10193,7 @@
         <w:trPr/>
         <w:tc>
           <w:tcPr>
-            <w:tcW w:w="7560" w:type="dxa"/>
+            <w:tcW w:w="7561" w:type="dxa"/>
             <w:tcBorders>
               <w:top w:val="single" w:sz="2" w:space="0" w:color="CCCCCC"/>
               <w:left w:val="single" w:sz="2" w:space="0" w:color="CCCCCC"/>
@@ -10219,7 +10219,7 @@
         </w:tc>
         <w:tc>
           <w:tcPr>
-            <w:tcW w:w="1799" w:type="dxa"/>
+            <w:tcW w:w="1798" w:type="dxa"/>
             <w:tcBorders>
               <w:top w:val="single" w:sz="2" w:space="0" w:color="CCCCCC"/>
               <w:left w:val="single" w:sz="2" w:space="0" w:color="CCCCCC"/>
@@ -10250,7 +10250,7 @@
         <w:trPr/>
         <w:tc>
           <w:tcPr>
-            <w:tcW w:w="7560" w:type="dxa"/>
+            <w:tcW w:w="7561" w:type="dxa"/>
             <w:tcBorders>
               <w:top w:val="single" w:sz="2" w:space="0" w:color="CCCCCC"/>
               <w:left w:val="single" w:sz="2" w:space="0" w:color="CCCCCC"/>
@@ -10276,7 +10276,7 @@
         </w:tc>
         <w:tc>
           <w:tcPr>
-            <w:tcW w:w="1799" w:type="dxa"/>
+            <w:tcW w:w="1798" w:type="dxa"/>
             <w:tcBorders>
               <w:top w:val="single" w:sz="2" w:space="0" w:color="CCCCCC"/>
               <w:left w:val="single" w:sz="2" w:space="0" w:color="CCCCCC"/>
@@ -10307,7 +10307,7 @@
         <w:trPr/>
         <w:tc>
           <w:tcPr>
-            <w:tcW w:w="7560" w:type="dxa"/>
+            <w:tcW w:w="7561" w:type="dxa"/>
             <w:tcBorders>
               <w:top w:val="single" w:sz="2" w:space="0" w:color="CCCCCC"/>
               <w:left w:val="single" w:sz="2" w:space="0" w:color="CCCCCC"/>
@@ -10333,7 +10333,7 @@
         </w:tc>
         <w:tc>
           <w:tcPr>
-            <w:tcW w:w="1799" w:type="dxa"/>
+            <w:tcW w:w="1798" w:type="dxa"/>
             <w:tcBorders>
               <w:top w:val="single" w:sz="2" w:space="0" w:color="CCCCCC"/>
               <w:left w:val="single" w:sz="2" w:space="0" w:color="CCCCCC"/>
@@ -10364,7 +10364,7 @@
         <w:trPr/>
         <w:tc>
           <w:tcPr>
-            <w:tcW w:w="7560" w:type="dxa"/>
+            <w:tcW w:w="7561" w:type="dxa"/>
             <w:tcBorders>
               <w:top w:val="single" w:sz="2" w:space="0" w:color="CCCCCC"/>
               <w:left w:val="single" w:sz="2" w:space="0" w:color="CCCCCC"/>
@@ -10390,7 +10390,7 @@
         </w:tc>
         <w:tc>
           <w:tcPr>
-            <w:tcW w:w="1799" w:type="dxa"/>
+            <w:tcW w:w="1798" w:type="dxa"/>
             <w:tcBorders>
               <w:top w:val="single" w:sz="2" w:space="0" w:color="CCCCCC"/>
               <w:left w:val="single" w:sz="2" w:space="0" w:color="CCCCCC"/>
@@ -10421,7 +10421,7 @@
         <w:trPr/>
         <w:tc>
           <w:tcPr>
-            <w:tcW w:w="7560" w:type="dxa"/>
+            <w:tcW w:w="7561" w:type="dxa"/>
             <w:tcBorders>
               <w:top w:val="single" w:sz="2" w:space="0" w:color="CCCCCC"/>
               <w:left w:val="single" w:sz="2" w:space="0" w:color="CCCCCC"/>
@@ -10447,7 +10447,7 @@
         </w:tc>
         <w:tc>
           <w:tcPr>
-            <w:tcW w:w="1799" w:type="dxa"/>
+            <w:tcW w:w="1798" w:type="dxa"/>
             <w:tcBorders>
               <w:top w:val="single" w:sz="2" w:space="0" w:color="CCCCCC"/>
               <w:left w:val="single" w:sz="2" w:space="0" w:color="CCCCCC"/>
@@ -10508,8 +10508,8 @@
         </w:tblCellMar>
       </w:tblPr>
       <w:tblGrid>
-        <w:gridCol w:w="7560"/>
-        <w:gridCol w:w="1799"/>
+        <w:gridCol w:w="7561"/>
+        <w:gridCol w:w="1798"/>
       </w:tblGrid>
       <w:tr>
         <w:trPr>
@@ -10517,7 +10517,7 @@
         </w:trPr>
         <w:tc>
           <w:tcPr>
-            <w:tcW w:w="7560" w:type="dxa"/>
+            <w:tcW w:w="7561" w:type="dxa"/>
             <w:tcBorders>
               <w:top w:val="single" w:sz="2" w:space="0" w:color="CCCCCC"/>
               <w:left w:val="single" w:sz="2" w:space="0" w:color="CCCCCC"/>
@@ -10546,7 +10546,7 @@
         </w:tc>
         <w:tc>
           <w:tcPr>
-            <w:tcW w:w="1799" w:type="dxa"/>
+            <w:tcW w:w="1798" w:type="dxa"/>
             <w:tcBorders>
               <w:top w:val="single" w:sz="2" w:space="0" w:color="CCCCCC"/>
               <w:left w:val="single" w:sz="2" w:space="0" w:color="CCCCCC"/>
@@ -10578,7 +10578,7 @@
         <w:trPr/>
         <w:tc>
           <w:tcPr>
-            <w:tcW w:w="7560" w:type="dxa"/>
+            <w:tcW w:w="7561" w:type="dxa"/>
             <w:tcBorders>
               <w:top w:val="single" w:sz="2" w:space="0" w:color="CCCCCC"/>
               <w:left w:val="single" w:sz="2" w:space="0" w:color="CCCCCC"/>
@@ -10604,7 +10604,7 @@
         </w:tc>
         <w:tc>
           <w:tcPr>
-            <w:tcW w:w="1799" w:type="dxa"/>
+            <w:tcW w:w="1798" w:type="dxa"/>
             <w:tcBorders>
               <w:top w:val="single" w:sz="2" w:space="0" w:color="CCCCCC"/>
               <w:left w:val="single" w:sz="2" w:space="0" w:color="CCCCCC"/>
@@ -10635,7 +10635,7 @@
         <w:trPr/>
         <w:tc>
           <w:tcPr>
-            <w:tcW w:w="7560" w:type="dxa"/>
+            <w:tcW w:w="7561" w:type="dxa"/>
             <w:tcBorders>
               <w:top w:val="single" w:sz="2" w:space="0" w:color="CCCCCC"/>
               <w:left w:val="single" w:sz="2" w:space="0" w:color="CCCCCC"/>
@@ -10661,7 +10661,7 @@
         </w:tc>
         <w:tc>
           <w:tcPr>
-            <w:tcW w:w="1799" w:type="dxa"/>
+            <w:tcW w:w="1798" w:type="dxa"/>
             <w:tcBorders>
               <w:top w:val="single" w:sz="2" w:space="0" w:color="CCCCCC"/>
               <w:left w:val="single" w:sz="2" w:space="0" w:color="CCCCCC"/>
@@ -10692,7 +10692,7 @@
         <w:trPr/>
         <w:tc>
           <w:tcPr>
-            <w:tcW w:w="7560" w:type="dxa"/>
+            <w:tcW w:w="7561" w:type="dxa"/>
             <w:tcBorders>
               <w:top w:val="single" w:sz="2" w:space="0" w:color="CCCCCC"/>
               <w:left w:val="single" w:sz="2" w:space="0" w:color="CCCCCC"/>
@@ -10718,7 +10718,7 @@
         </w:tc>
         <w:tc>
           <w:tcPr>
-            <w:tcW w:w="1799" w:type="dxa"/>
+            <w:tcW w:w="1798" w:type="dxa"/>
             <w:tcBorders>
               <w:top w:val="single" w:sz="2" w:space="0" w:color="CCCCCC"/>
               <w:left w:val="single" w:sz="2" w:space="0" w:color="CCCCCC"/>
@@ -10749,7 +10749,7 @@
         <w:trPr/>
         <w:tc>
           <w:tcPr>
-            <w:tcW w:w="7560" w:type="dxa"/>
+            <w:tcW w:w="7561" w:type="dxa"/>
             <w:tcBorders>
               <w:top w:val="single" w:sz="2" w:space="0" w:color="CCCCCC"/>
               <w:left w:val="single" w:sz="2" w:space="0" w:color="CCCCCC"/>
@@ -10775,7 +10775,7 @@
         </w:tc>
         <w:tc>
           <w:tcPr>
-            <w:tcW w:w="1799" w:type="dxa"/>
+            <w:tcW w:w="1798" w:type="dxa"/>
             <w:tcBorders>
               <w:top w:val="single" w:sz="2" w:space="0" w:color="CCCCCC"/>
               <w:left w:val="single" w:sz="2" w:space="0" w:color="CCCCCC"/>
@@ -10806,7 +10806,7 @@
         <w:trPr/>
         <w:tc>
           <w:tcPr>
-            <w:tcW w:w="7560" w:type="dxa"/>
+            <w:tcW w:w="7561" w:type="dxa"/>
             <w:tcBorders>
               <w:top w:val="single" w:sz="2" w:space="0" w:color="CCCCCC"/>
               <w:left w:val="single" w:sz="2" w:space="0" w:color="CCCCCC"/>
@@ -10832,7 +10832,7 @@
         </w:tc>
         <w:tc>
           <w:tcPr>
-            <w:tcW w:w="1799" w:type="dxa"/>
+            <w:tcW w:w="1798" w:type="dxa"/>
             <w:tcBorders>
               <w:top w:val="single" w:sz="2" w:space="0" w:color="CCCCCC"/>
               <w:left w:val="single" w:sz="2" w:space="0" w:color="CCCCCC"/>
@@ -10863,7 +10863,7 @@
         <w:trPr/>
         <w:tc>
           <w:tcPr>
-            <w:tcW w:w="7560" w:type="dxa"/>
+            <w:tcW w:w="7561" w:type="dxa"/>
             <w:tcBorders>
               <w:top w:val="single" w:sz="2" w:space="0" w:color="CCCCCC"/>
               <w:left w:val="single" w:sz="2" w:space="0" w:color="CCCCCC"/>
@@ -10889,7 +10889,7 @@
         </w:tc>
         <w:tc>
           <w:tcPr>
-            <w:tcW w:w="1799" w:type="dxa"/>
+            <w:tcW w:w="1798" w:type="dxa"/>
             <w:tcBorders>
               <w:top w:val="single" w:sz="2" w:space="0" w:color="CCCCCC"/>
               <w:left w:val="single" w:sz="2" w:space="0" w:color="CCCCCC"/>
@@ -10920,7 +10920,7 @@
         <w:trPr/>
         <w:tc>
           <w:tcPr>
-            <w:tcW w:w="7560" w:type="dxa"/>
+            <w:tcW w:w="7561" w:type="dxa"/>
             <w:tcBorders>
               <w:top w:val="single" w:sz="2" w:space="0" w:color="CCCCCC"/>
               <w:left w:val="single" w:sz="2" w:space="0" w:color="CCCCCC"/>
@@ -10946,7 +10946,7 @@
         </w:tc>
         <w:tc>
           <w:tcPr>
-            <w:tcW w:w="1799" w:type="dxa"/>
+            <w:tcW w:w="1798" w:type="dxa"/>
             <w:tcBorders>
               <w:top w:val="single" w:sz="2" w:space="0" w:color="CCCCCC"/>
               <w:left w:val="single" w:sz="2" w:space="0" w:color="CCCCCC"/>
@@ -10977,7 +10977,7 @@
         <w:trPr/>
         <w:tc>
           <w:tcPr>
-            <w:tcW w:w="7560" w:type="dxa"/>
+            <w:tcW w:w="7561" w:type="dxa"/>
             <w:tcBorders>
               <w:top w:val="single" w:sz="2" w:space="0" w:color="CCCCCC"/>
               <w:left w:val="single" w:sz="2" w:space="0" w:color="CCCCCC"/>
@@ -11003,7 +11003,7 @@
         </w:tc>
         <w:tc>
           <w:tcPr>
-            <w:tcW w:w="1799" w:type="dxa"/>
+            <w:tcW w:w="1798" w:type="dxa"/>
             <w:tcBorders>
               <w:top w:val="single" w:sz="2" w:space="0" w:color="CCCCCC"/>
               <w:left w:val="single" w:sz="2" w:space="0" w:color="CCCCCC"/>
@@ -11034,7 +11034,7 @@
         <w:trPr/>
         <w:tc>
           <w:tcPr>
-            <w:tcW w:w="7560" w:type="dxa"/>
+            <w:tcW w:w="7561" w:type="dxa"/>
             <w:tcBorders>
               <w:top w:val="single" w:sz="2" w:space="0" w:color="CCCCCC"/>
               <w:left w:val="single" w:sz="2" w:space="0" w:color="CCCCCC"/>
@@ -11060,7 +11060,7 @@
         </w:tc>
         <w:tc>
           <w:tcPr>
-            <w:tcW w:w="1799" w:type="dxa"/>
+            <w:tcW w:w="1798" w:type="dxa"/>
             <w:tcBorders>
               <w:top w:val="single" w:sz="2" w:space="0" w:color="CCCCCC"/>
               <w:left w:val="single" w:sz="2" w:space="0" w:color="CCCCCC"/>
@@ -11091,7 +11091,7 @@
         <w:trPr/>
         <w:tc>
           <w:tcPr>
-            <w:tcW w:w="7560" w:type="dxa"/>
+            <w:tcW w:w="7561" w:type="dxa"/>
             <w:tcBorders>
               <w:top w:val="single" w:sz="2" w:space="0" w:color="CCCCCC"/>
               <w:left w:val="single" w:sz="2" w:space="0" w:color="CCCCCC"/>
@@ -11117,7 +11117,7 @@
         </w:tc>
         <w:tc>
           <w:tcPr>
-            <w:tcW w:w="1799" w:type="dxa"/>
+            <w:tcW w:w="1798" w:type="dxa"/>
             <w:tcBorders>
               <w:top w:val="single" w:sz="2" w:space="0" w:color="CCCCCC"/>
               <w:left w:val="single" w:sz="2" w:space="0" w:color="CCCCCC"/>
@@ -11148,7 +11148,7 @@
         <w:trPr/>
         <w:tc>
           <w:tcPr>
-            <w:tcW w:w="7560" w:type="dxa"/>
+            <w:tcW w:w="7561" w:type="dxa"/>
             <w:tcBorders>
               <w:top w:val="single" w:sz="2" w:space="0" w:color="CCCCCC"/>
               <w:left w:val="single" w:sz="2" w:space="0" w:color="CCCCCC"/>
@@ -11174,7 +11174,7 @@
         </w:tc>
         <w:tc>
           <w:tcPr>
-            <w:tcW w:w="1799" w:type="dxa"/>
+            <w:tcW w:w="1798" w:type="dxa"/>
             <w:tcBorders>
               <w:top w:val="single" w:sz="2" w:space="0" w:color="CCCCCC"/>
               <w:left w:val="single" w:sz="2" w:space="0" w:color="CCCCCC"/>
@@ -11205,7 +11205,7 @@
         <w:trPr/>
         <w:tc>
           <w:tcPr>
-            <w:tcW w:w="7560" w:type="dxa"/>
+            <w:tcW w:w="7561" w:type="dxa"/>
             <w:tcBorders>
               <w:top w:val="single" w:sz="2" w:space="0" w:color="CCCCCC"/>
               <w:left w:val="single" w:sz="2" w:space="0" w:color="CCCCCC"/>
@@ -11231,7 +11231,7 @@
         </w:tc>
         <w:tc>
           <w:tcPr>
-            <w:tcW w:w="1799" w:type="dxa"/>
+            <w:tcW w:w="1798" w:type="dxa"/>
             <w:tcBorders>
               <w:top w:val="single" w:sz="2" w:space="0" w:color="CCCCCC"/>
               <w:left w:val="single" w:sz="2" w:space="0" w:color="CCCCCC"/>
@@ -11262,7 +11262,7 @@
         <w:trPr/>
         <w:tc>
           <w:tcPr>
-            <w:tcW w:w="7560" w:type="dxa"/>
+            <w:tcW w:w="7561" w:type="dxa"/>
             <w:tcBorders>
               <w:top w:val="single" w:sz="2" w:space="0" w:color="CCCCCC"/>
               <w:left w:val="single" w:sz="2" w:space="0" w:color="CCCCCC"/>
@@ -11288,7 +11288,7 @@
         </w:tc>
         <w:tc>
           <w:tcPr>
-            <w:tcW w:w="1799" w:type="dxa"/>
+            <w:tcW w:w="1798" w:type="dxa"/>
             <w:tcBorders>
               <w:top w:val="single" w:sz="2" w:space="0" w:color="CCCCCC"/>
               <w:left w:val="single" w:sz="2" w:space="0" w:color="CCCCCC"/>
@@ -11319,7 +11319,7 @@
         <w:trPr/>
         <w:tc>
           <w:tcPr>
-            <w:tcW w:w="7560" w:type="dxa"/>
+            <w:tcW w:w="7561" w:type="dxa"/>
             <w:tcBorders>
               <w:top w:val="single" w:sz="2" w:space="0" w:color="CCCCCC"/>
               <w:left w:val="single" w:sz="2" w:space="0" w:color="CCCCCC"/>
@@ -11345,7 +11345,7 @@
         </w:tc>
         <w:tc>
           <w:tcPr>
-            <w:tcW w:w="1799" w:type="dxa"/>
+            <w:tcW w:w="1798" w:type="dxa"/>
             <w:tcBorders>
               <w:top w:val="single" w:sz="2" w:space="0" w:color="CCCCCC"/>
               <w:left w:val="single" w:sz="2" w:space="0" w:color="CCCCCC"/>
@@ -11376,7 +11376,7 @@
         <w:trPr/>
         <w:tc>
           <w:tcPr>
-            <w:tcW w:w="7560" w:type="dxa"/>
+            <w:tcW w:w="7561" w:type="dxa"/>
             <w:tcBorders>
               <w:top w:val="single" w:sz="2" w:space="0" w:color="CCCCCC"/>
               <w:left w:val="single" w:sz="2" w:space="0" w:color="CCCCCC"/>
@@ -11402,7 +11402,7 @@
         </w:tc>
         <w:tc>
           <w:tcPr>
-            <w:tcW w:w="1799" w:type="dxa"/>
+            <w:tcW w:w="1798" w:type="dxa"/>
             <w:tcBorders>
               <w:top w:val="single" w:sz="2" w:space="0" w:color="CCCCCC"/>
               <w:left w:val="single" w:sz="2" w:space="0" w:color="CCCCCC"/>
@@ -11433,7 +11433,7 @@
         <w:trPr/>
         <w:tc>
           <w:tcPr>
-            <w:tcW w:w="7560" w:type="dxa"/>
+            <w:tcW w:w="7561" w:type="dxa"/>
             <w:tcBorders>
               <w:top w:val="single" w:sz="2" w:space="0" w:color="CCCCCC"/>
               <w:left w:val="single" w:sz="2" w:space="0" w:color="CCCCCC"/>
@@ -11459,7 +11459,7 @@
         </w:tc>
         <w:tc>
           <w:tcPr>
-            <w:tcW w:w="1799" w:type="dxa"/>
+            <w:tcW w:w="1798" w:type="dxa"/>
             <w:tcBorders>
               <w:top w:val="single" w:sz="2" w:space="0" w:color="CCCCCC"/>
               <w:left w:val="single" w:sz="2" w:space="0" w:color="CCCCCC"/>
@@ -11490,7 +11490,7 @@
         <w:trPr/>
         <w:tc>
           <w:tcPr>
-            <w:tcW w:w="7560" w:type="dxa"/>
+            <w:tcW w:w="7561" w:type="dxa"/>
             <w:tcBorders>
               <w:top w:val="single" w:sz="2" w:space="0" w:color="CCCCCC"/>
               <w:left w:val="single" w:sz="2" w:space="0" w:color="CCCCCC"/>
@@ -11516,7 +11516,7 @@
         </w:tc>
         <w:tc>
           <w:tcPr>
-            <w:tcW w:w="1799" w:type="dxa"/>
+            <w:tcW w:w="1798" w:type="dxa"/>
             <w:tcBorders>
               <w:top w:val="single" w:sz="2" w:space="0" w:color="CCCCCC"/>
               <w:left w:val="single" w:sz="2" w:space="0" w:color="CCCCCC"/>
@@ -11568,6 +11568,7 @@
     <w:p>
       <w:pPr>
         <w:pStyle w:val="Heading1"/>
+        <w:spacing w:before="0" w:after="180"/>
         <w:rPr/>
       </w:pPr>
       <w:r>
@@ -12034,6 +12035,7 @@
     <w:p>
       <w:pPr>
         <w:pStyle w:val="Heading1"/>
+        <w:spacing w:before="0" w:after="180"/>
         <w:rPr/>
       </w:pPr>
       <w:r>
@@ -12046,7 +12048,7 @@
         <w:pStyle w:val="ListParagraph"/>
         <w:numPr>
           <w:ilvl w:val="0"/>
-          <w:numId w:val="5"/>
+          <w:numId w:val="8"/>
         </w:numPr>
         <w:spacing w:before="0" w:after="80"/>
         <w:rPr/>
@@ -12064,7 +12066,7 @@
         <w:pStyle w:val="ListParagraph"/>
         <w:numPr>
           <w:ilvl w:val="0"/>
-          <w:numId w:val="2"/>
+          <w:numId w:val="9"/>
         </w:numPr>
         <w:spacing w:before="0" w:after="80"/>
         <w:rPr/>
@@ -12082,7 +12084,7 @@
         <w:pStyle w:val="ListParagraph"/>
         <w:numPr>
           <w:ilvl w:val="0"/>
-          <w:numId w:val="2"/>
+          <w:numId w:val="10"/>
         </w:numPr>
         <w:spacing w:before="0" w:after="80"/>
         <w:rPr/>
@@ -12100,7 +12102,7 @@
         <w:pStyle w:val="ListParagraph"/>
         <w:numPr>
           <w:ilvl w:val="0"/>
-          <w:numId w:val="2"/>
+          <w:numId w:val="11"/>
         </w:numPr>
         <w:spacing w:before="0" w:after="80"/>
         <w:rPr/>
@@ -12118,7 +12120,7 @@
         <w:pStyle w:val="ListParagraph"/>
         <w:numPr>
           <w:ilvl w:val="0"/>
-          <w:numId w:val="2"/>
+          <w:numId w:val="12"/>
         </w:numPr>
         <w:spacing w:before="0" w:after="80"/>
         <w:rPr/>
@@ -12155,6 +12157,7 @@
     <w:p>
       <w:pPr>
         <w:pStyle w:val="Heading1"/>
+        <w:spacing w:before="0" w:after="180"/>
         <w:rPr/>
       </w:pPr>
       <w:r>
@@ -12167,7 +12170,7 @@
         <w:pStyle w:val="ListParagraph"/>
         <w:numPr>
           <w:ilvl w:val="0"/>
-          <w:numId w:val="6"/>
+          <w:numId w:val="13"/>
         </w:numPr>
         <w:spacing w:before="0" w:after="80"/>
         <w:rPr/>
@@ -12182,7 +12185,7 @@
         <w:pStyle w:val="ListParagraph"/>
         <w:numPr>
           <w:ilvl w:val="0"/>
-          <w:numId w:val="3"/>
+          <w:numId w:val="14"/>
         </w:numPr>
         <w:spacing w:before="0" w:after="80"/>
         <w:rPr/>
@@ -12197,7 +12200,7 @@
         <w:pStyle w:val="ListParagraph"/>
         <w:numPr>
           <w:ilvl w:val="0"/>
-          <w:numId w:val="3"/>
+          <w:numId w:val="15"/>
         </w:numPr>
         <w:spacing w:before="0" w:after="80"/>
         <w:rPr/>
@@ -12212,7 +12215,7 @@
         <w:pStyle w:val="ListParagraph"/>
         <w:numPr>
           <w:ilvl w:val="0"/>
-          <w:numId w:val="3"/>
+          <w:numId w:val="16"/>
         </w:numPr>
         <w:spacing w:before="0" w:after="80"/>
         <w:rPr/>
@@ -12227,7 +12230,7 @@
         <w:pStyle w:val="ListParagraph"/>
         <w:numPr>
           <w:ilvl w:val="0"/>
-          <w:numId w:val="3"/>
+          <w:numId w:val="17"/>
         </w:numPr>
         <w:spacing w:before="0" w:after="80"/>
         <w:rPr/>
@@ -12242,7 +12245,7 @@
         <w:pStyle w:val="ListParagraph"/>
         <w:numPr>
           <w:ilvl w:val="0"/>
-          <w:numId w:val="3"/>
+          <w:numId w:val="18"/>
         </w:numPr>
         <w:spacing w:before="0" w:after="80"/>
         <w:rPr/>
@@ -12257,7 +12260,7 @@
         <w:pStyle w:val="ListParagraph"/>
         <w:numPr>
           <w:ilvl w:val="0"/>
-          <w:numId w:val="3"/>
+          <w:numId w:val="19"/>
         </w:numPr>
         <w:spacing w:before="0" w:after="80"/>
         <w:rPr/>
@@ -12272,7 +12275,7 @@
         <w:pStyle w:val="ListParagraph"/>
         <w:numPr>
           <w:ilvl w:val="0"/>
-          <w:numId w:val="3"/>
+          <w:numId w:val="20"/>
         </w:numPr>
         <w:spacing w:before="0" w:after="80"/>
         <w:rPr/>
@@ -12287,7 +12290,7 @@
         <w:pStyle w:val="ListParagraph"/>
         <w:numPr>
           <w:ilvl w:val="0"/>
-          <w:numId w:val="3"/>
+          <w:numId w:val="21"/>
         </w:numPr>
         <w:spacing w:before="0" w:after="80"/>
         <w:rPr/>
@@ -12302,7 +12305,7 @@
         <w:pStyle w:val="ListParagraph"/>
         <w:numPr>
           <w:ilvl w:val="0"/>
-          <w:numId w:val="3"/>
+          <w:numId w:val="22"/>
         </w:numPr>
         <w:spacing w:before="0" w:after="80"/>
         <w:rPr/>
@@ -12317,7 +12320,7 @@
         <w:pStyle w:val="ListParagraph"/>
         <w:numPr>
           <w:ilvl w:val="0"/>
-          <w:numId w:val="3"/>
+          <w:numId w:val="23"/>
         </w:numPr>
         <w:spacing w:before="0" w:after="80"/>
         <w:rPr/>
@@ -12351,6 +12354,7 @@
     <w:p>
       <w:pPr>
         <w:pStyle w:val="Heading1"/>
+        <w:spacing w:before="0" w:after="180"/>
         <w:rPr/>
       </w:pPr>
       <w:r>
@@ -12836,7 +12840,11 @@
       </w:pPr>
       <w:r>
         <w:rPr/>
-        <w:t>5.1 Volunteer Profile Data Model</w:t>
+        <w:t>6</w:t>
+      </w:r>
+      <w:r>
+        <w:rPr/>
+        <w:t>.1 Volunteer Profile Data Model</w:t>
       </w:r>
     </w:p>
     <w:p>
@@ -12874,7 +12882,7 @@
         <w:pStyle w:val="ListParagraph"/>
         <w:numPr>
           <w:ilvl w:val="0"/>
-          <w:numId w:val="2"/>
+          <w:numId w:val="24"/>
         </w:numPr>
         <w:spacing w:before="0" w:after="80"/>
         <w:rPr/>
@@ -12892,7 +12900,7 @@
         <w:pStyle w:val="ListParagraph"/>
         <w:numPr>
           <w:ilvl w:val="0"/>
-          <w:numId w:val="2"/>
+          <w:numId w:val="25"/>
         </w:numPr>
         <w:spacing w:before="0" w:after="80"/>
         <w:rPr/>
@@ -12910,7 +12918,7 @@
         <w:pStyle w:val="ListParagraph"/>
         <w:numPr>
           <w:ilvl w:val="0"/>
-          <w:numId w:val="2"/>
+          <w:numId w:val="26"/>
         </w:numPr>
         <w:spacing w:before="0" w:after="80"/>
         <w:rPr/>
@@ -12928,7 +12936,7 @@
         <w:pStyle w:val="ListParagraph"/>
         <w:numPr>
           <w:ilvl w:val="0"/>
-          <w:numId w:val="2"/>
+          <w:numId w:val="27"/>
         </w:numPr>
         <w:spacing w:before="0" w:after="80"/>
         <w:rPr/>
@@ -12946,7 +12954,7 @@
         <w:pStyle w:val="ListParagraph"/>
         <w:numPr>
           <w:ilvl w:val="0"/>
-          <w:numId w:val="2"/>
+          <w:numId w:val="28"/>
         </w:numPr>
         <w:spacing w:before="0" w:after="80"/>
         <w:rPr/>
@@ -12964,7 +12972,7 @@
         <w:pStyle w:val="ListParagraph"/>
         <w:numPr>
           <w:ilvl w:val="0"/>
-          <w:numId w:val="2"/>
+          <w:numId w:val="29"/>
         </w:numPr>
         <w:spacing w:before="0" w:after="80"/>
         <w:rPr/>
@@ -12982,7 +12990,7 @@
         <w:pStyle w:val="ListParagraph"/>
         <w:numPr>
           <w:ilvl w:val="0"/>
-          <w:numId w:val="2"/>
+          <w:numId w:val="30"/>
         </w:numPr>
         <w:spacing w:before="0" w:after="80"/>
         <w:rPr/>
@@ -13019,7 +13027,7 @@
         <w:pStyle w:val="ListParagraph"/>
         <w:numPr>
           <w:ilvl w:val="0"/>
-          <w:numId w:val="2"/>
+          <w:numId w:val="31"/>
         </w:numPr>
         <w:spacing w:before="0" w:after="80"/>
         <w:rPr/>
@@ -13037,7 +13045,7 @@
         <w:pStyle w:val="ListParagraph"/>
         <w:numPr>
           <w:ilvl w:val="0"/>
-          <w:numId w:val="2"/>
+          <w:numId w:val="32"/>
         </w:numPr>
         <w:spacing w:before="0" w:after="80"/>
         <w:rPr/>
@@ -13055,7 +13063,7 @@
         <w:pStyle w:val="ListParagraph"/>
         <w:numPr>
           <w:ilvl w:val="0"/>
-          <w:numId w:val="2"/>
+          <w:numId w:val="33"/>
         </w:numPr>
         <w:spacing w:before="0" w:after="80"/>
         <w:rPr/>
@@ -13092,7 +13100,7 @@
         <w:pStyle w:val="ListParagraph"/>
         <w:numPr>
           <w:ilvl w:val="0"/>
-          <w:numId w:val="2"/>
+          <w:numId w:val="34"/>
         </w:numPr>
         <w:spacing w:before="0" w:after="80"/>
         <w:rPr/>
@@ -13110,7 +13118,7 @@
         <w:pStyle w:val="ListParagraph"/>
         <w:numPr>
           <w:ilvl w:val="0"/>
-          <w:numId w:val="2"/>
+          <w:numId w:val="35"/>
         </w:numPr>
         <w:spacing w:before="0" w:after="80"/>
         <w:rPr/>
@@ -13128,7 +13136,7 @@
         <w:pStyle w:val="ListParagraph"/>
         <w:numPr>
           <w:ilvl w:val="0"/>
-          <w:numId w:val="2"/>
+          <w:numId w:val="36"/>
         </w:numPr>
         <w:spacing w:before="0" w:after="80"/>
         <w:rPr/>
@@ -13146,7 +13154,7 @@
         <w:pStyle w:val="ListParagraph"/>
         <w:numPr>
           <w:ilvl w:val="0"/>
-          <w:numId w:val="2"/>
+          <w:numId w:val="37"/>
         </w:numPr>
         <w:spacing w:before="0" w:after="80"/>
         <w:rPr/>
@@ -13164,7 +13172,7 @@
         <w:pStyle w:val="ListParagraph"/>
         <w:numPr>
           <w:ilvl w:val="0"/>
-          <w:numId w:val="2"/>
+          <w:numId w:val="38"/>
         </w:numPr>
         <w:spacing w:before="0" w:after="80"/>
         <w:rPr/>
@@ -13201,7 +13209,7 @@
         <w:pStyle w:val="ListParagraph"/>
         <w:numPr>
           <w:ilvl w:val="0"/>
-          <w:numId w:val="2"/>
+          <w:numId w:val="39"/>
         </w:numPr>
         <w:spacing w:before="0" w:after="80"/>
         <w:rPr/>
@@ -13219,7 +13227,7 @@
         <w:pStyle w:val="ListParagraph"/>
         <w:numPr>
           <w:ilvl w:val="0"/>
-          <w:numId w:val="2"/>
+          <w:numId w:val="40"/>
         </w:numPr>
         <w:spacing w:before="0" w:after="80"/>
         <w:rPr/>
@@ -13237,7 +13245,7 @@
         <w:pStyle w:val="ListParagraph"/>
         <w:numPr>
           <w:ilvl w:val="0"/>
-          <w:numId w:val="2"/>
+          <w:numId w:val="41"/>
         </w:numPr>
         <w:spacing w:before="0" w:after="80"/>
         <w:rPr/>
@@ -13274,7 +13282,7 @@
         <w:pStyle w:val="ListParagraph"/>
         <w:numPr>
           <w:ilvl w:val="0"/>
-          <w:numId w:val="2"/>
+          <w:numId w:val="42"/>
         </w:numPr>
         <w:spacing w:before="0" w:after="80"/>
         <w:rPr/>
@@ -13292,7 +13300,7 @@
         <w:pStyle w:val="ListParagraph"/>
         <w:numPr>
           <w:ilvl w:val="0"/>
-          <w:numId w:val="2"/>
+          <w:numId w:val="43"/>
         </w:numPr>
         <w:spacing w:before="0" w:after="80"/>
         <w:rPr/>
@@ -13310,7 +13318,7 @@
         <w:pStyle w:val="ListParagraph"/>
         <w:numPr>
           <w:ilvl w:val="0"/>
-          <w:numId w:val="2"/>
+          <w:numId w:val="44"/>
         </w:numPr>
         <w:spacing w:before="0" w:after="80"/>
         <w:rPr/>
@@ -13328,7 +13336,7 @@
         <w:pStyle w:val="ListParagraph"/>
         <w:numPr>
           <w:ilvl w:val="0"/>
-          <w:numId w:val="2"/>
+          <w:numId w:val="45"/>
         </w:numPr>
         <w:spacing w:before="0" w:after="80"/>
         <w:rPr/>
@@ -13365,7 +13373,7 @@
         <w:pStyle w:val="ListParagraph"/>
         <w:numPr>
           <w:ilvl w:val="0"/>
-          <w:numId w:val="2"/>
+          <w:numId w:val="46"/>
         </w:numPr>
         <w:spacing w:before="0" w:after="80"/>
         <w:rPr/>
@@ -13383,7 +13391,7 @@
         <w:pStyle w:val="ListParagraph"/>
         <w:numPr>
           <w:ilvl w:val="0"/>
-          <w:numId w:val="2"/>
+          <w:numId w:val="47"/>
         </w:numPr>
         <w:spacing w:before="0" w:after="80"/>
         <w:rPr/>
@@ -13401,7 +13409,7 @@
         <w:pStyle w:val="ListParagraph"/>
         <w:numPr>
           <w:ilvl w:val="0"/>
-          <w:numId w:val="2"/>
+          <w:numId w:val="48"/>
         </w:numPr>
         <w:spacing w:before="0" w:after="80"/>
         <w:rPr/>
@@ -13419,7 +13427,7 @@
         <w:pStyle w:val="ListParagraph"/>
         <w:numPr>
           <w:ilvl w:val="0"/>
-          <w:numId w:val="2"/>
+          <w:numId w:val="49"/>
         </w:numPr>
         <w:spacing w:before="0" w:after="80"/>
         <w:rPr/>
@@ -13437,7 +13445,7 @@
         <w:pStyle w:val="ListParagraph"/>
         <w:numPr>
           <w:ilvl w:val="0"/>
-          <w:numId w:val="2"/>
+          <w:numId w:val="50"/>
         </w:numPr>
         <w:spacing w:before="0" w:after="80"/>
         <w:rPr/>
@@ -13474,7 +13482,7 @@
         <w:pStyle w:val="ListParagraph"/>
         <w:numPr>
           <w:ilvl w:val="0"/>
-          <w:numId w:val="2"/>
+          <w:numId w:val="51"/>
         </w:numPr>
         <w:spacing w:before="0" w:after="80"/>
         <w:rPr/>
@@ -13492,7 +13500,7 @@
         <w:pStyle w:val="ListParagraph"/>
         <w:numPr>
           <w:ilvl w:val="0"/>
-          <w:numId w:val="2"/>
+          <w:numId w:val="52"/>
         </w:numPr>
         <w:spacing w:before="0" w:after="80"/>
         <w:rPr/>
@@ -13510,7 +13518,7 @@
         <w:pStyle w:val="ListParagraph"/>
         <w:numPr>
           <w:ilvl w:val="0"/>
-          <w:numId w:val="2"/>
+          <w:numId w:val="53"/>
         </w:numPr>
         <w:spacing w:before="0" w:after="80"/>
         <w:rPr/>
@@ -13528,7 +13536,7 @@
         <w:pStyle w:val="ListParagraph"/>
         <w:numPr>
           <w:ilvl w:val="0"/>
-          <w:numId w:val="2"/>
+          <w:numId w:val="54"/>
         </w:numPr>
         <w:spacing w:before="0" w:after="80"/>
         <w:rPr/>
@@ -13546,7 +13554,7 @@
         <w:pStyle w:val="ListParagraph"/>
         <w:numPr>
           <w:ilvl w:val="0"/>
-          <w:numId w:val="2"/>
+          <w:numId w:val="55"/>
         </w:numPr>
         <w:spacing w:before="0" w:after="80"/>
         <w:rPr/>
@@ -13583,7 +13591,7 @@
         <w:pStyle w:val="ListParagraph"/>
         <w:numPr>
           <w:ilvl w:val="0"/>
-          <w:numId w:val="2"/>
+          <w:numId w:val="56"/>
         </w:numPr>
         <w:spacing w:before="0" w:after="80"/>
         <w:rPr/>
@@ -13601,7 +13609,7 @@
         <w:pStyle w:val="ListParagraph"/>
         <w:numPr>
           <w:ilvl w:val="0"/>
-          <w:numId w:val="2"/>
+          <w:numId w:val="57"/>
         </w:numPr>
         <w:spacing w:before="0" w:after="80"/>
         <w:rPr/>
@@ -13619,7 +13627,7 @@
         <w:pStyle w:val="ListParagraph"/>
         <w:numPr>
           <w:ilvl w:val="0"/>
-          <w:numId w:val="2"/>
+          <w:numId w:val="58"/>
         </w:numPr>
         <w:spacing w:before="0" w:after="80"/>
         <w:rPr/>
@@ -13637,7 +13645,7 @@
         <w:pStyle w:val="ListParagraph"/>
         <w:numPr>
           <w:ilvl w:val="0"/>
-          <w:numId w:val="2"/>
+          <w:numId w:val="59"/>
         </w:numPr>
         <w:spacing w:before="0" w:after="80"/>
         <w:rPr/>
@@ -13655,7 +13663,7 @@
         <w:pStyle w:val="ListParagraph"/>
         <w:numPr>
           <w:ilvl w:val="0"/>
-          <w:numId w:val="2"/>
+          <w:numId w:val="60"/>
         </w:numPr>
         <w:spacing w:before="0" w:after="80"/>
         <w:rPr/>
@@ -13692,6 +13700,7 @@
     <w:p>
       <w:pPr>
         <w:pStyle w:val="Heading1"/>
+        <w:spacing w:before="0" w:after="180"/>
         <w:rPr/>
       </w:pPr>
       <w:r>
@@ -14170,7 +14179,11 @@
       </w:pPr>
       <w:r>
         <w:rPr/>
-        <w:t>6.1 Provisional → Active Activation Workflow</w:t>
+        <w:t>7</w:t>
+      </w:r>
+      <w:r>
+        <w:rPr/>
+        <w:t>.1 Provisional → Active Activation Workflow</w:t>
       </w:r>
     </w:p>
     <w:p>
@@ -14178,7 +14191,7 @@
         <w:pStyle w:val="ListParagraph"/>
         <w:numPr>
           <w:ilvl w:val="0"/>
-          <w:numId w:val="3"/>
+          <w:numId w:val="61"/>
         </w:numPr>
         <w:spacing w:before="0" w:after="80"/>
         <w:rPr/>
@@ -14193,7 +14206,7 @@
         <w:pStyle w:val="ListParagraph"/>
         <w:numPr>
           <w:ilvl w:val="0"/>
-          <w:numId w:val="3"/>
+          <w:numId w:val="62"/>
         </w:numPr>
         <w:spacing w:before="0" w:after="80"/>
         <w:rPr/>
@@ -14208,7 +14221,7 @@
         <w:pStyle w:val="ListParagraph"/>
         <w:numPr>
           <w:ilvl w:val="0"/>
-          <w:numId w:val="3"/>
+          <w:numId w:val="63"/>
         </w:numPr>
         <w:spacing w:before="0" w:after="80"/>
         <w:rPr/>
@@ -14223,7 +14236,7 @@
         <w:pStyle w:val="ListParagraph"/>
         <w:numPr>
           <w:ilvl w:val="0"/>
-          <w:numId w:val="3"/>
+          <w:numId w:val="64"/>
         </w:numPr>
         <w:spacing w:before="0" w:after="80"/>
         <w:rPr/>
@@ -14238,7 +14251,7 @@
         <w:pStyle w:val="ListParagraph"/>
         <w:numPr>
           <w:ilvl w:val="0"/>
-          <w:numId w:val="3"/>
+          <w:numId w:val="65"/>
         </w:numPr>
         <w:spacing w:before="0" w:after="80"/>
         <w:rPr/>
@@ -14253,7 +14266,7 @@
         <w:pStyle w:val="ListParagraph"/>
         <w:numPr>
           <w:ilvl w:val="0"/>
-          <w:numId w:val="3"/>
+          <w:numId w:val="66"/>
         </w:numPr>
         <w:spacing w:before="0" w:after="80"/>
         <w:rPr/>
@@ -14268,7 +14281,7 @@
         <w:pStyle w:val="ListParagraph"/>
         <w:numPr>
           <w:ilvl w:val="0"/>
-          <w:numId w:val="3"/>
+          <w:numId w:val="67"/>
         </w:numPr>
         <w:spacing w:before="0" w:after="80"/>
         <w:rPr/>
@@ -14326,6 +14339,7 @@
     <w:p>
       <w:pPr>
         <w:pStyle w:val="Heading1"/>
+        <w:spacing w:before="0" w:after="180"/>
         <w:rPr/>
       </w:pPr>
       <w:r>
@@ -14340,7 +14354,11 @@
       </w:pPr>
       <w:r>
         <w:rPr/>
-        <w:t>7.1 Phase 1 — Manual Assignment (Launch)</w:t>
+        <w:t>8</w:t>
+      </w:r>
+      <w:r>
+        <w:rPr/>
+        <w:t>.1 Phase 1 — Manual Assignment (Launch)</w:t>
       </w:r>
     </w:p>
     <w:p>
@@ -14348,7 +14366,7 @@
         <w:pStyle w:val="ListParagraph"/>
         <w:numPr>
           <w:ilvl w:val="0"/>
-          <w:numId w:val="2"/>
+          <w:numId w:val="68"/>
         </w:numPr>
         <w:spacing w:before="0" w:after="80"/>
         <w:rPr/>
@@ -14366,7 +14384,7 @@
         <w:pStyle w:val="ListParagraph"/>
         <w:numPr>
           <w:ilvl w:val="0"/>
-          <w:numId w:val="2"/>
+          <w:numId w:val="69"/>
         </w:numPr>
         <w:spacing w:before="0" w:after="80"/>
         <w:rPr/>
@@ -14384,7 +14402,7 @@
         <w:pStyle w:val="ListParagraph"/>
         <w:numPr>
           <w:ilvl w:val="0"/>
-          <w:numId w:val="2"/>
+          <w:numId w:val="70"/>
         </w:numPr>
         <w:spacing w:before="0" w:after="80"/>
         <w:rPr/>
@@ -14402,7 +14420,7 @@
         <w:pStyle w:val="ListParagraph"/>
         <w:numPr>
           <w:ilvl w:val="0"/>
-          <w:numId w:val="2"/>
+          <w:numId w:val="71"/>
         </w:numPr>
         <w:spacing w:before="0" w:after="80"/>
         <w:rPr/>
@@ -14431,7 +14449,11 @@
       </w:pPr>
       <w:r>
         <w:rPr/>
-        <w:t>7.2 Phase 2 — Automated Suggestion (Future)</w:t>
+        <w:t>8</w:t>
+      </w:r>
+      <w:r>
+        <w:rPr/>
+        <w:t>.2 Phase 2 — Automated Suggestion (Future)</w:t>
       </w:r>
     </w:p>
     <w:p>
@@ -14439,7 +14461,7 @@
         <w:pStyle w:val="ListParagraph"/>
         <w:numPr>
           <w:ilvl w:val="0"/>
-          <w:numId w:val="2"/>
+          <w:numId w:val="72"/>
         </w:numPr>
         <w:spacing w:before="0" w:after="80"/>
         <w:rPr/>
@@ -14457,7 +14479,7 @@
         <w:pStyle w:val="ListParagraph"/>
         <w:numPr>
           <w:ilvl w:val="0"/>
-          <w:numId w:val="2"/>
+          <w:numId w:val="73"/>
         </w:numPr>
         <w:spacing w:before="0" w:after="80"/>
         <w:rPr/>
@@ -14475,7 +14497,7 @@
         <w:pStyle w:val="ListParagraph"/>
         <w:numPr>
           <w:ilvl w:val="0"/>
-          <w:numId w:val="2"/>
+          <w:numId w:val="74"/>
         </w:numPr>
         <w:spacing w:before="0" w:after="80"/>
         <w:rPr/>
@@ -14493,7 +14515,7 @@
         <w:pStyle w:val="ListParagraph"/>
         <w:numPr>
           <w:ilvl w:val="0"/>
-          <w:numId w:val="2"/>
+          <w:numId w:val="75"/>
         </w:numPr>
         <w:spacing w:before="0" w:after="80"/>
         <w:rPr/>
@@ -14530,6 +14552,7 @@
     <w:p>
       <w:pPr>
         <w:pStyle w:val="Heading1"/>
+        <w:spacing w:before="0" w:after="180"/>
         <w:rPr/>
       </w:pPr>
       <w:r>
@@ -14544,7 +14567,11 @@
       </w:pPr>
       <w:r>
         <w:rPr/>
-        <w:t>8.1 Scheduling Modes</w:t>
+        <w:t>9</w:t>
+      </w:r>
+      <w:r>
+        <w:rPr/>
+        <w:t>.1 Scheduling Modes</w:t>
       </w:r>
     </w:p>
     <w:p>
@@ -14938,7 +14965,11 @@
       </w:pPr>
       <w:r>
         <w:rPr/>
-        <w:t>8.2 Cal.com Integration</w:t>
+        <w:t>9.</w:t>
+      </w:r>
+      <w:r>
+        <w:rPr/>
+        <w:t>2 Cal.com Integration</w:t>
       </w:r>
     </w:p>
     <w:p>
@@ -14946,7 +14977,7 @@
         <w:pStyle w:val="ListParagraph"/>
         <w:numPr>
           <w:ilvl w:val="0"/>
-          <w:numId w:val="2"/>
+          <w:numId w:val="76"/>
         </w:numPr>
         <w:spacing w:before="0" w:after="80"/>
         <w:rPr/>
@@ -14964,7 +14995,7 @@
         <w:pStyle w:val="ListParagraph"/>
         <w:numPr>
           <w:ilvl w:val="0"/>
-          <w:numId w:val="2"/>
+          <w:numId w:val="77"/>
         </w:numPr>
         <w:spacing w:before="0" w:after="80"/>
         <w:rPr/>
@@ -14982,7 +15013,7 @@
         <w:pStyle w:val="ListParagraph"/>
         <w:numPr>
           <w:ilvl w:val="0"/>
-          <w:numId w:val="2"/>
+          <w:numId w:val="78"/>
         </w:numPr>
         <w:spacing w:before="0" w:after="80"/>
         <w:rPr/>
@@ -15000,7 +15031,7 @@
         <w:pStyle w:val="ListParagraph"/>
         <w:numPr>
           <w:ilvl w:val="0"/>
-          <w:numId w:val="2"/>
+          <w:numId w:val="79"/>
         </w:numPr>
         <w:spacing w:before="0" w:after="80"/>
         <w:rPr/>
@@ -15018,7 +15049,7 @@
         <w:pStyle w:val="ListParagraph"/>
         <w:numPr>
           <w:ilvl w:val="0"/>
-          <w:numId w:val="2"/>
+          <w:numId w:val="80"/>
         </w:numPr>
         <w:spacing w:before="0" w:after="80"/>
         <w:rPr/>
@@ -15055,6 +15086,7 @@
     <w:p>
       <w:pPr>
         <w:pStyle w:val="Heading1"/>
+        <w:spacing w:before="0" w:after="180"/>
         <w:rPr/>
       </w:pPr>
       <w:r>
@@ -15069,7 +15101,11 @@
       </w:pPr>
       <w:r>
         <w:rPr/>
-        <w:t>9.1 Platform Split by Use Case</w:t>
+        <w:t>10</w:t>
+      </w:r>
+      <w:r>
+        <w:rPr/>
+        <w:t>.1 Platform Split by Use Case</w:t>
       </w:r>
     </w:p>
     <w:tbl>
@@ -15361,7 +15397,11 @@
       </w:pPr>
       <w:r>
         <w:rPr/>
-        <w:t>9.2 Google Meet Notes</w:t>
+        <w:t>10</w:t>
+      </w:r>
+      <w:r>
+        <w:rPr/>
+        <w:t>.2 Google Meet Notes</w:t>
       </w:r>
     </w:p>
     <w:p>
@@ -15369,7 +15409,7 @@
         <w:pStyle w:val="ListParagraph"/>
         <w:numPr>
           <w:ilvl w:val="0"/>
-          <w:numId w:val="2"/>
+          <w:numId w:val="81"/>
         </w:numPr>
         <w:spacing w:before="0" w:after="80"/>
         <w:rPr/>
@@ -15387,7 +15427,7 @@
         <w:pStyle w:val="ListParagraph"/>
         <w:numPr>
           <w:ilvl w:val="0"/>
-          <w:numId w:val="2"/>
+          <w:numId w:val="82"/>
         </w:numPr>
         <w:spacing w:before="0" w:after="80"/>
         <w:rPr/>
@@ -15405,7 +15445,7 @@
         <w:pStyle w:val="ListParagraph"/>
         <w:numPr>
           <w:ilvl w:val="0"/>
-          <w:numId w:val="2"/>
+          <w:numId w:val="83"/>
         </w:numPr>
         <w:spacing w:before="0" w:after="80"/>
         <w:rPr/>
@@ -15423,7 +15463,7 @@
         <w:pStyle w:val="ListParagraph"/>
         <w:numPr>
           <w:ilvl w:val="0"/>
-          <w:numId w:val="2"/>
+          <w:numId w:val="84"/>
         </w:numPr>
         <w:spacing w:before="0" w:after="80"/>
         <w:rPr/>
@@ -15441,7 +15481,7 @@
         <w:pStyle w:val="ListParagraph"/>
         <w:numPr>
           <w:ilvl w:val="0"/>
-          <w:numId w:val="2"/>
+          <w:numId w:val="85"/>
         </w:numPr>
         <w:spacing w:before="0" w:after="80"/>
         <w:rPr/>
@@ -15485,7 +15525,11 @@
       </w:pPr>
       <w:r>
         <w:rPr/>
-        <w:t>9.3 Jitsi Meet Notes</w:t>
+        <w:t>10</w:t>
+      </w:r>
+      <w:r>
+        <w:rPr/>
+        <w:t>.3 Jitsi Meet Notes</w:t>
       </w:r>
     </w:p>
     <w:p>
@@ -15493,7 +15537,7 @@
         <w:pStyle w:val="ListParagraph"/>
         <w:numPr>
           <w:ilvl w:val="0"/>
-          <w:numId w:val="2"/>
+          <w:numId w:val="86"/>
         </w:numPr>
         <w:spacing w:before="0" w:after="80"/>
         <w:rPr/>
@@ -15511,7 +15555,7 @@
         <w:pStyle w:val="ListParagraph"/>
         <w:numPr>
           <w:ilvl w:val="0"/>
-          <w:numId w:val="2"/>
+          <w:numId w:val="87"/>
         </w:numPr>
         <w:spacing w:before="0" w:after="80"/>
         <w:rPr/>
@@ -15529,7 +15573,7 @@
         <w:pStyle w:val="ListParagraph"/>
         <w:numPr>
           <w:ilvl w:val="0"/>
-          <w:numId w:val="2"/>
+          <w:numId w:val="88"/>
         </w:numPr>
         <w:spacing w:before="0" w:after="80"/>
         <w:rPr/>
@@ -15547,7 +15591,7 @@
         <w:pStyle w:val="ListParagraph"/>
         <w:numPr>
           <w:ilvl w:val="0"/>
-          <w:numId w:val="2"/>
+          <w:numId w:val="89"/>
         </w:numPr>
         <w:spacing w:before="0" w:after="80"/>
         <w:rPr/>
@@ -15565,7 +15609,7 @@
         <w:pStyle w:val="ListParagraph"/>
         <w:numPr>
           <w:ilvl w:val="0"/>
-          <w:numId w:val="2"/>
+          <w:numId w:val="90"/>
         </w:numPr>
         <w:spacing w:before="0" w:after="80"/>
         <w:rPr/>
@@ -15602,6 +15646,7 @@
     <w:p>
       <w:pPr>
         <w:pStyle w:val="Heading1"/>
+        <w:spacing w:before="0" w:after="180"/>
         <w:rPr/>
       </w:pPr>
       <w:r>
@@ -15616,7 +15661,15 @@
       </w:pPr>
       <w:r>
         <w:rPr/>
-        <w:t>10.1 Mentor Email Architecture</w:t>
+        <w:t>1</w:t>
+      </w:r>
+      <w:r>
+        <w:rPr/>
+        <w:t>1</w:t>
+      </w:r>
+      <w:r>
+        <w:rPr/>
+        <w:t>.1 Mentor Email Architecture</w:t>
       </w:r>
     </w:p>
     <w:p>
@@ -15654,7 +15707,7 @@
         <w:pStyle w:val="ListParagraph"/>
         <w:numPr>
           <w:ilvl w:val="0"/>
-          <w:numId w:val="2"/>
+          <w:numId w:val="91"/>
         </w:numPr>
         <w:spacing w:before="0" w:after="80"/>
         <w:rPr/>
@@ -15672,7 +15725,7 @@
         <w:pStyle w:val="ListParagraph"/>
         <w:numPr>
           <w:ilvl w:val="0"/>
-          <w:numId w:val="2"/>
+          <w:numId w:val="92"/>
         </w:numPr>
         <w:spacing w:before="0" w:after="80"/>
         <w:rPr/>
@@ -15690,7 +15743,7 @@
         <w:pStyle w:val="ListParagraph"/>
         <w:numPr>
           <w:ilvl w:val="0"/>
-          <w:numId w:val="2"/>
+          <w:numId w:val="93"/>
         </w:numPr>
         <w:spacing w:before="0" w:after="80"/>
         <w:rPr/>
@@ -15708,7 +15761,7 @@
         <w:pStyle w:val="ListParagraph"/>
         <w:numPr>
           <w:ilvl w:val="0"/>
-          <w:numId w:val="2"/>
+          <w:numId w:val="94"/>
         </w:numPr>
         <w:spacing w:before="0" w:after="80"/>
         <w:rPr/>
@@ -15745,7 +15798,7 @@
         <w:pStyle w:val="ListParagraph"/>
         <w:numPr>
           <w:ilvl w:val="0"/>
-          <w:numId w:val="2"/>
+          <w:numId w:val="95"/>
         </w:numPr>
         <w:spacing w:before="0" w:after="80"/>
         <w:rPr/>
@@ -15763,7 +15816,7 @@
         <w:pStyle w:val="ListParagraph"/>
         <w:numPr>
           <w:ilvl w:val="0"/>
-          <w:numId w:val="2"/>
+          <w:numId w:val="96"/>
         </w:numPr>
         <w:spacing w:before="0" w:after="80"/>
         <w:rPr/>
@@ -15781,7 +15834,7 @@
         <w:pStyle w:val="ListParagraph"/>
         <w:numPr>
           <w:ilvl w:val="0"/>
-          <w:numId w:val="2"/>
+          <w:numId w:val="97"/>
         </w:numPr>
         <w:spacing w:before="0" w:after="80"/>
         <w:rPr/>
@@ -15799,7 +15852,7 @@
         <w:pStyle w:val="ListParagraph"/>
         <w:numPr>
           <w:ilvl w:val="0"/>
-          <w:numId w:val="2"/>
+          <w:numId w:val="98"/>
         </w:numPr>
         <w:spacing w:before="0" w:after="80"/>
         <w:rPr/>
@@ -15817,7 +15870,7 @@
         <w:pStyle w:val="ListParagraph"/>
         <w:numPr>
           <w:ilvl w:val="0"/>
-          <w:numId w:val="2"/>
+          <w:numId w:val="99"/>
         </w:numPr>
         <w:spacing w:before="0" w:after="80"/>
         <w:rPr/>
@@ -15854,7 +15907,7 @@
         <w:pStyle w:val="ListParagraph"/>
         <w:numPr>
           <w:ilvl w:val="0"/>
-          <w:numId w:val="2"/>
+          <w:numId w:val="100"/>
         </w:numPr>
         <w:spacing w:before="0" w:after="80"/>
         <w:rPr/>
@@ -15872,7 +15925,7 @@
         <w:pStyle w:val="ListParagraph"/>
         <w:numPr>
           <w:ilvl w:val="0"/>
-          <w:numId w:val="2"/>
+          <w:numId w:val="101"/>
         </w:numPr>
         <w:spacing w:before="0" w:after="80"/>
         <w:rPr/>
@@ -15890,7 +15943,7 @@
         <w:pStyle w:val="ListParagraph"/>
         <w:numPr>
           <w:ilvl w:val="0"/>
-          <w:numId w:val="2"/>
+          <w:numId w:val="102"/>
         </w:numPr>
         <w:spacing w:before="0" w:after="80"/>
         <w:rPr/>
@@ -15908,7 +15961,7 @@
         <w:pStyle w:val="ListParagraph"/>
         <w:numPr>
           <w:ilvl w:val="0"/>
-          <w:numId w:val="2"/>
+          <w:numId w:val="103"/>
         </w:numPr>
         <w:spacing w:before="0" w:after="80"/>
         <w:rPr/>
@@ -15945,7 +15998,7 @@
         <w:pStyle w:val="ListParagraph"/>
         <w:numPr>
           <w:ilvl w:val="0"/>
-          <w:numId w:val="2"/>
+          <w:numId w:val="104"/>
         </w:numPr>
         <w:spacing w:before="0" w:after="80"/>
         <w:rPr/>
@@ -15963,7 +16016,7 @@
         <w:pStyle w:val="ListParagraph"/>
         <w:numPr>
           <w:ilvl w:val="0"/>
-          <w:numId w:val="2"/>
+          <w:numId w:val="105"/>
         </w:numPr>
         <w:spacing w:before="0" w:after="80"/>
         <w:rPr/>
@@ -15981,7 +16034,7 @@
         <w:pStyle w:val="ListParagraph"/>
         <w:numPr>
           <w:ilvl w:val="0"/>
-          <w:numId w:val="2"/>
+          <w:numId w:val="106"/>
         </w:numPr>
         <w:spacing w:before="0" w:after="80"/>
         <w:rPr/>
@@ -16018,7 +16071,7 @@
         <w:pStyle w:val="ListParagraph"/>
         <w:numPr>
           <w:ilvl w:val="0"/>
-          <w:numId w:val="2"/>
+          <w:numId w:val="107"/>
         </w:numPr>
         <w:spacing w:before="0" w:after="80"/>
         <w:rPr/>
@@ -16036,7 +16089,7 @@
         <w:pStyle w:val="ListParagraph"/>
         <w:numPr>
           <w:ilvl w:val="0"/>
-          <w:numId w:val="2"/>
+          <w:numId w:val="108"/>
         </w:numPr>
         <w:spacing w:before="0" w:after="80"/>
         <w:rPr/>
@@ -16054,7 +16107,7 @@
         <w:pStyle w:val="ListParagraph"/>
         <w:numPr>
           <w:ilvl w:val="0"/>
-          <w:numId w:val="2"/>
+          <w:numId w:val="109"/>
         </w:numPr>
         <w:spacing w:before="0" w:after="80"/>
         <w:rPr/>
@@ -16072,7 +16125,7 @@
         <w:pStyle w:val="ListParagraph"/>
         <w:numPr>
           <w:ilvl w:val="0"/>
-          <w:numId w:val="2"/>
+          <w:numId w:val="110"/>
         </w:numPr>
         <w:spacing w:before="0" w:after="80"/>
         <w:rPr/>
@@ -16109,7 +16162,7 @@
         <w:pStyle w:val="ListParagraph"/>
         <w:numPr>
           <w:ilvl w:val="0"/>
-          <w:numId w:val="3"/>
+          <w:numId w:val="111"/>
         </w:numPr>
         <w:spacing w:before="0" w:after="80"/>
         <w:rPr/>
@@ -16124,7 +16177,7 @@
         <w:pStyle w:val="ListParagraph"/>
         <w:numPr>
           <w:ilvl w:val="0"/>
-          <w:numId w:val="3"/>
+          <w:numId w:val="112"/>
         </w:numPr>
         <w:spacing w:before="0" w:after="80"/>
         <w:rPr/>
@@ -16139,7 +16192,7 @@
         <w:pStyle w:val="ListParagraph"/>
         <w:numPr>
           <w:ilvl w:val="0"/>
-          <w:numId w:val="3"/>
+          <w:numId w:val="113"/>
         </w:numPr>
         <w:spacing w:before="0" w:after="80"/>
         <w:rPr/>
@@ -16154,7 +16207,7 @@
         <w:pStyle w:val="ListParagraph"/>
         <w:numPr>
           <w:ilvl w:val="0"/>
-          <w:numId w:val="3"/>
+          <w:numId w:val="114"/>
         </w:numPr>
         <w:spacing w:before="0" w:after="80"/>
         <w:rPr/>
@@ -16169,7 +16222,7 @@
         <w:pStyle w:val="ListParagraph"/>
         <w:numPr>
           <w:ilvl w:val="0"/>
-          <w:numId w:val="3"/>
+          <w:numId w:val="115"/>
         </w:numPr>
         <w:spacing w:before="0" w:after="80"/>
         <w:rPr/>
@@ -16184,7 +16237,7 @@
         <w:pStyle w:val="ListParagraph"/>
         <w:numPr>
           <w:ilvl w:val="0"/>
-          <w:numId w:val="3"/>
+          <w:numId w:val="116"/>
         </w:numPr>
         <w:spacing w:before="0" w:after="80"/>
         <w:rPr/>
@@ -16199,7 +16252,7 @@
         <w:pStyle w:val="ListParagraph"/>
         <w:numPr>
           <w:ilvl w:val="0"/>
-          <w:numId w:val="3"/>
+          <w:numId w:val="117"/>
         </w:numPr>
         <w:spacing w:before="0" w:after="80"/>
         <w:rPr/>
@@ -16214,7 +16267,7 @@
         <w:pStyle w:val="ListParagraph"/>
         <w:numPr>
           <w:ilvl w:val="0"/>
-          <w:numId w:val="3"/>
+          <w:numId w:val="118"/>
         </w:numPr>
         <w:spacing w:before="0" w:after="80"/>
         <w:rPr/>
@@ -16268,7 +16321,7 @@
         <w:pStyle w:val="ListParagraph"/>
         <w:numPr>
           <w:ilvl w:val="0"/>
-          <w:numId w:val="2"/>
+          <w:numId w:val="119"/>
         </w:numPr>
         <w:spacing w:before="0" w:after="80"/>
         <w:rPr/>
@@ -16286,7 +16339,7 @@
         <w:pStyle w:val="ListParagraph"/>
         <w:numPr>
           <w:ilvl w:val="0"/>
-          <w:numId w:val="2"/>
+          <w:numId w:val="120"/>
         </w:numPr>
         <w:spacing w:before="0" w:after="80"/>
         <w:rPr/>
@@ -16304,7 +16357,7 @@
         <w:pStyle w:val="ListParagraph"/>
         <w:numPr>
           <w:ilvl w:val="0"/>
-          <w:numId w:val="2"/>
+          <w:numId w:val="121"/>
         </w:numPr>
         <w:spacing w:before="0" w:after="80"/>
         <w:rPr/>
@@ -16322,7 +16375,7 @@
         <w:pStyle w:val="ListParagraph"/>
         <w:numPr>
           <w:ilvl w:val="0"/>
-          <w:numId w:val="2"/>
+          <w:numId w:val="122"/>
         </w:numPr>
         <w:spacing w:before="0" w:after="80"/>
         <w:rPr/>
@@ -16340,7 +16393,7 @@
         <w:pStyle w:val="ListParagraph"/>
         <w:numPr>
           <w:ilvl w:val="0"/>
-          <w:numId w:val="2"/>
+          <w:numId w:val="123"/>
         </w:numPr>
         <w:spacing w:before="0" w:after="80"/>
         <w:rPr/>
@@ -16358,7 +16411,7 @@
         <w:pStyle w:val="ListParagraph"/>
         <w:numPr>
           <w:ilvl w:val="0"/>
-          <w:numId w:val="2"/>
+          <w:numId w:val="124"/>
         </w:numPr>
         <w:spacing w:before="0" w:after="80"/>
         <w:rPr/>
@@ -16376,7 +16429,7 @@
         <w:pStyle w:val="ListParagraph"/>
         <w:numPr>
           <w:ilvl w:val="0"/>
-          <w:numId w:val="2"/>
+          <w:numId w:val="125"/>
         </w:numPr>
         <w:spacing w:before="0" w:after="80"/>
         <w:rPr/>
@@ -16428,7 +16481,7 @@
         <w:pStyle w:val="ListParagraph"/>
         <w:numPr>
           <w:ilvl w:val="0"/>
-          <w:numId w:val="2"/>
+          <w:numId w:val="126"/>
         </w:numPr>
         <w:spacing w:before="0" w:after="80"/>
         <w:rPr/>
@@ -16446,7 +16499,7 @@
         <w:pStyle w:val="ListParagraph"/>
         <w:numPr>
           <w:ilvl w:val="0"/>
-          <w:numId w:val="2"/>
+          <w:numId w:val="127"/>
         </w:numPr>
         <w:spacing w:before="0" w:after="80"/>
         <w:rPr/>
@@ -16464,7 +16517,7 @@
         <w:pStyle w:val="ListParagraph"/>
         <w:numPr>
           <w:ilvl w:val="0"/>
-          <w:numId w:val="2"/>
+          <w:numId w:val="128"/>
         </w:numPr>
         <w:spacing w:before="0" w:after="80"/>
         <w:rPr/>
@@ -16482,7 +16535,7 @@
         <w:pStyle w:val="ListParagraph"/>
         <w:numPr>
           <w:ilvl w:val="0"/>
-          <w:numId w:val="2"/>
+          <w:numId w:val="129"/>
         </w:numPr>
         <w:spacing w:before="0" w:after="80"/>
         <w:rPr/>
@@ -16500,7 +16553,7 @@
         <w:pStyle w:val="ListParagraph"/>
         <w:numPr>
           <w:ilvl w:val="0"/>
-          <w:numId w:val="2"/>
+          <w:numId w:val="130"/>
         </w:numPr>
         <w:spacing w:before="0" w:after="80"/>
         <w:rPr/>
@@ -16518,7 +16571,7 @@
         <w:pStyle w:val="ListParagraph"/>
         <w:numPr>
           <w:ilvl w:val="0"/>
-          <w:numId w:val="2"/>
+          <w:numId w:val="131"/>
         </w:numPr>
         <w:spacing w:before="0" w:after="80"/>
         <w:rPr/>
@@ -16555,6 +16608,7 @@
     <w:p>
       <w:pPr>
         <w:pStyle w:val="Heading1"/>
+        <w:spacing w:before="0" w:after="180"/>
         <w:rPr/>
       </w:pPr>
       <w:r>
@@ -18451,6 +18505,7 @@
     <w:p>
       <w:pPr>
         <w:pStyle w:val="Heading1"/>
+        <w:spacing w:before="0" w:after="180"/>
         <w:rPr/>
       </w:pPr>
       <w:r>
@@ -20928,6 +20983,7 @@
     <w:p>
       <w:pPr>
         <w:pStyle w:val="Heading1"/>
+        <w:spacing w:before="0" w:after="180"/>
         <w:rPr/>
       </w:pPr>
       <w:r>
@@ -20962,7 +21018,15 @@
       </w:pPr>
       <w:r>
         <w:rPr/>
-        <w:t>18.1 Note Entity</w:t>
+        <w:t>1</w:t>
+      </w:r>
+      <w:r>
+        <w:rPr/>
+        <w:t>9</w:t>
+      </w:r>
+      <w:r>
+        <w:rPr/>
+        <w:t>.1 Note Entity</w:t>
       </w:r>
     </w:p>
     <w:p>
@@ -21001,7 +21065,7 @@
         <w:pStyle w:val="Normal"/>
         <w:numPr>
           <w:ilvl w:val="0"/>
-          <w:numId w:val="7"/>
+          <w:numId w:val="132"/>
         </w:numPr>
         <w:spacing w:before="0" w:after="60"/>
         <w:rPr/>
@@ -21016,7 +21080,7 @@
         <w:pStyle w:val="Normal"/>
         <w:numPr>
           <w:ilvl w:val="0"/>
-          <w:numId w:val="1"/>
+          <w:numId w:val="133"/>
         </w:numPr>
         <w:spacing w:before="0" w:after="60"/>
         <w:rPr/>
@@ -21031,7 +21095,7 @@
         <w:pStyle w:val="Normal"/>
         <w:numPr>
           <w:ilvl w:val="0"/>
-          <w:numId w:val="1"/>
+          <w:numId w:val="134"/>
         </w:numPr>
         <w:spacing w:before="0" w:after="60"/>
         <w:rPr/>
@@ -21046,7 +21110,7 @@
         <w:pStyle w:val="Normal"/>
         <w:numPr>
           <w:ilvl w:val="0"/>
-          <w:numId w:val="1"/>
+          <w:numId w:val="135"/>
         </w:numPr>
         <w:spacing w:before="0" w:after="60"/>
         <w:rPr/>
@@ -21492,7 +21556,15 @@
       </w:pPr>
       <w:r>
         <w:rPr/>
-        <w:t>18.2 Comment Entity</w:t>
+        <w:t>1</w:t>
+      </w:r>
+      <w:r>
+        <w:rPr/>
+        <w:t>9</w:t>
+      </w:r>
+      <w:r>
+        <w:rPr/>
+        <w:t>.2 Comment Entity</w:t>
       </w:r>
     </w:p>
     <w:p>
@@ -21832,7 +21904,15 @@
       </w:pPr>
       <w:r>
         <w:rPr/>
-        <w:t>18.3 Implementation Requirements</w:t>
+        <w:t>1</w:t>
+      </w:r>
+      <w:r>
+        <w:rPr/>
+        <w:t>9</w:t>
+      </w:r>
+      <w:r>
+        <w:rPr/>
+        <w:t>.3 Implementation Requirements</w:t>
       </w:r>
     </w:p>
     <w:p>
@@ -21860,7 +21940,7 @@
         <w:pStyle w:val="Normal"/>
         <w:numPr>
           <w:ilvl w:val="0"/>
-          <w:numId w:val="1"/>
+          <w:numId w:val="136"/>
         </w:numPr>
         <w:spacing w:before="0" w:after="60"/>
         <w:rPr/>
@@ -21875,7 +21955,7 @@
         <w:pStyle w:val="Normal"/>
         <w:numPr>
           <w:ilvl w:val="0"/>
-          <w:numId w:val="1"/>
+          <w:numId w:val="137"/>
         </w:numPr>
         <w:spacing w:before="0" w:after="60"/>
         <w:rPr/>
@@ -21890,7 +21970,7 @@
         <w:pStyle w:val="Normal"/>
         <w:numPr>
           <w:ilvl w:val="0"/>
-          <w:numId w:val="1"/>
+          <w:numId w:val="138"/>
         </w:numPr>
         <w:spacing w:before="0" w:after="60"/>
         <w:rPr/>
@@ -21905,7 +21985,7 @@
         <w:pStyle w:val="Normal"/>
         <w:numPr>
           <w:ilvl w:val="0"/>
-          <w:numId w:val="1"/>
+          <w:numId w:val="139"/>
         </w:numPr>
         <w:spacing w:before="0" w:after="60"/>
         <w:rPr/>
@@ -21931,7 +22011,15 @@
       </w:pPr>
       <w:r>
         <w:rPr/>
-        <w:t>18.4 Document Entity</w:t>
+        <w:t>1</w:t>
+      </w:r>
+      <w:r>
+        <w:rPr/>
+        <w:t>9</w:t>
+      </w:r>
+      <w:r>
+        <w:rPr/>
+        <w:t>.4 Document Entity</w:t>
       </w:r>
     </w:p>
     <w:p>
@@ -21970,7 +22058,7 @@
         <w:pStyle w:val="Normal"/>
         <w:numPr>
           <w:ilvl w:val="0"/>
-          <w:numId w:val="1"/>
+          <w:numId w:val="140"/>
         </w:numPr>
         <w:spacing w:before="0" w:after="60"/>
         <w:rPr/>
@@ -21985,7 +22073,7 @@
         <w:pStyle w:val="Normal"/>
         <w:numPr>
           <w:ilvl w:val="0"/>
-          <w:numId w:val="1"/>
+          <w:numId w:val="141"/>
         </w:numPr>
         <w:spacing w:before="0" w:after="60"/>
         <w:rPr/>
@@ -22000,7 +22088,7 @@
         <w:pStyle w:val="Normal"/>
         <w:numPr>
           <w:ilvl w:val="0"/>
-          <w:numId w:val="1"/>
+          <w:numId w:val="142"/>
         </w:numPr>
         <w:spacing w:before="0" w:after="60"/>
         <w:rPr/>
@@ -22015,7 +22103,7 @@
         <w:pStyle w:val="Normal"/>
         <w:numPr>
           <w:ilvl w:val="0"/>
-          <w:numId w:val="1"/>
+          <w:numId w:val="143"/>
         </w:numPr>
         <w:spacing w:before="0" w:after="60"/>
         <w:rPr/>
@@ -22626,7 +22714,15 @@
       </w:pPr>
       <w:r>
         <w:rPr/>
-        <w:t>18.5 Communications (Email and Calls)</w:t>
+        <w:t>1</w:t>
+      </w:r>
+      <w:r>
+        <w:rPr/>
+        <w:t>9</w:t>
+      </w:r>
+      <w:r>
+        <w:rPr/>
+        <w:t>.5 Communications (Email and Calls)</w:t>
       </w:r>
     </w:p>
     <w:p>
@@ -22665,7 +22761,7 @@
         <w:pStyle w:val="Normal"/>
         <w:numPr>
           <w:ilvl w:val="0"/>
-          <w:numId w:val="1"/>
+          <w:numId w:val="144"/>
         </w:numPr>
         <w:spacing w:before="0" w:after="60"/>
         <w:rPr/>
@@ -22680,7 +22776,7 @@
         <w:pStyle w:val="Normal"/>
         <w:numPr>
           <w:ilvl w:val="0"/>
-          <w:numId w:val="1"/>
+          <w:numId w:val="145"/>
         </w:numPr>
         <w:spacing w:before="0" w:after="60"/>
         <w:rPr/>
@@ -22695,7 +22791,7 @@
         <w:pStyle w:val="Normal"/>
         <w:numPr>
           <w:ilvl w:val="0"/>
-          <w:numId w:val="1"/>
+          <w:numId w:val="146"/>
         </w:numPr>
         <w:spacing w:before="0" w:after="60"/>
         <w:rPr/>
@@ -22710,7 +22806,7 @@
         <w:pStyle w:val="Normal"/>
         <w:numPr>
           <w:ilvl w:val="0"/>
-          <w:numId w:val="1"/>
+          <w:numId w:val="147"/>
         </w:numPr>
         <w:spacing w:before="0" w:after="60"/>
         <w:rPr/>
@@ -22745,7 +22841,7 @@
         <w:pStyle w:val="Normal"/>
         <w:numPr>
           <w:ilvl w:val="0"/>
-          <w:numId w:val="1"/>
+          <w:numId w:val="148"/>
         </w:numPr>
         <w:spacing w:before="0" w:after="60"/>
         <w:rPr/>
@@ -22760,7 +22856,7 @@
         <w:pStyle w:val="Normal"/>
         <w:numPr>
           <w:ilvl w:val="0"/>
-          <w:numId w:val="1"/>
+          <w:numId w:val="149"/>
         </w:numPr>
         <w:spacing w:before="0" w:after="60"/>
         <w:rPr/>
@@ -22775,7 +22871,7 @@
         <w:pStyle w:val="Normal"/>
         <w:numPr>
           <w:ilvl w:val="0"/>
-          <w:numId w:val="1"/>
+          <w:numId w:val="150"/>
         </w:numPr>
         <w:spacing w:before="0" w:after="60"/>
         <w:rPr/>
@@ -22810,7 +22906,7 @@
         <w:pStyle w:val="Normal"/>
         <w:numPr>
           <w:ilvl w:val="0"/>
-          <w:numId w:val="1"/>
+          <w:numId w:val="151"/>
         </w:numPr>
         <w:spacing w:before="0" w:after="60"/>
         <w:rPr/>
@@ -22825,7 +22921,7 @@
         <w:pStyle w:val="Normal"/>
         <w:numPr>
           <w:ilvl w:val="0"/>
-          <w:numId w:val="1"/>
+          <w:numId w:val="152"/>
         </w:numPr>
         <w:spacing w:before="0" w:after="60"/>
         <w:rPr/>
@@ -22840,7 +22936,7 @@
         <w:pStyle w:val="Normal"/>
         <w:numPr>
           <w:ilvl w:val="0"/>
-          <w:numId w:val="1"/>
+          <w:numId w:val="153"/>
         </w:numPr>
         <w:spacing w:before="0" w:after="60"/>
         <w:rPr/>
@@ -22883,8 +22979,8 @@
         </w:tblCellMar>
       </w:tblPr>
       <w:tblGrid>
-        <w:gridCol w:w="2999"/>
-        <w:gridCol w:w="6360"/>
+        <w:gridCol w:w="2998"/>
+        <w:gridCol w:w="6361"/>
       </w:tblGrid>
       <w:tr>
         <w:trPr>
@@ -22892,7 +22988,7 @@
         </w:trPr>
         <w:tc>
           <w:tcPr>
-            <w:tcW w:w="2999" w:type="dxa"/>
+            <w:tcW w:w="2998" w:type="dxa"/>
             <w:tcBorders>
               <w:top w:val="single" w:sz="2" w:space="0" w:color="CCCCCC"/>
               <w:left w:val="single" w:sz="2" w:space="0" w:color="CCCCCC"/>
@@ -22921,7 +23017,7 @@
         </w:tc>
         <w:tc>
           <w:tcPr>
-            <w:tcW w:w="6360" w:type="dxa"/>
+            <w:tcW w:w="6361" w:type="dxa"/>
             <w:tcBorders>
               <w:top w:val="single" w:sz="2" w:space="0" w:color="CCCCCC"/>
               <w:left w:val="single" w:sz="2" w:space="0" w:color="CCCCCC"/>
@@ -22953,7 +23049,7 @@
         <w:trPr/>
         <w:tc>
           <w:tcPr>
-            <w:tcW w:w="2999" w:type="dxa"/>
+            <w:tcW w:w="2998" w:type="dxa"/>
             <w:tcBorders>
               <w:top w:val="single" w:sz="2" w:space="0" w:color="CCCCCC"/>
               <w:left w:val="single" w:sz="2" w:space="0" w:color="CCCCCC"/>
@@ -22979,7 +23075,7 @@
         </w:tc>
         <w:tc>
           <w:tcPr>
-            <w:tcW w:w="6360" w:type="dxa"/>
+            <w:tcW w:w="6361" w:type="dxa"/>
             <w:tcBorders>
               <w:top w:val="single" w:sz="2" w:space="0" w:color="CCCCCC"/>
               <w:left w:val="single" w:sz="2" w:space="0" w:color="CCCCCC"/>
@@ -23008,7 +23104,7 @@
         <w:trPr/>
         <w:tc>
           <w:tcPr>
-            <w:tcW w:w="2999" w:type="dxa"/>
+            <w:tcW w:w="2998" w:type="dxa"/>
             <w:tcBorders>
               <w:top w:val="single" w:sz="2" w:space="0" w:color="CCCCCC"/>
               <w:left w:val="single" w:sz="2" w:space="0" w:color="CCCCCC"/>
@@ -23034,7 +23130,7 @@
         </w:tc>
         <w:tc>
           <w:tcPr>
-            <w:tcW w:w="6360" w:type="dxa"/>
+            <w:tcW w:w="6361" w:type="dxa"/>
             <w:tcBorders>
               <w:top w:val="single" w:sz="2" w:space="0" w:color="CCCCCC"/>
               <w:left w:val="single" w:sz="2" w:space="0" w:color="CCCCCC"/>
@@ -23063,7 +23159,7 @@
         <w:trPr/>
         <w:tc>
           <w:tcPr>
-            <w:tcW w:w="2999" w:type="dxa"/>
+            <w:tcW w:w="2998" w:type="dxa"/>
             <w:tcBorders>
               <w:top w:val="single" w:sz="2" w:space="0" w:color="CCCCCC"/>
               <w:left w:val="single" w:sz="2" w:space="0" w:color="CCCCCC"/>
@@ -23089,7 +23185,7 @@
         </w:tc>
         <w:tc>
           <w:tcPr>
-            <w:tcW w:w="6360" w:type="dxa"/>
+            <w:tcW w:w="6361" w:type="dxa"/>
             <w:tcBorders>
               <w:top w:val="single" w:sz="2" w:space="0" w:color="CCCCCC"/>
               <w:left w:val="single" w:sz="2" w:space="0" w:color="CCCCCC"/>
@@ -23118,7 +23214,7 @@
         <w:trPr/>
         <w:tc>
           <w:tcPr>
-            <w:tcW w:w="2999" w:type="dxa"/>
+            <w:tcW w:w="2998" w:type="dxa"/>
             <w:tcBorders>
               <w:top w:val="single" w:sz="2" w:space="0" w:color="CCCCCC"/>
               <w:left w:val="single" w:sz="2" w:space="0" w:color="CCCCCC"/>
@@ -23144,7 +23240,7 @@
         </w:tc>
         <w:tc>
           <w:tcPr>
-            <w:tcW w:w="6360" w:type="dxa"/>
+            <w:tcW w:w="6361" w:type="dxa"/>
             <w:tcBorders>
               <w:top w:val="single" w:sz="2" w:space="0" w:color="CCCCCC"/>
               <w:left w:val="single" w:sz="2" w:space="0" w:color="CCCCCC"/>
@@ -23173,7 +23269,7 @@
         <w:trPr/>
         <w:tc>
           <w:tcPr>
-            <w:tcW w:w="2999" w:type="dxa"/>
+            <w:tcW w:w="2998" w:type="dxa"/>
             <w:tcBorders>
               <w:top w:val="single" w:sz="2" w:space="0" w:color="CCCCCC"/>
               <w:left w:val="single" w:sz="2" w:space="0" w:color="CCCCCC"/>
@@ -23199,7 +23295,7 @@
         </w:tc>
         <w:tc>
           <w:tcPr>
-            <w:tcW w:w="6360" w:type="dxa"/>
+            <w:tcW w:w="6361" w:type="dxa"/>
             <w:tcBorders>
               <w:top w:val="single" w:sz="2" w:space="0" w:color="CCCCCC"/>
               <w:left w:val="single" w:sz="2" w:space="0" w:color="CCCCCC"/>
@@ -23228,28 +23324,28 @@
         <w:trPr/>
         <w:tc>
           <w:tcPr>
-            <w:tcW w:w="2999" w:type="dxa"/>
-            <w:tcBorders>
-              <w:top w:val="single" w:sz="2" w:space="0" w:color="CCCCCC"/>
-              <w:left w:val="single" w:sz="2" w:space="0" w:color="CCCCCC"/>
-              <w:bottom w:val="single" w:sz="2" w:space="0" w:color="CCCCCC"/>
-              <w:right w:val="single" w:sz="2" w:space="0" w:color="CCCCCC"/>
-            </w:tcBorders>
-            <w:shd w:fill="F2F2F2" w:val="clear"/>
-          </w:tcPr>
-          <w:p>
-            <w:pPr>
-              <w:pStyle w:val="Normal"/>
-              <w:rPr/>
-            </w:pPr>
-            <w:r>
-              <w:rPr/>
-            </w:r>
-          </w:p>
-        </w:tc>
-        <w:tc>
-          <w:tcPr>
-            <w:tcW w:w="6360" w:type="dxa"/>
+            <w:tcW w:w="2998" w:type="dxa"/>
+            <w:tcBorders>
+              <w:top w:val="single" w:sz="2" w:space="0" w:color="CCCCCC"/>
+              <w:left w:val="single" w:sz="2" w:space="0" w:color="CCCCCC"/>
+              <w:bottom w:val="single" w:sz="2" w:space="0" w:color="CCCCCC"/>
+              <w:right w:val="single" w:sz="2" w:space="0" w:color="CCCCCC"/>
+            </w:tcBorders>
+            <w:shd w:fill="F2F2F2" w:val="clear"/>
+          </w:tcPr>
+          <w:p>
+            <w:pPr>
+              <w:pStyle w:val="Normal"/>
+              <w:rPr/>
+            </w:pPr>
+            <w:r>
+              <w:rPr/>
+            </w:r>
+          </w:p>
+        </w:tc>
+        <w:tc>
+          <w:tcPr>
+            <w:tcW w:w="6361" w:type="dxa"/>
             <w:tcBorders>
               <w:top w:val="single" w:sz="2" w:space="0" w:color="CCCCCC"/>
               <w:left w:val="single" w:sz="2" w:space="0" w:color="CCCCCC"/>
@@ -23614,6 +23710,7 @@
         </w:tabs>
         <w:ind w:left="1080" w:hanging="360"/>
       </w:pPr>
+      <w:rPr/>
     </w:lvl>
     <w:lvl w:ilvl="2">
       <w:start w:val="1"/>
@@ -23626,6 +23723,7 @@
         </w:tabs>
         <w:ind w:left="1440" w:hanging="360"/>
       </w:pPr>
+      <w:rPr/>
     </w:lvl>
     <w:lvl w:ilvl="3">
       <w:start w:val="1"/>
@@ -23638,6 +23736,7 @@
         </w:tabs>
         <w:ind w:left="1800" w:hanging="360"/>
       </w:pPr>
+      <w:rPr/>
     </w:lvl>
     <w:lvl w:ilvl="4">
       <w:start w:val="1"/>
@@ -23650,6 +23749,7 @@
         </w:tabs>
         <w:ind w:left="2160" w:hanging="360"/>
       </w:pPr>
+      <w:rPr/>
     </w:lvl>
     <w:lvl w:ilvl="5">
       <w:start w:val="1"/>
@@ -23662,6 +23762,7 @@
         </w:tabs>
         <w:ind w:left="2520" w:hanging="360"/>
       </w:pPr>
+      <w:rPr/>
     </w:lvl>
     <w:lvl w:ilvl="6">
       <w:start w:val="1"/>
@@ -23674,6 +23775,7 @@
         </w:tabs>
         <w:ind w:left="2880" w:hanging="360"/>
       </w:pPr>
+      <w:rPr/>
     </w:lvl>
     <w:lvl w:ilvl="7">
       <w:start w:val="1"/>
@@ -23686,6 +23788,7 @@
         </w:tabs>
         <w:ind w:left="3240" w:hanging="360"/>
       </w:pPr>
+      <w:rPr/>
     </w:lvl>
     <w:lvl w:ilvl="8">
       <w:start w:val="1"/>
@@ -23698,6 +23801,7 @@
         </w:tabs>
         <w:ind w:left="3600" w:hanging="360"/>
       </w:pPr>
+      <w:rPr/>
     </w:lvl>
   </w:abstractNum>
   <w:abstractNum w:abstractNumId="3">
@@ -23725,6 +23829,7 @@
         </w:tabs>
         <w:ind w:left="1080" w:hanging="360"/>
       </w:pPr>
+      <w:rPr/>
     </w:lvl>
     <w:lvl w:ilvl="2">
       <w:start w:val="1"/>
@@ -23737,6 +23842,7 @@
         </w:tabs>
         <w:ind w:left="1440" w:hanging="360"/>
       </w:pPr>
+      <w:rPr/>
     </w:lvl>
     <w:lvl w:ilvl="3">
       <w:start w:val="1"/>
@@ -23749,6 +23855,7 @@
         </w:tabs>
         <w:ind w:left="1800" w:hanging="360"/>
       </w:pPr>
+      <w:rPr/>
     </w:lvl>
     <w:lvl w:ilvl="4">
       <w:start w:val="1"/>
@@ -23761,6 +23868,7 @@
         </w:tabs>
         <w:ind w:left="2160" w:hanging="360"/>
       </w:pPr>
+      <w:rPr/>
     </w:lvl>
     <w:lvl w:ilvl="5">
       <w:start w:val="1"/>
@@ -23773,6 +23881,7 @@
         </w:tabs>
         <w:ind w:left="2520" w:hanging="360"/>
       </w:pPr>
+      <w:rPr/>
     </w:lvl>
     <w:lvl w:ilvl="6">
       <w:start w:val="1"/>
@@ -23785,6 +23894,7 @@
         </w:tabs>
         <w:ind w:left="2880" w:hanging="360"/>
       </w:pPr>
+      <w:rPr/>
     </w:lvl>
     <w:lvl w:ilvl="7">
       <w:start w:val="1"/>
@@ -23797,6 +23907,7 @@
         </w:tabs>
         <w:ind w:left="3240" w:hanging="360"/>
       </w:pPr>
+      <w:rPr/>
     </w:lvl>
     <w:lvl w:ilvl="8">
       <w:start w:val="1"/>
@@ -23809,9 +23920,387 @@
         </w:tabs>
         <w:ind w:left="3600" w:hanging="360"/>
       </w:pPr>
+      <w:rPr/>
     </w:lvl>
   </w:abstractNum>
   <w:abstractNum w:abstractNumId="4">
+    <w:lvl w:ilvl="0">
+      <w:start w:val="1"/>
+      <w:numFmt w:val="bullet"/>
+      <w:lvlText w:val=""/>
+      <w:lvlJc w:val="left"/>
+      <w:pPr>
+        <w:tabs>
+          <w:tab w:val="num" w:pos="0"/>
+        </w:tabs>
+        <w:ind w:left="720" w:hanging="360"/>
+      </w:pPr>
+      <w:rPr>
+        <w:rFonts w:ascii="Symbol" w:hAnsi="Symbol" w:cs="Symbol" w:hint="default"/>
+      </w:rPr>
+    </w:lvl>
+    <w:lvl w:ilvl="1">
+      <w:start w:val="1"/>
+      <w:numFmt w:val="decimal"/>
+      <w:lvlText w:val="%2."/>
+      <w:lvlJc w:val="left"/>
+      <w:pPr>
+        <w:tabs>
+          <w:tab w:val="num" w:pos="1080"/>
+        </w:tabs>
+        <w:ind w:left="1080" w:hanging="360"/>
+      </w:pPr>
+      <w:rPr/>
+    </w:lvl>
+    <w:lvl w:ilvl="2">
+      <w:start w:val="1"/>
+      <w:numFmt w:val="decimal"/>
+      <w:lvlText w:val="%3."/>
+      <w:lvlJc w:val="left"/>
+      <w:pPr>
+        <w:tabs>
+          <w:tab w:val="num" w:pos="1440"/>
+        </w:tabs>
+        <w:ind w:left="1440" w:hanging="360"/>
+      </w:pPr>
+      <w:rPr/>
+    </w:lvl>
+    <w:lvl w:ilvl="3">
+      <w:start w:val="1"/>
+      <w:numFmt w:val="decimal"/>
+      <w:lvlText w:val="%4."/>
+      <w:lvlJc w:val="left"/>
+      <w:pPr>
+        <w:tabs>
+          <w:tab w:val="num" w:pos="1800"/>
+        </w:tabs>
+        <w:ind w:left="1800" w:hanging="360"/>
+      </w:pPr>
+      <w:rPr/>
+    </w:lvl>
+    <w:lvl w:ilvl="4">
+      <w:start w:val="1"/>
+      <w:numFmt w:val="decimal"/>
+      <w:lvlText w:val="%5."/>
+      <w:lvlJc w:val="left"/>
+      <w:pPr>
+        <w:tabs>
+          <w:tab w:val="num" w:pos="2160"/>
+        </w:tabs>
+        <w:ind w:left="2160" w:hanging="360"/>
+      </w:pPr>
+      <w:rPr/>
+    </w:lvl>
+    <w:lvl w:ilvl="5">
+      <w:start w:val="1"/>
+      <w:numFmt w:val="decimal"/>
+      <w:lvlText w:val="%6."/>
+      <w:lvlJc w:val="left"/>
+      <w:pPr>
+        <w:tabs>
+          <w:tab w:val="num" w:pos="2520"/>
+        </w:tabs>
+        <w:ind w:left="2520" w:hanging="360"/>
+      </w:pPr>
+      <w:rPr/>
+    </w:lvl>
+    <w:lvl w:ilvl="6">
+      <w:start w:val="1"/>
+      <w:numFmt w:val="decimal"/>
+      <w:lvlText w:val="%7."/>
+      <w:lvlJc w:val="left"/>
+      <w:pPr>
+        <w:tabs>
+          <w:tab w:val="num" w:pos="2880"/>
+        </w:tabs>
+        <w:ind w:left="2880" w:hanging="360"/>
+      </w:pPr>
+      <w:rPr/>
+    </w:lvl>
+    <w:lvl w:ilvl="7">
+      <w:start w:val="1"/>
+      <w:numFmt w:val="decimal"/>
+      <w:lvlText w:val="%8."/>
+      <w:lvlJc w:val="left"/>
+      <w:pPr>
+        <w:tabs>
+          <w:tab w:val="num" w:pos="3240"/>
+        </w:tabs>
+        <w:ind w:left="3240" w:hanging="360"/>
+      </w:pPr>
+      <w:rPr/>
+    </w:lvl>
+    <w:lvl w:ilvl="8">
+      <w:start w:val="1"/>
+      <w:numFmt w:val="decimal"/>
+      <w:lvlText w:val="%9."/>
+      <w:lvlJc w:val="left"/>
+      <w:pPr>
+        <w:tabs>
+          <w:tab w:val="num" w:pos="3600"/>
+        </w:tabs>
+        <w:ind w:left="3600" w:hanging="360"/>
+      </w:pPr>
+      <w:rPr/>
+    </w:lvl>
+  </w:abstractNum>
+  <w:abstractNum w:abstractNumId="5">
+    <w:lvl w:ilvl="0">
+      <w:start w:val="1"/>
+      <w:numFmt w:val="decimal"/>
+      <w:lvlText w:val="%1."/>
+      <w:lvlJc w:val="left"/>
+      <w:pPr>
+        <w:tabs>
+          <w:tab w:val="num" w:pos="0"/>
+        </w:tabs>
+        <w:ind w:left="720" w:hanging="360"/>
+      </w:pPr>
+      <w:rPr/>
+    </w:lvl>
+    <w:lvl w:ilvl="1">
+      <w:start w:val="1"/>
+      <w:numFmt w:val="decimal"/>
+      <w:lvlText w:val="%2."/>
+      <w:lvlJc w:val="left"/>
+      <w:pPr>
+        <w:tabs>
+          <w:tab w:val="num" w:pos="1080"/>
+        </w:tabs>
+        <w:ind w:left="1080" w:hanging="360"/>
+      </w:pPr>
+      <w:rPr/>
+    </w:lvl>
+    <w:lvl w:ilvl="2">
+      <w:start w:val="1"/>
+      <w:numFmt w:val="decimal"/>
+      <w:lvlText w:val="%3."/>
+      <w:lvlJc w:val="left"/>
+      <w:pPr>
+        <w:tabs>
+          <w:tab w:val="num" w:pos="1440"/>
+        </w:tabs>
+        <w:ind w:left="1440" w:hanging="360"/>
+      </w:pPr>
+      <w:rPr/>
+    </w:lvl>
+    <w:lvl w:ilvl="3">
+      <w:start w:val="1"/>
+      <w:numFmt w:val="decimal"/>
+      <w:lvlText w:val="%4."/>
+      <w:lvlJc w:val="left"/>
+      <w:pPr>
+        <w:tabs>
+          <w:tab w:val="num" w:pos="1800"/>
+        </w:tabs>
+        <w:ind w:left="1800" w:hanging="360"/>
+      </w:pPr>
+      <w:rPr/>
+    </w:lvl>
+    <w:lvl w:ilvl="4">
+      <w:start w:val="1"/>
+      <w:numFmt w:val="decimal"/>
+      <w:lvlText w:val="%5."/>
+      <w:lvlJc w:val="left"/>
+      <w:pPr>
+        <w:tabs>
+          <w:tab w:val="num" w:pos="2160"/>
+        </w:tabs>
+        <w:ind w:left="2160" w:hanging="360"/>
+      </w:pPr>
+      <w:rPr/>
+    </w:lvl>
+    <w:lvl w:ilvl="5">
+      <w:start w:val="1"/>
+      <w:numFmt w:val="decimal"/>
+      <w:lvlText w:val="%6."/>
+      <w:lvlJc w:val="left"/>
+      <w:pPr>
+        <w:tabs>
+          <w:tab w:val="num" w:pos="2520"/>
+        </w:tabs>
+        <w:ind w:left="2520" w:hanging="360"/>
+      </w:pPr>
+      <w:rPr/>
+    </w:lvl>
+    <w:lvl w:ilvl="6">
+      <w:start w:val="1"/>
+      <w:numFmt w:val="decimal"/>
+      <w:lvlText w:val="%7."/>
+      <w:lvlJc w:val="left"/>
+      <w:pPr>
+        <w:tabs>
+          <w:tab w:val="num" w:pos="2880"/>
+        </w:tabs>
+        <w:ind w:left="2880" w:hanging="360"/>
+      </w:pPr>
+      <w:rPr/>
+    </w:lvl>
+    <w:lvl w:ilvl="7">
+      <w:start w:val="1"/>
+      <w:numFmt w:val="decimal"/>
+      <w:lvlText w:val="%8."/>
+      <w:lvlJc w:val="left"/>
+      <w:pPr>
+        <w:tabs>
+          <w:tab w:val="num" w:pos="3240"/>
+        </w:tabs>
+        <w:ind w:left="3240" w:hanging="360"/>
+      </w:pPr>
+      <w:rPr/>
+    </w:lvl>
+    <w:lvl w:ilvl="8">
+      <w:start w:val="1"/>
+      <w:numFmt w:val="decimal"/>
+      <w:lvlText w:val="%9."/>
+      <w:lvlJc w:val="left"/>
+      <w:pPr>
+        <w:tabs>
+          <w:tab w:val="num" w:pos="3600"/>
+        </w:tabs>
+        <w:ind w:left="3600" w:hanging="360"/>
+      </w:pPr>
+      <w:rPr/>
+    </w:lvl>
+  </w:abstractNum>
+  <w:abstractNum w:abstractNumId="6">
+    <w:lvl w:ilvl="0">
+      <w:start w:val="1"/>
+      <w:numFmt w:val="bullet"/>
+      <w:lvlText w:val=""/>
+      <w:lvlJc w:val="left"/>
+      <w:pPr>
+        <w:tabs>
+          <w:tab w:val="num" w:pos="0"/>
+        </w:tabs>
+        <w:ind w:left="720" w:hanging="360"/>
+      </w:pPr>
+      <w:rPr>
+        <w:rFonts w:ascii="Wingdings" w:hAnsi="Wingdings" w:cs="Wingdings" w:hint="default"/>
+      </w:rPr>
+    </w:lvl>
+    <w:lvl w:ilvl="1">
+      <w:start w:val="1"/>
+      <w:numFmt w:val="bullet"/>
+      <w:lvlText w:val=""/>
+      <w:lvlJc w:val="left"/>
+      <w:pPr>
+        <w:tabs>
+          <w:tab w:val="num" w:pos="0"/>
+        </w:tabs>
+        <w:ind w:left="1440" w:hanging="360"/>
+      </w:pPr>
+      <w:rPr>
+        <w:rFonts w:ascii="Wingdings 2" w:hAnsi="Wingdings 2" w:cs="Wingdings 2" w:hint="default"/>
+      </w:rPr>
+    </w:lvl>
+    <w:lvl w:ilvl="2">
+      <w:start w:val="1"/>
+      <w:numFmt w:val="bullet"/>
+      <w:lvlText w:val="■"/>
+      <w:lvlJc w:val="left"/>
+      <w:pPr>
+        <w:tabs>
+          <w:tab w:val="num" w:pos="0"/>
+        </w:tabs>
+        <w:ind w:left="2160" w:hanging="360"/>
+      </w:pPr>
+      <w:rPr>
+        <w:rFonts w:ascii="OpenSymbol" w:hAnsi="OpenSymbol" w:cs="OpenSymbol" w:hint="default"/>
+      </w:rPr>
+    </w:lvl>
+    <w:lvl w:ilvl="3">
+      <w:start w:val="1"/>
+      <w:numFmt w:val="bullet"/>
+      <w:lvlText w:val=""/>
+      <w:lvlJc w:val="left"/>
+      <w:pPr>
+        <w:tabs>
+          <w:tab w:val="num" w:pos="0"/>
+        </w:tabs>
+        <w:ind w:left="2880" w:hanging="360"/>
+      </w:pPr>
+      <w:rPr>
+        <w:rFonts w:ascii="Wingdings" w:hAnsi="Wingdings" w:cs="Wingdings" w:hint="default"/>
+      </w:rPr>
+    </w:lvl>
+    <w:lvl w:ilvl="4">
+      <w:start w:val="1"/>
+      <w:numFmt w:val="bullet"/>
+      <w:lvlText w:val=""/>
+      <w:lvlJc w:val="left"/>
+      <w:pPr>
+        <w:tabs>
+          <w:tab w:val="num" w:pos="0"/>
+        </w:tabs>
+        <w:ind w:left="3600" w:hanging="360"/>
+      </w:pPr>
+      <w:rPr>
+        <w:rFonts w:ascii="Wingdings 2" w:hAnsi="Wingdings 2" w:cs="Wingdings 2" w:hint="default"/>
+      </w:rPr>
+    </w:lvl>
+    <w:lvl w:ilvl="5">
+      <w:start w:val="1"/>
+      <w:numFmt w:val="bullet"/>
+      <w:lvlText w:val="■"/>
+      <w:lvlJc w:val="left"/>
+      <w:pPr>
+        <w:tabs>
+          <w:tab w:val="num" w:pos="0"/>
+        </w:tabs>
+        <w:ind w:left="4320" w:hanging="360"/>
+      </w:pPr>
+      <w:rPr>
+        <w:rFonts w:ascii="OpenSymbol" w:hAnsi="OpenSymbol" w:cs="OpenSymbol" w:hint="default"/>
+      </w:rPr>
+    </w:lvl>
+    <w:lvl w:ilvl="6">
+      <w:start w:val="1"/>
+      <w:numFmt w:val="bullet"/>
+      <w:lvlText w:val=""/>
+      <w:lvlJc w:val="left"/>
+      <w:pPr>
+        <w:tabs>
+          <w:tab w:val="num" w:pos="0"/>
+        </w:tabs>
+        <w:ind w:left="5040" w:hanging="360"/>
+      </w:pPr>
+      <w:rPr>
+        <w:rFonts w:ascii="Wingdings" w:hAnsi="Wingdings" w:cs="Wingdings" w:hint="default"/>
+      </w:rPr>
+    </w:lvl>
+    <w:lvl w:ilvl="7">
+      <w:start w:val="1"/>
+      <w:numFmt w:val="bullet"/>
+      <w:lvlText w:val=""/>
+      <w:lvlJc w:val="left"/>
+      <w:pPr>
+        <w:tabs>
+          <w:tab w:val="num" w:pos="0"/>
+        </w:tabs>
+        <w:ind w:left="5760" w:hanging="360"/>
+      </w:pPr>
+      <w:rPr>
+        <w:rFonts w:ascii="Wingdings" w:hAnsi="Wingdings" w:cs="Wingdings" w:hint="default"/>
+      </w:rPr>
+    </w:lvl>
+    <w:lvl w:ilvl="8">
+      <w:start w:val="1"/>
+      <w:numFmt w:val="bullet"/>
+      <w:lvlText w:val=""/>
+      <w:lvlJc w:val="left"/>
+      <w:pPr>
+        <w:tabs>
+          <w:tab w:val="num" w:pos="0"/>
+        </w:tabs>
+        <w:ind w:left="6480" w:hanging="360"/>
+      </w:pPr>
+      <w:rPr>
+        <w:rFonts w:ascii="Wingdings" w:hAnsi="Wingdings" w:cs="Wingdings" w:hint="default"/>
+      </w:rPr>
+    </w:lvl>
+  </w:abstractNum>
+  <w:abstractNum w:abstractNumId="7">
     <w:lvl w:ilvl="0">
       <w:start w:val="1"/>
       <w:numFmt w:val="none"/>
@@ -23943,22 +24432,460 @@
     <w:abstractNumId w:val="4"/>
   </w:num>
   <w:num w:numId="5">
-    <w:abstractNumId w:val="2"/>
+    <w:abstractNumId w:val="5"/>
+  </w:num>
+  <w:num w:numId="6">
+    <w:abstractNumId w:val="6"/>
+  </w:num>
+  <w:num w:numId="7">
+    <w:abstractNumId w:val="7"/>
+  </w:num>
+  <w:num w:numId="8">
+    <w:abstractNumId w:val="4"/>
     <w:lvlOverride w:ilvl="0">
       <w:startOverride w:val="1"/>
     </w:lvlOverride>
   </w:num>
-  <w:num w:numId="6">
-    <w:abstractNumId w:val="3"/>
+  <w:num w:numId="9">
+    <w:abstractNumId w:val="4"/>
+  </w:num>
+  <w:num w:numId="10">
+    <w:abstractNumId w:val="4"/>
+  </w:num>
+  <w:num w:numId="11">
+    <w:abstractNumId w:val="4"/>
+  </w:num>
+  <w:num w:numId="12">
+    <w:abstractNumId w:val="4"/>
+  </w:num>
+  <w:num w:numId="13">
+    <w:abstractNumId w:val="5"/>
     <w:lvlOverride w:ilvl="0">
       <w:startOverride w:val="1"/>
     </w:lvlOverride>
   </w:num>
-  <w:num w:numId="7">
-    <w:abstractNumId w:val="1"/>
+  <w:num w:numId="14">
+    <w:abstractNumId w:val="5"/>
+  </w:num>
+  <w:num w:numId="15">
+    <w:abstractNumId w:val="5"/>
+  </w:num>
+  <w:num w:numId="16">
+    <w:abstractNumId w:val="5"/>
+  </w:num>
+  <w:num w:numId="17">
+    <w:abstractNumId w:val="5"/>
+  </w:num>
+  <w:num w:numId="18">
+    <w:abstractNumId w:val="5"/>
+  </w:num>
+  <w:num w:numId="19">
+    <w:abstractNumId w:val="5"/>
+  </w:num>
+  <w:num w:numId="20">
+    <w:abstractNumId w:val="5"/>
+  </w:num>
+  <w:num w:numId="21">
+    <w:abstractNumId w:val="5"/>
+  </w:num>
+  <w:num w:numId="22">
+    <w:abstractNumId w:val="5"/>
+  </w:num>
+  <w:num w:numId="23">
+    <w:abstractNumId w:val="5"/>
+  </w:num>
+  <w:num w:numId="24">
+    <w:abstractNumId w:val="4"/>
+  </w:num>
+  <w:num w:numId="25">
+    <w:abstractNumId w:val="4"/>
+  </w:num>
+  <w:num w:numId="26">
+    <w:abstractNumId w:val="4"/>
+  </w:num>
+  <w:num w:numId="27">
+    <w:abstractNumId w:val="4"/>
+  </w:num>
+  <w:num w:numId="28">
+    <w:abstractNumId w:val="4"/>
+  </w:num>
+  <w:num w:numId="29">
+    <w:abstractNumId w:val="4"/>
+  </w:num>
+  <w:num w:numId="30">
+    <w:abstractNumId w:val="4"/>
+  </w:num>
+  <w:num w:numId="31">
+    <w:abstractNumId w:val="4"/>
+  </w:num>
+  <w:num w:numId="32">
+    <w:abstractNumId w:val="4"/>
+  </w:num>
+  <w:num w:numId="33">
+    <w:abstractNumId w:val="4"/>
+  </w:num>
+  <w:num w:numId="34">
+    <w:abstractNumId w:val="4"/>
+  </w:num>
+  <w:num w:numId="35">
+    <w:abstractNumId w:val="4"/>
+  </w:num>
+  <w:num w:numId="36">
+    <w:abstractNumId w:val="4"/>
+  </w:num>
+  <w:num w:numId="37">
+    <w:abstractNumId w:val="4"/>
+  </w:num>
+  <w:num w:numId="38">
+    <w:abstractNumId w:val="4"/>
+  </w:num>
+  <w:num w:numId="39">
+    <w:abstractNumId w:val="4"/>
+  </w:num>
+  <w:num w:numId="40">
+    <w:abstractNumId w:val="4"/>
+  </w:num>
+  <w:num w:numId="41">
+    <w:abstractNumId w:val="4"/>
+  </w:num>
+  <w:num w:numId="42">
+    <w:abstractNumId w:val="4"/>
+  </w:num>
+  <w:num w:numId="43">
+    <w:abstractNumId w:val="4"/>
+  </w:num>
+  <w:num w:numId="44">
+    <w:abstractNumId w:val="4"/>
+  </w:num>
+  <w:num w:numId="45">
+    <w:abstractNumId w:val="4"/>
+  </w:num>
+  <w:num w:numId="46">
+    <w:abstractNumId w:val="4"/>
+  </w:num>
+  <w:num w:numId="47">
+    <w:abstractNumId w:val="4"/>
+  </w:num>
+  <w:num w:numId="48">
+    <w:abstractNumId w:val="4"/>
+  </w:num>
+  <w:num w:numId="49">
+    <w:abstractNumId w:val="4"/>
+  </w:num>
+  <w:num w:numId="50">
+    <w:abstractNumId w:val="4"/>
+  </w:num>
+  <w:num w:numId="51">
+    <w:abstractNumId w:val="4"/>
+  </w:num>
+  <w:num w:numId="52">
+    <w:abstractNumId w:val="4"/>
+  </w:num>
+  <w:num w:numId="53">
+    <w:abstractNumId w:val="4"/>
+  </w:num>
+  <w:num w:numId="54">
+    <w:abstractNumId w:val="4"/>
+  </w:num>
+  <w:num w:numId="55">
+    <w:abstractNumId w:val="4"/>
+  </w:num>
+  <w:num w:numId="56">
+    <w:abstractNumId w:val="4"/>
+  </w:num>
+  <w:num w:numId="57">
+    <w:abstractNumId w:val="4"/>
+  </w:num>
+  <w:num w:numId="58">
+    <w:abstractNumId w:val="4"/>
+  </w:num>
+  <w:num w:numId="59">
+    <w:abstractNumId w:val="4"/>
+  </w:num>
+  <w:num w:numId="60">
+    <w:abstractNumId w:val="4"/>
+  </w:num>
+  <w:num w:numId="61">
+    <w:abstractNumId w:val="5"/>
+  </w:num>
+  <w:num w:numId="62">
+    <w:abstractNumId w:val="5"/>
+  </w:num>
+  <w:num w:numId="63">
+    <w:abstractNumId w:val="5"/>
+  </w:num>
+  <w:num w:numId="64">
+    <w:abstractNumId w:val="5"/>
+  </w:num>
+  <w:num w:numId="65">
+    <w:abstractNumId w:val="5"/>
+  </w:num>
+  <w:num w:numId="66">
+    <w:abstractNumId w:val="5"/>
+  </w:num>
+  <w:num w:numId="67">
+    <w:abstractNumId w:val="5"/>
+  </w:num>
+  <w:num w:numId="68">
+    <w:abstractNumId w:val="4"/>
+  </w:num>
+  <w:num w:numId="69">
+    <w:abstractNumId w:val="4"/>
+  </w:num>
+  <w:num w:numId="70">
+    <w:abstractNumId w:val="4"/>
+  </w:num>
+  <w:num w:numId="71">
+    <w:abstractNumId w:val="4"/>
+  </w:num>
+  <w:num w:numId="72">
+    <w:abstractNumId w:val="4"/>
+  </w:num>
+  <w:num w:numId="73">
+    <w:abstractNumId w:val="4"/>
+  </w:num>
+  <w:num w:numId="74">
+    <w:abstractNumId w:val="4"/>
+  </w:num>
+  <w:num w:numId="75">
+    <w:abstractNumId w:val="4"/>
+  </w:num>
+  <w:num w:numId="76">
+    <w:abstractNumId w:val="4"/>
+  </w:num>
+  <w:num w:numId="77">
+    <w:abstractNumId w:val="4"/>
+  </w:num>
+  <w:num w:numId="78">
+    <w:abstractNumId w:val="4"/>
+  </w:num>
+  <w:num w:numId="79">
+    <w:abstractNumId w:val="4"/>
+  </w:num>
+  <w:num w:numId="80">
+    <w:abstractNumId w:val="4"/>
+  </w:num>
+  <w:num w:numId="81">
+    <w:abstractNumId w:val="4"/>
+  </w:num>
+  <w:num w:numId="82">
+    <w:abstractNumId w:val="4"/>
+  </w:num>
+  <w:num w:numId="83">
+    <w:abstractNumId w:val="4"/>
+  </w:num>
+  <w:num w:numId="84">
+    <w:abstractNumId w:val="4"/>
+  </w:num>
+  <w:num w:numId="85">
+    <w:abstractNumId w:val="4"/>
+  </w:num>
+  <w:num w:numId="86">
+    <w:abstractNumId w:val="4"/>
+  </w:num>
+  <w:num w:numId="87">
+    <w:abstractNumId w:val="4"/>
+  </w:num>
+  <w:num w:numId="88">
+    <w:abstractNumId w:val="4"/>
+  </w:num>
+  <w:num w:numId="89">
+    <w:abstractNumId w:val="4"/>
+  </w:num>
+  <w:num w:numId="90">
+    <w:abstractNumId w:val="4"/>
+  </w:num>
+  <w:num w:numId="91">
+    <w:abstractNumId w:val="4"/>
+  </w:num>
+  <w:num w:numId="92">
+    <w:abstractNumId w:val="4"/>
+  </w:num>
+  <w:num w:numId="93">
+    <w:abstractNumId w:val="4"/>
+  </w:num>
+  <w:num w:numId="94">
+    <w:abstractNumId w:val="4"/>
+  </w:num>
+  <w:num w:numId="95">
+    <w:abstractNumId w:val="4"/>
+  </w:num>
+  <w:num w:numId="96">
+    <w:abstractNumId w:val="4"/>
+  </w:num>
+  <w:num w:numId="97">
+    <w:abstractNumId w:val="4"/>
+  </w:num>
+  <w:num w:numId="98">
+    <w:abstractNumId w:val="4"/>
+  </w:num>
+  <w:num w:numId="99">
+    <w:abstractNumId w:val="4"/>
+  </w:num>
+  <w:num w:numId="100">
+    <w:abstractNumId w:val="4"/>
+  </w:num>
+  <w:num w:numId="101">
+    <w:abstractNumId w:val="4"/>
+  </w:num>
+  <w:num w:numId="102">
+    <w:abstractNumId w:val="4"/>
+  </w:num>
+  <w:num w:numId="103">
+    <w:abstractNumId w:val="4"/>
+  </w:num>
+  <w:num w:numId="104">
+    <w:abstractNumId w:val="4"/>
+  </w:num>
+  <w:num w:numId="105">
+    <w:abstractNumId w:val="4"/>
+  </w:num>
+  <w:num w:numId="106">
+    <w:abstractNumId w:val="4"/>
+  </w:num>
+  <w:num w:numId="107">
+    <w:abstractNumId w:val="4"/>
+  </w:num>
+  <w:num w:numId="108">
+    <w:abstractNumId w:val="4"/>
+  </w:num>
+  <w:num w:numId="109">
+    <w:abstractNumId w:val="4"/>
+  </w:num>
+  <w:num w:numId="110">
+    <w:abstractNumId w:val="4"/>
+  </w:num>
+  <w:num w:numId="111">
+    <w:abstractNumId w:val="5"/>
+  </w:num>
+  <w:num w:numId="112">
+    <w:abstractNumId w:val="5"/>
+  </w:num>
+  <w:num w:numId="113">
+    <w:abstractNumId w:val="5"/>
+  </w:num>
+  <w:num w:numId="114">
+    <w:abstractNumId w:val="5"/>
+  </w:num>
+  <w:num w:numId="115">
+    <w:abstractNumId w:val="5"/>
+  </w:num>
+  <w:num w:numId="116">
+    <w:abstractNumId w:val="5"/>
+  </w:num>
+  <w:num w:numId="117">
+    <w:abstractNumId w:val="5"/>
+  </w:num>
+  <w:num w:numId="118">
+    <w:abstractNumId w:val="5"/>
+  </w:num>
+  <w:num w:numId="119">
+    <w:abstractNumId w:val="4"/>
+  </w:num>
+  <w:num w:numId="120">
+    <w:abstractNumId w:val="4"/>
+  </w:num>
+  <w:num w:numId="121">
+    <w:abstractNumId w:val="4"/>
+  </w:num>
+  <w:num w:numId="122">
+    <w:abstractNumId w:val="4"/>
+  </w:num>
+  <w:num w:numId="123">
+    <w:abstractNumId w:val="4"/>
+  </w:num>
+  <w:num w:numId="124">
+    <w:abstractNumId w:val="4"/>
+  </w:num>
+  <w:num w:numId="125">
+    <w:abstractNumId w:val="4"/>
+  </w:num>
+  <w:num w:numId="126">
+    <w:abstractNumId w:val="4"/>
+  </w:num>
+  <w:num w:numId="127">
+    <w:abstractNumId w:val="4"/>
+  </w:num>
+  <w:num w:numId="128">
+    <w:abstractNumId w:val="4"/>
+  </w:num>
+  <w:num w:numId="129">
+    <w:abstractNumId w:val="4"/>
+  </w:num>
+  <w:num w:numId="130">
+    <w:abstractNumId w:val="4"/>
+  </w:num>
+  <w:num w:numId="131">
+    <w:abstractNumId w:val="4"/>
+  </w:num>
+  <w:num w:numId="132">
+    <w:abstractNumId w:val="6"/>
     <w:lvlOverride w:ilvl="0">
       <w:startOverride w:val="1"/>
     </w:lvlOverride>
+  </w:num>
+  <w:num w:numId="133">
+    <w:abstractNumId w:val="6"/>
+  </w:num>
+  <w:num w:numId="134">
+    <w:abstractNumId w:val="6"/>
+  </w:num>
+  <w:num w:numId="135">
+    <w:abstractNumId w:val="6"/>
+  </w:num>
+  <w:num w:numId="136">
+    <w:abstractNumId w:val="6"/>
+  </w:num>
+  <w:num w:numId="137">
+    <w:abstractNumId w:val="6"/>
+  </w:num>
+  <w:num w:numId="138">
+    <w:abstractNumId w:val="6"/>
+  </w:num>
+  <w:num w:numId="139">
+    <w:abstractNumId w:val="6"/>
+  </w:num>
+  <w:num w:numId="140">
+    <w:abstractNumId w:val="6"/>
+  </w:num>
+  <w:num w:numId="141">
+    <w:abstractNumId w:val="6"/>
+  </w:num>
+  <w:num w:numId="142">
+    <w:abstractNumId w:val="6"/>
+  </w:num>
+  <w:num w:numId="143">
+    <w:abstractNumId w:val="6"/>
+  </w:num>
+  <w:num w:numId="144">
+    <w:abstractNumId w:val="6"/>
+  </w:num>
+  <w:num w:numId="145">
+    <w:abstractNumId w:val="6"/>
+  </w:num>
+  <w:num w:numId="146">
+    <w:abstractNumId w:val="6"/>
+  </w:num>
+  <w:num w:numId="147">
+    <w:abstractNumId w:val="6"/>
+  </w:num>
+  <w:num w:numId="148">
+    <w:abstractNumId w:val="6"/>
+  </w:num>
+  <w:num w:numId="149">
+    <w:abstractNumId w:val="6"/>
+  </w:num>
+  <w:num w:numId="150">
+    <w:abstractNumId w:val="6"/>
+  </w:num>
+  <w:num w:numId="151">
+    <w:abstractNumId w:val="6"/>
+  </w:num>
+  <w:num w:numId="152">
+    <w:abstractNumId w:val="6"/>
+  </w:num>
+  <w:num w:numId="153">
+    <w:abstractNumId w:val="6"/>
   </w:num>
 </w:numbering>
 </file>
@@ -23986,6 +24913,7 @@
     <w:qFormat/>
     <w:pPr>
       <w:widowControl/>
+      <w:suppressAutoHyphens w:val="true"/>
       <w:bidi w:val="0"/>
       <w:spacing w:before="0" w:after="0"/>
       <w:jc w:val="left"/>
@@ -24217,6 +25145,7 @@
     <w:qFormat/>
     <w:pPr>
       <w:widowControl/>
+      <w:suppressAutoHyphens w:val="true"/>
       <w:bidi w:val="0"/>
       <w:spacing w:before="0" w:after="0"/>
       <w:jc w:val="left"/>
@@ -24237,6 +25166,7 @@
     <w:qFormat/>
     <w:pPr>
       <w:widowControl/>
+      <w:suppressAutoHyphens w:val="true"/>
       <w:bidi w:val="0"/>
       <w:spacing w:before="0" w:after="0"/>
       <w:jc w:val="left"/>

--- a/PRDs/CBM-PRD-CRM.docx
+++ b/PRDs/CBM-PRD-CRM.docx
@@ -124,7 +124,7 @@
       </w:pPr>
       <w:r>
         <w:rPr/>
-        <w:t>2. Detailed Requirements</w:t>
+        <w:t>2. User Personas</w:t>
       </w:r>
     </w:p>
     <w:p>
@@ -138,12 +138,2946 @@
     </w:p>
     <w:p>
       <w:pPr>
+        <w:pStyle w:val="Normal"/>
+        <w:rPr/>
+      </w:pPr>
+      <w:r>
+        <w:rPr/>
+        <w:t xml:space="preserve">This section defines the user personas for the CBM CRM. Each persona represents a distinct role within the organization, describing who they are, the primary processes they perform in the CRM, and the information they need to perform those processes.</w:t>
+      </w:r>
+    </w:p>
+    <w:p>
+      <w:pPr>
+        <w:pStyle w:val="Normal"/>
+        <w:rPr/>
+      </w:pPr>
+      <w:r>
+        <w:rPr/>
+      </w:r>
+    </w:p>
+    <w:p>
+      <w:pPr>
         <w:pStyle w:val="Heading2"/>
         <w:rPr/>
       </w:pPr>
       <w:r>
         <w:rPr/>
-        <w:t>2.1  Mentor Administration</w:t>
+        <w:t>2.1  System Administrator</w:t>
+      </w:r>
+    </w:p>
+    <w:p>
+      <w:pPr>
+        <w:pStyle w:val="Normal"/>
+        <w:rPr/>
+      </w:pPr>
+      <w:r>
+        <w:rPr/>
+      </w:r>
+    </w:p>
+    <w:p>
+      <w:pPr>
+        <w:pStyle w:val="Normal"/>
+        <w:rPr/>
+      </w:pPr>
+      <w:r>
+        <w:rPr/>
+        <w:t xml:space="preserve">The System Administrator is responsible for the technical setup, configuration, and ongoing maintenance of the CRM and its integrated systems. This role ensures the platform is stable, secure, and properly configured to support all other users.</w:t>
+      </w:r>
+    </w:p>
+    <w:p>
+      <w:pPr>
+        <w:pStyle w:val="Normal"/>
+        <w:rPr/>
+      </w:pPr>
+      <w:r>
+        <w:rPr/>
+      </w:r>
+    </w:p>
+    <w:p>
+      <w:pPr>
+        <w:pStyle w:val="Normal"/>
+        <w:rPr/>
+      </w:pPr>
+      <w:r>
+        <w:rPr>
+          <w:b/>
+        </w:rPr>
+        <w:t>Primary Processes:</w:t>
+      </w:r>
+    </w:p>
+    <w:p>
+      <w:pPr>
+        <w:pStyle w:val="ListParagraph"/>
+        <w:numPr>
+          <w:ilvl w:val="0"/>
+          <w:numId w:val="1"/>
+        </w:numPr>
+        <w:rPr/>
+      </w:pPr>
+      <w:r>
+        <w:rPr/>
+        <w:t xml:space="preserve">Configure and maintain the CRM platform — fields, layouts, workflows, and user roles</w:t>
+      </w:r>
+    </w:p>
+    <w:p>
+      <w:pPr>
+        <w:pStyle w:val="ListParagraph"/>
+        <w:numPr>
+          <w:ilvl w:val="0"/>
+          <w:numId w:val="1"/>
+        </w:numPr>
+        <w:rPr/>
+      </w:pPr>
+      <w:r>
+        <w:rPr/>
+        <w:t xml:space="preserve">Manage user accounts — create, edit, deactivate, and reactivate accounts</w:t>
+      </w:r>
+    </w:p>
+    <w:p>
+      <w:pPr>
+        <w:pStyle w:val="ListParagraph"/>
+        <w:numPr>
+          <w:ilvl w:val="0"/>
+          <w:numId w:val="1"/>
+        </w:numPr>
+        <w:rPr/>
+      </w:pPr>
+      <w:r>
+        <w:rPr/>
+        <w:t xml:space="preserve">Monitor system health — review audit logs, failed integrations, and error notifications</w:t>
+      </w:r>
+    </w:p>
+    <w:p>
+      <w:pPr>
+        <w:pStyle w:val="ListParagraph"/>
+        <w:numPr>
+          <w:ilvl w:val="0"/>
+          <w:numId w:val="1"/>
+        </w:numPr>
+        <w:rPr/>
+      </w:pPr>
+      <w:r>
+        <w:rPr/>
+        <w:t xml:space="preserve">Manage integrations with external systems (email, calendar, forms, SMS, LMS, survey)</w:t>
+      </w:r>
+    </w:p>
+    <w:p>
+      <w:pPr>
+        <w:pStyle w:val="ListParagraph"/>
+        <w:numPr>
+          <w:ilvl w:val="0"/>
+          <w:numId w:val="1"/>
+        </w:numPr>
+        <w:rPr/>
+      </w:pPr>
+      <w:r>
+        <w:rPr/>
+        <w:t xml:space="preserve">Perform data imports, exports, and deduplication</w:t>
+      </w:r>
+    </w:p>
+    <w:p>
+      <w:pPr>
+        <w:pStyle w:val="ListParagraph"/>
+        <w:numPr>
+          <w:ilvl w:val="0"/>
+          <w:numId w:val="1"/>
+        </w:numPr>
+        <w:rPr/>
+      </w:pPr>
+      <w:r>
+        <w:rPr/>
+        <w:t xml:space="preserve">Maintain backup and recovery procedures</w:t>
+      </w:r>
+    </w:p>
+    <w:p>
+      <w:pPr>
+        <w:pStyle w:val="ListParagraph"/>
+        <w:numPr>
+          <w:ilvl w:val="0"/>
+          <w:numId w:val="1"/>
+        </w:numPr>
+        <w:rPr/>
+      </w:pPr>
+      <w:r>
+        <w:rPr/>
+        <w:t xml:space="preserve">Manage staging environment for testing configuration changes</w:t>
+      </w:r>
+    </w:p>
+    <w:p>
+      <w:pPr>
+        <w:pStyle w:val="Normal"/>
+        <w:rPr/>
+      </w:pPr>
+      <w:r>
+        <w:rPr/>
+      </w:r>
+    </w:p>
+    <w:p>
+      <w:pPr>
+        <w:pStyle w:val="Normal"/>
+        <w:rPr/>
+      </w:pPr>
+      <w:r>
+        <w:rPr>
+          <w:b/>
+        </w:rPr>
+        <w:t>Information Needed:</w:t>
+      </w:r>
+    </w:p>
+    <w:p>
+      <w:pPr>
+        <w:pStyle w:val="ListParagraph"/>
+        <w:numPr>
+          <w:ilvl w:val="0"/>
+          <w:numId w:val="1"/>
+        </w:numPr>
+        <w:rPr/>
+      </w:pPr>
+      <w:r>
+        <w:rPr/>
+        <w:t xml:space="preserve">Full access to all system configuration settings</w:t>
+      </w:r>
+    </w:p>
+    <w:p>
+      <w:pPr>
+        <w:pStyle w:val="ListParagraph"/>
+        <w:numPr>
+          <w:ilvl w:val="0"/>
+          <w:numId w:val="1"/>
+        </w:numPr>
+        <w:rPr/>
+      </w:pPr>
+      <w:r>
+        <w:rPr/>
+        <w:t xml:space="preserve">User account and role assignments</w:t>
+      </w:r>
+    </w:p>
+    <w:p>
+      <w:pPr>
+        <w:pStyle w:val="ListParagraph"/>
+        <w:numPr>
+          <w:ilvl w:val="0"/>
+          <w:numId w:val="1"/>
+        </w:numPr>
+        <w:rPr/>
+      </w:pPr>
+      <w:r>
+        <w:rPr/>
+        <w:t xml:space="preserve">Integration credentials and API configurations</w:t>
+      </w:r>
+    </w:p>
+    <w:p>
+      <w:pPr>
+        <w:pStyle w:val="ListParagraph"/>
+        <w:numPr>
+          <w:ilvl w:val="0"/>
+          <w:numId w:val="1"/>
+        </w:numPr>
+        <w:rPr/>
+      </w:pPr>
+      <w:r>
+        <w:rPr/>
+        <w:t xml:space="preserve">System audit logs and error notifications</w:t>
+      </w:r>
+    </w:p>
+    <w:p>
+      <w:pPr>
+        <w:pStyle w:val="ListParagraph"/>
+        <w:numPr>
+          <w:ilvl w:val="0"/>
+          <w:numId w:val="1"/>
+        </w:numPr>
+        <w:rPr/>
+      </w:pPr>
+      <w:r>
+        <w:rPr/>
+        <w:t xml:space="preserve">Backup status and recovery documentation</w:t>
+      </w:r>
+    </w:p>
+    <w:p>
+      <w:pPr>
+        <w:pStyle w:val="Normal"/>
+        <w:rPr/>
+      </w:pPr>
+      <w:r>
+        <w:rPr/>
+      </w:r>
+    </w:p>
+    <w:p>
+      <w:pPr>
+        <w:pStyle w:val="Heading2"/>
+        <w:rPr/>
+      </w:pPr>
+      <w:r>
+        <w:rPr/>
+        <w:t>2.2  Client Recruiter</w:t>
+      </w:r>
+    </w:p>
+    <w:p>
+      <w:pPr>
+        <w:pStyle w:val="Normal"/>
+        <w:rPr/>
+      </w:pPr>
+      <w:r>
+        <w:rPr/>
+      </w:r>
+    </w:p>
+    <w:p>
+      <w:pPr>
+        <w:pStyle w:val="Normal"/>
+        <w:rPr/>
+      </w:pPr>
+      <w:r>
+        <w:rPr/>
+        <w:t xml:space="preserve">The Client Recruiter is responsible for raising awareness of CBM’s mentoring program within the local business community. This role focuses on outreach, branding, and marketing to drive prospective clients to the organization. It operates as a traditional push marketing function, working closely with the Partner Coordinator to extend CBM’s reach through partner channels.</w:t>
+      </w:r>
+    </w:p>
+    <w:p>
+      <w:pPr>
+        <w:pStyle w:val="Normal"/>
+        <w:rPr/>
+      </w:pPr>
+      <w:r>
+        <w:rPr/>
+      </w:r>
+    </w:p>
+    <w:p>
+      <w:pPr>
+        <w:pStyle w:val="Normal"/>
+        <w:rPr/>
+      </w:pPr>
+      <w:r>
+        <w:rPr>
+          <w:b/>
+        </w:rPr>
+        <w:t>Primary Processes:</w:t>
+      </w:r>
+    </w:p>
+    <w:p>
+      <w:pPr>
+        <w:pStyle w:val="ListParagraph"/>
+        <w:numPr>
+          <w:ilvl w:val="0"/>
+          <w:numId w:val="1"/>
+        </w:numPr>
+        <w:rPr/>
+      </w:pPr>
+      <w:r>
+        <w:rPr/>
+        <w:t xml:space="preserve">Develop and execute email marketing and outreach campaigns targeting prospective client businesses using an external campaign platform (e.g., Constant Contact)</w:t>
+      </w:r>
+    </w:p>
+    <w:p>
+      <w:pPr>
+        <w:pStyle w:val="ListParagraph"/>
+        <w:numPr>
+          <w:ilvl w:val="0"/>
+          <w:numId w:val="1"/>
+        </w:numPr>
+        <w:rPr/>
+      </w:pPr>
+      <w:r>
+        <w:rPr/>
+        <w:t xml:space="preserve">Manage CBM’s brand presence and messaging across relevant channels</w:t>
+      </w:r>
+    </w:p>
+    <w:p>
+      <w:pPr>
+        <w:pStyle w:val="ListParagraph"/>
+        <w:numPr>
+          <w:ilvl w:val="0"/>
+          <w:numId w:val="1"/>
+        </w:numPr>
+        <w:rPr/>
+      </w:pPr>
+      <w:r>
+        <w:rPr/>
+        <w:t xml:space="preserve">Coordinate with the Partner Coordinator to support joint marketing initiatives with partner organizations</w:t>
+      </w:r>
+    </w:p>
+    <w:p>
+      <w:pPr>
+        <w:pStyle w:val="ListParagraph"/>
+        <w:numPr>
+          <w:ilvl w:val="0"/>
+          <w:numId w:val="1"/>
+        </w:numPr>
+        <w:rPr/>
+      </w:pPr>
+      <w:r>
+        <w:rPr/>
+        <w:t xml:space="preserve">Manage marketing contact lists — maintaining prospect contacts in the CRM as the source of truth</w:t>
+      </w:r>
+    </w:p>
+    <w:p>
+      <w:pPr>
+        <w:pStyle w:val="ListParagraph"/>
+        <w:numPr>
+          <w:ilvl w:val="0"/>
+          <w:numId w:val="1"/>
+        </w:numPr>
+        <w:rPr/>
+      </w:pPr>
+      <w:r>
+        <w:rPr/>
+        <w:t xml:space="preserve">Track and report on campaign reach and application volume trends</w:t>
+      </w:r>
+    </w:p>
+    <w:p>
+      <w:pPr>
+        <w:pStyle w:val="ListParagraph"/>
+        <w:numPr>
+          <w:ilvl w:val="0"/>
+          <w:numId w:val="1"/>
+        </w:numPr>
+        <w:rPr/>
+      </w:pPr>
+      <w:r>
+        <w:rPr/>
+        <w:t xml:space="preserve">Manage content and materials used in client recruitment efforts</w:t>
+      </w:r>
+    </w:p>
+    <w:p>
+      <w:pPr>
+        <w:pStyle w:val="Normal"/>
+        <w:rPr/>
+      </w:pPr>
+      <w:r>
+        <w:rPr/>
+      </w:r>
+    </w:p>
+    <w:p>
+      <w:pPr>
+        <w:pStyle w:val="Normal"/>
+        <w:rPr/>
+      </w:pPr>
+      <w:r>
+        <w:rPr>
+          <w:b/>
+        </w:rPr>
+        <w:t>Information Needed:</w:t>
+      </w:r>
+    </w:p>
+    <w:p>
+      <w:pPr>
+        <w:pStyle w:val="ListParagraph"/>
+        <w:numPr>
+          <w:ilvl w:val="0"/>
+          <w:numId w:val="1"/>
+        </w:numPr>
+        <w:rPr/>
+      </w:pPr>
+      <w:r>
+        <w:rPr/>
+        <w:t xml:space="preserve">Marketing contact records — prospects and community contacts not yet in the program</w:t>
+      </w:r>
+    </w:p>
+    <w:p>
+      <w:pPr>
+        <w:pStyle w:val="ListParagraph"/>
+        <w:numPr>
+          <w:ilvl w:val="0"/>
+          <w:numId w:val="1"/>
+        </w:numPr>
+        <w:rPr/>
+      </w:pPr>
+      <w:r>
+        <w:rPr/>
+        <w:t xml:space="preserve">Mentor and client contact records — for inclusion in relevant campaigns</w:t>
+      </w:r>
+    </w:p>
+    <w:p>
+      <w:pPr>
+        <w:pStyle w:val="ListParagraph"/>
+        <w:numPr>
+          <w:ilvl w:val="0"/>
+          <w:numId w:val="1"/>
+        </w:numPr>
+        <w:rPr/>
+      </w:pPr>
+      <w:r>
+        <w:rPr/>
+        <w:t xml:space="preserve">Partner organization profiles and service areas — to coordinate partner marketing programs</w:t>
+      </w:r>
+    </w:p>
+    <w:p>
+      <w:pPr>
+        <w:pStyle w:val="ListParagraph"/>
+        <w:numPr>
+          <w:ilvl w:val="0"/>
+          <w:numId w:val="1"/>
+        </w:numPr>
+        <w:rPr/>
+      </w:pPr>
+      <w:r>
+        <w:rPr/>
+        <w:t xml:space="preserve">Geographic service area data — to target outreach appropriately</w:t>
+      </w:r>
+    </w:p>
+    <w:p>
+      <w:pPr>
+        <w:pStyle w:val="ListParagraph"/>
+        <w:numPr>
+          <w:ilvl w:val="0"/>
+          <w:numId w:val="1"/>
+        </w:numPr>
+        <w:rPr/>
+      </w:pPr>
+      <w:r>
+        <w:rPr/>
+        <w:t xml:space="preserve">Event and workshop schedule — to promote CBM programming as part of outreach</w:t>
+      </w:r>
+    </w:p>
+    <w:p>
+      <w:pPr>
+        <w:pStyle w:val="ListParagraph"/>
+        <w:numPr>
+          <w:ilvl w:val="0"/>
+          <w:numId w:val="1"/>
+        </w:numPr>
+        <w:rPr/>
+      </w:pPr>
+      <w:r>
+        <w:rPr/>
+        <w:t xml:space="preserve">Application volume and intake trends — to measure campaign effectiveness</w:t>
+      </w:r>
+    </w:p>
+    <w:p>
+      <w:pPr>
+        <w:pStyle w:val="Normal"/>
+        <w:rPr/>
+      </w:pPr>
+      <w:r>
+        <w:rPr/>
+      </w:r>
+    </w:p>
+    <w:p>
+      <w:pPr>
+        <w:pStyle w:val="Heading2"/>
+        <w:rPr/>
+      </w:pPr>
+      <w:r>
+        <w:rPr/>
+        <w:t>2.3  Mentor Recruiter</w:t>
+      </w:r>
+    </w:p>
+    <w:p>
+      <w:pPr>
+        <w:pStyle w:val="Normal"/>
+        <w:rPr/>
+      </w:pPr>
+      <w:r>
+        <w:rPr/>
+      </w:r>
+    </w:p>
+    <w:p>
+      <w:pPr>
+        <w:pStyle w:val="Normal"/>
+        <w:rPr/>
+      </w:pPr>
+      <w:r>
+        <w:rPr/>
+        <w:t xml:space="preserve">The Mentor Recruiter is responsible for raising awareness of CBM’s mentoring program within the professional and business community to attract qualified volunteer mentors. Like the Client Recruiter, this role operates as a push marketing function, leveraging outreach campaigns, branding, and partner channels to drive mentor applications.</w:t>
+      </w:r>
+    </w:p>
+    <w:p>
+      <w:pPr>
+        <w:pStyle w:val="Normal"/>
+        <w:rPr/>
+      </w:pPr>
+      <w:r>
+        <w:rPr/>
+      </w:r>
+    </w:p>
+    <w:p>
+      <w:pPr>
+        <w:pStyle w:val="Normal"/>
+        <w:rPr/>
+      </w:pPr>
+      <w:r>
+        <w:rPr>
+          <w:b/>
+        </w:rPr>
+        <w:t>Primary Processes:</w:t>
+      </w:r>
+    </w:p>
+    <w:p>
+      <w:pPr>
+        <w:pStyle w:val="ListParagraph"/>
+        <w:numPr>
+          <w:ilvl w:val="0"/>
+          <w:numId w:val="1"/>
+        </w:numPr>
+        <w:rPr/>
+      </w:pPr>
+      <w:r>
+        <w:rPr/>
+        <w:t xml:space="preserve">Develop and execute email marketing and outreach campaigns targeting prospective mentors using an external campaign platform (e.g., Constant Contact)</w:t>
+      </w:r>
+    </w:p>
+    <w:p>
+      <w:pPr>
+        <w:pStyle w:val="ListParagraph"/>
+        <w:numPr>
+          <w:ilvl w:val="0"/>
+          <w:numId w:val="1"/>
+        </w:numPr>
+        <w:rPr/>
+      </w:pPr>
+      <w:r>
+        <w:rPr/>
+        <w:t xml:space="preserve">Manage messaging and materials specific to mentor recruitment</w:t>
+      </w:r>
+    </w:p>
+    <w:p>
+      <w:pPr>
+        <w:pStyle w:val="ListParagraph"/>
+        <w:numPr>
+          <w:ilvl w:val="0"/>
+          <w:numId w:val="1"/>
+        </w:numPr>
+        <w:rPr/>
+      </w:pPr>
+      <w:r>
+        <w:rPr/>
+        <w:t xml:space="preserve">Coordinate with the Partner Coordinator to support joint mentor recruitment initiatives through partner organizations</w:t>
+      </w:r>
+    </w:p>
+    <w:p>
+      <w:pPr>
+        <w:pStyle w:val="ListParagraph"/>
+        <w:numPr>
+          <w:ilvl w:val="0"/>
+          <w:numId w:val="1"/>
+        </w:numPr>
+        <w:rPr/>
+      </w:pPr>
+      <w:r>
+        <w:rPr/>
+        <w:t xml:space="preserve">Manage mentor prospect contact lists — maintaining prospect contacts in the CRM as the source of truth</w:t>
+      </w:r>
+    </w:p>
+    <w:p>
+      <w:pPr>
+        <w:pStyle w:val="ListParagraph"/>
+        <w:numPr>
+          <w:ilvl w:val="0"/>
+          <w:numId w:val="1"/>
+        </w:numPr>
+        <w:rPr/>
+      </w:pPr>
+      <w:r>
+        <w:rPr/>
+        <w:t xml:space="preserve">Track and report on campaign reach and mentor application volume trends</w:t>
+      </w:r>
+    </w:p>
+    <w:p>
+      <w:pPr>
+        <w:pStyle w:val="Normal"/>
+        <w:rPr/>
+      </w:pPr>
+      <w:r>
+        <w:rPr/>
+      </w:r>
+    </w:p>
+    <w:p>
+      <w:pPr>
+        <w:pStyle w:val="Normal"/>
+        <w:rPr/>
+      </w:pPr>
+      <w:r>
+        <w:rPr>
+          <w:b/>
+        </w:rPr>
+        <w:t>Information Needed:</w:t>
+      </w:r>
+    </w:p>
+    <w:p>
+      <w:pPr>
+        <w:pStyle w:val="ListParagraph"/>
+        <w:numPr>
+          <w:ilvl w:val="0"/>
+          <w:numId w:val="1"/>
+        </w:numPr>
+        <w:rPr/>
+      </w:pPr>
+      <w:r>
+        <w:rPr/>
+        <w:t xml:space="preserve">Mentor prospect contact records</w:t>
+      </w:r>
+    </w:p>
+    <w:p>
+      <w:pPr>
+        <w:pStyle w:val="ListParagraph"/>
+        <w:numPr>
+          <w:ilvl w:val="0"/>
+          <w:numId w:val="1"/>
+        </w:numPr>
+        <w:rPr/>
+      </w:pPr>
+      <w:r>
+        <w:rPr/>
+        <w:t xml:space="preserve">Partner organization profiles and service areas — to coordinate partner recruitment programs</w:t>
+      </w:r>
+    </w:p>
+    <w:p>
+      <w:pPr>
+        <w:pStyle w:val="ListParagraph"/>
+        <w:numPr>
+          <w:ilvl w:val="0"/>
+          <w:numId w:val="1"/>
+        </w:numPr>
+        <w:rPr/>
+      </w:pPr>
+      <w:r>
+        <w:rPr/>
+        <w:t xml:space="preserve">Geographic service area data — to target outreach appropriately</w:t>
+      </w:r>
+    </w:p>
+    <w:p>
+      <w:pPr>
+        <w:pStyle w:val="ListParagraph"/>
+        <w:numPr>
+          <w:ilvl w:val="0"/>
+          <w:numId w:val="1"/>
+        </w:numPr>
+        <w:rPr/>
+      </w:pPr>
+      <w:r>
+        <w:rPr/>
+        <w:t xml:space="preserve">Mentor application volume and pipeline trends — to measure campaign effectiveness</w:t>
+      </w:r>
+    </w:p>
+    <w:p>
+      <w:pPr>
+        <w:pStyle w:val="ListParagraph"/>
+        <w:numPr>
+          <w:ilvl w:val="0"/>
+          <w:numId w:val="1"/>
+        </w:numPr>
+        <w:rPr/>
+      </w:pPr>
+      <w:r>
+        <w:rPr/>
+        <w:t xml:space="preserve">Current mentor roster and capacity — to identify gaps and inform recruitment targeting</w:t>
+      </w:r>
+    </w:p>
+    <w:p>
+      <w:pPr>
+        <w:pStyle w:val="Normal"/>
+        <w:rPr/>
+      </w:pPr>
+      <w:r>
+        <w:rPr/>
+      </w:r>
+    </w:p>
+    <w:p>
+      <w:pPr>
+        <w:pStyle w:val="Heading2"/>
+        <w:rPr/>
+      </w:pPr>
+      <w:r>
+        <w:rPr/>
+        <w:t>2.4  Client Administrator</w:t>
+      </w:r>
+    </w:p>
+    <w:p>
+      <w:pPr>
+        <w:pStyle w:val="Normal"/>
+        <w:rPr/>
+      </w:pPr>
+      <w:r>
+        <w:rPr/>
+      </w:r>
+    </w:p>
+    <w:p>
+      <w:pPr>
+        <w:pStyle w:val="Normal"/>
+        <w:rPr/>
+      </w:pPr>
+      <w:r>
+        <w:rPr/>
+        <w:t xml:space="preserve">The Client Administrator is responsible for managing the day-to-day administration of client records and the client application process. This role serves as the primary point of contact for prospective and active clients, guiding them through intake, onboarding, and ongoing program participation.</w:t>
+      </w:r>
+    </w:p>
+    <w:p>
+      <w:pPr>
+        <w:pStyle w:val="Normal"/>
+        <w:rPr/>
+      </w:pPr>
+      <w:r>
+        <w:rPr/>
+      </w:r>
+    </w:p>
+    <w:p>
+      <w:pPr>
+        <w:pStyle w:val="Normal"/>
+        <w:rPr/>
+      </w:pPr>
+      <w:r>
+        <w:rPr>
+          <w:b/>
+        </w:rPr>
+        <w:t>Primary Processes:</w:t>
+      </w:r>
+    </w:p>
+    <w:p>
+      <w:pPr>
+        <w:pStyle w:val="ListParagraph"/>
+        <w:numPr>
+          <w:ilvl w:val="0"/>
+          <w:numId w:val="1"/>
+        </w:numPr>
+        <w:rPr/>
+      </w:pPr>
+      <w:r>
+        <w:rPr/>
+        <w:t xml:space="preserve">Review and process incoming client applications</w:t>
+      </w:r>
+    </w:p>
+    <w:p>
+      <w:pPr>
+        <w:pStyle w:val="ListParagraph"/>
+        <w:numPr>
+          <w:ilvl w:val="0"/>
+          <w:numId w:val="1"/>
+        </w:numPr>
+        <w:rPr/>
+      </w:pPr>
+      <w:r>
+        <w:rPr/>
+        <w:t xml:space="preserve">Maintain and update client and contact records in the CRM</w:t>
+      </w:r>
+    </w:p>
+    <w:p>
+      <w:pPr>
+        <w:pStyle w:val="ListParagraph"/>
+        <w:numPr>
+          <w:ilvl w:val="0"/>
+          <w:numId w:val="1"/>
+        </w:numPr>
+        <w:rPr/>
+      </w:pPr>
+      <w:r>
+        <w:rPr/>
+        <w:t xml:space="preserve">Communicate with prospective and active clients regarding application status, program requirements, and next steps</w:t>
+      </w:r>
+    </w:p>
+    <w:p>
+      <w:pPr>
+        <w:pStyle w:val="ListParagraph"/>
+        <w:numPr>
+          <w:ilvl w:val="0"/>
+          <w:numId w:val="1"/>
+        </w:numPr>
+        <w:rPr/>
+      </w:pPr>
+      <w:r>
+        <w:rPr/>
+        <w:t xml:space="preserve">Track client status throughout the full lifecycle — from applicant through active, inactive, and closed</w:t>
+      </w:r>
+    </w:p>
+    <w:p>
+      <w:pPr>
+        <w:pStyle w:val="ListParagraph"/>
+        <w:numPr>
+          <w:ilvl w:val="0"/>
+          <w:numId w:val="1"/>
+        </w:numPr>
+        <w:rPr/>
+      </w:pPr>
+      <w:r>
+        <w:rPr/>
+        <w:t xml:space="preserve">Support the Client Assignment Coordinator with client readiness and background information</w:t>
+      </w:r>
+    </w:p>
+    <w:p>
+      <w:pPr>
+        <w:pStyle w:val="ListParagraph"/>
+        <w:numPr>
+          <w:ilvl w:val="0"/>
+          <w:numId w:val="1"/>
+        </w:numPr>
+        <w:rPr/>
+      </w:pPr>
+      <w:r>
+        <w:rPr/>
+        <w:t xml:space="preserve">Monitor and follow up on inactive client engagements</w:t>
+      </w:r>
+    </w:p>
+    <w:p>
+      <w:pPr>
+        <w:pStyle w:val="ListParagraph"/>
+        <w:numPr>
+          <w:ilvl w:val="0"/>
+          <w:numId w:val="1"/>
+        </w:numPr>
+        <w:rPr/>
+      </w:pPr>
+      <w:r>
+        <w:rPr/>
+        <w:t xml:space="preserve">Record client business outcomes at engagement close</w:t>
+      </w:r>
+    </w:p>
+    <w:p>
+      <w:pPr>
+        <w:pStyle w:val="Normal"/>
+        <w:rPr/>
+      </w:pPr>
+      <w:r>
+        <w:rPr/>
+      </w:r>
+    </w:p>
+    <w:p>
+      <w:pPr>
+        <w:pStyle w:val="Normal"/>
+        <w:rPr/>
+      </w:pPr>
+      <w:r>
+        <w:rPr>
+          <w:b/>
+        </w:rPr>
+        <w:t>Information Needed:</w:t>
+      </w:r>
+    </w:p>
+    <w:p>
+      <w:pPr>
+        <w:pStyle w:val="ListParagraph"/>
+        <w:numPr>
+          <w:ilvl w:val="0"/>
+          <w:numId w:val="1"/>
+        </w:numPr>
+        <w:rPr/>
+      </w:pPr>
+      <w:r>
+        <w:rPr/>
+        <w:t xml:space="preserve">Client and contact profiles — business name, primary contact, industry, business stage, and description</w:t>
+      </w:r>
+    </w:p>
+    <w:p>
+      <w:pPr>
+        <w:pStyle w:val="ListParagraph"/>
+        <w:numPr>
+          <w:ilvl w:val="0"/>
+          <w:numId w:val="1"/>
+        </w:numPr>
+        <w:rPr/>
+      </w:pPr>
+      <w:r>
+        <w:rPr/>
+        <w:t xml:space="preserve">Client application status and history</w:t>
+      </w:r>
+    </w:p>
+    <w:p>
+      <w:pPr>
+        <w:pStyle w:val="ListParagraph"/>
+        <w:numPr>
+          <w:ilvl w:val="0"/>
+          <w:numId w:val="1"/>
+        </w:numPr>
+        <w:rPr/>
+      </w:pPr>
+      <w:r>
+        <w:rPr/>
+        <w:t xml:space="preserve">Engagement status and session activity — to monitor inactivity and follow up appropriately</w:t>
+      </w:r>
+    </w:p>
+    <w:p>
+      <w:pPr>
+        <w:pStyle w:val="ListParagraph"/>
+        <w:numPr>
+          <w:ilvl w:val="0"/>
+          <w:numId w:val="1"/>
+        </w:numPr>
+        <w:rPr/>
+      </w:pPr>
+      <w:r>
+        <w:rPr/>
+        <w:t xml:space="preserve">Communication history with each client</w:t>
+      </w:r>
+    </w:p>
+    <w:p>
+      <w:pPr>
+        <w:pStyle w:val="ListParagraph"/>
+        <w:numPr>
+          <w:ilvl w:val="0"/>
+          <w:numId w:val="1"/>
+        </w:numPr>
+        <w:rPr/>
+      </w:pPr>
+      <w:r>
+        <w:rPr/>
+        <w:t xml:space="preserve">NPS and survey results linked to client records</w:t>
+      </w:r>
+    </w:p>
+    <w:p>
+      <w:pPr>
+        <w:pStyle w:val="ListParagraph"/>
+        <w:numPr>
+          <w:ilvl w:val="0"/>
+          <w:numId w:val="1"/>
+        </w:numPr>
+        <w:rPr/>
+      </w:pPr>
+      <w:r>
+        <w:rPr/>
+        <w:t xml:space="preserve">Partner referral source — to track clients referred by partner organizations</w:t>
+      </w:r>
+    </w:p>
+    <w:p>
+      <w:pPr>
+        <w:pStyle w:val="Normal"/>
+        <w:rPr/>
+      </w:pPr>
+      <w:r>
+        <w:rPr/>
+      </w:r>
+    </w:p>
+    <w:p>
+      <w:pPr>
+        <w:pStyle w:val="Heading2"/>
+        <w:rPr/>
+      </w:pPr>
+      <w:r>
+        <w:rPr/>
+        <w:t>2.5  Mentor Administrator</w:t>
+      </w:r>
+    </w:p>
+    <w:p>
+      <w:pPr>
+        <w:pStyle w:val="Normal"/>
+        <w:rPr/>
+      </w:pPr>
+      <w:r>
+        <w:rPr/>
+      </w:r>
+    </w:p>
+    <w:p>
+      <w:pPr>
+        <w:pStyle w:val="Normal"/>
+        <w:rPr/>
+      </w:pPr>
+      <w:r>
+        <w:rPr/>
+        <w:t xml:space="preserve">The Mentor Administrator is responsible for managing the day-to-day administration of mentor records and the mentor application and onboarding process. This role guides prospective mentors from application through activation and manages ongoing mentor status and engagement throughout their tenure with CBM.</w:t>
+      </w:r>
+    </w:p>
+    <w:p>
+      <w:pPr>
+        <w:pStyle w:val="Normal"/>
+        <w:rPr/>
+      </w:pPr>
+      <w:r>
+        <w:rPr/>
+      </w:r>
+    </w:p>
+    <w:p>
+      <w:pPr>
+        <w:pStyle w:val="Normal"/>
+        <w:rPr/>
+      </w:pPr>
+      <w:r>
+        <w:rPr>
+          <w:b/>
+        </w:rPr>
+        <w:t>Primary Processes:</w:t>
+      </w:r>
+    </w:p>
+    <w:p>
+      <w:pPr>
+        <w:pStyle w:val="ListParagraph"/>
+        <w:numPr>
+          <w:ilvl w:val="0"/>
+          <w:numId w:val="1"/>
+        </w:numPr>
+        <w:rPr/>
+      </w:pPr>
+      <w:r>
+        <w:rPr/>
+        <w:t xml:space="preserve">Review and process incoming mentor applications</w:t>
+      </w:r>
+    </w:p>
+    <w:p>
+      <w:pPr>
+        <w:pStyle w:val="ListParagraph"/>
+        <w:numPr>
+          <w:ilvl w:val="0"/>
+          <w:numId w:val="1"/>
+        </w:numPr>
+        <w:rPr/>
+      </w:pPr>
+      <w:r>
+        <w:rPr/>
+        <w:t xml:space="preserve">Maintain and update mentor contact records in the CRM</w:t>
+      </w:r>
+    </w:p>
+    <w:p>
+      <w:pPr>
+        <w:pStyle w:val="ListParagraph"/>
+        <w:numPr>
+          <w:ilvl w:val="0"/>
+          <w:numId w:val="1"/>
+        </w:numPr>
+        <w:rPr/>
+      </w:pPr>
+      <w:r>
+        <w:rPr/>
+        <w:t xml:space="preserve">Communicate with prospective and active mentors regarding application status, onboarding requirements, and next steps</w:t>
+      </w:r>
+    </w:p>
+    <w:p>
+      <w:pPr>
+        <w:pStyle w:val="ListParagraph"/>
+        <w:numPr>
+          <w:ilvl w:val="0"/>
+          <w:numId w:val="1"/>
+        </w:numPr>
+        <w:rPr/>
+      </w:pPr>
+      <w:r>
+        <w:rPr/>
+        <w:t xml:space="preserve">Track mentor status throughout the full lifecycle — from provisional through active, inactive, and departed</w:t>
+      </w:r>
+    </w:p>
+    <w:p>
+      <w:pPr>
+        <w:pStyle w:val="ListParagraph"/>
+        <w:numPr>
+          <w:ilvl w:val="0"/>
+          <w:numId w:val="1"/>
+        </w:numPr>
+        <w:rPr/>
+      </w:pPr>
+      <w:r>
+        <w:rPr/>
+        <w:t xml:space="preserve">Coordinate mentor training enrollment and track completion via the learning management system</w:t>
+      </w:r>
+    </w:p>
+    <w:p>
+      <w:pPr>
+        <w:pStyle w:val="ListParagraph"/>
+        <w:numPr>
+          <w:ilvl w:val="0"/>
+          <w:numId w:val="1"/>
+        </w:numPr>
+        <w:rPr/>
+      </w:pPr>
+      <w:r>
+        <w:rPr/>
+        <w:t xml:space="preserve">Track provisional co-mentoring activity required before full mentor activation</w:t>
+      </w:r>
+    </w:p>
+    <w:p>
+      <w:pPr>
+        <w:pStyle w:val="ListParagraph"/>
+        <w:numPr>
+          <w:ilvl w:val="0"/>
+          <w:numId w:val="1"/>
+        </w:numPr>
+        <w:rPr/>
+      </w:pPr>
+      <w:r>
+        <w:rPr/>
+        <w:t xml:space="preserve">Manage mentor reactivation when returning from inactive status</w:t>
+      </w:r>
+    </w:p>
+    <w:p>
+      <w:pPr>
+        <w:pStyle w:val="ListParagraph"/>
+        <w:numPr>
+          <w:ilvl w:val="0"/>
+          <w:numId w:val="1"/>
+        </w:numPr>
+        <w:rPr/>
+      </w:pPr>
+      <w:r>
+        <w:rPr/>
+        <w:t xml:space="preserve">Record background check status and monitor expiration</w:t>
+      </w:r>
+    </w:p>
+    <w:p>
+      <w:pPr>
+        <w:pStyle w:val="ListParagraph"/>
+        <w:numPr>
+          <w:ilvl w:val="0"/>
+          <w:numId w:val="1"/>
+        </w:numPr>
+        <w:rPr/>
+      </w:pPr>
+      <w:r>
+        <w:rPr/>
+        <w:t xml:space="preserve">Monitor mentor capacity and availability</w:t>
+      </w:r>
+    </w:p>
+    <w:p>
+      <w:pPr>
+        <w:pStyle w:val="ListParagraph"/>
+        <w:numPr>
+          <w:ilvl w:val="0"/>
+          <w:numId w:val="1"/>
+        </w:numPr>
+        <w:rPr/>
+      </w:pPr>
+      <w:r>
+        <w:rPr/>
+        <w:t xml:space="preserve">Record reason for departure when a mentor exits</w:t>
+      </w:r>
+    </w:p>
+    <w:p>
+      <w:pPr>
+        <w:pStyle w:val="Normal"/>
+        <w:rPr/>
+      </w:pPr>
+      <w:r>
+        <w:rPr/>
+      </w:r>
+    </w:p>
+    <w:p>
+      <w:pPr>
+        <w:pStyle w:val="Normal"/>
+        <w:rPr/>
+      </w:pPr>
+      <w:r>
+        <w:rPr>
+          <w:b/>
+        </w:rPr>
+        <w:t>Information Needed:</w:t>
+      </w:r>
+    </w:p>
+    <w:p>
+      <w:pPr>
+        <w:pStyle w:val="ListParagraph"/>
+        <w:numPr>
+          <w:ilvl w:val="0"/>
+          <w:numId w:val="1"/>
+        </w:numPr>
+        <w:rPr/>
+      </w:pPr>
+      <w:r>
+        <w:rPr/>
+        <w:t xml:space="preserve">Mentor contact profiles — name, contact info, bio, expertise, industry background, and availability</w:t>
+      </w:r>
+    </w:p>
+    <w:p>
+      <w:pPr>
+        <w:pStyle w:val="ListParagraph"/>
+        <w:numPr>
+          <w:ilvl w:val="0"/>
+          <w:numId w:val="1"/>
+        </w:numPr>
+        <w:rPr/>
+      </w:pPr>
+      <w:r>
+        <w:rPr/>
+        <w:t xml:space="preserve">Mentor application status and history</w:t>
+      </w:r>
+    </w:p>
+    <w:p>
+      <w:pPr>
+        <w:pStyle w:val="ListParagraph"/>
+        <w:numPr>
+          <w:ilvl w:val="0"/>
+          <w:numId w:val="1"/>
+        </w:numPr>
+        <w:rPr/>
+      </w:pPr>
+      <w:r>
+        <w:rPr/>
+        <w:t xml:space="preserve">Mentor status and lifecycle stage</w:t>
+      </w:r>
+    </w:p>
+    <w:p>
+      <w:pPr>
+        <w:pStyle w:val="ListParagraph"/>
+        <w:numPr>
+          <w:ilvl w:val="0"/>
+          <w:numId w:val="1"/>
+        </w:numPr>
+        <w:rPr/>
+      </w:pPr>
+      <w:r>
+        <w:rPr/>
+        <w:t xml:space="preserve">Training enrollment and completion records from the LMS</w:t>
+      </w:r>
+    </w:p>
+    <w:p>
+      <w:pPr>
+        <w:pStyle w:val="ListParagraph"/>
+        <w:numPr>
+          <w:ilvl w:val="0"/>
+          <w:numId w:val="1"/>
+        </w:numPr>
+        <w:rPr/>
+      </w:pPr>
+      <w:r>
+        <w:rPr/>
+        <w:t xml:space="preserve">Background check status and dates</w:t>
+      </w:r>
+    </w:p>
+    <w:p>
+      <w:pPr>
+        <w:pStyle w:val="ListParagraph"/>
+        <w:numPr>
+          <w:ilvl w:val="0"/>
+          <w:numId w:val="1"/>
+        </w:numPr>
+        <w:rPr/>
+      </w:pPr>
+      <w:r>
+        <w:rPr/>
+        <w:t xml:space="preserve">Mentor capacity settings — maximum active engagements</w:t>
+      </w:r>
+    </w:p>
+    <w:p>
+      <w:pPr>
+        <w:pStyle w:val="ListParagraph"/>
+        <w:numPr>
+          <w:ilvl w:val="0"/>
+          <w:numId w:val="1"/>
+        </w:numPr>
+        <w:rPr/>
+      </w:pPr>
+      <w:r>
+        <w:rPr/>
+        <w:t xml:space="preserve">Communication history with each mentor</w:t>
+      </w:r>
+    </w:p>
+    <w:p>
+      <w:pPr>
+        <w:pStyle w:val="ListParagraph"/>
+        <w:numPr>
+          <w:ilvl w:val="0"/>
+          <w:numId w:val="1"/>
+        </w:numPr>
+        <w:rPr/>
+      </w:pPr>
+      <w:r>
+        <w:rPr/>
+        <w:t xml:space="preserve">Engagement history and session activity per mentor</w:t>
+      </w:r>
+    </w:p>
+    <w:p>
+      <w:pPr>
+        <w:pStyle w:val="Normal"/>
+        <w:rPr/>
+      </w:pPr>
+      <w:r>
+        <w:rPr/>
+      </w:r>
+    </w:p>
+    <w:p>
+      <w:pPr>
+        <w:pStyle w:val="Heading2"/>
+        <w:rPr/>
+      </w:pPr>
+      <w:r>
+        <w:rPr/>
+        <w:t>2.6  Client Assignment Coordinator</w:t>
+      </w:r>
+    </w:p>
+    <w:p>
+      <w:pPr>
+        <w:pStyle w:val="Normal"/>
+        <w:rPr/>
+      </w:pPr>
+      <w:r>
+        <w:rPr/>
+      </w:r>
+    </w:p>
+    <w:p>
+      <w:pPr>
+        <w:pStyle w:val="Normal"/>
+        <w:rPr/>
+      </w:pPr>
+      <w:r>
+        <w:rPr/>
+        <w:t xml:space="preserve">The Client Assignment Coordinator is responsible for matching approved clients with the most appropriate available mentors. This role sits at the center of CBM’s core program delivery, ensuring that each client is paired with a mentor whose expertise, availability, and background align with the client’s needs.</w:t>
+      </w:r>
+    </w:p>
+    <w:p>
+      <w:pPr>
+        <w:pStyle w:val="Normal"/>
+        <w:rPr/>
+      </w:pPr>
+      <w:r>
+        <w:rPr/>
+      </w:r>
+    </w:p>
+    <w:p>
+      <w:pPr>
+        <w:pStyle w:val="Normal"/>
+        <w:rPr/>
+      </w:pPr>
+      <w:r>
+        <w:rPr>
+          <w:b/>
+        </w:rPr>
+        <w:t>Primary Processes:</w:t>
+      </w:r>
+    </w:p>
+    <w:p>
+      <w:pPr>
+        <w:pStyle w:val="ListParagraph"/>
+        <w:numPr>
+          <w:ilvl w:val="0"/>
+          <w:numId w:val="1"/>
+        </w:numPr>
+        <w:rPr/>
+      </w:pPr>
+      <w:r>
+        <w:rPr/>
+        <w:t xml:space="preserve">Review approved client applications and assess mentoring needs</w:t>
+      </w:r>
+    </w:p>
+    <w:p>
+      <w:pPr>
+        <w:pStyle w:val="ListParagraph"/>
+        <w:numPr>
+          <w:ilvl w:val="0"/>
+          <w:numId w:val="1"/>
+        </w:numPr>
+        <w:rPr/>
+      </w:pPr>
+      <w:r>
+        <w:rPr/>
+        <w:t xml:space="preserve">Identify and evaluate candidate mentors based on expertise, availability, industry background, and capacity</w:t>
+      </w:r>
+    </w:p>
+    <w:p>
+      <w:pPr>
+        <w:pStyle w:val="ListParagraph"/>
+        <w:numPr>
+          <w:ilvl w:val="0"/>
+          <w:numId w:val="1"/>
+        </w:numPr>
+        <w:rPr/>
+      </w:pPr>
+      <w:r>
+        <w:rPr/>
+        <w:t xml:space="preserve">Manage the mentor nomination and assignment process — including tracking mentor acceptance or declination</w:t>
+      </w:r>
+    </w:p>
+    <w:p>
+      <w:pPr>
+        <w:pStyle w:val="ListParagraph"/>
+        <w:numPr>
+          <w:ilvl w:val="0"/>
+          <w:numId w:val="1"/>
+        </w:numPr>
+        <w:rPr/>
+      </w:pPr>
+      <w:r>
+        <w:rPr/>
+        <w:t xml:space="preserve">Assign primary mentor and optional co-mentor or SME to each engagement</w:t>
+      </w:r>
+    </w:p>
+    <w:p>
+      <w:pPr>
+        <w:pStyle w:val="ListParagraph"/>
+        <w:numPr>
+          <w:ilvl w:val="0"/>
+          <w:numId w:val="1"/>
+        </w:numPr>
+        <w:rPr/>
+      </w:pPr>
+      <w:r>
+        <w:rPr/>
+        <w:t xml:space="preserve">Create and activate engagement records in the CRM</w:t>
+      </w:r>
+    </w:p>
+    <w:p>
+      <w:pPr>
+        <w:pStyle w:val="ListParagraph"/>
+        <w:numPr>
+          <w:ilvl w:val="0"/>
+          <w:numId w:val="1"/>
+        </w:numPr>
+        <w:rPr/>
+      </w:pPr>
+      <w:r>
+        <w:rPr/>
+        <w:t xml:space="preserve">Facilitate the initial introduction between mentor and client</w:t>
+      </w:r>
+    </w:p>
+    <w:p>
+      <w:pPr>
+        <w:pStyle w:val="ListParagraph"/>
+        <w:numPr>
+          <w:ilvl w:val="0"/>
+          <w:numId w:val="1"/>
+        </w:numPr>
+        <w:rPr/>
+      </w:pPr>
+      <w:r>
+        <w:rPr/>
+        <w:t xml:space="preserve">Monitor newly assigned engagements to confirm the relationship is established</w:t>
+      </w:r>
+    </w:p>
+    <w:p>
+      <w:pPr>
+        <w:pStyle w:val="Normal"/>
+        <w:rPr/>
+      </w:pPr>
+      <w:r>
+        <w:rPr/>
+      </w:r>
+    </w:p>
+    <w:p>
+      <w:pPr>
+        <w:pStyle w:val="Normal"/>
+        <w:rPr/>
+      </w:pPr>
+      <w:r>
+        <w:rPr>
+          <w:b/>
+        </w:rPr>
+        <w:t>Information Needed:</w:t>
+      </w:r>
+    </w:p>
+    <w:p>
+      <w:pPr>
+        <w:pStyle w:val="ListParagraph"/>
+        <w:numPr>
+          <w:ilvl w:val="0"/>
+          <w:numId w:val="1"/>
+        </w:numPr>
+        <w:rPr/>
+      </w:pPr>
+      <w:r>
+        <w:rPr/>
+        <w:t xml:space="preserve">Approved client profiles — business description, goals, industry, and mentoring focus areas</w:t>
+      </w:r>
+    </w:p>
+    <w:p>
+      <w:pPr>
+        <w:pStyle w:val="ListParagraph"/>
+        <w:numPr>
+          <w:ilvl w:val="0"/>
+          <w:numId w:val="1"/>
+        </w:numPr>
+        <w:rPr/>
+      </w:pPr>
+      <w:r>
+        <w:rPr/>
+        <w:t xml:space="preserve">Mentor roster — expertise, industry background, availability, capacity, and current engagement load</w:t>
+      </w:r>
+    </w:p>
+    <w:p>
+      <w:pPr>
+        <w:pStyle w:val="ListParagraph"/>
+        <w:numPr>
+          <w:ilvl w:val="0"/>
+          <w:numId w:val="1"/>
+        </w:numPr>
+        <w:rPr/>
+      </w:pPr>
+      <w:r>
+        <w:rPr/>
+        <w:t xml:space="preserve">Mentor status — active and accepting new clients</w:t>
+      </w:r>
+    </w:p>
+    <w:p>
+      <w:pPr>
+        <w:pStyle w:val="ListParagraph"/>
+        <w:numPr>
+          <w:ilvl w:val="0"/>
+          <w:numId w:val="1"/>
+        </w:numPr>
+        <w:rPr/>
+      </w:pPr>
+      <w:r>
+        <w:rPr/>
+        <w:t xml:space="preserve">Engagement history — prior pairings and outcomes to inform matching decisions</w:t>
+      </w:r>
+    </w:p>
+    <w:p>
+      <w:pPr>
+        <w:pStyle w:val="ListParagraph"/>
+        <w:numPr>
+          <w:ilvl w:val="0"/>
+          <w:numId w:val="1"/>
+        </w:numPr>
+        <w:rPr/>
+      </w:pPr>
+      <w:r>
+        <w:rPr/>
+        <w:t xml:space="preserve">Partner affiliation — to ensure geographic or partner-specific matching requirements are met</w:t>
+      </w:r>
+    </w:p>
+    <w:p>
+      <w:pPr>
+        <w:pStyle w:val="ListParagraph"/>
+        <w:numPr>
+          <w:ilvl w:val="0"/>
+          <w:numId w:val="1"/>
+        </w:numPr>
+        <w:rPr/>
+      </w:pPr>
+      <w:r>
+        <w:rPr/>
+        <w:t xml:space="preserve">Communication history — to coordinate with mentors and clients during the assignment process</w:t>
+      </w:r>
+    </w:p>
+    <w:p>
+      <w:pPr>
+        <w:pStyle w:val="Normal"/>
+        <w:rPr/>
+      </w:pPr>
+      <w:r>
+        <w:rPr/>
+      </w:r>
+    </w:p>
+    <w:p>
+      <w:pPr>
+        <w:pStyle w:val="Heading2"/>
+        <w:rPr/>
+      </w:pPr>
+      <w:r>
+        <w:rPr/>
+        <w:t>2.7  Donor / Sponsor Coordinator</w:t>
+      </w:r>
+    </w:p>
+    <w:p>
+      <w:pPr>
+        <w:pStyle w:val="Normal"/>
+        <w:rPr/>
+      </w:pPr>
+      <w:r>
+        <w:rPr/>
+      </w:r>
+    </w:p>
+    <w:p>
+      <w:pPr>
+        <w:pStyle w:val="Normal"/>
+        <w:rPr/>
+      </w:pPr>
+      <w:r>
+        <w:rPr/>
+        <w:t xml:space="preserve">The Donor / Sponsor Coordinator is responsible for managing CBM’s donor and sponsor relationships and fundraising activities. This role tracks individual and organizational donors and sponsors throughout their full lifecycle, manages campaign activity, and ensures accurate records of all contributions, sponsorships, and pledges.</w:t>
+      </w:r>
+    </w:p>
+    <w:p>
+      <w:pPr>
+        <w:pStyle w:val="Normal"/>
+        <w:rPr/>
+      </w:pPr>
+      <w:r>
+        <w:rPr/>
+      </w:r>
+    </w:p>
+    <w:p>
+      <w:pPr>
+        <w:pStyle w:val="Normal"/>
+        <w:rPr/>
+      </w:pPr>
+      <w:r>
+        <w:rPr>
+          <w:b/>
+        </w:rPr>
+        <w:t>Primary Processes:</w:t>
+      </w:r>
+    </w:p>
+    <w:p>
+      <w:pPr>
+        <w:pStyle w:val="ListParagraph"/>
+        <w:numPr>
+          <w:ilvl w:val="0"/>
+          <w:numId w:val="1"/>
+        </w:numPr>
+        <w:rPr/>
+      </w:pPr>
+      <w:r>
+        <w:rPr/>
+        <w:t xml:space="preserve">Identify and pursue prospective donors and sponsors — managing the pipeline from prospect through committed</w:t>
+      </w:r>
+    </w:p>
+    <w:p>
+      <w:pPr>
+        <w:pStyle w:val="ListParagraph"/>
+        <w:numPr>
+          <w:ilvl w:val="0"/>
+          <w:numId w:val="1"/>
+        </w:numPr>
+        <w:rPr/>
+      </w:pPr>
+      <w:r>
+        <w:rPr/>
+        <w:t xml:space="preserve">Record and maintain individual and organizational donor and sponsor profiles in the CRM</w:t>
+      </w:r>
+    </w:p>
+    <w:p>
+      <w:pPr>
+        <w:pStyle w:val="ListParagraph"/>
+        <w:numPr>
+          <w:ilvl w:val="0"/>
+          <w:numId w:val="1"/>
+        </w:numPr>
+        <w:rPr/>
+      </w:pPr>
+      <w:r>
+        <w:rPr/>
+        <w:t xml:space="preserve">Record and track donations, sponsorships, grants, pledges, and recurring contributions</w:t>
+      </w:r>
+    </w:p>
+    <w:p>
+      <w:pPr>
+        <w:pStyle w:val="ListParagraph"/>
+        <w:numPr>
+          <w:ilvl w:val="0"/>
+          <w:numId w:val="1"/>
+        </w:numPr>
+        <w:rPr/>
+      </w:pPr>
+      <w:r>
+        <w:rPr/>
+        <w:t xml:space="preserve">Manage fundraising campaigns — track progress against goals and link donations to campaigns</w:t>
+      </w:r>
+    </w:p>
+    <w:p>
+      <w:pPr>
+        <w:pStyle w:val="ListParagraph"/>
+        <w:numPr>
+          <w:ilvl w:val="0"/>
+          <w:numId w:val="1"/>
+        </w:numPr>
+        <w:rPr/>
+      </w:pPr>
+      <w:r>
+        <w:rPr/>
+        <w:t xml:space="preserve">Track grant management — application status, award dates, reporting requirements, and renewals</w:t>
+      </w:r>
+    </w:p>
+    <w:p>
+      <w:pPr>
+        <w:pStyle w:val="ListParagraph"/>
+        <w:numPr>
+          <w:ilvl w:val="0"/>
+          <w:numId w:val="1"/>
+        </w:numPr>
+        <w:rPr/>
+      </w:pPr>
+      <w:r>
+        <w:rPr/>
+        <w:t xml:space="preserve">Generate donor acknowledgment records for tax receipt purposes</w:t>
+      </w:r>
+    </w:p>
+    <w:p>
+      <w:pPr>
+        <w:pStyle w:val="ListParagraph"/>
+        <w:numPr>
+          <w:ilvl w:val="0"/>
+          <w:numId w:val="1"/>
+        </w:numPr>
+        <w:rPr/>
+      </w:pPr>
+      <w:r>
+        <w:rPr/>
+        <w:t xml:space="preserve">Coordinate donor and sponsor communications — outreach, stewardship, and reporting</w:t>
+      </w:r>
+    </w:p>
+    <w:p>
+      <w:pPr>
+        <w:pStyle w:val="ListParagraph"/>
+        <w:numPr>
+          <w:ilvl w:val="0"/>
+          <w:numId w:val="1"/>
+        </w:numPr>
+        <w:rPr/>
+      </w:pPr>
+      <w:r>
+        <w:rPr/>
+        <w:t xml:space="preserve">Produce donor and funding analytics reports — giving history, campaign performance, and trends</w:t>
+      </w:r>
+    </w:p>
+    <w:p>
+      <w:pPr>
+        <w:pStyle w:val="Normal"/>
+        <w:rPr/>
+      </w:pPr>
+      <w:r>
+        <w:rPr/>
+      </w:r>
+    </w:p>
+    <w:p>
+      <w:pPr>
+        <w:pStyle w:val="Normal"/>
+        <w:rPr/>
+      </w:pPr>
+      <w:r>
+        <w:rPr>
+          <w:b/>
+        </w:rPr>
+        <w:t>Information Needed:</w:t>
+      </w:r>
+    </w:p>
+    <w:p>
+      <w:pPr>
+        <w:pStyle w:val="ListParagraph"/>
+        <w:numPr>
+          <w:ilvl w:val="0"/>
+          <w:numId w:val="1"/>
+        </w:numPr>
+        <w:rPr/>
+      </w:pPr>
+      <w:r>
+        <w:rPr/>
+        <w:t xml:space="preserve">Donor and sponsor profiles — contact information, giving history, campaign participation, and lifetime value</w:t>
+      </w:r>
+    </w:p>
+    <w:p>
+      <w:pPr>
+        <w:pStyle w:val="ListParagraph"/>
+        <w:numPr>
+          <w:ilvl w:val="0"/>
+          <w:numId w:val="1"/>
+        </w:numPr>
+        <w:rPr/>
+      </w:pPr>
+      <w:r>
+        <w:rPr/>
+        <w:t xml:space="preserve">Donation, sponsorship, and pledge records — amount, date, campaign, payment method, and designation</w:t>
+      </w:r>
+    </w:p>
+    <w:p>
+      <w:pPr>
+        <w:pStyle w:val="ListParagraph"/>
+        <w:numPr>
+          <w:ilvl w:val="0"/>
+          <w:numId w:val="1"/>
+        </w:numPr>
+        <w:rPr/>
+      </w:pPr>
+      <w:r>
+        <w:rPr/>
+        <w:t xml:space="preserve">Grant records — application status, award amount, reporting requirements, and renewal dates</w:t>
+      </w:r>
+    </w:p>
+    <w:p>
+      <w:pPr>
+        <w:pStyle w:val="ListParagraph"/>
+        <w:numPr>
+          <w:ilvl w:val="0"/>
+          <w:numId w:val="1"/>
+        </w:numPr>
+        <w:rPr/>
+      </w:pPr>
+      <w:r>
+        <w:rPr/>
+        <w:t xml:space="preserve">Campaign performance data — contributions received vs. goals</w:t>
+      </w:r>
+    </w:p>
+    <w:p>
+      <w:pPr>
+        <w:pStyle w:val="ListParagraph"/>
+        <w:numPr>
+          <w:ilvl w:val="0"/>
+          <w:numId w:val="1"/>
+        </w:numPr>
+        <w:rPr/>
+      </w:pPr>
+      <w:r>
+        <w:rPr/>
+        <w:t xml:space="preserve">Board member and mentor giving records — tracked separately for internal reporting</w:t>
+      </w:r>
+    </w:p>
+    <w:p>
+      <w:pPr>
+        <w:pStyle w:val="ListParagraph"/>
+        <w:numPr>
+          <w:ilvl w:val="0"/>
+          <w:numId w:val="1"/>
+        </w:numPr>
+        <w:rPr/>
+      </w:pPr>
+      <w:r>
+        <w:rPr/>
+        <w:t xml:space="preserve">Communication history with each donor and sponsor</w:t>
+      </w:r>
+    </w:p>
+    <w:p>
+      <w:pPr>
+        <w:pStyle w:val="Normal"/>
+        <w:rPr/>
+      </w:pPr>
+      <w:r>
+        <w:rPr/>
+      </w:r>
+    </w:p>
+    <w:p>
+      <w:pPr>
+        <w:pStyle w:val="Heading2"/>
+        <w:rPr/>
+      </w:pPr>
+      <w:r>
+        <w:rPr/>
+        <w:t>2.8  Partner Coordinator</w:t>
+      </w:r>
+    </w:p>
+    <w:p>
+      <w:pPr>
+        <w:pStyle w:val="Normal"/>
+        <w:rPr/>
+      </w:pPr>
+      <w:r>
+        <w:rPr/>
+      </w:r>
+    </w:p>
+    <w:p>
+      <w:pPr>
+        <w:pStyle w:val="Normal"/>
+        <w:rPr/>
+      </w:pPr>
+      <w:r>
+        <w:rPr/>
+        <w:t xml:space="preserve">The Partner Coordinator is responsible for managing CBM’s relationships with partner organizations. This role oversees the full partner lifecycle, coordinates joint service delivery, and ensures that partner-affiliated mentors and clients are properly tracked and supported.</w:t>
+      </w:r>
+    </w:p>
+    <w:p>
+      <w:pPr>
+        <w:pStyle w:val="Normal"/>
+        <w:rPr/>
+      </w:pPr>
+      <w:r>
+        <w:rPr/>
+      </w:r>
+    </w:p>
+    <w:p>
+      <w:pPr>
+        <w:pStyle w:val="Normal"/>
+        <w:rPr/>
+      </w:pPr>
+      <w:r>
+        <w:rPr>
+          <w:b/>
+        </w:rPr>
+        <w:t>Primary Processes:</w:t>
+      </w:r>
+    </w:p>
+    <w:p>
+      <w:pPr>
+        <w:pStyle w:val="ListParagraph"/>
+        <w:numPr>
+          <w:ilvl w:val="0"/>
+          <w:numId w:val="1"/>
+        </w:numPr>
+        <w:rPr/>
+      </w:pPr>
+      <w:r>
+        <w:rPr/>
+        <w:t xml:space="preserve">Identify and pursue prospective partner organizations — managing the pipeline from prospect through active</w:t>
+      </w:r>
+    </w:p>
+    <w:p>
+      <w:pPr>
+        <w:pStyle w:val="ListParagraph"/>
+        <w:numPr>
+          <w:ilvl w:val="0"/>
+          <w:numId w:val="1"/>
+        </w:numPr>
+        <w:rPr/>
+      </w:pPr>
+      <w:r>
+        <w:rPr/>
+        <w:t xml:space="preserve">Record and maintain partner organization profiles and associated contacts in the CRM</w:t>
+      </w:r>
+    </w:p>
+    <w:p>
+      <w:pPr>
+        <w:pStyle w:val="ListParagraph"/>
+        <w:numPr>
+          <w:ilvl w:val="0"/>
+          <w:numId w:val="1"/>
+        </w:numPr>
+        <w:rPr/>
+      </w:pPr>
+      <w:r>
+        <w:rPr/>
+        <w:t xml:space="preserve">Manage partnership agreements — track start dates, renewal dates, and terms</w:t>
+      </w:r>
+    </w:p>
+    <w:p>
+      <w:pPr>
+        <w:pStyle w:val="ListParagraph"/>
+        <w:numPr>
+          <w:ilvl w:val="0"/>
+          <w:numId w:val="1"/>
+        </w:numPr>
+        <w:rPr/>
+      </w:pPr>
+      <w:r>
+        <w:rPr/>
+        <w:t xml:space="preserve">Maintain regular contact with active partners — scheduling touchpoints, logging interactions, and ensuring relationships remain healthy and productive</w:t>
+      </w:r>
+    </w:p>
+    <w:p>
+      <w:pPr>
+        <w:pStyle w:val="ListParagraph"/>
+        <w:numPr>
+          <w:ilvl w:val="0"/>
+          <w:numId w:val="1"/>
+        </w:numPr>
+        <w:rPr/>
+      </w:pPr>
+      <w:r>
+        <w:rPr/>
+        <w:t xml:space="preserve">Coordinate joint marketing and recruitment initiatives with the Client Recruiter and Mentor Recruiter</w:t>
+      </w:r>
+    </w:p>
+    <w:p>
+      <w:pPr>
+        <w:pStyle w:val="ListParagraph"/>
+        <w:numPr>
+          <w:ilvl w:val="0"/>
+          <w:numId w:val="1"/>
+        </w:numPr>
+        <w:rPr/>
+      </w:pPr>
+      <w:r>
+        <w:rPr/>
+        <w:t xml:space="preserve">Track mentors affiliated with partner organizations and their geographic service areas</w:t>
+      </w:r>
+    </w:p>
+    <w:p>
+      <w:pPr>
+        <w:pStyle w:val="ListParagraph"/>
+        <w:numPr>
+          <w:ilvl w:val="0"/>
+          <w:numId w:val="1"/>
+        </w:numPr>
+        <w:rPr/>
+      </w:pPr>
+      <w:r>
+        <w:rPr/>
+        <w:t xml:space="preserve">Track clients referred by partner organizations and link engagements to the referring partner</w:t>
+      </w:r>
+    </w:p>
+    <w:p>
+      <w:pPr>
+        <w:pStyle w:val="ListParagraph"/>
+        <w:numPr>
+          <w:ilvl w:val="0"/>
+          <w:numId w:val="1"/>
+        </w:numPr>
+        <w:rPr/>
+      </w:pPr>
+      <w:r>
+        <w:rPr/>
+        <w:t xml:space="preserve">Coordinate partner co-sponsorship of workshops and events</w:t>
+      </w:r>
+    </w:p>
+    <w:p>
+      <w:pPr>
+        <w:pStyle w:val="ListParagraph"/>
+        <w:numPr>
+          <w:ilvl w:val="0"/>
+          <w:numId w:val="1"/>
+        </w:numPr>
+        <w:rPr/>
+      </w:pPr>
+      <w:r>
+        <w:rPr/>
+        <w:t xml:space="preserve">Produce partner analytics reports — mentors contributed, clients served, events co-sponsored, and CBM service delivery within partner geography</w:t>
+      </w:r>
+    </w:p>
+    <w:p>
+      <w:pPr>
+        <w:pStyle w:val="ListParagraph"/>
+        <w:numPr>
+          <w:ilvl w:val="0"/>
+          <w:numId w:val="1"/>
+        </w:numPr>
+        <w:rPr/>
+      </w:pPr>
+      <w:r>
+        <w:rPr/>
+        <w:t xml:space="preserve">Communicate with partner organizations across all CBM personnel — ensuring no communication is siloed</w:t>
+      </w:r>
+    </w:p>
+    <w:p>
+      <w:pPr>
+        <w:pStyle w:val="Normal"/>
+        <w:rPr/>
+      </w:pPr>
+      <w:r>
+        <w:rPr/>
+      </w:r>
+    </w:p>
+    <w:p>
+      <w:pPr>
+        <w:pStyle w:val="Normal"/>
+        <w:rPr/>
+      </w:pPr>
+      <w:r>
+        <w:rPr>
+          <w:b/>
+        </w:rPr>
+        <w:t>Information Needed:</w:t>
+      </w:r>
+    </w:p>
+    <w:p>
+      <w:pPr>
+        <w:pStyle w:val="ListParagraph"/>
+        <w:numPr>
+          <w:ilvl w:val="0"/>
+          <w:numId w:val="1"/>
+        </w:numPr>
+        <w:rPr/>
+      </w:pPr>
+      <w:r>
+        <w:rPr/>
+        <w:t xml:space="preserve">Partner organization profiles — name, contact info, service area, partner type, and status</w:t>
+      </w:r>
+    </w:p>
+    <w:p>
+      <w:pPr>
+        <w:pStyle w:val="ListParagraph"/>
+        <w:numPr>
+          <w:ilvl w:val="0"/>
+          <w:numId w:val="1"/>
+        </w:numPr>
+        <w:rPr/>
+      </w:pPr>
+      <w:r>
+        <w:rPr/>
+        <w:t xml:space="preserve">Partnership agreement records — dates, terms, and renewal schedule</w:t>
+      </w:r>
+    </w:p>
+    <w:p>
+      <w:pPr>
+        <w:pStyle w:val="ListParagraph"/>
+        <w:numPr>
+          <w:ilvl w:val="0"/>
+          <w:numId w:val="1"/>
+        </w:numPr>
+        <w:rPr/>
+      </w:pPr>
+      <w:r>
+        <w:rPr/>
+        <w:t xml:space="preserve">Communication history and interaction log with each partner — to track relationship cadence and follow-up needs</w:t>
+      </w:r>
+    </w:p>
+    <w:p>
+      <w:pPr>
+        <w:pStyle w:val="ListParagraph"/>
+        <w:numPr>
+          <w:ilvl w:val="0"/>
+          <w:numId w:val="1"/>
+        </w:numPr>
+        <w:rPr/>
+      </w:pPr>
+      <w:r>
+        <w:rPr/>
+        <w:t xml:space="preserve">Mentor roster — filtered by partner affiliation and geographic service area</w:t>
+      </w:r>
+    </w:p>
+    <w:p>
+      <w:pPr>
+        <w:pStyle w:val="ListParagraph"/>
+        <w:numPr>
+          <w:ilvl w:val="0"/>
+          <w:numId w:val="1"/>
+        </w:numPr>
+        <w:rPr/>
+      </w:pPr>
+      <w:r>
+        <w:rPr/>
+        <w:t xml:space="preserve">Client records — filtered by partner referral source</w:t>
+      </w:r>
+    </w:p>
+    <w:p>
+      <w:pPr>
+        <w:pStyle w:val="ListParagraph"/>
+        <w:numPr>
+          <w:ilvl w:val="0"/>
+          <w:numId w:val="1"/>
+        </w:numPr>
+        <w:rPr/>
+      </w:pPr>
+      <w:r>
+        <w:rPr/>
+        <w:t xml:space="preserve">Engagement records — linked to partner organizations for joint service reporting</w:t>
+      </w:r>
+    </w:p>
+    <w:p>
+      <w:pPr>
+        <w:pStyle w:val="ListParagraph"/>
+        <w:numPr>
+          <w:ilvl w:val="0"/>
+          <w:numId w:val="1"/>
+        </w:numPr>
+        <w:rPr/>
+      </w:pPr>
+      <w:r>
+        <w:rPr/>
+        <w:t xml:space="preserve">Event and workshop records — linked to partner co-sponsorships</w:t>
+      </w:r>
+    </w:p>
+    <w:p>
+      <w:pPr>
+        <w:pStyle w:val="Normal"/>
+        <w:rPr/>
+      </w:pPr>
+      <w:r>
+        <w:rPr/>
+      </w:r>
+    </w:p>
+    <w:p>
+      <w:pPr>
+        <w:pStyle w:val="Heading2"/>
+        <w:rPr/>
+      </w:pPr>
+      <w:r>
+        <w:rPr/>
+        <w:t>2.9  Content and Event Administrator</w:t>
+      </w:r>
+    </w:p>
+    <w:p>
+      <w:pPr>
+        <w:pStyle w:val="Normal"/>
+        <w:rPr/>
+      </w:pPr>
+      <w:r>
+        <w:rPr/>
+      </w:r>
+    </w:p>
+    <w:p>
+      <w:pPr>
+        <w:pStyle w:val="Normal"/>
+        <w:rPr/>
+      </w:pPr>
+      <w:r>
+        <w:rPr/>
+        <w:t xml:space="preserve">The Content and Event Administrator is responsible for planning, organizing, and managing CBM’s workshops, events, and related content. This role coordinates all aspects of event delivery from creation through post-event reporting, and manages the materials and resources that support CBM’s programming.</w:t>
+      </w:r>
+    </w:p>
+    <w:p>
+      <w:pPr>
+        <w:pStyle w:val="Normal"/>
+        <w:rPr/>
+      </w:pPr>
+      <w:r>
+        <w:rPr/>
+      </w:r>
+    </w:p>
+    <w:p>
+      <w:pPr>
+        <w:pStyle w:val="Normal"/>
+        <w:rPr/>
+      </w:pPr>
+      <w:r>
+        <w:rPr>
+          <w:b/>
+        </w:rPr>
+        <w:t>Primary Processes:</w:t>
+      </w:r>
+    </w:p>
+    <w:p>
+      <w:pPr>
+        <w:pStyle w:val="ListParagraph"/>
+        <w:numPr>
+          <w:ilvl w:val="0"/>
+          <w:numId w:val="1"/>
+        </w:numPr>
+        <w:rPr/>
+      </w:pPr>
+      <w:r>
+        <w:rPr/>
+        <w:t xml:space="preserve">Create and manage event records in the CRM — name, date, location, description, capacity, and status</w:t>
+      </w:r>
+    </w:p>
+    <w:p>
+      <w:pPr>
+        <w:pStyle w:val="ListParagraph"/>
+        <w:numPr>
+          <w:ilvl w:val="0"/>
+          <w:numId w:val="1"/>
+        </w:numPr>
+        <w:rPr/>
+      </w:pPr>
+      <w:r>
+        <w:rPr/>
+        <w:t xml:space="preserve">Manage event registration — track registrations, attendance, waitlists, and no-shows</w:t>
+      </w:r>
+    </w:p>
+    <w:p>
+      <w:pPr>
+        <w:pStyle w:val="ListParagraph"/>
+        <w:numPr>
+          <w:ilvl w:val="0"/>
+          <w:numId w:val="1"/>
+        </w:numPr>
+        <w:rPr/>
+      </w:pPr>
+      <w:r>
+        <w:rPr/>
+        <w:t xml:space="preserve">Send event registration confirmations and reminders to registrants</w:t>
+      </w:r>
+    </w:p>
+    <w:p>
+      <w:pPr>
+        <w:pStyle w:val="ListParagraph"/>
+        <w:numPr>
+          <w:ilvl w:val="0"/>
+          <w:numId w:val="1"/>
+        </w:numPr>
+        <w:rPr/>
+      </w:pPr>
+      <w:r>
+        <w:rPr/>
+        <w:t xml:space="preserve">Coordinate with partner organizations on co-sponsored events</w:t>
+      </w:r>
+    </w:p>
+    <w:p>
+      <w:pPr>
+        <w:pStyle w:val="ListParagraph"/>
+        <w:numPr>
+          <w:ilvl w:val="0"/>
+          <w:numId w:val="1"/>
+        </w:numPr>
+        <w:rPr/>
+      </w:pPr>
+      <w:r>
+        <w:rPr/>
+        <w:t xml:space="preserve">Coordinate with donor and sponsor organizations on sponsored events</w:t>
+      </w:r>
+    </w:p>
+    <w:p>
+      <w:pPr>
+        <w:pStyle w:val="ListParagraph"/>
+        <w:numPr>
+          <w:ilvl w:val="0"/>
+          <w:numId w:val="1"/>
+        </w:numPr>
+        <w:rPr/>
+      </w:pPr>
+      <w:r>
+        <w:rPr/>
+        <w:t xml:space="preserve">Track presenters associated with events — linking to existing contact records where applicable</w:t>
+      </w:r>
+    </w:p>
+    <w:p>
+      <w:pPr>
+        <w:pStyle w:val="ListParagraph"/>
+        <w:numPr>
+          <w:ilvl w:val="0"/>
+          <w:numId w:val="1"/>
+        </w:numPr>
+        <w:rPr/>
+      </w:pPr>
+      <w:r>
+        <w:rPr/>
+        <w:t xml:space="preserve">Store and manage event documents — agendas, presentations, and supporting materials</w:t>
+      </w:r>
+    </w:p>
+    <w:p>
+      <w:pPr>
+        <w:pStyle w:val="ListParagraph"/>
+        <w:numPr>
+          <w:ilvl w:val="0"/>
+          <w:numId w:val="1"/>
+        </w:numPr>
+        <w:rPr/>
+      </w:pPr>
+      <w:r>
+        <w:rPr/>
+        <w:t xml:space="preserve">Produce event analytics reports — registrations, attendance, no-shows, and trends by event type and geography</w:t>
+      </w:r>
+    </w:p>
+    <w:p>
+      <w:pPr>
+        <w:pStyle w:val="ListParagraph"/>
+        <w:numPr>
+          <w:ilvl w:val="0"/>
+          <w:numId w:val="1"/>
+        </w:numPr>
+        <w:rPr/>
+      </w:pPr>
+      <w:r>
+        <w:rPr/>
+        <w:t xml:space="preserve">Manage content and materials used across CBM’s programs and communications</w:t>
+      </w:r>
+    </w:p>
+    <w:p>
+      <w:pPr>
+        <w:pStyle w:val="Normal"/>
+        <w:rPr/>
+      </w:pPr>
+      <w:r>
+        <w:rPr/>
+      </w:r>
+    </w:p>
+    <w:p>
+      <w:pPr>
+        <w:pStyle w:val="Normal"/>
+        <w:rPr/>
+      </w:pPr>
+      <w:r>
+        <w:rPr>
+          <w:b/>
+        </w:rPr>
+        <w:t>Information Needed:</w:t>
+      </w:r>
+    </w:p>
+    <w:p>
+      <w:pPr>
+        <w:pStyle w:val="ListParagraph"/>
+        <w:numPr>
+          <w:ilvl w:val="0"/>
+          <w:numId w:val="1"/>
+        </w:numPr>
+        <w:rPr/>
+      </w:pPr>
+      <w:r>
+        <w:rPr/>
+        <w:t xml:space="preserve">Event records — type, status, date, location, capacity, and audience</w:t>
+      </w:r>
+    </w:p>
+    <w:p>
+      <w:pPr>
+        <w:pStyle w:val="ListParagraph"/>
+        <w:numPr>
+          <w:ilvl w:val="0"/>
+          <w:numId w:val="1"/>
+        </w:numPr>
+        <w:rPr/>
+      </w:pPr>
+      <w:r>
+        <w:rPr/>
+        <w:t xml:space="preserve">Registration and attendance records per event</w:t>
+      </w:r>
+    </w:p>
+    <w:p>
+      <w:pPr>
+        <w:pStyle w:val="ListParagraph"/>
+        <w:numPr>
+          <w:ilvl w:val="0"/>
+          <w:numId w:val="1"/>
+        </w:numPr>
+        <w:rPr/>
+      </w:pPr>
+      <w:r>
+        <w:rPr/>
+        <w:t xml:space="preserve">Presenter contact records</w:t>
+      </w:r>
+    </w:p>
+    <w:p>
+      <w:pPr>
+        <w:pStyle w:val="ListParagraph"/>
+        <w:numPr>
+          <w:ilvl w:val="0"/>
+          <w:numId w:val="1"/>
+        </w:numPr>
+        <w:rPr/>
+      </w:pPr>
+      <w:r>
+        <w:rPr/>
+        <w:t xml:space="preserve">Partner and sponsor records — linked to co-sponsored events</w:t>
+      </w:r>
+    </w:p>
+    <w:p>
+      <w:pPr>
+        <w:pStyle w:val="ListParagraph"/>
+        <w:numPr>
+          <w:ilvl w:val="0"/>
+          <w:numId w:val="1"/>
+        </w:numPr>
+        <w:rPr/>
+      </w:pPr>
+      <w:r>
+        <w:rPr/>
+        <w:t xml:space="preserve">Communication history — confirmations, reminders, and follow-ups sent to registrants</w:t>
+      </w:r>
+    </w:p>
+    <w:p>
+      <w:pPr>
+        <w:pStyle w:val="ListParagraph"/>
+        <w:numPr>
+          <w:ilvl w:val="0"/>
+          <w:numId w:val="1"/>
+        </w:numPr>
+        <w:rPr/>
+      </w:pPr>
+      <w:r>
+        <w:rPr/>
+        <w:t xml:space="preserve">Event analytics — historical attendance trends by event type and geography</w:t>
+      </w:r>
+    </w:p>
+    <w:p>
+      <w:pPr>
+        <w:pStyle w:val="Normal"/>
+        <w:rPr/>
+      </w:pPr>
+      <w:r>
+        <w:rPr/>
+      </w:r>
+    </w:p>
+    <w:p>
+      <w:pPr>
+        <w:pStyle w:val="Heading2"/>
+        <w:rPr/>
+      </w:pPr>
+      <w:r>
+        <w:rPr/>
+        <w:t>2.10  Mentor</w:t>
+      </w:r>
+    </w:p>
+    <w:p>
+      <w:pPr>
+        <w:pStyle w:val="Normal"/>
+        <w:rPr/>
+      </w:pPr>
+      <w:r>
+        <w:rPr/>
+      </w:r>
+    </w:p>
+    <w:p>
+      <w:pPr>
+        <w:pStyle w:val="Normal"/>
+        <w:rPr/>
+      </w:pPr>
+      <w:r>
+        <w:rPr/>
+        <w:t xml:space="preserve">The Mentor is a volunteer professional who provides guidance, expertise, and support to CBM client businesses. A single individual may serve in one or more mentor capacities — as a Primary Mentor owning a client relationship, a Co-Mentor paired with a primary, or a Subject Matter Expert providing on-demand specialist input. All three variations share the same profile and interact with the CRM in essentially the same way.</w:t>
+      </w:r>
+    </w:p>
+    <w:p>
+      <w:pPr>
+        <w:pStyle w:val="Normal"/>
+        <w:rPr/>
+      </w:pPr>
+      <w:r>
+        <w:rPr/>
+      </w:r>
+    </w:p>
+    <w:p>
+      <w:pPr>
+        <w:pStyle w:val="Normal"/>
+        <w:rPr/>
+      </w:pPr>
+      <w:r>
+        <w:rPr>
+          <w:b/>
+        </w:rPr>
+        <w:t>Primary Processes:</w:t>
+      </w:r>
+    </w:p>
+    <w:p>
+      <w:pPr>
+        <w:pStyle w:val="ListParagraph"/>
+        <w:numPr>
+          <w:ilvl w:val="0"/>
+          <w:numId w:val="1"/>
+        </w:numPr>
+        <w:rPr/>
+      </w:pPr>
+      <w:r>
+        <w:rPr/>
+        <w:t xml:space="preserve">Maintain and update their own mentor profile — bio, expertise, industry background, and availability</w:t>
+      </w:r>
+    </w:p>
+    <w:p>
+      <w:pPr>
+        <w:pStyle w:val="ListParagraph"/>
+        <w:numPr>
+          <w:ilvl w:val="0"/>
+          <w:numId w:val="1"/>
+        </w:numPr>
+        <w:rPr/>
+      </w:pPr>
+      <w:r>
+        <w:rPr/>
+        <w:t xml:space="preserve">Review and accept or decline engagement and SME request assignments</w:t>
+      </w:r>
+    </w:p>
+    <w:p>
+      <w:pPr>
+        <w:pStyle w:val="ListParagraph"/>
+        <w:numPr>
+          <w:ilvl w:val="0"/>
+          <w:numId w:val="1"/>
+        </w:numPr>
+        <w:rPr/>
+      </w:pPr>
+      <w:r>
+        <w:rPr/>
+        <w:t xml:space="preserve">Log session notes and outcomes following each client meeting</w:t>
+      </w:r>
+    </w:p>
+    <w:p>
+      <w:pPr>
+        <w:pStyle w:val="ListParagraph"/>
+        <w:numPr>
+          <w:ilvl w:val="0"/>
+          <w:numId w:val="1"/>
+        </w:numPr>
+        <w:rPr/>
+      </w:pPr>
+      <w:r>
+        <w:rPr/>
+        <w:t xml:space="preserve">Schedule sessions with clients — via CRM or self-scheduling tool</w:t>
+      </w:r>
+    </w:p>
+    <w:p>
+      <w:pPr>
+        <w:pStyle w:val="ListParagraph"/>
+        <w:numPr>
+          <w:ilvl w:val="0"/>
+          <w:numId w:val="1"/>
+        </w:numPr>
+        <w:rPr/>
+      </w:pPr>
+      <w:r>
+        <w:rPr/>
+        <w:t xml:space="preserve">Request Subject Matter Expert involvement when specialist input is needed for a client engagement</w:t>
+      </w:r>
+    </w:p>
+    <w:p>
+      <w:pPr>
+        <w:pStyle w:val="ListParagraph"/>
+        <w:numPr>
+          <w:ilvl w:val="0"/>
+          <w:numId w:val="1"/>
+        </w:numPr>
+        <w:rPr/>
+      </w:pPr>
+      <w:r>
+        <w:rPr/>
+        <w:t xml:space="preserve">Register for and attend CBM workshops and events</w:t>
+      </w:r>
+    </w:p>
+    <w:p>
+      <w:pPr>
+        <w:pStyle w:val="ListParagraph"/>
+        <w:numPr>
+          <w:ilvl w:val="0"/>
+          <w:numId w:val="1"/>
+        </w:numPr>
+        <w:rPr/>
+      </w:pPr>
+      <w:r>
+        <w:rPr/>
+        <w:t xml:space="preserve">Complete training requirements during provisional onboarding</w:t>
+      </w:r>
+    </w:p>
+    <w:p>
+      <w:pPr>
+        <w:pStyle w:val="ListParagraph"/>
+        <w:numPr>
+          <w:ilvl w:val="0"/>
+          <w:numId w:val="1"/>
+        </w:numPr>
+        <w:rPr/>
+      </w:pPr>
+      <w:r>
+        <w:rPr/>
+        <w:t xml:space="preserve">Access their personal analytics dashboard — session history, engagement outcomes, and performance trends</w:t>
+      </w:r>
+    </w:p>
+    <w:p>
+      <w:pPr>
+        <w:pStyle w:val="Normal"/>
+        <w:rPr/>
+      </w:pPr>
+      <w:r>
+        <w:rPr/>
+      </w:r>
+    </w:p>
+    <w:p>
+      <w:pPr>
+        <w:pStyle w:val="Normal"/>
+        <w:rPr/>
+      </w:pPr>
+      <w:r>
+        <w:rPr>
+          <w:b/>
+        </w:rPr>
+        <w:t>Information Needed:</w:t>
+      </w:r>
+    </w:p>
+    <w:p>
+      <w:pPr>
+        <w:pStyle w:val="ListParagraph"/>
+        <w:numPr>
+          <w:ilvl w:val="0"/>
+          <w:numId w:val="1"/>
+        </w:numPr>
+        <w:rPr/>
+      </w:pPr>
+      <w:r>
+        <w:rPr/>
+        <w:t xml:space="preserve">Their own profile and status</w:t>
+      </w:r>
+    </w:p>
+    <w:p>
+      <w:pPr>
+        <w:pStyle w:val="ListParagraph"/>
+        <w:numPr>
+          <w:ilvl w:val="0"/>
+          <w:numId w:val="1"/>
+        </w:numPr>
+        <w:rPr/>
+      </w:pPr>
+      <w:r>
+        <w:rPr/>
+        <w:t xml:space="preserve">Assigned client and engagement records</w:t>
+      </w:r>
+    </w:p>
+    <w:p>
+      <w:pPr>
+        <w:pStyle w:val="ListParagraph"/>
+        <w:numPr>
+          <w:ilvl w:val="0"/>
+          <w:numId w:val="1"/>
+        </w:numPr>
+        <w:rPr/>
+      </w:pPr>
+      <w:r>
+        <w:rPr/>
+        <w:t xml:space="preserve">Session history and upcoming scheduled sessions</w:t>
+      </w:r>
+    </w:p>
+    <w:p>
+      <w:pPr>
+        <w:pStyle w:val="ListParagraph"/>
+        <w:numPr>
+          <w:ilvl w:val="0"/>
+          <w:numId w:val="1"/>
+        </w:numPr>
+        <w:rPr/>
+      </w:pPr>
+      <w:r>
+        <w:rPr/>
+        <w:t xml:space="preserve">SME request status — for requests they have initiated or received</w:t>
+      </w:r>
+    </w:p>
+    <w:p>
+      <w:pPr>
+        <w:pStyle w:val="ListParagraph"/>
+        <w:numPr>
+          <w:ilvl w:val="0"/>
+          <w:numId w:val="1"/>
+        </w:numPr>
+        <w:rPr/>
+      </w:pPr>
+      <w:r>
+        <w:rPr/>
+        <w:t xml:space="preserve">Training enrollment and completion status</w:t>
+      </w:r>
+    </w:p>
+    <w:p>
+      <w:pPr>
+        <w:pStyle w:val="ListParagraph"/>
+        <w:numPr>
+          <w:ilvl w:val="0"/>
+          <w:numId w:val="1"/>
+        </w:numPr>
+        <w:rPr/>
+      </w:pPr>
+      <w:r>
+        <w:rPr/>
+        <w:t xml:space="preserve">CBM mentor directory — to locate and connect with fellow mentors</w:t>
+      </w:r>
+    </w:p>
+    <w:p>
+      <w:pPr>
+        <w:pStyle w:val="ListParagraph"/>
+        <w:numPr>
+          <w:ilvl w:val="0"/>
+          <w:numId w:val="1"/>
+        </w:numPr>
+        <w:rPr/>
+      </w:pPr>
+      <w:r>
+        <w:rPr/>
+        <w:t xml:space="preserve">Event and workshop schedule</w:t>
+      </w:r>
+    </w:p>
+    <w:p>
+      <w:pPr>
+        <w:pStyle w:val="Normal"/>
+        <w:rPr/>
+      </w:pPr>
+      <w:r>
+        <w:rPr/>
+      </w:r>
+    </w:p>
+    <w:p>
+      <w:pPr>
+        <w:pStyle w:val="Heading2"/>
+        <w:rPr/>
+      </w:pPr>
+      <w:r>
+        <w:rPr/>
+        <w:t>2.11  Member</w:t>
+      </w:r>
+    </w:p>
+    <w:p>
+      <w:pPr>
+        <w:pStyle w:val="Normal"/>
+        <w:rPr/>
+      </w:pPr>
+      <w:r>
+        <w:rPr/>
+      </w:r>
+    </w:p>
+    <w:p>
+      <w:pPr>
+        <w:pStyle w:val="Normal"/>
+        <w:rPr/>
+      </w:pPr>
+      <w:r>
+        <w:rPr/>
+        <w:t xml:space="preserve">The Member is a general affiliate of CBM who supports the organization in a variety of capacities without holding a specific functional role. Members may assist with outreach, events, committees, or other organizational activities as needed. This persona serves as the catch-all for individuals who are engaged with CBM but do not fit any other defined role.</w:t>
+      </w:r>
+    </w:p>
+    <w:p>
+      <w:pPr>
+        <w:pStyle w:val="Normal"/>
+        <w:rPr/>
+      </w:pPr>
+      <w:r>
+        <w:rPr/>
+      </w:r>
+    </w:p>
+    <w:p>
+      <w:pPr>
+        <w:pStyle w:val="Normal"/>
+        <w:rPr/>
+      </w:pPr>
+      <w:r>
+        <w:rPr>
+          <w:b/>
+        </w:rPr>
+        <w:t>Primary Processes:</w:t>
+      </w:r>
+    </w:p>
+    <w:p>
+      <w:pPr>
+        <w:pStyle w:val="ListParagraph"/>
+        <w:numPr>
+          <w:ilvl w:val="0"/>
+          <w:numId w:val="1"/>
+        </w:numPr>
+        <w:rPr/>
+      </w:pPr>
+      <w:r>
+        <w:rPr/>
+        <w:t xml:space="preserve">Participate in CBM events, workshops, and organizational activities</w:t>
+      </w:r>
+    </w:p>
+    <w:p>
+      <w:pPr>
+        <w:pStyle w:val="ListParagraph"/>
+        <w:numPr>
+          <w:ilvl w:val="0"/>
+          <w:numId w:val="1"/>
+        </w:numPr>
+        <w:rPr/>
+      </w:pPr>
+      <w:r>
+        <w:rPr/>
+        <w:t xml:space="preserve">Support CBM programs and initiatives in an as-needed or ad-hoc capacity</w:t>
+      </w:r>
+    </w:p>
+    <w:p>
+      <w:pPr>
+        <w:pStyle w:val="ListParagraph"/>
+        <w:numPr>
+          <w:ilvl w:val="0"/>
+          <w:numId w:val="1"/>
+        </w:numPr>
+        <w:rPr/>
+      </w:pPr>
+      <w:r>
+        <w:rPr/>
+        <w:t xml:space="preserve">Maintain their own profile and contact information</w:t>
+      </w:r>
+    </w:p>
+    <w:p>
+      <w:pPr>
+        <w:pStyle w:val="Normal"/>
+        <w:rPr/>
+      </w:pPr>
+      <w:r>
+        <w:rPr/>
+      </w:r>
+    </w:p>
+    <w:p>
+      <w:pPr>
+        <w:pStyle w:val="Normal"/>
+        <w:rPr/>
+      </w:pPr>
+      <w:r>
+        <w:rPr>
+          <w:b/>
+        </w:rPr>
+        <w:t>Information Needed:</w:t>
+      </w:r>
+    </w:p>
+    <w:p>
+      <w:pPr>
+        <w:pStyle w:val="ListParagraph"/>
+        <w:numPr>
+          <w:ilvl w:val="0"/>
+          <w:numId w:val="1"/>
+        </w:numPr>
+        <w:rPr/>
+      </w:pPr>
+      <w:r>
+        <w:rPr/>
+        <w:t xml:space="preserve">CBM event and workshop schedule — to participate in relevant activities</w:t>
+      </w:r>
+    </w:p>
+    <w:p>
+      <w:pPr>
+        <w:pStyle w:val="ListParagraph"/>
+        <w:numPr>
+          <w:ilvl w:val="0"/>
+          <w:numId w:val="1"/>
+        </w:numPr>
+        <w:rPr/>
+      </w:pPr>
+      <w:r>
+        <w:rPr/>
+        <w:t xml:space="preserve">Relevant organizational communications and announcements</w:t>
+      </w:r>
+    </w:p>
+    <w:p>
+      <w:pPr>
+        <w:pStyle w:val="Normal"/>
+        <w:rPr/>
+      </w:pPr>
+      <w:r>
+        <w:rPr/>
+      </w:r>
+    </w:p>
+    <w:p>
+      <w:pPr>
+        <w:pStyle w:val="Heading1"/>
+        <w:rPr/>
+      </w:pPr>
+      <w:r>
+        <w:rPr/>
+        <w:t>3. Detailed Requirements</w:t>
+      </w:r>
+    </w:p>
+    <w:p>
+      <w:pPr>
+        <w:pStyle w:val="Normal"/>
+        <w:rPr/>
+      </w:pPr>
+      <w:r>
+        <w:rPr/>
+      </w:r>
+    </w:p>
+    <w:p>
+      <w:pPr>
+        <w:pStyle w:val="Heading2"/>
+        <w:rPr/>
+      </w:pPr>
+      <w:r>
+        <w:rPr/>
+        <w:t>3.1  Mentor Administration</w:t>
       </w:r>
     </w:p>
     <w:tbl>
@@ -1554,7 +4488,7 @@
       </w:pPr>
       <w:r>
         <w:rPr/>
-        <w:t>2.2  Client Administration</w:t>
+        <w:t>3.2  Client Administration</w:t>
       </w:r>
     </w:p>
     <w:tbl>
@@ -2737,7 +5671,7 @@
       </w:pPr>
       <w:r>
         <w:rPr/>
-        <w:t>2.3  Engagement Management</w:t>
+        <w:t>3.3  Engagement Management</w:t>
       </w:r>
     </w:p>
     <w:tbl>
@@ -3806,7 +6740,7 @@
       </w:pPr>
       <w:r>
         <w:rPr/>
-        <w:t>2.4  Partner Management</w:t>
+        <w:t>3.4  Partner Management</w:t>
       </w:r>
     </w:p>
     <w:tbl>
@@ -4875,7 +7809,7 @@
       </w:pPr>
       <w:r>
         <w:rPr/>
-        <w:t>2.5  Sponsor Management</w:t>
+        <w:t>3.5  Sponsor Management</w:t>
       </w:r>
     </w:p>
     <w:tbl>
@@ -5032,7 +7966,7 @@
       </w:pPr>
       <w:r>
         <w:rPr/>
-        <w:t>2.6  Donor &amp; Funding Management</w:t>
+        <w:t>3.6  Donor &amp; Funding Management</w:t>
       </w:r>
     </w:p>
     <w:tbl>
@@ -6272,7 +9206,7 @@
       </w:pPr>
       <w:r>
         <w:rPr/>
-        <w:t>2.7  Workshop &amp; Event Management</w:t>
+        <w:t>3.7  Workshop &amp; Event Management</w:t>
       </w:r>
     </w:p>
     <w:tbl>
@@ -7398,7 +10332,7 @@
       </w:pPr>
       <w:r>
         <w:rPr/>
-        <w:t>2.8  Communications Management</w:t>
+        <w:t>3.8  Communications Management</w:t>
       </w:r>
     </w:p>
     <w:tbl>
@@ -8353,7 +11287,7 @@
       </w:pPr>
       <w:r>
         <w:rPr/>
-        <w:t>2.9  Reporting &amp; Analytics</w:t>
+        <w:t>3.9  Reporting &amp; Analytics</w:t>
       </w:r>
     </w:p>
     <w:tbl>
@@ -9650,7 +12584,7 @@
       </w:pPr>
       <w:r>
         <w:rPr/>
-        <w:t>2.10  Integrations</w:t>
+        <w:t>3.10  Integrations</w:t>
       </w:r>
     </w:p>
     <w:tbl>
@@ -10491,7 +13425,7 @@
       </w:pPr>
       <w:r>
         <w:rPr/>
-        <w:t>2.11  System Administration</w:t>
+        <w:t>3.11  System Administration</w:t>
       </w:r>
     </w:p>
     <w:tbl>
@@ -11573,7 +14507,7 @@
       </w:pPr>
       <w:r>
         <w:rPr/>
-        <w:t>3. Platform Decision</w:t>
+        <w:t>4. Platform Decision</w:t>
       </w:r>
     </w:p>
     <w:tbl>
@@ -12040,7 +14974,7 @@
       </w:pPr>
       <w:r>
         <w:rPr/>
-        <w:t>4. Architectural Principles</w:t>
+        <w:t>5. Architectural Principles</w:t>
       </w:r>
     </w:p>
     <w:p>
@@ -12162,7 +15096,7 @@
       </w:pPr>
       <w:r>
         <w:rPr/>
-        <w:t>5. Mentoring Lifecycle</w:t>
+        <w:t>6. Mentoring Lifecycle</w:t>
       </w:r>
     </w:p>
     <w:p>
@@ -12359,7 +15293,7 @@
       </w:pPr>
       <w:r>
         <w:rPr/>
-        <w:t>6. Volunteer Role Model</w:t>
+        <w:t>7. Volunteer Role Model</w:t>
       </w:r>
     </w:p>
     <w:tbl>
@@ -15067,15 +18001,7 @@
       </w:pPr>
       <w:r>
         <w:rPr/>
-        <w:t xml:space="preserve">10. Video </w:t>
-      </w:r>
-      <w:r>
-        <w:rPr/>
-        <w:t xml:space="preserve">Meeting </w:t>
-      </w:r>
-      <w:r>
-        <w:rPr/>
-        <w:t>Platform</w:t>
+        <w:t>10. Video Meeting Platform</w:t>
       </w:r>
     </w:p>
     <w:p>
@@ -15329,15 +18255,7 @@
                 <w:sz w:val="20"/>
                 <w:szCs w:val="20"/>
               </w:rPr>
-              <w:t xml:space="preserve">Jitsi Meet (self-hosted) / </w:t>
-            </w:r>
-            <w:r>
-              <w:rPr>
-                <w:rFonts w:eastAsia="Arial" w:cs="Arial"/>
-                <w:sz w:val="20"/>
-                <w:szCs w:val="20"/>
-              </w:rPr>
-              <w:t>Zoom</w:t>
+              <w:t>Jitsi Meet (self-hosted) / Zoom</w:t>
             </w:r>
           </w:p>
         </w:tc>
@@ -15652,23 +18570,7 @@
       </w:pPr>
       <w:r>
         <w:rPr/>
-        <w:t xml:space="preserve">Each mentor is provisioned a personalized CBM email address (e.g., john.smith@cbmentors.org) via Google Workspace for Nonprofits. This address is connected to </w:t>
-      </w:r>
-      <w:r>
-        <w:rPr/>
-        <w:t xml:space="preserve">the </w:t>
-      </w:r>
-      <w:r>
-        <w:rPr/>
-        <w:t xml:space="preserve">CRM via OAuth using </w:t>
-      </w:r>
-      <w:r>
-        <w:rPr/>
-        <w:t xml:space="preserve">the </w:t>
-      </w:r>
-      <w:r>
-        <w:rPr/>
-        <w:t>CRM's official Google Integration extension, enabling bidirectional email sync while maintaining full privacy isolation between mentors.</w:t>
+        <w:t>Each mentor is provisioned a personalized CBM email address (e.g., john.smith@cbmentors.org) via Google Workspace for Nonprofits. This address is connected to the CRM via OAuth using the CRM's official Google Integration extension, enabling bidirectional email sync while maintaining full privacy isolation between mentors.</w:t>
       </w:r>
     </w:p>
     <w:p>
@@ -18366,15 +21268,22 @@
           <w:iCs/>
           <w:color w:val="B8860B"/>
         </w:rPr>
-        <w:t xml:space="preserve">○ </w:t>
-      </w:r>
+        <w:t>○ OPEN: Verify Google Workspace for Nonprofits free tier removes 60-minute group meeting limit.</w:t>
+      </w:r>
+    </w:p>
+    <w:p>
+      <w:pPr>
+        <w:pStyle w:val="Normal"/>
+        <w:spacing w:before="0" w:after="120"/>
+        <w:rPr/>
+      </w:pPr>
       <w:r>
         <w:rPr>
           <w:i/>
           <w:iCs/>
           <w:color w:val="B8860B"/>
         </w:rPr>
-        <w:t>OPEN: Verify Google Workspace for Nonprofits free tier removes 60-minute group meeting limit.</w:t>
+        <w:t>○ OPEN: Donor management — evaluate whether EspoCRM handles donor tracking natively.</w:t>
       </w:r>
     </w:p>
     <w:p>
@@ -18389,15 +21298,22 @@
           <w:iCs/>
           <w:color w:val="B8860B"/>
         </w:rPr>
-        <w:t xml:space="preserve">○ </w:t>
-      </w:r>
+        <w:t>○ OPEN: Dues payment processing — PCI-compliant payment integration for annual volunteer dues.</w:t>
+      </w:r>
+    </w:p>
+    <w:p>
+      <w:pPr>
+        <w:pStyle w:val="Normal"/>
+        <w:spacing w:before="0" w:after="120"/>
+        <w:rPr/>
+      </w:pPr>
       <w:r>
         <w:rPr>
           <w:i/>
           <w:iCs/>
           <w:color w:val="B8860B"/>
         </w:rPr>
-        <w:t>OPEN: Donor management — evaluate whether EspoCRM handles donor tracking natively.</w:t>
+        <w:t>○ OPEN: Backup and recovery strategy for self-hosted EspoCRM on AWS.</w:t>
       </w:r>
     </w:p>
     <w:p>
@@ -18412,61 +21328,7 @@
           <w:iCs/>
           <w:color w:val="B8860B"/>
         </w:rPr>
-        <w:t xml:space="preserve">○ </w:t>
-      </w:r>
-      <w:r>
-        <w:rPr>
-          <w:i/>
-          <w:iCs/>
-          <w:color w:val="B8860B"/>
-        </w:rPr>
-        <w:t>OPEN: Dues payment processing — PCI-compliant payment integration for annual volunteer dues.</w:t>
-      </w:r>
-    </w:p>
-    <w:p>
-      <w:pPr>
-        <w:pStyle w:val="Normal"/>
-        <w:spacing w:before="0" w:after="120"/>
-        <w:rPr/>
-      </w:pPr>
-      <w:r>
-        <w:rPr>
-          <w:i/>
-          <w:iCs/>
-          <w:color w:val="B8860B"/>
-        </w:rPr>
-        <w:t xml:space="preserve">○ </w:t>
-      </w:r>
-      <w:r>
-        <w:rPr>
-          <w:i/>
-          <w:iCs/>
-          <w:color w:val="B8860B"/>
-        </w:rPr>
-        <w:t>OPEN: Backup and recovery strategy for self-hosted EspoCRM on AWS.</w:t>
-      </w:r>
-    </w:p>
-    <w:p>
-      <w:pPr>
-        <w:pStyle w:val="Normal"/>
-        <w:spacing w:before="0" w:after="120"/>
-        <w:rPr/>
-      </w:pPr>
-      <w:r>
-        <w:rPr>
-          <w:i/>
-          <w:iCs/>
-          <w:color w:val="B8860B"/>
-        </w:rPr>
-        <w:t xml:space="preserve">○ </w:t>
-      </w:r>
-      <w:r>
-        <w:rPr>
-          <w:i/>
-          <w:iCs/>
-          <w:color w:val="B8860B"/>
-        </w:rPr>
-        <w:t>OPEN: Virtual meeting link auto-generation — confirm EspoCRM + Cal.com can auto-attach Google Meet links to scheduled sessions.</w:t>
+        <w:t>○ OPEN: Virtual meeting link auto-generation — confirm EspoCRM + Cal.com can auto-attach Google Meet links to scheduled sessions.</w:t>
       </w:r>
     </w:p>
     <w:p>

--- a/PRDs/CBM-PRD-CRM.docx
+++ b/PRDs/CBM-PRD-CRM.docx
@@ -3040,6 +3040,198 @@
       <w:r>
         <w:rPr/>
         <w:t xml:space="preserve">Relevant organizational communications and announcements</w:t>
+      </w:r>
+    </w:p>
+    <w:p>
+      <w:pPr>
+        <w:pStyle w:val="Normal"/>
+        <w:rPr/>
+      </w:pPr>
+      <w:r>
+        <w:rPr/>
+      </w:r>
+    </w:p>
+    <w:p>
+      <w:pPr>
+        <w:pStyle w:val="Heading2"/>
+        <w:rPr/>
+      </w:pPr>
+      <w:r>
+        <w:rPr/>
+        <w:t>2.12  Executive Member</w:t>
+      </w:r>
+    </w:p>
+    <w:p>
+      <w:pPr>
+        <w:pStyle w:val="Normal"/>
+        <w:rPr/>
+      </w:pPr>
+      <w:r>
+        <w:rPr/>
+      </w:r>
+    </w:p>
+    <w:p>
+      <w:pPr>
+        <w:pStyle w:val="Normal"/>
+        <w:rPr/>
+      </w:pPr>
+      <w:r>
+        <w:rPr/>
+        <w:t xml:space="preserve">The Executive Member represents CBM’s senior leadership and board principals. This role has full visibility into all organizational data for oversight, reporting, and strategic decision-making purposes, but does not have the ability to modify CRM configuration, workflows, or operational data.</w:t>
+      </w:r>
+    </w:p>
+    <w:p>
+      <w:pPr>
+        <w:pStyle w:val="Normal"/>
+        <w:rPr/>
+      </w:pPr>
+      <w:r>
+        <w:rPr/>
+      </w:r>
+    </w:p>
+    <w:p>
+      <w:pPr>
+        <w:pStyle w:val="Normal"/>
+        <w:rPr/>
+      </w:pPr>
+      <w:r>
+        <w:rPr>
+          <w:b/>
+        </w:rPr>
+        <w:t>Primary Processes:</w:t>
+      </w:r>
+    </w:p>
+    <w:p>
+      <w:pPr>
+        <w:pStyle w:val="ListParagraph"/>
+        <w:numPr>
+          <w:ilvl w:val="0"/>
+          <w:numId w:val="1"/>
+        </w:numPr>
+        <w:rPr/>
+      </w:pPr>
+      <w:r>
+        <w:rPr/>
+        <w:t xml:space="preserve">Review organizational dashboards and analytics — active mentors, clients, engagements, and program trends</w:t>
+      </w:r>
+    </w:p>
+    <w:p>
+      <w:pPr>
+        <w:pStyle w:val="ListParagraph"/>
+        <w:numPr>
+          <w:ilvl w:val="0"/>
+          <w:numId w:val="1"/>
+        </w:numPr>
+        <w:rPr/>
+      </w:pPr>
+      <w:r>
+        <w:rPr/>
+        <w:t xml:space="preserve">Access donor, sponsor, partner, and funding reports for strategic oversight</w:t>
+      </w:r>
+    </w:p>
+    <w:p>
+      <w:pPr>
+        <w:pStyle w:val="ListParagraph"/>
+        <w:numPr>
+          <w:ilvl w:val="0"/>
+          <w:numId w:val="1"/>
+        </w:numPr>
+        <w:rPr/>
+      </w:pPr>
+      <w:r>
+        <w:rPr/>
+        <w:t xml:space="preserve">Review board-level impact reports and program outcome data</w:t>
+      </w:r>
+    </w:p>
+    <w:p>
+      <w:pPr>
+        <w:pStyle w:val="ListParagraph"/>
+        <w:numPr>
+          <w:ilvl w:val="0"/>
+          <w:numId w:val="1"/>
+        </w:numPr>
+        <w:rPr/>
+      </w:pPr>
+      <w:r>
+        <w:rPr/>
+        <w:t xml:space="preserve">Monitor organizational health metrics across all program areas</w:t>
+      </w:r>
+    </w:p>
+    <w:p>
+      <w:pPr>
+        <w:pStyle w:val="Normal"/>
+        <w:rPr/>
+      </w:pPr>
+      <w:r>
+        <w:rPr/>
+      </w:r>
+    </w:p>
+    <w:p>
+      <w:pPr>
+        <w:pStyle w:val="Normal"/>
+        <w:rPr/>
+      </w:pPr>
+      <w:r>
+        <w:rPr>
+          <w:b/>
+        </w:rPr>
+        <w:t>Information Needed:</w:t>
+      </w:r>
+    </w:p>
+    <w:p>
+      <w:pPr>
+        <w:pStyle w:val="ListParagraph"/>
+        <w:numPr>
+          <w:ilvl w:val="0"/>
+          <w:numId w:val="1"/>
+        </w:numPr>
+        <w:rPr/>
+      </w:pPr>
+      <w:r>
+        <w:rPr/>
+        <w:t xml:space="preserve">Full read access to all CRM records and reports across all program areas</w:t>
+      </w:r>
+    </w:p>
+    <w:p>
+      <w:pPr>
+        <w:pStyle w:val="ListParagraph"/>
+        <w:numPr>
+          <w:ilvl w:val="0"/>
+          <w:numId w:val="1"/>
+        </w:numPr>
+        <w:rPr/>
+      </w:pPr>
+      <w:r>
+        <w:rPr/>
+        <w:t xml:space="preserve">Organizational dashboards — mentor, client, engagement, partner, donor, and event analytics</w:t>
+      </w:r>
+    </w:p>
+    <w:p>
+      <w:pPr>
+        <w:pStyle w:val="ListParagraph"/>
+        <w:numPr>
+          <w:ilvl w:val="0"/>
+          <w:numId w:val="1"/>
+        </w:numPr>
+        <w:rPr/>
+      </w:pPr>
+      <w:r>
+        <w:rPr/>
+        <w:t xml:space="preserve">Board-level impact and outcome reports</w:t>
+      </w:r>
+    </w:p>
+    <w:p>
+      <w:pPr>
+        <w:pStyle w:val="ListParagraph"/>
+        <w:numPr>
+          <w:ilvl w:val="0"/>
+          <w:numId w:val="1"/>
+        </w:numPr>
+        <w:rPr/>
+      </w:pPr>
+      <w:r>
+        <w:rPr/>
+        <w:t xml:space="preserve">Financial and fundraising summaries</w:t>
       </w:r>
     </w:p>
     <w:p>
